--- a/paper/manuscript.docx
+++ b/paper/manuscript.docx
@@ -31,6 +31,14 @@
     <w:p>
       <w:pPr>
         <w:pStyle w:val="FirstParagraph"/>
+      </w:pPr>
+      <w:r>
+        <w:t xml:space="preserve">Clash detection reports thousands of interferences in building information models but cannot tell which ones matter structurally. This paper presents a digital twin-enabled framework that extracts structural and MEP elements through the Revit API with Python, detects clashes on exact meshes, builds a gravity load-path graph that conserves load exactly, and grades each clash by combining a code-informed local capacity-loss index with the load that depends on the member. Revit change events update the analysis incrementally, and results are written back. On two federated models, detection agreed with Revit’s solid-intersection filter (F1 0.994 and 0.978). Geometry-only triage prioritised 49 % of 1,025 hard clashes; the proposed method prioritised 2.6 %, including flange and chord cuts that geometry rated minor. A held-out building exposed, and led to correcting, structural-system assumptions. Incremental updates took 37–62 ms for MEP and 2.5–5.6 s for structural changes, identical to full recomputation.</w:t>
+      </w:r>
+    </w:p>
+    <w:p>
+      <w:pPr>
+        <w:pStyle w:val="BodyText"/>
       </w:pPr>
       <w:r>
         <w:rPr>
@@ -513,7 +521,7 @@
         </w:numPr>
       </w:pPr>
       <w:r>
-        <w:t xml:space="preserve">An open, reproducible evaluation on two federated Revit models: detection accuracy against Revit’s own solid-intersection filter, load-path equilibrium, comparison with geometry-only and category-based triage, a one-at-a-time sensitivity analysis, and twin latency.</w:t>
+        <w:t xml:space="preserve">An open, reproducible evaluation on two federated Revit models of different structural systems: detection accuracy against Revit’s own solid-intersection filter, load-path equilibrium, comparison with geometry-only and category-based triage, a one-at-a-time sensitivity analysis and twin latency. It also includes a held-out test that exposed, and led to correcting, two rules that silently assumed a particular structural system.</w:t>
       </w:r>
     </w:p>
     <w:p>
@@ -1695,7 +1703,7 @@
           <wp:inline>
             <wp:extent cx="5753100" cy="2806390"/>
             <wp:effectExtent b="0" l="0" r="0" t="0"/>
-            <wp:docPr descr="Architecture of the digital twin-enabled framework. Revit-side components (left) run inside Revit through pyRevit; the analysis service (right) runs in CPython. The loop is closed by the document-changed hook (Revit → twin) and the write-back command (twin → Revit)." title="" id="20" name="Picture"/>
+            <wp:docPr descr="Fig. 1. Architecture of the digital twin-enabled framework. Revit-side components (left) run inside Revit through pyRevit; the analysis service (right) runs in CPython. The loop is closed by the document-changed hook (Revit → twin) and the write-back command (twin → Revit)." title="" id="20" name="Picture"/>
             <a:graphic>
               <a:graphicData uri="http://schemas.openxmlformats.org/drawingml/2006/picture">
                 <pic:pic>
@@ -1738,7 +1746,7 @@
         <w:pStyle w:val="ImageCaption"/>
       </w:pPr>
       <w:r>
-        <w:t xml:space="preserve">Architecture of the digital twin-enabled framework. Revit-side components (left) run inside Revit through pyRevit; the analysis service (right) runs in CPython. The loop is closed by the document-changed hook (Revit → twin) and the write-back command (twin → Revit).</w:t>
+        <w:t xml:space="preserve">Fig. 1. Architecture of the digital twin-enabled framework. Revit-side components (left) run inside Revit through pyRevit; the analysis service (right) runs in CPython. The loop is closed by the document-changed hook (Revit → twin) and the write-back command (twin → Revit).</w:t>
       </w:r>
     </w:p>
     <w:bookmarkEnd w:id="22"/>
@@ -2309,7 +2317,7 @@
         <w:t xml:space="preserve">containment</w:t>
       </w:r>
       <w:r>
-        <w:t xml:space="preserve">, for example an elbow embedded entirely within a slab, so when no surface crossing is found the framework also tests whether vertices of either mesh lie inside the other. Colliding or contained pairs are intersected with a robust mesh Boolean (Manifold), which gives the intersection volume</w:t>
+        <w:t xml:space="preserve">, for example an elbow embedded entirely within a slab, so when no surface crossing is found the framework also tests whether vertices of either mesh lie inside the other. This uses a deterministic ray-parity test along three fixed directions. Colliding or contained pairs are intersected with a robust mesh Boolean (Manifold), which gives the intersection volume</w:t>
       </w:r>
       <w:r>
         <w:t xml:space="preserve"> </w:t>
@@ -2323,7 +2331,7 @@
         <w:t xml:space="preserve"> </w:t>
       </w:r>
       <w:r>
-        <w:t xml:space="preserve">and the intersection solid. If either mesh is not watertight, a 14³ point-sampling estimate within the overlap of the two boxes is used instead. A pair is a</w:t>
+        <w:t xml:space="preserve">and the intersection solid. Families built from several solids, such as the bars of an open-web joist, are intersected component by component. Components that are not closed, typically parts of detailed equipment families, are represented by their convex hulls, a deterministic and slightly conservative stand-in. A point-sampling estimate is used only if the Boolean fails. A pair is a</w:t>
       </w:r>
       <w:r>
         <w:t xml:space="preserve"> </w:t>
@@ -2946,7 +2954,7 @@
         <w:t xml:space="preserve"> </w:t>
       </w:r>
       <w:r>
-        <w:t xml:space="preserve">Each contact is oriented, or discarded, by engineering rules (Table 1). They encode the gravity hierarchy slab → beam → girder → column/wall → foundation → ground, together with transfer conditions. A vertical member whose base sits within a beam’s span bears on that beam, whereas a beam whose</w:t>
+        <w:t xml:space="preserve">Each contact is oriented, or discarded, by engineering rules (Table 1). They encode the gravity hierarchy slab → beam → girder → column/wall → foundation → ground, together with transfer conditions. Between a beam and a column or wall, the decisive question is whether the vertical member</w:t>
       </w:r>
       <w:r>
         <w:t xml:space="preserve"> </w:t>
@@ -2956,13 +2964,13 @@
           <w:i/>
           <w:iCs/>
         </w:rPr>
-        <w:t xml:space="preserve">end</w:t>
-      </w:r>
-      <w:r>
-        <w:t xml:space="preserve"> </w:t>
-      </w:r>
-      <w:r>
-        <w:t xml:space="preserve">reaches a column bears on the column. Columns and walls separated only by a slab are connected directly (stacking), so that a column’s load is not routed through the floor plate. Foundations, and members with no support whose base lies at or below the foundation level, are connected to</w:t>
+        <w:t xml:space="preserve">continues below</w:t>
+      </w:r>
+      <w:r>
+        <w:t xml:space="preserve"> </w:t>
+      </w:r>
+      <w:r>
+        <w:t xml:space="preserve">the beam: if it does, the beam frames into it; if it starts within or above the beam’s depth and rises above it, it stands on the beam (transfer). This formulation is insensitive to timber joinery, where tenons sink into sill beams. Braces belong to the lateral system; in the gravity graph they hang on the members they connect and never act as supports. Columns and walls separated only by a slab are connected directly (stacking), so that a column’s load is not routed through the floor plate. Foundations, and members with no support whose base lies at or below the foundation level, are connected to</w:t>
       </w:r>
       <w:r>
         <w:t xml:space="preserve"> </w:t>
@@ -3015,7 +3023,7 @@
         <w:pStyle w:val="TableCaption"/>
       </w:pPr>
       <w:r>
-        <w:t xml:space="preserve">Orientation rules for a contact between members</w:t>
+        <w:t xml:space="preserve">Table 1. Orientation rules for a contact between members</w:t>
       </w:r>
       <w:r>
         <w:t xml:space="preserve"> </w:t>
@@ -3130,7 +3138,7 @@
         <w:tblW w:type="pct" w:w="5000"/>
         <w:tblLayout w:type="fixed"/>
         <w:tblLook w:firstRow="1" w:lastRow="0" w:firstColumn="0" w:lastColumn="0" w:noHBand="0" w:noVBand="0" w:val="0020"/>
-        <w:tblCaption w:val="Orientation rules for a contact between members a and b (z^{\mathrm{bot}}, z^{\mathrm{top}}: bottom and top elevations; t: contact tolerance)."/>
+        <w:tblCaption w:val="Table 1. Orientation rules for a contact between members a and b (z^{\mathrm{bot}}, z^{\mathrm{top}}: bottom and top elevations; t: contact tolerance)."/>
         <w:tblBorders>
           <w:top w:val="single" w:sz="4" w:color="808080"/>
           <w:bottom w:val="single" w:sz="4" w:color="808080"/>
@@ -3367,7 +3375,199 @@
               <w:rPr>
                 <w:sz w:val="20"/>
               </w:rPr>
-              <w:t xml:space="preserve">beam → column/wall if a beam end lies within the member’s half-width</w:t>
+              <w:t xml:space="preserve">beam → column/wall if the vertical member continues below the beam (</w:t>
+            </w:r>
+            <m:oMath>
+              <m:sSubSup>
+                <m:e>
+                  <m:r>
+                    <m:t>z</m:t>
+                  </m:r>
+                </m:e>
+                <m:sub>
+                  <m:r>
+                    <m:t>v</m:t>
+                  </m:r>
+                </m:sub>
+                <m:sup>
+                  <m:r>
+                    <m:rPr>
+                      <m:sty m:val="p"/>
+                    </m:rPr>
+                    <m:t>b</m:t>
+                  </m:r>
+                  <m:r>
+                    <m:rPr>
+                      <m:sty m:val="p"/>
+                    </m:rPr>
+                    <m:t>o</m:t>
+                  </m:r>
+                  <m:r>
+                    <m:rPr>
+                      <m:sty m:val="p"/>
+                    </m:rPr>
+                    <m:t>t</m:t>
+                  </m:r>
+                </m:sup>
+              </m:sSubSup>
+              <m:r>
+                <m:rPr>
+                  <m:sty m:val="p"/>
+                </m:rPr>
+                <m:t>&lt;</m:t>
+              </m:r>
+              <m:sSubSup>
+                <m:e>
+                  <m:r>
+                    <m:t>z</m:t>
+                  </m:r>
+                </m:e>
+                <m:sub>
+                  <m:r>
+                    <m:t>b</m:t>
+                  </m:r>
+                  <m:r>
+                    <m:t>e</m:t>
+                  </m:r>
+                  <m:r>
+                    <m:t>a</m:t>
+                  </m:r>
+                  <m:r>
+                    <m:t>m</m:t>
+                  </m:r>
+                </m:sub>
+                <m:sup>
+                  <m:r>
+                    <m:rPr>
+                      <m:sty m:val="p"/>
+                    </m:rPr>
+                    <m:t>b</m:t>
+                  </m:r>
+                  <m:r>
+                    <m:rPr>
+                      <m:sty m:val="p"/>
+                    </m:rPr>
+                    <m:t>o</m:t>
+                  </m:r>
+                  <m:r>
+                    <m:rPr>
+                      <m:sty m:val="p"/>
+                    </m:rPr>
+                    <m:t>t</m:t>
+                  </m:r>
+                </m:sup>
+              </m:sSubSup>
+              <m:r>
+                <m:rPr>
+                  <m:sty m:val="p"/>
+                </m:rPr>
+                <m:t>−</m:t>
+              </m:r>
+              <m:r>
+                <m:t>t</m:t>
+              </m:r>
+            </m:oMath>
+            <w:r>
+              <w:rPr>
+                <w:sz w:val="20"/>
+              </w:rPr>
+              <w:t xml:space="preserve">); column/wall → beam (transfer) if it starts within or above the beam’s depth and rises above it (</w:t>
+            </w:r>
+            <m:oMath>
+              <m:sSubSup>
+                <m:e>
+                  <m:r>
+                    <m:t>z</m:t>
+                  </m:r>
+                </m:e>
+                <m:sub>
+                  <m:r>
+                    <m:t>v</m:t>
+                  </m:r>
+                </m:sub>
+                <m:sup>
+                  <m:r>
+                    <m:rPr>
+                      <m:sty m:val="p"/>
+                    </m:rPr>
+                    <m:t>t</m:t>
+                  </m:r>
+                  <m:r>
+                    <m:rPr>
+                      <m:sty m:val="p"/>
+                    </m:rPr>
+                    <m:t>o</m:t>
+                  </m:r>
+                  <m:r>
+                    <m:rPr>
+                      <m:sty m:val="p"/>
+                    </m:rPr>
+                    <m:t>p</m:t>
+                  </m:r>
+                </m:sup>
+              </m:sSubSup>
+              <m:r>
+                <m:rPr>
+                  <m:sty m:val="p"/>
+                </m:rPr>
+                <m:t>&gt;</m:t>
+              </m:r>
+              <m:sSubSup>
+                <m:e>
+                  <m:r>
+                    <m:t>z</m:t>
+                  </m:r>
+                </m:e>
+                <m:sub>
+                  <m:r>
+                    <m:t>b</m:t>
+                  </m:r>
+                  <m:r>
+                    <m:t>e</m:t>
+                  </m:r>
+                  <m:r>
+                    <m:t>a</m:t>
+                  </m:r>
+                  <m:r>
+                    <m:t>m</m:t>
+                  </m:r>
+                </m:sub>
+                <m:sup>
+                  <m:r>
+                    <m:rPr>
+                      <m:sty m:val="p"/>
+                    </m:rPr>
+                    <m:t>t</m:t>
+                  </m:r>
+                  <m:r>
+                    <m:rPr>
+                      <m:sty m:val="p"/>
+                    </m:rPr>
+                    <m:t>o</m:t>
+                  </m:r>
+                  <m:r>
+                    <m:rPr>
+                      <m:sty m:val="p"/>
+                    </m:rPr>
+                    <m:t>p</m:t>
+                  </m:r>
+                </m:sup>
+              </m:sSubSup>
+              <m:r>
+                <m:rPr>
+                  <m:sty m:val="p"/>
+                </m:rPr>
+                <m:t>+</m:t>
+              </m:r>
+              <m:r>
+                <m:t>t</m:t>
+              </m:r>
+            </m:oMath>
+            <w:r>
+              <w:rPr>
+                <w:sz w:val="20"/>
+              </w:rPr>
+              <w:t xml:space="preserve">); a stub within the beam depth: beam → member if a beam end lies within its half-width</w:t>
             </w:r>
             <w:r>
               <w:rPr>
@@ -3405,7 +3605,39 @@
               <w:rPr>
                 <w:sz w:val="20"/>
               </w:rPr>
-              <w:t xml:space="preserve">m; column/wall → beam (transfer) if its base is at or above the beam top</w:t>
+              <w:t xml:space="preserve">m</w:t>
+            </w:r>
+          </w:p>
+        </w:tc>
+      </w:tr>
+      <w:tr>
+        <w:tc>
+          <w:tcPr/>
+          <w:p>
+            <w:pPr>
+              <w:pStyle w:val="Compact"/>
+              <w:spacing w:line="240" w:lineRule="auto"/>
+            </w:pPr>
+            <w:r>
+              <w:rPr>
+                <w:sz w:val="20"/>
+              </w:rPr>
+              <w:t xml:space="preserve">brace – any</w:t>
+            </w:r>
+          </w:p>
+        </w:tc>
+        <w:tc>
+          <w:tcPr/>
+          <w:p>
+            <w:pPr>
+              <w:pStyle w:val="Compact"/>
+              <w:spacing w:line="240" w:lineRule="auto"/>
+            </w:pPr>
+            <w:r>
+              <w:rPr>
+                <w:sz w:val="20"/>
+              </w:rPr>
+              <w:t xml:space="preserve">brace → member (braces never support); brace – brace: no gravity relation</w:t>
             </w:r>
           </w:p>
         </w:tc>
@@ -4778,7 +5010,20 @@
         <w:t xml:space="preserve"> </w:t>
       </w:r>
       <w:r>
-        <w:t xml:space="preserve">is the median load carried by a beam, i.e. a typical bay,</w:t>
+        <w:t xml:space="preserve">is the median load that a member receives</w:t>
+      </w:r>
+      <w:r>
+        <w:t xml:space="preserve"> </w:t>
+      </w:r>
+      <w:r>
+        <w:rPr>
+          <w:i/>
+          <w:iCs/>
+        </w:rPr>
+        <w:t xml:space="preserve">directly from a slab it supports</w:t>
+      </w:r>
+      <w:r>
+        <w:t xml:space="preserve">, i.e. a typical floor bay whether the slab bears on joists, beams, walls or columns;</w:t>
       </w:r>
       <w:r>
         <w:t xml:space="preserve"> </w:t>
@@ -4804,7 +5049,7 @@
         <w:t xml:space="preserve"> </w:t>
       </w:r>
       <w:r>
-        <w:t xml:space="preserve">is the largest load carried by any non-slab member, and</w:t>
+        <w:t xml:space="preserve">is the largest load carried by any non-slab member; and</w:t>
       </w:r>
       <w:r>
         <w:t xml:space="preserve"> </w:t>
@@ -7110,7 +7355,7 @@
         <w:pStyle w:val="TableCaption"/>
       </w:pPr>
       <w:r>
-        <w:t xml:space="preserve">Severity matrix (impact level × consequence level).</w:t>
+        <w:t xml:space="preserve">Table 2. Severity matrix (impact level × consequence level).</w:t>
       </w:r>
     </w:p>
     <w:tbl>
@@ -7118,7 +7363,7 @@
         <w:tblStyle w:val="Table"/>
         <w:tblW w:type="auto" w:w="0"/>
         <w:tblLook w:firstRow="1" w:lastRow="0" w:firstColumn="0" w:lastColumn="0" w:noHBand="0" w:noVBand="0" w:val="0020"/>
-        <w:tblCaption w:val="Severity matrix (impact level × consequence level)."/>
+        <w:tblCaption w:val="Table 2. Severity matrix (impact level × consequence level)."/>
         <w:tblBorders>
           <w:top w:val="single" w:sz="4" w:color="808080"/>
           <w:bottom w:val="single" w:sz="4" w:color="808080"/>
@@ -7774,7 +8019,7 @@
         <w:t xml:space="preserve"> </w:t>
       </w:r>
       <w:r>
-        <w:t xml:space="preserve">asset is discussed in Section 6.3.</w:t>
+        <w:t xml:space="preserve">asset is discussed in Section 6.2.</w:t>
       </w:r>
     </w:p>
     <w:p>
@@ -8069,9 +8314,283 @@
         <w:t xml:space="preserve">consists of an architectural-and-structural model and a building-services model. The structural model of each building was opened as host with its MEP models as links, so all elements were extracted in one coordinate system. Both models were opened detached and read-only, and no element was modified except in the scripted twin scenarios, which were never saved.</w:t>
       </w:r>
     </w:p>
-    <w:p>
-      <w:pPr>
-        <w:pStyle w:val="BodyText"/>
+    <w:bookmarkStart w:id="33" w:name="_d57d71d8ac30036dde48f3a004516f3b597f61b"/>
+    <w:p>
+      <w:pPr>
+        <w:pStyle w:val="TableCaption"/>
+      </w:pPr>
+      <w:r>
+        <w:t xml:space="preserve">Table 3. Case-study models (Revit 2027 sample files). Structural members are taken from the host (structural) model; MEP elements from the host and its links.</w:t>
+      </w:r>
+    </w:p>
+    <w:tbl>
+      <w:tblPr>
+        <w:tblStyle w:val="Table"/>
+        <w:tblW w:type="pct" w:w="5000"/>
+        <w:tblLayout w:type="fixed"/>
+        <w:tblLook w:firstRow="1" w:lastRow="0" w:firstColumn="0" w:lastColumn="0" w:noHBand="0" w:noVBand="0" w:val="0020"/>
+        <w:tblCaption w:val="Table 3. Case-study models (Revit 2027 sample files). Structural members are taken from the host (structural) model; MEP elements from the host and its links."/>
+        <w:tblBorders>
+          <w:top w:val="single" w:sz="4" w:color="808080"/>
+          <w:bottom w:val="single" w:sz="4" w:color="808080"/>
+          <w:insideH w:val="single" w:sz="4" w:color="808080"/>
+          <w:left w:val="nil" w:sz="4" w:color="808080"/>
+          <w:right w:val="nil" w:sz="4" w:color="808080"/>
+          <w:insideV w:val="nil" w:sz="4" w:color="808080"/>
+        </w:tblBorders>
+      </w:tblPr>
+      <w:tblGrid>
+        <w:gridCol w:w="1320"/>
+        <w:gridCol w:w="660"/>
+        <w:gridCol w:w="1697"/>
+        <w:gridCol w:w="660"/>
+        <w:gridCol w:w="3582"/>
+      </w:tblGrid>
+      <w:tr>
+        <w:trPr>
+          <w:tblHeader w:val="on"/>
+        </w:trPr>
+        <w:tc>
+          <w:tcPr/>
+          <w:p>
+            <w:pPr>
+              <w:pStyle w:val="Compact"/>
+              <w:spacing w:line="240" w:lineRule="auto"/>
+            </w:pPr>
+            <w:r>
+              <w:rPr>
+                <w:sz w:val="20"/>
+              </w:rPr>
+              <w:t xml:space="preserve">Model</w:t>
+            </w:r>
+          </w:p>
+        </w:tc>
+        <w:tc>
+          <w:tcPr/>
+          <w:p>
+            <w:pPr>
+              <w:pStyle w:val="Compact"/>
+              <w:spacing w:line="240" w:lineRule="auto"/>
+              <w:jc w:val="right"/>
+            </w:pPr>
+            <w:r>
+              <w:rPr>
+                <w:sz w:val="20"/>
+              </w:rPr>
+              <w:t xml:space="preserve">Structural members</w:t>
+            </w:r>
+          </w:p>
+        </w:tc>
+        <w:tc>
+          <w:tcPr/>
+          <w:p>
+            <w:pPr>
+              <w:pStyle w:val="Compact"/>
+              <w:spacing w:line="240" w:lineRule="auto"/>
+            </w:pPr>
+            <w:r>
+              <w:rPr>
+                <w:sz w:val="20"/>
+              </w:rPr>
+              <w:t xml:space="preserve">Beams / braces / columns / walls / slabs / foundations</w:t>
+            </w:r>
+          </w:p>
+        </w:tc>
+        <w:tc>
+          <w:tcPr/>
+          <w:p>
+            <w:pPr>
+              <w:pStyle w:val="Compact"/>
+              <w:spacing w:line="240" w:lineRule="auto"/>
+              <w:jc w:val="right"/>
+            </w:pPr>
+            <w:r>
+              <w:rPr>
+                <w:sz w:val="20"/>
+              </w:rPr>
+              <w:t xml:space="preserve">MEP elements</w:t>
+            </w:r>
+          </w:p>
+        </w:tc>
+        <w:tc>
+          <w:tcPr/>
+          <w:p>
+            <w:pPr>
+              <w:pStyle w:val="Compact"/>
+              <w:spacing w:line="240" w:lineRule="auto"/>
+            </w:pPr>
+            <w:r>
+              <w:rPr>
+                <w:sz w:val="20"/>
+              </w:rPr>
+              <w:t xml:space="preserve">MEP by source model</w:t>
+            </w:r>
+          </w:p>
+        </w:tc>
+      </w:tr>
+      <w:tr>
+        <w:tc>
+          <w:tcPr/>
+          <w:p>
+            <w:pPr>
+              <w:pStyle w:val="Compact"/>
+              <w:spacing w:line="240" w:lineRule="auto"/>
+            </w:pPr>
+            <w:r>
+              <w:rPr>
+                <w:sz w:val="20"/>
+              </w:rPr>
+              <w:t xml:space="preserve">Snowdon Towers</w:t>
+            </w:r>
+          </w:p>
+        </w:tc>
+        <w:tc>
+          <w:tcPr/>
+          <w:p>
+            <w:pPr>
+              <w:pStyle w:val="Compact"/>
+              <w:spacing w:line="240" w:lineRule="auto"/>
+              <w:jc w:val="right"/>
+            </w:pPr>
+            <w:r>
+              <w:rPr>
+                <w:sz w:val="20"/>
+              </w:rPr>
+              <w:t xml:space="preserve">1,185</w:t>
+            </w:r>
+          </w:p>
+        </w:tc>
+        <w:tc>
+          <w:tcPr/>
+          <w:p>
+            <w:pPr>
+              <w:pStyle w:val="Compact"/>
+              <w:spacing w:line="240" w:lineRule="auto"/>
+            </w:pPr>
+            <w:r>
+              <w:rPr>
+                <w:sz w:val="20"/>
+              </w:rPr>
+              <w:t xml:space="preserve">959 / 0 / 54 / 58 / 24 / 90</w:t>
+            </w:r>
+          </w:p>
+        </w:tc>
+        <w:tc>
+          <w:tcPr/>
+          <w:p>
+            <w:pPr>
+              <w:pStyle w:val="Compact"/>
+              <w:spacing w:line="240" w:lineRule="auto"/>
+              <w:jc w:val="right"/>
+            </w:pPr>
+            <w:r>
+              <w:rPr>
+                <w:sz w:val="20"/>
+              </w:rPr>
+              <w:t xml:space="preserve">9,129</w:t>
+            </w:r>
+          </w:p>
+        </w:tc>
+        <w:tc>
+          <w:tcPr/>
+          <w:p>
+            <w:pPr>
+              <w:pStyle w:val="Compact"/>
+              <w:spacing w:line="240" w:lineRule="auto"/>
+            </w:pPr>
+            <w:r>
+              <w:rPr>
+                <w:sz w:val="20"/>
+              </w:rPr>
+              <w:t xml:space="preserve">Snowdon Towers Sample HVAC (2,118); Snowdon Towers Sample Electrical (852); Snowdon Towers Sample Plumbing (6,159)</w:t>
+            </w:r>
+          </w:p>
+        </w:tc>
+      </w:tr>
+      <w:tr>
+        <w:tc>
+          <w:tcPr/>
+          <w:p>
+            <w:pPr>
+              <w:pStyle w:val="Compact"/>
+              <w:spacing w:line="240" w:lineRule="auto"/>
+            </w:pPr>
+            <w:r>
+              <w:rPr>
+                <w:sz w:val="20"/>
+              </w:rPr>
+              <w:t xml:space="preserve">Golden Nugget</w:t>
+            </w:r>
+          </w:p>
+        </w:tc>
+        <w:tc>
+          <w:tcPr/>
+          <w:p>
+            <w:pPr>
+              <w:pStyle w:val="Compact"/>
+              <w:spacing w:line="240" w:lineRule="auto"/>
+              <w:jc w:val="right"/>
+            </w:pPr>
+            <w:r>
+              <w:rPr>
+                <w:sz w:val="20"/>
+              </w:rPr>
+              <w:t xml:space="preserve">637</w:t>
+            </w:r>
+          </w:p>
+        </w:tc>
+        <w:tc>
+          <w:tcPr/>
+          <w:p>
+            <w:pPr>
+              <w:pStyle w:val="Compact"/>
+              <w:spacing w:line="240" w:lineRule="auto"/>
+            </w:pPr>
+            <w:r>
+              <w:rPr>
+                <w:sz w:val="20"/>
+              </w:rPr>
+              <w:t xml:space="preserve">277 / 59 / 139 / 102 / 45 / 15</w:t>
+            </w:r>
+          </w:p>
+        </w:tc>
+        <w:tc>
+          <w:tcPr/>
+          <w:p>
+            <w:pPr>
+              <w:pStyle w:val="Compact"/>
+              <w:spacing w:line="240" w:lineRule="auto"/>
+              <w:jc w:val="right"/>
+            </w:pPr>
+            <w:r>
+              <w:rPr>
+                <w:sz w:val="20"/>
+              </w:rPr>
+              <w:t xml:space="preserve">5,297</w:t>
+            </w:r>
+          </w:p>
+        </w:tc>
+        <w:tc>
+          <w:tcPr/>
+          <w:p>
+            <w:pPr>
+              <w:pStyle w:val="Compact"/>
+              <w:spacing w:line="240" w:lineRule="auto"/>
+            </w:pPr>
+            <w:r>
+              <w:rPr>
+                <w:sz w:val="20"/>
+              </w:rPr>
+              <w:t xml:space="preserve">Architektur und Ingenieurbau (14); Gebaeudetechnik (5,283)</w:t>
+            </w:r>
+          </w:p>
+        </w:tc>
+      </w:tr>
+    </w:tbl>
+    <w:bookmarkEnd w:id="33"/>
+    <w:p>
+      <w:pPr>
+        <w:pStyle w:val="FirstParagraph"/>
       </w:pPr>
       <w:r>
         <w:t xml:space="preserve">Snowdon Towers served as the</w:t>
@@ -8090,7 +8609,7 @@
         <w:t xml:space="preserve"> </w:t>
       </w:r>
       <w:r>
-        <w:t xml:space="preserve">case: errors found while analysing it led to the corrections described in Section 5.2 (containment, connection set-backs, open-web members, component-wise Booleans). The method was then frozen and applied unchanged to Golden Nugget as a</w:t>
+        <w:t xml:space="preserve">case: errors found while analysing it led to the corrections described in Sections 5.1 and 5.2 (containment, connection set-backs, open-web members, component-wise Booleans). The method was then frozen and applied unchanged to Golden Nugget as a</w:t>
       </w:r>
       <w:r>
         <w:t xml:space="preserve"> </w:t>
@@ -8106,394 +8625,23 @@
         <w:t xml:space="preserve"> </w:t>
       </w:r>
       <w:r>
-        <w:t xml:space="preserve">case.</w:t>
-      </w:r>
-    </w:p>
-    <w:p>
-      <w:pPr>
-        <w:pStyle w:val="Heading2"/>
-      </w:pPr>
-      <w:bookmarkStart w:id="33" w:name="_5f020aa0c6197c84931fcdc6869c02457456c12"/>
-      <w:r>
-        <w:rPr>
-          <w:rStyle w:val="SectionNumber"/>
-        </w:rPr>
-        <w:t xml:space="preserve">4.3</w:t>
-      </w:r>
-      <w:r>
-        <w:tab/>
-      </w:r>
-      <w:r>
-        <w:t xml:space="preserve">Evaluation design</w:t>
-      </w:r>
-      <w:bookmarkEnd w:id="33"/>
-    </w:p>
-    <w:p>
-      <w:pPr>
-        <w:pStyle w:val="Compact"/>
-        <w:numPr>
-          <w:ilvl w:val="0"/>
-          <w:numId w:val="1004"/>
-        </w:numPr>
-      </w:pPr>
+        <w:t xml:space="preserve">case. The held-out run exposed assumptions that did not generalise and one reproducibility defect. The following were therefore revised and re-applied to</w:t>
+      </w:r>
+      <w:r>
+        <w:t xml:space="preserve"> </w:t>
+      </w:r>
       <w:r>
         <w:rPr>
           <w:b/>
           <w:bCs/>
         </w:rPr>
-        <w:t xml:space="preserve">RQ1, detection.</w:t>
-      </w:r>
-      <w:r>
-        <w:t xml:space="preserve"> </w:t>
-      </w:r>
-      <w:r>
-        <w:t xml:space="preserve">Pairs classified as physical clashes (hard or touch) were compared with the pairs returned by Revit’s</w:t>
-      </w:r>
-      <w:r>
-        <w:t xml:space="preserve"> </w:t>
-      </w:r>
-      <w:r>
-        <w:rPr>
-          <w:rStyle w:val="VerbatimChar"/>
-        </w:rPr>
-        <w:t xml:space="preserve">ElementIntersectsSolidFilter</w:t>
-      </w:r>
-      <w:r>
-        <w:t xml:space="preserve"> </w:t>
-      </w:r>
-      <w:r>
-        <w:t xml:space="preserve">for the same elements, giving true positives, false positives and false negatives. Every disagreement was inspected. Broad-phase scalability was measured by tiling a model</w:t>
-      </w:r>
-      <w:r>
-        <w:t xml:space="preserve"> </w:t>
-      </w:r>
-      <m:oMath>
-        <m:r>
-          <m:t>k</m:t>
-        </m:r>
-        <m:r>
-          <m:rPr>
-            <m:sty m:val="p"/>
-          </m:rPr>
-          <m:t>=</m:t>
-        </m:r>
-        <m:r>
-          <m:t>1</m:t>
-        </m:r>
-        <m:r>
-          <m:rPr>
-            <m:sty m:val="p"/>
-          </m:rPr>
-          <m:t>,</m:t>
-        </m:r>
-        <m:r>
-          <m:t>2</m:t>
-        </m:r>
-        <m:r>
-          <m:rPr>
-            <m:sty m:val="p"/>
-          </m:rPr>
-          <m:t>,</m:t>
-        </m:r>
-        <m:r>
-          <m:t>4</m:t>
-        </m:r>
-        <m:r>
-          <m:rPr>
-            <m:sty m:val="p"/>
-          </m:rPr>
-          <m:t>,</m:t>
-        </m:r>
-        <m:r>
-          <m:t>8</m:t>
-        </m:r>
-      </m:oMath>
-      <w:r>
-        <w:t xml:space="preserve"> </w:t>
-      </w:r>
-      <w:r>
-        <w:t xml:space="preserve">times and timing the brute-force and R-tree broad phases, whose candidate sets were asserted to be identical.</w:t>
-      </w:r>
-    </w:p>
-    <w:p>
-      <w:pPr>
-        <w:pStyle w:val="Compact"/>
-        <w:numPr>
-          <w:ilvl w:val="0"/>
-          <w:numId w:val="1004"/>
-        </w:numPr>
-      </w:pPr>
-      <w:r>
-        <w:rPr>
-          <w:b/>
-          <w:bCs/>
-        </w:rPr>
-        <w:t xml:space="preserve">RQ2, load path.</w:t>
-      </w:r>
-      <w:r>
-        <w:t xml:space="preserve"> </w:t>
-      </w:r>
-      <w:r>
-        <w:t xml:space="preserve">Global equilibrium (load entering the ground versus the total load of supported members), the number of unsupported members and their causes, and the distribution of carried loads by member type were examined.</w:t>
-      </w:r>
-    </w:p>
-    <w:p>
-      <w:pPr>
-        <w:pStyle w:val="Compact"/>
-        <w:numPr>
-          <w:ilvl w:val="0"/>
-          <w:numId w:val="1004"/>
-        </w:numPr>
-      </w:pPr>
-      <w:r>
-        <w:rPr>
-          <w:b/>
-          <w:bCs/>
-        </w:rPr>
-        <w:t xml:space="preserve">RQ3, severity.</w:t>
-      </w:r>
-      <w:r>
-        <w:t xml:space="preserve"> </w:t>
-      </w:r>
-      <w:r>
-        <w:t xml:space="preserve">The proposed classification was compared with three alternatives: (i)</w:t>
-      </w:r>
-      <w:r>
-        <w:t xml:space="preserve"> </w:t>
-      </w:r>
-      <w:r>
-        <w:rPr>
-          <w:i/>
-          <w:iCs/>
-        </w:rPr>
-        <w:t xml:space="preserve">local impact only</w:t>
-      </w:r>
-      <w:r>
-        <w:t xml:space="preserve">, the same</w:t>
-      </w:r>
-      <w:r>
-        <w:t xml:space="preserve"> </w:t>
-      </w:r>
-      <m:oMath>
-        <m:r>
-          <m:t>η</m:t>
-        </m:r>
-      </m:oMath>
-      <w:r>
-        <w:t xml:space="preserve"> </w:t>
-      </w:r>
-      <w:r>
-        <w:t xml:space="preserve">with every member assigned the middle consequence level (an ablation of the load path); (ii)</w:t>
-      </w:r>
-      <w:r>
-        <w:t xml:space="preserve"> </w:t>
-      </w:r>
-      <w:r>
-        <w:rPr>
-          <w:i/>
-          <w:iCs/>
-        </w:rPr>
-        <w:t xml:space="preserve">geometry only</w:t>
-      </w:r>
-      <w:r>
-        <w:t xml:space="preserve">, a class from the smallest clash extent with thresholds of 10, 50 and 150 mm, reflecting penetration-depth triage in common clash software; and (iii)</w:t>
-      </w:r>
-      <w:r>
-        <w:t xml:space="preserve"> </w:t>
-      </w:r>
-      <w:r>
-        <w:rPr>
-          <w:i/>
-          <w:iCs/>
-        </w:rPr>
-        <w:t xml:space="preserve">category rules</w:t>
-      </w:r>
-      <w:r>
-        <w:t xml:space="preserve">, a priority by member type (column &gt; beam, wall, foundation &gt; slab) raised by one level for MEP elements of 300 mm or more. A one-at-a-time sensitivity analysis varied the impact and consequence thresholds (×0.5 to ×2), α, β, the live and superimposed dead loads, and the contact and end tolerances. It reports the Jaccard overlap of the Critical+Major set, the quadratic-weighted Cohen’s κ of the four classes, and Kendall’s τ of the top-50 scores with respect to the reference configuration.</w:t>
-      </w:r>
-    </w:p>
-    <w:p>
-      <w:pPr>
-        <w:pStyle w:val="Compact"/>
-        <w:numPr>
-          <w:ilvl w:val="0"/>
-          <w:numId w:val="1004"/>
-        </w:numPr>
-      </w:pPr>
-      <w:r>
-        <w:rPr>
-          <w:b/>
-          <w:bCs/>
-        </w:rPr>
-        <w:t xml:space="preserve">RQ4, digital twin.</w:t>
-      </w:r>
-      <w:r>
-        <w:t xml:space="preserve"> </w:t>
-      </w:r>
-      <w:r>
-        <w:t xml:space="preserve">A seeded stream of 120 design changes (20 each of MEP move, resize, add and delete, and beam move and delete) was applied one at a time through the twin. After every 20 events, the incremental state was compared with a full recomputation of the same model state, and the full recomputation was timed.</w:t>
-      </w:r>
-    </w:p>
-    <w:p>
-      <w:pPr>
-        <w:pStyle w:val="Heading1"/>
-      </w:pPr>
-      <w:bookmarkStart w:id="34" w:name="_results"/>
-      <w:r>
-        <w:rPr>
-          <w:rStyle w:val="SectionNumber"/>
-        </w:rPr>
-        <w:t xml:space="preserve">5</w:t>
-      </w:r>
-      <w:r>
-        <w:tab/>
-      </w:r>
-      <w:r>
-        <w:t xml:space="preserve">Results</w:t>
-      </w:r>
-      <w:bookmarkEnd w:id="34"/>
-    </w:p>
-    <w:p>
-      <w:pPr>
-        <w:pStyle w:val="Heading2"/>
-      </w:pPr>
-      <w:bookmarkStart w:id="35" w:name="_ddeb4f6bce894989886e7f4deba8db20a5eb724"/>
-      <w:r>
-        <w:rPr>
-          <w:rStyle w:val="SectionNumber"/>
-        </w:rPr>
-        <w:t xml:space="preserve">5.1</w:t>
-      </w:r>
-      <w:r>
-        <w:tab/>
-      </w:r>
-      <w:r>
-        <w:t xml:space="preserve">Clash detection (RQ1)</w:t>
-      </w:r>
-      <w:bookmarkEnd w:id="35"/>
-    </w:p>
-    <w:p>
-      <w:pPr>
-        <w:pStyle w:val="FirstParagraph"/>
-      </w:pPr>
-      <w:r>
-        <w:t xml:space="preserve">In Snowdon Towers, the extractor exported 1,185 structural members (959 beams, 54 columns, 90 foundations, 58 structural walls and 24 slabs) and 9,129 MEP elements from three links (HVAC 2,118; electrical 852; plumbing 6,159). It found 687 hard clashes, 17 touches and 592 clearance clashes (Table 4). Of the hard clashes, 602 involved slabs (mostly pipes and conduits through floors), 43 beams, 37 walls and 5 foundations. Clearance clashes concentrated on beams (478), where ducts and pipes run just beneath the framing.</w:t>
-      </w:r>
-    </w:p>
-    <w:p>
-      <w:pPr>
-        <w:pStyle w:val="BodyText"/>
-      </w:pPr>
-      <w:r>
-        <w:t xml:space="preserve">Agreement with Revit’s own solid-intersection filter was high: 696 of Revit’s 697 pairs were also found (recall 0.999), and 8 of the 704 physical clashes were not in Revit’s set (precision 0.989). All 8 are zero-volume face contacts (touches), which Revit’s filter excludes by definition, and the single remaining miss is a pipe whose polygonal tessellation stops short of a slab face. Two errors found during development explain why exact geometry handling matters. First, mesh–mesh collision tests only surface triangles, so 59 MEP elements lying</w:t>
-      </w:r>
-      <w:r>
-        <w:t xml:space="preserve"> </w:t>
-      </w:r>
-      <w:r>
-        <w:rPr>
-          <w:i/>
-          <w:iCs/>
-        </w:rPr>
-        <w:t xml:space="preserve">entirely inside</w:t>
-      </w:r>
-      <w:r>
-        <w:t xml:space="preserve"> </w:t>
-      </w:r>
-      <w:r>
-        <w:t xml:space="preserve">slabs or walls (embedded elbows, pipes inside walls) were invisible to them, which initially lowered recall to 0.914. The containment test recovered them. Second, the open-web joists (482 members) are modelled as touching bar solids and are not watertight as single meshes. A sampling fallback underestimated their intersection volumes by up to a factor of 2.6 and was not reproducible run-to-run, whereas the component-wise exact Boolean is both exact and deterministic. After these corrections, 703 of the 704 physical clashes are measured by an exact Boolean.</w:t>
-      </w:r>
-    </w:p>
-    <w:p>
-      <w:pPr>
-        <w:pStyle w:val="BodyText"/>
-      </w:pPr>
-      <w:r>
-        <w:t xml:space="preserve">Run times are shown in Fig. 2. The R-tree reduced the 10.8 million structural–MEP pairs to 2,040 candidates in 0.09 s. When the model was tiled up to eight times (692 million pairs), the brute-force broad phase grew quadratically to 45 s, whereas the R-tree grew almost linearly to 0.84 s (Fig. 2a). The complete pipeline (detection, load-path graph and severity) took 21 s, against 544 s for Revit’s filter to produce its reference pairs for the same elements (Fig. 2b).</w:t>
-      </w:r>
-    </w:p>
-    <w:bookmarkStart w:id="39" w:name="_3b23a916554b579fd7a4d4043bdfad089c826c3"/>
-    <w:p>
-      <w:pPr>
-        <w:pStyle w:val="CaptionedFigure"/>
-      </w:pPr>
-      <w:r>
-        <w:drawing>
-          <wp:inline>
-            <wp:extent cx="5753100" cy="2671410"/>
-            <wp:effectExtent b="0" l="0" r="0" t="0"/>
-            <wp:docPr descr="Detection efficiency. (a) Broad-phase time against the number of structural–MEP element pairs when Snowdon Towers is tiled k = 1, 2, 4, 8 times; candidate sets are identical. (b) End-to-end time of the proposed pipeline and of Revit’s ElementIntersectsSolidFilter." title="" id="37" name="Picture"/>
-            <a:graphic>
-              <a:graphicData uri="http://schemas.openxmlformats.org/drawingml/2006/picture">
-                <pic:pic>
-                  <pic:nvPicPr>
-                    <pic:cNvPr descr="figures/fig2_detection.png" id="38" name="Picture"/>
-                    <pic:cNvPicPr>
-                      <a:picLocks noChangeArrowheads="1" noChangeAspect="1"/>
-                    </pic:cNvPicPr>
-                  </pic:nvPicPr>
-                  <pic:blipFill>
-                    <a:blip r:embed="rId36"/>
-                    <a:stretch>
-                      <a:fillRect/>
-                    </a:stretch>
-                  </pic:blipFill>
-                  <pic:spPr bwMode="auto">
-                    <a:xfrm>
-                      <a:off x="0" y="0"/>
-                      <a:ext cx="5753100" cy="2671410"/>
-                    </a:xfrm>
-                    <a:prstGeom prst="rect">
-                      <a:avLst/>
-                    </a:prstGeom>
-                    <a:noFill/>
-                    <a:ln w="9525">
-                      <a:noFill/>
-                      <a:headEnd/>
-                      <a:tailEnd/>
-                    </a:ln>
-                  </pic:spPr>
-                </pic:pic>
-              </a:graphicData>
-            </a:graphic>
-          </wp:inline>
-        </w:drawing>
-      </w:r>
-    </w:p>
-    <w:p>
-      <w:pPr>
-        <w:pStyle w:val="ImageCaption"/>
-      </w:pPr>
-      <w:r>
-        <w:t xml:space="preserve">Detection efficiency. (a) Broad-phase time against the number of structural–MEP element pairs when Snowdon Towers is tiled k = 1, 2, 4, 8 times; candidate sets are identical. (b) End-to-end time of the proposed pipeline and of Revit’s ElementIntersectsSolidFilter.</w:t>
-      </w:r>
-    </w:p>
-    <w:bookmarkEnd w:id="39"/>
-    <w:p>
-      <w:pPr>
-        <w:pStyle w:val="Heading2"/>
-      </w:pPr>
-      <w:bookmarkStart w:id="40" w:name="_cbd4f74c4243c21c43ac90e7536e4244a069427"/>
-      <w:r>
-        <w:rPr>
-          <w:rStyle w:val="SectionNumber"/>
-        </w:rPr>
-        <w:t xml:space="preserve">5.2</w:t>
-      </w:r>
-      <w:r>
-        <w:tab/>
-      </w:r>
-      <w:r>
-        <w:t xml:space="preserve">Load-path graph (RQ2)</w:t>
-      </w:r>
-      <w:bookmarkEnd w:id="40"/>
-    </w:p>
-    <w:p>
-      <w:pPr>
-        <w:pStyle w:val="FirstParagraph"/>
-      </w:pPr>
-      <w:r>
-        <w:t xml:space="preserve">The graph of Snowdon Towers has 1,185 member nodes and 3,432 support edges, from 4,816 contact pairs. Only one directed cycle had to be broken. Fig. 3a shows the graph and Fig. 3b the distribution of carried loads. Beams cluster around the reference load</w:t>
+        <w:t xml:space="preserve">both</w:t>
+      </w:r>
+      <w:r>
+        <w:t xml:space="preserve"> </w:t>
+      </w:r>
+      <w:r>
+        <w:t xml:space="preserve">models: (i) the reference bay load</w:t>
       </w:r>
       <w:r>
         <w:t xml:space="preserve"> </w:t>
@@ -8526,6 +8674,73 @@
             </m:r>
           </m:sub>
         </m:sSub>
+      </m:oMath>
+      <w:r>
+        <w:t xml:space="preserve">; (ii) the beam–column and brace orientation rules; (iii) the reinforcement-zone rule, now restricted to concrete; and (iv) the handling of open components (convex hulls and a deterministic inside test instead of random sampling). Section 5.6 reports the frozen and revised results side by side, and all other results use the revised method. In the development case, items (i) and (ii) changed the classification of three clashes and items (iii) and (iv) changed none.</w:t>
+      </w:r>
+    </w:p>
+    <w:p>
+      <w:pPr>
+        <w:pStyle w:val="Heading2"/>
+      </w:pPr>
+      <w:bookmarkStart w:id="34" w:name="_5f020aa0c6197c84931fcdc6869c02457456c12"/>
+      <w:r>
+        <w:rPr>
+          <w:rStyle w:val="SectionNumber"/>
+        </w:rPr>
+        <w:t xml:space="preserve">4.3</w:t>
+      </w:r>
+      <w:r>
+        <w:tab/>
+      </w:r>
+      <w:r>
+        <w:t xml:space="preserve">Evaluation design</w:t>
+      </w:r>
+      <w:bookmarkEnd w:id="34"/>
+    </w:p>
+    <w:p>
+      <w:pPr>
+        <w:pStyle w:val="Compact"/>
+        <w:numPr>
+          <w:ilvl w:val="0"/>
+          <w:numId w:val="1004"/>
+        </w:numPr>
+      </w:pPr>
+      <w:r>
+        <w:rPr>
+          <w:b/>
+          <w:bCs/>
+        </w:rPr>
+        <w:t xml:space="preserve">RQ1, detection.</w:t>
+      </w:r>
+      <w:r>
+        <w:t xml:space="preserve"> </w:t>
+      </w:r>
+      <w:r>
+        <w:t xml:space="preserve">Pairs classified as physical clashes (hard or touch) were compared with the pairs returned by Revit’s</w:t>
+      </w:r>
+      <w:r>
+        <w:t xml:space="preserve"> </w:t>
+      </w:r>
+      <w:r>
+        <w:rPr>
+          <w:rStyle w:val="VerbatimChar"/>
+        </w:rPr>
+        <w:t xml:space="preserve">ElementIntersectsSolidFilter</w:t>
+      </w:r>
+      <w:r>
+        <w:t xml:space="preserve"> </w:t>
+      </w:r>
+      <w:r>
+        <w:t xml:space="preserve">for the same elements, giving true positives, false positives and false negatives. Every disagreement was inspected. Broad-phase scalability was measured by tiling a model</w:t>
+      </w:r>
+      <w:r>
+        <w:t xml:space="preserve"> </w:t>
+      </w:r>
+      <m:oMath>
+        <m:r>
+          <m:t>k</m:t>
+        </m:r>
         <m:r>
           <m:rPr>
             <m:sty m:val="p"/>
@@ -8533,14 +8748,754 @@
           <m:t>=</m:t>
         </m:r>
         <m:r>
-          <m:t>54</m:t>
+          <m:t>1</m:t>
+        </m:r>
+        <m:r>
+          <m:rPr>
+            <m:sty m:val="p"/>
+          </m:rPr>
+          <m:t>,</m:t>
+        </m:r>
+        <m:r>
+          <m:t>2</m:t>
+        </m:r>
+        <m:r>
+          <m:rPr>
+            <m:sty m:val="p"/>
+          </m:rPr>
+          <m:t>,</m:t>
+        </m:r>
+        <m:r>
+          <m:t>4</m:t>
+        </m:r>
+        <m:r>
+          <m:rPr>
+            <m:sty m:val="p"/>
+          </m:rPr>
+          <m:t>,</m:t>
+        </m:r>
+        <m:r>
+          <m:t>8</m:t>
         </m:r>
       </m:oMath>
       <w:r>
         <w:t xml:space="preserve"> </w:t>
       </w:r>
       <w:r>
-        <w:t xml:space="preserve">kN, the median beam (most beams are joists), whereas walls, columns and foundations carry one to two orders of magnitude more, up to 14.7 MN. The total factored load of the supported structure, 114.2 MN, enters the ground exactly (ratio 1.0000), which confirms that propagation conserves load.</w:t>
+        <w:t xml:space="preserve">times and timing the brute-force and R-tree broad phases, whose candidate sets were asserted to be identical.</w:t>
+      </w:r>
+    </w:p>
+    <w:p>
+      <w:pPr>
+        <w:pStyle w:val="Compact"/>
+        <w:numPr>
+          <w:ilvl w:val="0"/>
+          <w:numId w:val="1004"/>
+        </w:numPr>
+      </w:pPr>
+      <w:r>
+        <w:rPr>
+          <w:b/>
+          <w:bCs/>
+        </w:rPr>
+        <w:t xml:space="preserve">RQ2, load path.</w:t>
+      </w:r>
+      <w:r>
+        <w:t xml:space="preserve"> </w:t>
+      </w:r>
+      <w:r>
+        <w:t xml:space="preserve">Global equilibrium (load entering the ground versus the total load of supported members), the number of unsupported members and their causes, and the distribution of carried loads by member type were examined.</w:t>
+      </w:r>
+    </w:p>
+    <w:p>
+      <w:pPr>
+        <w:pStyle w:val="Compact"/>
+        <w:numPr>
+          <w:ilvl w:val="0"/>
+          <w:numId w:val="1004"/>
+        </w:numPr>
+      </w:pPr>
+      <w:r>
+        <w:rPr>
+          <w:b/>
+          <w:bCs/>
+        </w:rPr>
+        <w:t xml:space="preserve">RQ3, severity.</w:t>
+      </w:r>
+      <w:r>
+        <w:t xml:space="preserve"> </w:t>
+      </w:r>
+      <w:r>
+        <w:t xml:space="preserve">The proposed classification was compared with three alternatives: (i)</w:t>
+      </w:r>
+      <w:r>
+        <w:t xml:space="preserve"> </w:t>
+      </w:r>
+      <w:r>
+        <w:rPr>
+          <w:i/>
+          <w:iCs/>
+        </w:rPr>
+        <w:t xml:space="preserve">local impact only</w:t>
+      </w:r>
+      <w:r>
+        <w:t xml:space="preserve">, the same</w:t>
+      </w:r>
+      <w:r>
+        <w:t xml:space="preserve"> </w:t>
+      </w:r>
+      <m:oMath>
+        <m:r>
+          <m:t>η</m:t>
+        </m:r>
+      </m:oMath>
+      <w:r>
+        <w:t xml:space="preserve"> </w:t>
+      </w:r>
+      <w:r>
+        <w:t xml:space="preserve">with every member assigned the middle consequence level (an ablation of the load path); (ii)</w:t>
+      </w:r>
+      <w:r>
+        <w:t xml:space="preserve"> </w:t>
+      </w:r>
+      <w:r>
+        <w:rPr>
+          <w:i/>
+          <w:iCs/>
+        </w:rPr>
+        <w:t xml:space="preserve">geometry only</w:t>
+      </w:r>
+      <w:r>
+        <w:t xml:space="preserve">, a class from the smallest clash extent with thresholds of 10, 50 and 150 mm, reflecting penetration-depth triage in common clash software; and (iii)</w:t>
+      </w:r>
+      <w:r>
+        <w:t xml:space="preserve"> </w:t>
+      </w:r>
+      <w:r>
+        <w:rPr>
+          <w:i/>
+          <w:iCs/>
+        </w:rPr>
+        <w:t xml:space="preserve">category rules</w:t>
+      </w:r>
+      <w:r>
+        <w:t xml:space="preserve">, a priority by member type (column &gt; beam, wall, foundation &gt; slab) raised by one level for MEP elements of 300 mm or more. A one-at-a-time sensitivity analysis varied the impact and consequence thresholds (×0.5 to ×2), α, β, the live and superimposed dead loads, and the contact and end tolerances. It reports the Jaccard overlap of the Critical+Major set, the quadratic-weighted Cohen’s κ of the four classes, and Kendall’s τ of the top-50 scores with respect to the reference configuration.</w:t>
+      </w:r>
+    </w:p>
+    <w:p>
+      <w:pPr>
+        <w:pStyle w:val="Compact"/>
+        <w:numPr>
+          <w:ilvl w:val="0"/>
+          <w:numId w:val="1004"/>
+        </w:numPr>
+      </w:pPr>
+      <w:r>
+        <w:rPr>
+          <w:b/>
+          <w:bCs/>
+        </w:rPr>
+        <w:t xml:space="preserve">RQ4, digital twin.</w:t>
+      </w:r>
+      <w:r>
+        <w:t xml:space="preserve"> </w:t>
+      </w:r>
+      <w:r>
+        <w:t xml:space="preserve">A seeded stream of 120 design changes (20 each of MEP move, resize, add and delete, and beam move and delete) was applied one at a time through the twin. After every 20 events, the incremental state was compared with a full recomputation of the same model state, and the full recomputation was timed.</w:t>
+      </w:r>
+    </w:p>
+    <w:p>
+      <w:pPr>
+        <w:pStyle w:val="Heading1"/>
+      </w:pPr>
+      <w:bookmarkStart w:id="35" w:name="_results"/>
+      <w:r>
+        <w:rPr>
+          <w:rStyle w:val="SectionNumber"/>
+        </w:rPr>
+        <w:t xml:space="preserve">5</w:t>
+      </w:r>
+      <w:r>
+        <w:tab/>
+      </w:r>
+      <w:r>
+        <w:t xml:space="preserve">Results</w:t>
+      </w:r>
+      <w:bookmarkEnd w:id="35"/>
+    </w:p>
+    <w:p>
+      <w:pPr>
+        <w:pStyle w:val="Heading2"/>
+      </w:pPr>
+      <w:bookmarkStart w:id="36" w:name="_ddeb4f6bce894989886e7f4deba8db20a5eb724"/>
+      <w:r>
+        <w:rPr>
+          <w:rStyle w:val="SectionNumber"/>
+        </w:rPr>
+        <w:t xml:space="preserve">5.1</w:t>
+      </w:r>
+      <w:r>
+        <w:tab/>
+      </w:r>
+      <w:r>
+        <w:t xml:space="preserve">Clash detection (RQ1)</w:t>
+      </w:r>
+      <w:bookmarkEnd w:id="36"/>
+    </w:p>
+    <w:p>
+      <w:pPr>
+        <w:pStyle w:val="FirstParagraph"/>
+      </w:pPr>
+      <w:r>
+        <w:t xml:space="preserve">In Snowdon Towers, the extractor exported 1,185 structural members (959 beams, 54 columns, 90 foundations, 58 structural walls and 24 slabs) and 9,129 MEP elements from three links (HVAC 2,118; electrical 852; plumbing 6,159). It found 687 hard clashes, 17 touches and 592 clearance clashes (Table 4). Of the hard clashes, 602 involved slabs (mostly pipes and conduits through floors), 43 beams, 37 walls and 5 foundations. Clearance clashes concentrated on beams (478), where ducts and pipes run just beneath the framing.</w:t>
+      </w:r>
+    </w:p>
+    <w:bookmarkStart w:id="37" w:name="_fc953255c3a869271e6665262b6e68bf71e1d4e"/>
+    <w:p>
+      <w:pPr>
+        <w:pStyle w:val="TableCaption"/>
+      </w:pPr>
+      <w:r>
+        <w:t xml:space="preserve">Table 4. Clash detection compared with Revit’s ElementIntersectsSolidFilter. Physical clashes = hard + touch; TP / FP / FN are pairs agreed / found only by the framework / found only by Revit.</w:t>
+      </w:r>
+    </w:p>
+    <w:tbl>
+      <w:tblPr>
+        <w:tblStyle w:val="Table"/>
+        <w:tblW w:type="auto" w:w="0"/>
+        <w:tblLook w:firstRow="1" w:lastRow="0" w:firstColumn="0" w:lastColumn="0" w:noHBand="0" w:noVBand="0" w:val="0020"/>
+        <w:tblCaption w:val="Table 4. Clash detection compared with Revit’s ElementIntersectsSolidFilter. Physical clashes = hard + touch; TP / FP / FN are pairs agreed / found only by the framework / found only by Revit."/>
+        <w:tblBorders>
+          <w:top w:val="single" w:sz="4" w:color="808080"/>
+          <w:bottom w:val="single" w:sz="4" w:color="808080"/>
+          <w:insideH w:val="single" w:sz="4" w:color="808080"/>
+          <w:left w:val="nil" w:sz="4" w:color="808080"/>
+          <w:right w:val="nil" w:sz="4" w:color="808080"/>
+          <w:insideV w:val="nil" w:sz="4" w:color="808080"/>
+        </w:tblBorders>
+      </w:tblPr>
+      <w:tblGrid>
+        <w:gridCol w:w="2640"/>
+        <w:gridCol w:w="2640"/>
+        <w:gridCol w:w="2640"/>
+      </w:tblGrid>
+      <w:tr>
+        <w:trPr>
+          <w:tblHeader w:val="on"/>
+        </w:trPr>
+        <w:tc>
+          <w:tcPr/>
+          <w:p>
+            <w:pPr>
+              <w:pStyle w:val="Compact"/>
+              <w:spacing w:line="240" w:lineRule="auto"/>
+            </w:pPr>
+            <w:r>
+              <w:rPr>
+                <w:sz w:val="20"/>
+              </w:rPr>
+              <w:t xml:space="preserve">Quantity</w:t>
+            </w:r>
+          </w:p>
+        </w:tc>
+        <w:tc>
+          <w:tcPr/>
+          <w:p>
+            <w:pPr>
+              <w:pStyle w:val="Compact"/>
+              <w:spacing w:line="240" w:lineRule="auto"/>
+              <w:jc w:val="right"/>
+            </w:pPr>
+            <w:r>
+              <w:rPr>
+                <w:sz w:val="20"/>
+              </w:rPr>
+              <w:t xml:space="preserve">Snowdon Towers</w:t>
+            </w:r>
+          </w:p>
+        </w:tc>
+        <w:tc>
+          <w:tcPr/>
+          <w:p>
+            <w:pPr>
+              <w:pStyle w:val="Compact"/>
+              <w:spacing w:line="240" w:lineRule="auto"/>
+              <w:jc w:val="right"/>
+            </w:pPr>
+            <w:r>
+              <w:rPr>
+                <w:sz w:val="20"/>
+              </w:rPr>
+              <w:t xml:space="preserve">Golden Nugget</w:t>
+            </w:r>
+          </w:p>
+        </w:tc>
+      </w:tr>
+      <w:tr>
+        <w:tc>
+          <w:tcPr/>
+          <w:p>
+            <w:pPr>
+              <w:pStyle w:val="Compact"/>
+              <w:spacing w:line="240" w:lineRule="auto"/>
+            </w:pPr>
+            <w:r>
+              <w:rPr>
+                <w:sz w:val="20"/>
+              </w:rPr>
+              <w:t xml:space="preserve">Candidate pairs (broad phase)</w:t>
+            </w:r>
+          </w:p>
+        </w:tc>
+        <w:tc>
+          <w:tcPr/>
+          <w:p>
+            <w:pPr>
+              <w:pStyle w:val="Compact"/>
+              <w:spacing w:line="240" w:lineRule="auto"/>
+              <w:jc w:val="right"/>
+            </w:pPr>
+            <w:r>
+              <w:rPr>
+                <w:sz w:val="20"/>
+              </w:rPr>
+              <w:t xml:space="preserve">2,040</w:t>
+            </w:r>
+          </w:p>
+        </w:tc>
+        <w:tc>
+          <w:tcPr/>
+          <w:p>
+            <w:pPr>
+              <w:pStyle w:val="Compact"/>
+              <w:spacing w:line="240" w:lineRule="auto"/>
+              <w:jc w:val="right"/>
+            </w:pPr>
+            <w:r>
+              <w:rPr>
+                <w:sz w:val="20"/>
+              </w:rPr>
+              <w:t xml:space="preserve">3,724</w:t>
+            </w:r>
+          </w:p>
+        </w:tc>
+      </w:tr>
+      <w:tr>
+        <w:tc>
+          <w:tcPr/>
+          <w:p>
+            <w:pPr>
+              <w:pStyle w:val="Compact"/>
+              <w:spacing w:line="240" w:lineRule="auto"/>
+            </w:pPr>
+            <w:r>
+              <w:rPr>
+                <w:sz w:val="20"/>
+              </w:rPr>
+              <w:t xml:space="preserve">Clashes: hard / touch / clearance</w:t>
+            </w:r>
+          </w:p>
+        </w:tc>
+        <w:tc>
+          <w:tcPr/>
+          <w:p>
+            <w:pPr>
+              <w:pStyle w:val="Compact"/>
+              <w:spacing w:line="240" w:lineRule="auto"/>
+              <w:jc w:val="right"/>
+            </w:pPr>
+            <w:r>
+              <w:rPr>
+                <w:sz w:val="20"/>
+              </w:rPr>
+              <w:t xml:space="preserve">687 / 17 / 592</w:t>
+            </w:r>
+          </w:p>
+        </w:tc>
+        <w:tc>
+          <w:tcPr/>
+          <w:p>
+            <w:pPr>
+              <w:pStyle w:val="Compact"/>
+              <w:spacing w:line="240" w:lineRule="auto"/>
+              <w:jc w:val="right"/>
+            </w:pPr>
+            <w:r>
+              <w:rPr>
+                <w:sz w:val="20"/>
+              </w:rPr>
+              <w:t xml:space="preserve">338 / 31 / 715</w:t>
+            </w:r>
+          </w:p>
+        </w:tc>
+      </w:tr>
+      <w:tr>
+        <w:tc>
+          <w:tcPr/>
+          <w:p>
+            <w:pPr>
+              <w:pStyle w:val="Compact"/>
+              <w:spacing w:line="240" w:lineRule="auto"/>
+            </w:pPr>
+            <w:r>
+              <w:rPr>
+                <w:sz w:val="20"/>
+              </w:rPr>
+              <w:t xml:space="preserve">Revit reference pairs</w:t>
+            </w:r>
+          </w:p>
+        </w:tc>
+        <w:tc>
+          <w:tcPr/>
+          <w:p>
+            <w:pPr>
+              <w:pStyle w:val="Compact"/>
+              <w:spacing w:line="240" w:lineRule="auto"/>
+              <w:jc w:val="right"/>
+            </w:pPr>
+            <w:r>
+              <w:rPr>
+                <w:sz w:val="20"/>
+              </w:rPr>
+              <w:t xml:space="preserve">697</w:t>
+            </w:r>
+          </w:p>
+        </w:tc>
+        <w:tc>
+          <w:tcPr/>
+          <w:p>
+            <w:pPr>
+              <w:pStyle w:val="Compact"/>
+              <w:spacing w:line="240" w:lineRule="auto"/>
+              <w:jc w:val="right"/>
+            </w:pPr>
+            <w:r>
+              <w:rPr>
+                <w:sz w:val="20"/>
+              </w:rPr>
+              <w:t xml:space="preserve">357</w:t>
+            </w:r>
+          </w:p>
+        </w:tc>
+      </w:tr>
+      <w:tr>
+        <w:tc>
+          <w:tcPr/>
+          <w:p>
+            <w:pPr>
+              <w:pStyle w:val="Compact"/>
+              <w:spacing w:line="240" w:lineRule="auto"/>
+            </w:pPr>
+            <w:r>
+              <w:rPr>
+                <w:sz w:val="20"/>
+              </w:rPr>
+              <w:t xml:space="preserve">TP / FP / FN</w:t>
+            </w:r>
+          </w:p>
+        </w:tc>
+        <w:tc>
+          <w:tcPr/>
+          <w:p>
+            <w:pPr>
+              <w:pStyle w:val="Compact"/>
+              <w:spacing w:line="240" w:lineRule="auto"/>
+              <w:jc w:val="right"/>
+            </w:pPr>
+            <w:r>
+              <w:rPr>
+                <w:sz w:val="20"/>
+              </w:rPr>
+              <w:t xml:space="preserve">696 / 8 / 1</w:t>
+            </w:r>
+          </w:p>
+        </w:tc>
+        <w:tc>
+          <w:tcPr/>
+          <w:p>
+            <w:pPr>
+              <w:pStyle w:val="Compact"/>
+              <w:spacing w:line="240" w:lineRule="auto"/>
+              <w:jc w:val="right"/>
+            </w:pPr>
+            <w:r>
+              <w:rPr>
+                <w:sz w:val="20"/>
+              </w:rPr>
+              <w:t xml:space="preserve">355 / 14 / 2</w:t>
+            </w:r>
+          </w:p>
+        </w:tc>
+      </w:tr>
+      <w:tr>
+        <w:tc>
+          <w:tcPr/>
+          <w:p>
+            <w:pPr>
+              <w:pStyle w:val="Compact"/>
+              <w:spacing w:line="240" w:lineRule="auto"/>
+            </w:pPr>
+            <w:r>
+              <w:rPr>
+                <w:sz w:val="20"/>
+              </w:rPr>
+              <w:t xml:space="preserve">Precision</w:t>
+            </w:r>
+          </w:p>
+        </w:tc>
+        <w:tc>
+          <w:tcPr/>
+          <w:p>
+            <w:pPr>
+              <w:pStyle w:val="Compact"/>
+              <w:spacing w:line="240" w:lineRule="auto"/>
+              <w:jc w:val="right"/>
+            </w:pPr>
+            <w:r>
+              <w:rPr>
+                <w:sz w:val="20"/>
+              </w:rPr>
+              <w:t xml:space="preserve">0.989</w:t>
+            </w:r>
+          </w:p>
+        </w:tc>
+        <w:tc>
+          <w:tcPr/>
+          <w:p>
+            <w:pPr>
+              <w:pStyle w:val="Compact"/>
+              <w:spacing w:line="240" w:lineRule="auto"/>
+              <w:jc w:val="right"/>
+            </w:pPr>
+            <w:r>
+              <w:rPr>
+                <w:sz w:val="20"/>
+              </w:rPr>
+              <w:t xml:space="preserve">0.962</w:t>
+            </w:r>
+          </w:p>
+        </w:tc>
+      </w:tr>
+      <w:tr>
+        <w:tc>
+          <w:tcPr/>
+          <w:p>
+            <w:pPr>
+              <w:pStyle w:val="Compact"/>
+              <w:spacing w:line="240" w:lineRule="auto"/>
+            </w:pPr>
+            <w:r>
+              <w:rPr>
+                <w:sz w:val="20"/>
+              </w:rPr>
+              <w:t xml:space="preserve">Recall</w:t>
+            </w:r>
+          </w:p>
+        </w:tc>
+        <w:tc>
+          <w:tcPr/>
+          <w:p>
+            <w:pPr>
+              <w:pStyle w:val="Compact"/>
+              <w:spacing w:line="240" w:lineRule="auto"/>
+              <w:jc w:val="right"/>
+            </w:pPr>
+            <w:r>
+              <w:rPr>
+                <w:sz w:val="20"/>
+              </w:rPr>
+              <w:t xml:space="preserve">0.999</w:t>
+            </w:r>
+          </w:p>
+        </w:tc>
+        <w:tc>
+          <w:tcPr/>
+          <w:p>
+            <w:pPr>
+              <w:pStyle w:val="Compact"/>
+              <w:spacing w:line="240" w:lineRule="auto"/>
+              <w:jc w:val="right"/>
+            </w:pPr>
+            <w:r>
+              <w:rPr>
+                <w:sz w:val="20"/>
+              </w:rPr>
+              <w:t xml:space="preserve">0.994</w:t>
+            </w:r>
+          </w:p>
+        </w:tc>
+      </w:tr>
+      <w:tr>
+        <w:tc>
+          <w:tcPr/>
+          <w:p>
+            <w:pPr>
+              <w:pStyle w:val="Compact"/>
+              <w:spacing w:line="240" w:lineRule="auto"/>
+            </w:pPr>
+            <w:r>
+              <w:rPr>
+                <w:sz w:val="20"/>
+              </w:rPr>
+              <w:t xml:space="preserve">F1</w:t>
+            </w:r>
+          </w:p>
+        </w:tc>
+        <w:tc>
+          <w:tcPr/>
+          <w:p>
+            <w:pPr>
+              <w:pStyle w:val="Compact"/>
+              <w:spacing w:line="240" w:lineRule="auto"/>
+              <w:jc w:val="right"/>
+            </w:pPr>
+            <w:r>
+              <w:rPr>
+                <w:sz w:val="20"/>
+              </w:rPr>
+              <w:t xml:space="preserve">0.994</w:t>
+            </w:r>
+          </w:p>
+        </w:tc>
+        <w:tc>
+          <w:tcPr/>
+          <w:p>
+            <w:pPr>
+              <w:pStyle w:val="Compact"/>
+              <w:spacing w:line="240" w:lineRule="auto"/>
+              <w:jc w:val="right"/>
+            </w:pPr>
+            <w:r>
+              <w:rPr>
+                <w:sz w:val="20"/>
+              </w:rPr>
+              <w:t xml:space="preserve">0.978</w:t>
+            </w:r>
+          </w:p>
+        </w:tc>
+      </w:tr>
+      <w:tr>
+        <w:tc>
+          <w:tcPr/>
+          <w:p>
+            <w:pPr>
+              <w:pStyle w:val="Compact"/>
+              <w:spacing w:line="240" w:lineRule="auto"/>
+            </w:pPr>
+            <w:r>
+              <w:rPr>
+                <w:sz w:val="20"/>
+              </w:rPr>
+              <w:t xml:space="preserve">Time, framework broad + narrow phase (s)</w:t>
+            </w:r>
+          </w:p>
+        </w:tc>
+        <w:tc>
+          <w:tcPr/>
+          <w:p>
+            <w:pPr>
+              <w:pStyle w:val="Compact"/>
+              <w:spacing w:line="240" w:lineRule="auto"/>
+              <w:jc w:val="right"/>
+            </w:pPr>
+            <w:r>
+              <w:rPr>
+                <w:sz w:val="20"/>
+              </w:rPr>
+              <w:t xml:space="preserve">17</w:t>
+            </w:r>
+          </w:p>
+        </w:tc>
+        <w:tc>
+          <w:tcPr/>
+          <w:p>
+            <w:pPr>
+              <w:pStyle w:val="Compact"/>
+              <w:spacing w:line="240" w:lineRule="auto"/>
+              <w:jc w:val="right"/>
+            </w:pPr>
+            <w:r>
+              <w:rPr>
+                <w:sz w:val="20"/>
+              </w:rPr>
+              <w:t xml:space="preserve">46</w:t>
+            </w:r>
+          </w:p>
+        </w:tc>
+      </w:tr>
+      <w:tr>
+        <w:tc>
+          <w:tcPr/>
+          <w:p>
+            <w:pPr>
+              <w:pStyle w:val="Compact"/>
+              <w:spacing w:line="240" w:lineRule="auto"/>
+            </w:pPr>
+            <w:r>
+              <w:rPr>
+                <w:sz w:val="20"/>
+              </w:rPr>
+              <w:t xml:space="preserve">Time, Revit reference filter (s)</w:t>
+            </w:r>
+          </w:p>
+        </w:tc>
+        <w:tc>
+          <w:tcPr/>
+          <w:p>
+            <w:pPr>
+              <w:pStyle w:val="Compact"/>
+              <w:spacing w:line="240" w:lineRule="auto"/>
+              <w:jc w:val="right"/>
+            </w:pPr>
+            <w:r>
+              <w:rPr>
+                <w:sz w:val="20"/>
+              </w:rPr>
+              <w:t xml:space="preserve">544</w:t>
+            </w:r>
+          </w:p>
+        </w:tc>
+        <w:tc>
+          <w:tcPr/>
+          <w:p>
+            <w:pPr>
+              <w:pStyle w:val="Compact"/>
+              <w:spacing w:line="240" w:lineRule="auto"/>
+              <w:jc w:val="right"/>
+            </w:pPr>
+            <w:r>
+              <w:rPr>
+                <w:sz w:val="20"/>
+              </w:rPr>
+              <w:t xml:space="preserve">32</w:t>
+            </w:r>
+          </w:p>
+        </w:tc>
+      </w:tr>
+    </w:tbl>
+    <w:bookmarkEnd w:id="37"/>
+    <w:p>
+      <w:pPr>
+        <w:pStyle w:val="FirstParagraph"/>
+      </w:pPr>
+      <w:r>
+        <w:t xml:space="preserve">Agreement with Revit’s own solid-intersection filter was high: 696 of Revit’s 697 pairs were also found (recall 0.999), and 8 of the 704 physical clashes were not in Revit’s set (precision 0.989). All 8 are zero-volume face contacts (touches), which Revit’s filter excludes by definition, and the single remaining miss is a pipe whose polygonal tessellation stops short of a slab face. Two errors found during development explain why exact geometry handling matters. First, mesh–mesh collision tests only surface triangles, so 59 MEP elements lying</w:t>
+      </w:r>
+      <w:r>
+        <w:t xml:space="preserve"> </w:t>
+      </w:r>
+      <w:r>
+        <w:rPr>
+          <w:i/>
+          <w:iCs/>
+        </w:rPr>
+        <w:t xml:space="preserve">entirely inside</w:t>
+      </w:r>
+      <w:r>
+        <w:t xml:space="preserve"> </w:t>
+      </w:r>
+      <w:r>
+        <w:t xml:space="preserve">slabs or walls (embedded elbows, pipes inside walls) were invisible to them, which initially lowered recall to 0.914. The containment test recovered them. Second, the open-web joists (482 members) are modelled as touching bar solids and are not watertight as single meshes. A sampling fallback underestimated their intersection volumes by up to a factor of 2.6 and was not reproducible run-to-run, whereas the component-wise exact Boolean is both exact and deterministic. After these corrections, all 704 physical clashes are measured by an exact Boolean, one of them with a convex-hull stand-in for an open component.</w:t>
       </w:r>
     </w:p>
     <w:p>
@@ -8548,22 +9503,10 @@
         <w:pStyle w:val="BodyText"/>
       </w:pPr>
       <w:r>
-        <w:t xml:space="preserve">Three development findings were instructive. (i) With mesh contact alone, 60 members (5.1 %) had no path to the ground. Most were W18x55 girders whose steel geometry is cut back at the connections, leaving a gap to the column larger than the contact tolerance, with no Revit join recorded. Adding member-end proximity reduced the unsupported set to 21 (1.8 %). (ii) The remaining 21 are genuine gaps in the sample model: two short roof-level columns with nothing modelled beneath them, a group of short beams around them, and one wall. Flagging such members is a useful by-product of the framework. (iii) Before load was restricted to supports that reach the ground, 5 % of the load</w:t>
-      </w:r>
-      <w:r>
-        <w:t xml:space="preserve"> </w:t>
-      </w:r>
-      <w:r>
-        <w:t xml:space="preserve">“leaked”</w:t>
-      </w:r>
-      <w:r>
-        <w:t xml:space="preserve"> </w:t>
-      </w:r>
-      <w:r>
-        <w:t xml:space="preserve">into this unsupported cluster.</w:t>
-      </w:r>
-    </w:p>
-    <w:bookmarkStart w:id="44" w:name="_b63dc8bd6ef84bfb1acadaaf438c76d4f7a957a"/>
+        <w:t xml:space="preserve">Run times are shown in Fig. 2. The R-tree reduced the 10.8 million structural–MEP pairs to 2,040 candidates in 0.09 s. When the model was tiled up to eight times (692 million pairs), the brute-force broad phase grew quadratically to 45 s, whereas the R-tree grew almost linearly to 0.84 s (Fig. 2a). The complete pipeline (detection 17 s, load-path graph 17 s, severity 5 s) took 39 s, against 544 s for Revit’s filter to produce its reference pairs for the same elements (Fig. 2b). That comparison does not generalise to every model (Section 5.6).</w:t>
+      </w:r>
+    </w:p>
+    <w:bookmarkStart w:id="41" w:name="_3b23a916554b579fd7a4d4043bdfad089c826c3"/>
     <w:p>
       <w:pPr>
         <w:pStyle w:val="CaptionedFigure"/>
@@ -8571,20 +9514,171 @@
       <w:r>
         <w:drawing>
           <wp:inline>
-            <wp:extent cx="5753100" cy="2613713"/>
+            <wp:extent cx="5753100" cy="2671410"/>
             <wp:effectExtent b="0" l="0" r="0" t="0"/>
-            <wp:docPr descr="Load-path graph of Snowdon Towers. (a) Members coloured by the factored load they carry (log scale); light grey lines are support edges; orange rings mark the 21 members with no path to the ground. (b) Carried load by member type; bars show the median and interquartile range; loads below 1 kN are shown at 1 kN." title="" id="42" name="Picture"/>
+            <wp:docPr descr="Fig. 2. Detection efficiency. (a) Broad-phase time against the number of structural–MEP element pairs when Snowdon Towers is tiled k = 1, 2, 4, 8 times; candidate sets are identical. (b) End-to-end time of the proposed pipeline and of Revit’s ElementIntersectsSolidFilter." title="" id="39" name="Picture"/>
             <a:graphic>
               <a:graphicData uri="http://schemas.openxmlformats.org/drawingml/2006/picture">
                 <pic:pic>
                   <pic:nvPicPr>
-                    <pic:cNvPr descr="figures/fig3_loadpath.png" id="43" name="Picture"/>
+                    <pic:cNvPr descr="figures/fig2_detection.png" id="40" name="Picture"/>
                     <pic:cNvPicPr>
                       <a:picLocks noChangeArrowheads="1" noChangeAspect="1"/>
                     </pic:cNvPicPr>
                   </pic:nvPicPr>
                   <pic:blipFill>
-                    <a:blip r:embed="rId41"/>
+                    <a:blip r:embed="rId38"/>
+                    <a:stretch>
+                      <a:fillRect/>
+                    </a:stretch>
+                  </pic:blipFill>
+                  <pic:spPr bwMode="auto">
+                    <a:xfrm>
+                      <a:off x="0" y="0"/>
+                      <a:ext cx="5753100" cy="2671410"/>
+                    </a:xfrm>
+                    <a:prstGeom prst="rect">
+                      <a:avLst/>
+                    </a:prstGeom>
+                    <a:noFill/>
+                    <a:ln w="9525">
+                      <a:noFill/>
+                      <a:headEnd/>
+                      <a:tailEnd/>
+                    </a:ln>
+                  </pic:spPr>
+                </pic:pic>
+              </a:graphicData>
+            </a:graphic>
+          </wp:inline>
+        </w:drawing>
+      </w:r>
+    </w:p>
+    <w:p>
+      <w:pPr>
+        <w:pStyle w:val="ImageCaption"/>
+      </w:pPr>
+      <w:r>
+        <w:t xml:space="preserve">Fig. 2. Detection efficiency. (a) Broad-phase time against the number of structural–MEP element pairs when Snowdon Towers is tiled k = 1, 2, 4, 8 times; candidate sets are identical. (b) End-to-end time of the proposed pipeline and of Revit’s ElementIntersectsSolidFilter.</w:t>
+      </w:r>
+    </w:p>
+    <w:bookmarkEnd w:id="41"/>
+    <w:p>
+      <w:pPr>
+        <w:pStyle w:val="Heading2"/>
+      </w:pPr>
+      <w:bookmarkStart w:id="42" w:name="_cbd4f74c4243c21c43ac90e7536e4244a069427"/>
+      <w:r>
+        <w:rPr>
+          <w:rStyle w:val="SectionNumber"/>
+        </w:rPr>
+        <w:t xml:space="preserve">5.2</w:t>
+      </w:r>
+      <w:r>
+        <w:tab/>
+      </w:r>
+      <w:r>
+        <w:t xml:space="preserve">Load-path graph (RQ2)</w:t>
+      </w:r>
+      <w:bookmarkEnd w:id="42"/>
+    </w:p>
+    <w:p>
+      <w:pPr>
+        <w:pStyle w:val="FirstParagraph"/>
+      </w:pPr>
+      <w:r>
+        <w:t xml:space="preserve">The graph of Snowdon Towers has 1,185 member nodes and 3,432 support edges, from 4,059 contact pairs. Only one directed cycle had to be broken. Fig. 3a shows the graph and Fig. 3b the distribution of carried loads. The reference bay load, the median load a member receives directly from a slab, is</w:t>
+      </w:r>
+      <w:r>
+        <w:t xml:space="preserve"> </w:t>
+      </w:r>
+      <m:oMath>
+        <m:sSub>
+          <m:e>
+            <m:r>
+              <m:t>D</m:t>
+            </m:r>
+          </m:e>
+          <m:sub>
+            <m:r>
+              <m:rPr>
+                <m:sty m:val="p"/>
+              </m:rPr>
+              <m:t>r</m:t>
+            </m:r>
+            <m:r>
+              <m:rPr>
+                <m:sty m:val="p"/>
+              </m:rPr>
+              <m:t>e</m:t>
+            </m:r>
+            <m:r>
+              <m:rPr>
+                <m:sty m:val="p"/>
+              </m:rPr>
+              <m:t>f</m:t>
+            </m:r>
+          </m:sub>
+        </m:sSub>
+        <m:r>
+          <m:rPr>
+            <m:sty m:val="p"/>
+          </m:rPr>
+          <m:t>=</m:t>
+        </m:r>
+        <m:r>
+          <m:t>51</m:t>
+        </m:r>
+      </m:oMath>
+      <w:r>
+        <w:t xml:space="preserve"> </w:t>
+      </w:r>
+      <w:r>
+        <w:t xml:space="preserve">kN. Beams, most of which are joists, cluster around it, whereas walls, columns and foundations carry one to two orders of magnitude more, up to 14.1 MN. The total factored load of the supported structure, 114.2 MN, enters the ground exactly (ratio 1.0000), which confirms that propagation conserves load.</w:t>
+      </w:r>
+    </w:p>
+    <w:p>
+      <w:pPr>
+        <w:pStyle w:val="BodyText"/>
+      </w:pPr>
+      <w:r>
+        <w:t xml:space="preserve">Three findings were instructive. (i) With mesh contact alone, 60 members (5.1 %) had no path to the ground. Most were W18x55 girders whose steel geometry is cut back at the connections, leaving a gap to the column larger than the contact tolerance, with no Revit join recorded. Adding member-end proximity reduced the unsupported set to 21, and the revised beam–column rule (Section 5.6) correctly placed two short roof-level columns on the beams they stand on. (ii) The remaining 18 members (1.5 %), 17 short steel beams and channels and one wall, have no modelled support. Flagging such members is a useful by-product of the framework. (iii) Before load was restricted to supports that reach the ground, 5 % of the load</w:t>
+      </w:r>
+      <w:r>
+        <w:t xml:space="preserve"> </w:t>
+      </w:r>
+      <w:r>
+        <w:t xml:space="preserve">“leaked”</w:t>
+      </w:r>
+      <w:r>
+        <w:t xml:space="preserve"> </w:t>
+      </w:r>
+      <w:r>
+        <w:t xml:space="preserve">into the unsupported cluster.</w:t>
+      </w:r>
+    </w:p>
+    <w:bookmarkStart w:id="46" w:name="_b63dc8bd6ef84bfb1acadaaf438c76d4f7a957a"/>
+    <w:p>
+      <w:pPr>
+        <w:pStyle w:val="CaptionedFigure"/>
+      </w:pPr>
+      <w:r>
+        <w:drawing>
+          <wp:inline>
+            <wp:extent cx="5753100" cy="2613713"/>
+            <wp:effectExtent b="0" l="0" r="0" t="0"/>
+            <wp:docPr descr="Fig. 3. Load-path graph of Snowdon Towers. (a) Members coloured by the factored load they carry (log scale); light grey lines are support edges; orange rings mark the 18 members with no path to the ground. (b) Carried load by member type; bars show the median and interquartile range; loads below 1 kN are shown at 1 kN." title="" id="44" name="Picture"/>
+            <a:graphic>
+              <a:graphicData uri="http://schemas.openxmlformats.org/drawingml/2006/picture">
+                <pic:pic>
+                  <pic:nvPicPr>
+                    <pic:cNvPr descr="figures/fig3_loadpath.png" id="45" name="Picture"/>
+                    <pic:cNvPicPr>
+                      <a:picLocks noChangeArrowheads="1" noChangeAspect="1"/>
+                    </pic:cNvPicPr>
+                  </pic:nvPicPr>
+                  <pic:blipFill>
+                    <a:blip r:embed="rId43"/>
                     <a:stretch>
                       <a:fillRect/>
                     </a:stretch>
@@ -8616,15 +9710,15 @@
         <w:pStyle w:val="ImageCaption"/>
       </w:pPr>
       <w:r>
-        <w:t xml:space="preserve">Load-path graph of Snowdon Towers. (a) Members coloured by the factored load they carry (log scale); light grey lines are support edges; orange rings mark the 21 members with no path to the ground. (b) Carried load by member type; bars show the median and interquartile range; loads below 1 kN are shown at 1 kN.</w:t>
-      </w:r>
-    </w:p>
-    <w:bookmarkEnd w:id="44"/>
+        <w:t xml:space="preserve">Fig. 3. Load-path graph of Snowdon Towers. (a) Members coloured by the factored load they carry (log scale); light grey lines are support edges; orange rings mark the 18 members with no path to the ground. (b) Carried load by member type; bars show the median and interquartile range; loads below 1 kN are shown at 1 kN.</w:t>
+      </w:r>
+    </w:p>
+    <w:bookmarkEnd w:id="46"/>
     <w:p>
       <w:pPr>
         <w:pStyle w:val="Heading2"/>
       </w:pPr>
-      <w:bookmarkStart w:id="45" w:name="_4682edbedd9394d1695d36c979db2de8abbcfbe"/>
+      <w:bookmarkStart w:id="47" w:name="_4682edbedd9394d1695d36c979db2de8abbcfbe"/>
       <w:r>
         <w:rPr>
           <w:rStyle w:val="SectionNumber"/>
@@ -8637,14 +9731,14 @@
       <w:r>
         <w:t xml:space="preserve">Severity classification (RQ3)</w:t>
       </w:r>
-      <w:bookmarkEnd w:id="45"/>
+      <w:bookmarkEnd w:id="47"/>
     </w:p>
     <w:p>
       <w:pPr>
         <w:pStyle w:val="FirstParagraph"/>
       </w:pPr>
       <w:r>
-        <w:t xml:space="preserve">Fig. 4 and Table 5 compare the four classifications of the 687 hard clashes. The proposed method rated 1 clash Critical, 10 Major, 95 Minor and 581 Negligible. Geometry-only triage rated 43 Critical and 344 Major, so 387 clashes (56 %) would need priority attention. Category rules rated 4 Critical and 83 Major. The cross-tabulation (Fig. 5) shows that the methods disagree in</w:t>
+        <w:t xml:space="preserve">Fig. 4 and Table 5 compare the four classifications of the 687 hard clashes in Snowdon Towers. The proposed method rated 1 clash Critical, 11 Major, 96 Minor and 579 Negligible. Geometry-only triage rated 43 Critical and 344 Major, so 387 clashes (56 %) would need priority attention. Category rules rated 4 Critical and 83 Major. Agreement with the proposed classes is close to chance for geometry-only triage (quadratic-weighted κ = 0.03) and low for category rules (κ = 0.15). The cross-tabulation (Fig. 5) shows that the methods disagree in</w:t>
       </w:r>
       <w:r>
         <w:t xml:space="preserve"> </w:t>
@@ -8672,7 +9766,7 @@
         </w:numPr>
       </w:pPr>
       <w:r>
-        <w:t xml:space="preserve">Of the 387 clashes that geometry-only triage would prioritise, 349 are slab penetrations. These are predominantly vertical pipes passing through the floor plate, 426 of the slab clashes pass through the full thickness, and they would normally be resolved with a sleeve. The proposed method rated 322 of them Negligible and 61 Minor, because the opening is small relative to the column-strip width and the punching perimeter, and because the local panel load is small.</w:t>
+        <w:t xml:space="preserve">Of the 387 clashes that geometry-only triage would prioritise, 349 are slab penetrations. These are predominantly vertical pipes passing through the floor plate, 426 of the slab clashes pass through the full thickness, and they would normally be resolved with a sleeve. The proposed method rated 320 of them Negligible and 62 Minor, because the opening is small relative to the column-strip width and the punching perimeter, and because the local panel load is small.</w:t>
       </w:r>
     </w:p>
     <w:p>
@@ -8684,7 +9778,7 @@
         </w:numPr>
       </w:pPr>
       <w:r>
-        <w:t xml:space="preserve">Conversely, 7 of the 11 clashes that the proposed method rated Critical or Major were only</w:t>
+        <w:t xml:space="preserve">Conversely, 7 of the 12 clashes that the proposed method rated Critical or Major were only</w:t>
       </w:r>
       <w:r>
         <w:t xml:space="preserve"> </w:t>
@@ -8700,15 +9794,1385 @@
         <w:t xml:space="preserve"> </w:t>
       </w:r>
       <w:r>
-        <w:t xml:space="preserve">for geometry-only triage. Examples are a 203 mm duct clipping the bottom flange of a W-shape girder (Fig. 8b), where the penetration depth is small but the flange carries most of the flexural capacity, and mechanical units cutting the chords of open-web joists (Fig. 8c).</w:t>
-      </w:r>
-    </w:p>
+        <w:t xml:space="preserve">for geometry-only triage. Examples are a 203 mm duct clipping the bottom flange of a W-shape girder (Fig. 6b), where the penetration depth is small but the flange carries most of the flexural capacity, and mechanical units cutting the chords of open-web joists (Fig. 6c).</w:t>
+      </w:r>
+    </w:p>
+    <w:bookmarkStart w:id="48" w:name="_9b1e70ae00dcb6656875058397f94d1e3b8642a"/>
+    <w:p>
+      <w:pPr>
+        <w:pStyle w:val="TableCaption"/>
+      </w:pPr>
+      <w:r>
+        <w:t xml:space="preserve">Table 5. Severity of the hard clashes under the four classification methods. κ</w:t>
+      </w:r>
+      <w:r>
+        <w:rPr>
+          <w:vertAlign w:val="subscript"/>
+        </w:rPr>
+        <w:t xml:space="preserve">w</w:t>
+      </w:r>
+      <w:r>
+        <w:t xml:space="preserve">: quadratic-weighted Cohen’s kappa with the proposed classes; Jaccard: overlap of the Critical+Major sets with the proposed one.</w:t>
+      </w:r>
+    </w:p>
+    <w:tbl>
+      <w:tblPr>
+        <w:tblStyle w:val="Table"/>
+        <w:tblW w:type="pct" w:w="5000"/>
+        <w:tblLayout w:type="fixed"/>
+        <w:tblLook w:firstRow="1" w:lastRow="0" w:firstColumn="0" w:lastColumn="0" w:noHBand="0" w:noVBand="0" w:val="0020"/>
+        <w:tblCaption w:val="Table 5. Severity of the hard clashes under the four classification methods. κw: quadratic-weighted Cohen’s kappa with the proposed classes; Jaccard: overlap of the Critical+Major sets with the proposed one."/>
+        <w:tblBorders>
+          <w:top w:val="single" w:sz="4" w:color="808080"/>
+          <w:bottom w:val="single" w:sz="4" w:color="808080"/>
+          <w:insideH w:val="single" w:sz="4" w:color="808080"/>
+          <w:left w:val="nil" w:sz="4" w:color="808080"/>
+          <w:right w:val="nil" w:sz="4" w:color="808080"/>
+          <w:insideV w:val="nil" w:sz="4" w:color="808080"/>
+        </w:tblBorders>
+      </w:tblPr>
+      <w:tblGrid>
+        <w:gridCol w:w="833"/>
+        <w:gridCol w:w="1500"/>
+        <w:gridCol w:w="833"/>
+        <w:gridCol w:w="666"/>
+        <w:gridCol w:w="666"/>
+        <w:gridCol w:w="1000"/>
+        <w:gridCol w:w="1083"/>
+        <w:gridCol w:w="583"/>
+        <w:gridCol w:w="750"/>
+      </w:tblGrid>
+      <w:tr>
+        <w:trPr>
+          <w:tblHeader w:val="on"/>
+        </w:trPr>
+        <w:tc>
+          <w:tcPr/>
+          <w:p>
+            <w:pPr>
+              <w:pStyle w:val="Compact"/>
+              <w:spacing w:line="240" w:lineRule="auto"/>
+            </w:pPr>
+            <w:r>
+              <w:rPr>
+                <w:sz w:val="20"/>
+              </w:rPr>
+              <w:t xml:space="preserve">Model</w:t>
+            </w:r>
+          </w:p>
+        </w:tc>
+        <w:tc>
+          <w:tcPr/>
+          <w:p>
+            <w:pPr>
+              <w:pStyle w:val="Compact"/>
+              <w:spacing w:line="240" w:lineRule="auto"/>
+            </w:pPr>
+            <w:r>
+              <w:rPr>
+                <w:sz w:val="20"/>
+              </w:rPr>
+              <w:t xml:space="preserve">Method</w:t>
+            </w:r>
+          </w:p>
+        </w:tc>
+        <w:tc>
+          <w:tcPr/>
+          <w:p>
+            <w:pPr>
+              <w:pStyle w:val="Compact"/>
+              <w:spacing w:line="240" w:lineRule="auto"/>
+              <w:jc w:val="right"/>
+            </w:pPr>
+            <w:r>
+              <w:rPr>
+                <w:sz w:val="20"/>
+              </w:rPr>
+              <w:t xml:space="preserve">Critical</w:t>
+            </w:r>
+          </w:p>
+        </w:tc>
+        <w:tc>
+          <w:tcPr/>
+          <w:p>
+            <w:pPr>
+              <w:pStyle w:val="Compact"/>
+              <w:spacing w:line="240" w:lineRule="auto"/>
+              <w:jc w:val="right"/>
+            </w:pPr>
+            <w:r>
+              <w:rPr>
+                <w:sz w:val="20"/>
+              </w:rPr>
+              <w:t xml:space="preserve">Major</w:t>
+            </w:r>
+          </w:p>
+        </w:tc>
+        <w:tc>
+          <w:tcPr/>
+          <w:p>
+            <w:pPr>
+              <w:pStyle w:val="Compact"/>
+              <w:spacing w:line="240" w:lineRule="auto"/>
+              <w:jc w:val="right"/>
+            </w:pPr>
+            <w:r>
+              <w:rPr>
+                <w:sz w:val="20"/>
+              </w:rPr>
+              <w:t xml:space="preserve">Minor</w:t>
+            </w:r>
+          </w:p>
+        </w:tc>
+        <w:tc>
+          <w:tcPr/>
+          <w:p>
+            <w:pPr>
+              <w:pStyle w:val="Compact"/>
+              <w:spacing w:line="240" w:lineRule="auto"/>
+              <w:jc w:val="right"/>
+            </w:pPr>
+            <w:r>
+              <w:rPr>
+                <w:sz w:val="20"/>
+              </w:rPr>
+              <w:t xml:space="preserve">Negligible</w:t>
+            </w:r>
+          </w:p>
+        </w:tc>
+        <w:tc>
+          <w:tcPr/>
+          <w:p>
+            <w:pPr>
+              <w:pStyle w:val="Compact"/>
+              <w:spacing w:line="240" w:lineRule="auto"/>
+              <w:jc w:val="right"/>
+            </w:pPr>
+            <w:r>
+              <w:rPr>
+                <w:sz w:val="20"/>
+              </w:rPr>
+              <w:t xml:space="preserve">Critical + Major</w:t>
+            </w:r>
+          </w:p>
+        </w:tc>
+        <w:tc>
+          <w:tcPr/>
+          <w:p>
+            <w:pPr>
+              <w:pStyle w:val="Compact"/>
+              <w:spacing w:line="240" w:lineRule="auto"/>
+              <w:jc w:val="right"/>
+            </w:pPr>
+            <w:r>
+              <w:rPr>
+                <w:sz w:val="20"/>
+              </w:rPr>
+              <w:t xml:space="preserve">κ</w:t>
+            </w:r>
+            <w:r>
+              <w:rPr>
+                <w:sz w:val="20"/>
+                <w:vertAlign w:val="subscript"/>
+              </w:rPr>
+              <w:t xml:space="preserve">w</w:t>
+            </w:r>
+          </w:p>
+        </w:tc>
+        <w:tc>
+          <w:tcPr/>
+          <w:p>
+            <w:pPr>
+              <w:pStyle w:val="Compact"/>
+              <w:spacing w:line="240" w:lineRule="auto"/>
+              <w:jc w:val="right"/>
+            </w:pPr>
+            <w:r>
+              <w:rPr>
+                <w:sz w:val="20"/>
+              </w:rPr>
+              <w:t xml:space="preserve">Jaccard</w:t>
+            </w:r>
+          </w:p>
+        </w:tc>
+      </w:tr>
+      <w:tr>
+        <w:tc>
+          <w:tcPr/>
+          <w:p>
+            <w:pPr>
+              <w:pStyle w:val="Compact"/>
+              <w:spacing w:line="240" w:lineRule="auto"/>
+            </w:pPr>
+            <w:r>
+              <w:rPr>
+                <w:sz w:val="20"/>
+              </w:rPr>
+              <w:t xml:space="preserve">Snowdon Towers</w:t>
+            </w:r>
+          </w:p>
+        </w:tc>
+        <w:tc>
+          <w:tcPr/>
+          <w:p>
+            <w:pPr>
+              <w:pStyle w:val="Compact"/>
+              <w:spacing w:line="240" w:lineRule="auto"/>
+            </w:pPr>
+            <w:r>
+              <w:rPr>
+                <w:sz w:val="20"/>
+              </w:rPr>
+              <w:t xml:space="preserve">Proposed (load path-aware)</w:t>
+            </w:r>
+          </w:p>
+        </w:tc>
+        <w:tc>
+          <w:tcPr/>
+          <w:p>
+            <w:pPr>
+              <w:pStyle w:val="Compact"/>
+              <w:spacing w:line="240" w:lineRule="auto"/>
+              <w:jc w:val="right"/>
+            </w:pPr>
+            <w:r>
+              <w:rPr>
+                <w:sz w:val="20"/>
+              </w:rPr>
+              <w:t xml:space="preserve">1</w:t>
+            </w:r>
+          </w:p>
+        </w:tc>
+        <w:tc>
+          <w:tcPr/>
+          <w:p>
+            <w:pPr>
+              <w:pStyle w:val="Compact"/>
+              <w:spacing w:line="240" w:lineRule="auto"/>
+              <w:jc w:val="right"/>
+            </w:pPr>
+            <w:r>
+              <w:rPr>
+                <w:sz w:val="20"/>
+              </w:rPr>
+              <w:t xml:space="preserve">11</w:t>
+            </w:r>
+          </w:p>
+        </w:tc>
+        <w:tc>
+          <w:tcPr/>
+          <w:p>
+            <w:pPr>
+              <w:pStyle w:val="Compact"/>
+              <w:spacing w:line="240" w:lineRule="auto"/>
+              <w:jc w:val="right"/>
+            </w:pPr>
+            <w:r>
+              <w:rPr>
+                <w:sz w:val="20"/>
+              </w:rPr>
+              <w:t xml:space="preserve">96</w:t>
+            </w:r>
+          </w:p>
+        </w:tc>
+        <w:tc>
+          <w:tcPr/>
+          <w:p>
+            <w:pPr>
+              <w:pStyle w:val="Compact"/>
+              <w:spacing w:line="240" w:lineRule="auto"/>
+              <w:jc w:val="right"/>
+            </w:pPr>
+            <w:r>
+              <w:rPr>
+                <w:sz w:val="20"/>
+              </w:rPr>
+              <w:t xml:space="preserve">579</w:t>
+            </w:r>
+          </w:p>
+        </w:tc>
+        <w:tc>
+          <w:tcPr/>
+          <w:p>
+            <w:pPr>
+              <w:pStyle w:val="Compact"/>
+              <w:spacing w:line="240" w:lineRule="auto"/>
+              <w:jc w:val="right"/>
+            </w:pPr>
+            <w:r>
+              <w:rPr>
+                <w:sz w:val="20"/>
+              </w:rPr>
+              <w:t xml:space="preserve">12 (1.7 %)</w:t>
+            </w:r>
+          </w:p>
+        </w:tc>
+        <w:tc>
+          <w:tcPr/>
+          <w:p>
+            <w:pPr>
+              <w:pStyle w:val="Compact"/>
+              <w:spacing w:line="240" w:lineRule="auto"/>
+              <w:jc w:val="right"/>
+            </w:pPr>
+            <w:r>
+              <w:rPr>
+                <w:sz w:val="20"/>
+              </w:rPr>
+              <w:t xml:space="preserve">—</w:t>
+            </w:r>
+          </w:p>
+        </w:tc>
+        <w:tc>
+          <w:tcPr/>
+          <w:p>
+            <w:pPr>
+              <w:pStyle w:val="Compact"/>
+              <w:spacing w:line="240" w:lineRule="auto"/>
+              <w:jc w:val="right"/>
+            </w:pPr>
+            <w:r>
+              <w:rPr>
+                <w:sz w:val="20"/>
+              </w:rPr>
+              <w:t xml:space="preserve">—</w:t>
+            </w:r>
+          </w:p>
+        </w:tc>
+      </w:tr>
+      <w:tr>
+        <w:tc>
+          <w:tcPr/>
+          <w:p>
+            <w:pPr>
+              <w:pStyle w:val="Compact"/>
+              <w:spacing w:line="240" w:lineRule="auto"/>
+            </w:pPr>
+            <w:r>
+              <w:rPr>
+                <w:sz w:val="20"/>
+              </w:rPr>
+              <w:t xml:space="preserve">Snowdon Towers</w:t>
+            </w:r>
+          </w:p>
+        </w:tc>
+        <w:tc>
+          <w:tcPr/>
+          <w:p>
+            <w:pPr>
+              <w:pStyle w:val="Compact"/>
+              <w:spacing w:line="240" w:lineRule="auto"/>
+            </w:pPr>
+            <w:r>
+              <w:rPr>
+                <w:sz w:val="20"/>
+              </w:rPr>
+              <w:t xml:space="preserve">Local impact only (ablation)</w:t>
+            </w:r>
+          </w:p>
+        </w:tc>
+        <w:tc>
+          <w:tcPr/>
+          <w:p>
+            <w:pPr>
+              <w:pStyle w:val="Compact"/>
+              <w:spacing w:line="240" w:lineRule="auto"/>
+              <w:jc w:val="right"/>
+            </w:pPr>
+            <w:r>
+              <w:rPr>
+                <w:sz w:val="20"/>
+              </w:rPr>
+              <w:t xml:space="preserve">2</w:t>
+            </w:r>
+          </w:p>
+        </w:tc>
+        <w:tc>
+          <w:tcPr/>
+          <w:p>
+            <w:pPr>
+              <w:pStyle w:val="Compact"/>
+              <w:spacing w:line="240" w:lineRule="auto"/>
+              <w:jc w:val="right"/>
+            </w:pPr>
+            <w:r>
+              <w:rPr>
+                <w:sz w:val="20"/>
+              </w:rPr>
+              <w:t xml:space="preserve">9</w:t>
+            </w:r>
+          </w:p>
+        </w:tc>
+        <w:tc>
+          <w:tcPr/>
+          <w:p>
+            <w:pPr>
+              <w:pStyle w:val="Compact"/>
+              <w:spacing w:line="240" w:lineRule="auto"/>
+              <w:jc w:val="right"/>
+            </w:pPr>
+            <w:r>
+              <w:rPr>
+                <w:sz w:val="20"/>
+              </w:rPr>
+              <w:t xml:space="preserve">58</w:t>
+            </w:r>
+          </w:p>
+        </w:tc>
+        <w:tc>
+          <w:tcPr/>
+          <w:p>
+            <w:pPr>
+              <w:pStyle w:val="Compact"/>
+              <w:spacing w:line="240" w:lineRule="auto"/>
+              <w:jc w:val="right"/>
+            </w:pPr>
+            <w:r>
+              <w:rPr>
+                <w:sz w:val="20"/>
+              </w:rPr>
+              <w:t xml:space="preserve">618</w:t>
+            </w:r>
+          </w:p>
+        </w:tc>
+        <w:tc>
+          <w:tcPr/>
+          <w:p>
+            <w:pPr>
+              <w:pStyle w:val="Compact"/>
+              <w:spacing w:line="240" w:lineRule="auto"/>
+              <w:jc w:val="right"/>
+            </w:pPr>
+            <w:r>
+              <w:rPr>
+                <w:sz w:val="20"/>
+              </w:rPr>
+              <w:t xml:space="preserve">11 (1.6 %)</w:t>
+            </w:r>
+          </w:p>
+        </w:tc>
+        <w:tc>
+          <w:tcPr/>
+          <w:p>
+            <w:pPr>
+              <w:pStyle w:val="Compact"/>
+              <w:spacing w:line="240" w:lineRule="auto"/>
+              <w:jc w:val="right"/>
+            </w:pPr>
+            <w:r>
+              <w:rPr>
+                <w:sz w:val="20"/>
+              </w:rPr>
+              <w:t xml:space="preserve">0.80</w:t>
+            </w:r>
+          </w:p>
+        </w:tc>
+        <w:tc>
+          <w:tcPr/>
+          <w:p>
+            <w:pPr>
+              <w:pStyle w:val="Compact"/>
+              <w:spacing w:line="240" w:lineRule="auto"/>
+              <w:jc w:val="right"/>
+            </w:pPr>
+            <w:r>
+              <w:rPr>
+                <w:sz w:val="20"/>
+              </w:rPr>
+              <w:t xml:space="preserve">0.64</w:t>
+            </w:r>
+          </w:p>
+        </w:tc>
+      </w:tr>
+      <w:tr>
+        <w:tc>
+          <w:tcPr/>
+          <w:p>
+            <w:pPr>
+              <w:pStyle w:val="Compact"/>
+              <w:spacing w:line="240" w:lineRule="auto"/>
+            </w:pPr>
+            <w:r>
+              <w:rPr>
+                <w:sz w:val="20"/>
+              </w:rPr>
+              <w:t xml:space="preserve">Snowdon Towers</w:t>
+            </w:r>
+          </w:p>
+        </w:tc>
+        <w:tc>
+          <w:tcPr/>
+          <w:p>
+            <w:pPr>
+              <w:pStyle w:val="Compact"/>
+              <w:spacing w:line="240" w:lineRule="auto"/>
+            </w:pPr>
+            <w:r>
+              <w:rPr>
+                <w:sz w:val="20"/>
+              </w:rPr>
+              <w:t xml:space="preserve">Geometry only</w:t>
+            </w:r>
+          </w:p>
+        </w:tc>
+        <w:tc>
+          <w:tcPr/>
+          <w:p>
+            <w:pPr>
+              <w:pStyle w:val="Compact"/>
+              <w:spacing w:line="240" w:lineRule="auto"/>
+              <w:jc w:val="right"/>
+            </w:pPr>
+            <w:r>
+              <w:rPr>
+                <w:sz w:val="20"/>
+              </w:rPr>
+              <w:t xml:space="preserve">43</w:t>
+            </w:r>
+          </w:p>
+        </w:tc>
+        <w:tc>
+          <w:tcPr/>
+          <w:p>
+            <w:pPr>
+              <w:pStyle w:val="Compact"/>
+              <w:spacing w:line="240" w:lineRule="auto"/>
+              <w:jc w:val="right"/>
+            </w:pPr>
+            <w:r>
+              <w:rPr>
+                <w:sz w:val="20"/>
+              </w:rPr>
+              <w:t xml:space="preserve">344</w:t>
+            </w:r>
+          </w:p>
+        </w:tc>
+        <w:tc>
+          <w:tcPr/>
+          <w:p>
+            <w:pPr>
+              <w:pStyle w:val="Compact"/>
+              <w:spacing w:line="240" w:lineRule="auto"/>
+              <w:jc w:val="right"/>
+            </w:pPr>
+            <w:r>
+              <w:rPr>
+                <w:sz w:val="20"/>
+              </w:rPr>
+              <w:t xml:space="preserve">286</w:t>
+            </w:r>
+          </w:p>
+        </w:tc>
+        <w:tc>
+          <w:tcPr/>
+          <w:p>
+            <w:pPr>
+              <w:pStyle w:val="Compact"/>
+              <w:spacing w:line="240" w:lineRule="auto"/>
+              <w:jc w:val="right"/>
+            </w:pPr>
+            <w:r>
+              <w:rPr>
+                <w:sz w:val="20"/>
+              </w:rPr>
+              <w:t xml:space="preserve">14</w:t>
+            </w:r>
+          </w:p>
+        </w:tc>
+        <w:tc>
+          <w:tcPr/>
+          <w:p>
+            <w:pPr>
+              <w:pStyle w:val="Compact"/>
+              <w:spacing w:line="240" w:lineRule="auto"/>
+              <w:jc w:val="right"/>
+            </w:pPr>
+            <w:r>
+              <w:rPr>
+                <w:sz w:val="20"/>
+              </w:rPr>
+              <w:t xml:space="preserve">387 (56.3 %)</w:t>
+            </w:r>
+          </w:p>
+        </w:tc>
+        <w:tc>
+          <w:tcPr/>
+          <w:p>
+            <w:pPr>
+              <w:pStyle w:val="Compact"/>
+              <w:spacing w:line="240" w:lineRule="auto"/>
+              <w:jc w:val="right"/>
+            </w:pPr>
+            <w:r>
+              <w:rPr>
+                <w:sz w:val="20"/>
+              </w:rPr>
+              <w:t xml:space="preserve">0.03</w:t>
+            </w:r>
+          </w:p>
+        </w:tc>
+        <w:tc>
+          <w:tcPr/>
+          <w:p>
+            <w:pPr>
+              <w:pStyle w:val="Compact"/>
+              <w:spacing w:line="240" w:lineRule="auto"/>
+              <w:jc w:val="right"/>
+            </w:pPr>
+            <w:r>
+              <w:rPr>
+                <w:sz w:val="20"/>
+              </w:rPr>
+              <w:t xml:space="preserve">0.01</w:t>
+            </w:r>
+          </w:p>
+        </w:tc>
+      </w:tr>
+      <w:tr>
+        <w:tc>
+          <w:tcPr/>
+          <w:p>
+            <w:pPr>
+              <w:pStyle w:val="Compact"/>
+              <w:spacing w:line="240" w:lineRule="auto"/>
+            </w:pPr>
+            <w:r>
+              <w:rPr>
+                <w:sz w:val="20"/>
+              </w:rPr>
+              <w:t xml:space="preserve">Snowdon Towers</w:t>
+            </w:r>
+          </w:p>
+        </w:tc>
+        <w:tc>
+          <w:tcPr/>
+          <w:p>
+            <w:pPr>
+              <w:pStyle w:val="Compact"/>
+              <w:spacing w:line="240" w:lineRule="auto"/>
+            </w:pPr>
+            <w:r>
+              <w:rPr>
+                <w:sz w:val="20"/>
+              </w:rPr>
+              <w:t xml:space="preserve">Category rules</w:t>
+            </w:r>
+          </w:p>
+        </w:tc>
+        <w:tc>
+          <w:tcPr/>
+          <w:p>
+            <w:pPr>
+              <w:pStyle w:val="Compact"/>
+              <w:spacing w:line="240" w:lineRule="auto"/>
+              <w:jc w:val="right"/>
+            </w:pPr>
+            <w:r>
+              <w:rPr>
+                <w:sz w:val="20"/>
+              </w:rPr>
+              <w:t xml:space="preserve">4</w:t>
+            </w:r>
+          </w:p>
+        </w:tc>
+        <w:tc>
+          <w:tcPr/>
+          <w:p>
+            <w:pPr>
+              <w:pStyle w:val="Compact"/>
+              <w:spacing w:line="240" w:lineRule="auto"/>
+              <w:jc w:val="right"/>
+            </w:pPr>
+            <w:r>
+              <w:rPr>
+                <w:sz w:val="20"/>
+              </w:rPr>
+              <w:t xml:space="preserve">83</w:t>
+            </w:r>
+          </w:p>
+        </w:tc>
+        <w:tc>
+          <w:tcPr/>
+          <w:p>
+            <w:pPr>
+              <w:pStyle w:val="Compact"/>
+              <w:spacing w:line="240" w:lineRule="auto"/>
+              <w:jc w:val="right"/>
+            </w:pPr>
+            <w:r>
+              <w:rPr>
+                <w:sz w:val="20"/>
+              </w:rPr>
+              <w:t xml:space="preserve">600</w:t>
+            </w:r>
+          </w:p>
+        </w:tc>
+        <w:tc>
+          <w:tcPr/>
+          <w:p>
+            <w:pPr>
+              <w:pStyle w:val="Compact"/>
+              <w:spacing w:line="240" w:lineRule="auto"/>
+              <w:jc w:val="right"/>
+            </w:pPr>
+            <w:r>
+              <w:rPr>
+                <w:sz w:val="20"/>
+              </w:rPr>
+              <w:t xml:space="preserve">0</w:t>
+            </w:r>
+          </w:p>
+        </w:tc>
+        <w:tc>
+          <w:tcPr/>
+          <w:p>
+            <w:pPr>
+              <w:pStyle w:val="Compact"/>
+              <w:spacing w:line="240" w:lineRule="auto"/>
+              <w:jc w:val="right"/>
+            </w:pPr>
+            <w:r>
+              <w:rPr>
+                <w:sz w:val="20"/>
+              </w:rPr>
+              <w:t xml:space="preserve">87 (12.7 %)</w:t>
+            </w:r>
+          </w:p>
+        </w:tc>
+        <w:tc>
+          <w:tcPr/>
+          <w:p>
+            <w:pPr>
+              <w:pStyle w:val="Compact"/>
+              <w:spacing w:line="240" w:lineRule="auto"/>
+              <w:jc w:val="right"/>
+            </w:pPr>
+            <w:r>
+              <w:rPr>
+                <w:sz w:val="20"/>
+              </w:rPr>
+              <w:t xml:space="preserve">0.15</w:t>
+            </w:r>
+          </w:p>
+        </w:tc>
+        <w:tc>
+          <w:tcPr/>
+          <w:p>
+            <w:pPr>
+              <w:pStyle w:val="Compact"/>
+              <w:spacing w:line="240" w:lineRule="auto"/>
+              <w:jc w:val="right"/>
+            </w:pPr>
+            <w:r>
+              <w:rPr>
+                <w:sz w:val="20"/>
+              </w:rPr>
+              <w:t xml:space="preserve">0.12</w:t>
+            </w:r>
+          </w:p>
+        </w:tc>
+      </w:tr>
+      <w:tr>
+        <w:tc>
+          <w:tcPr/>
+          <w:p>
+            <w:pPr>
+              <w:pStyle w:val="Compact"/>
+              <w:spacing w:line="240" w:lineRule="auto"/>
+            </w:pPr>
+            <w:r>
+              <w:rPr>
+                <w:sz w:val="20"/>
+              </w:rPr>
+              <w:t xml:space="preserve">Golden Nugget</w:t>
+            </w:r>
+          </w:p>
+        </w:tc>
+        <w:tc>
+          <w:tcPr/>
+          <w:p>
+            <w:pPr>
+              <w:pStyle w:val="Compact"/>
+              <w:spacing w:line="240" w:lineRule="auto"/>
+            </w:pPr>
+            <w:r>
+              <w:rPr>
+                <w:sz w:val="20"/>
+              </w:rPr>
+              <w:t xml:space="preserve">Proposed (load path-aware)</w:t>
+            </w:r>
+          </w:p>
+        </w:tc>
+        <w:tc>
+          <w:tcPr/>
+          <w:p>
+            <w:pPr>
+              <w:pStyle w:val="Compact"/>
+              <w:spacing w:line="240" w:lineRule="auto"/>
+              <w:jc w:val="right"/>
+            </w:pPr>
+            <w:r>
+              <w:rPr>
+                <w:sz w:val="20"/>
+              </w:rPr>
+              <w:t xml:space="preserve">0</w:t>
+            </w:r>
+          </w:p>
+        </w:tc>
+        <w:tc>
+          <w:tcPr/>
+          <w:p>
+            <w:pPr>
+              <w:pStyle w:val="Compact"/>
+              <w:spacing w:line="240" w:lineRule="auto"/>
+              <w:jc w:val="right"/>
+            </w:pPr>
+            <w:r>
+              <w:rPr>
+                <w:sz w:val="20"/>
+              </w:rPr>
+              <w:t xml:space="preserve">15</w:t>
+            </w:r>
+          </w:p>
+        </w:tc>
+        <w:tc>
+          <w:tcPr/>
+          <w:p>
+            <w:pPr>
+              <w:pStyle w:val="Compact"/>
+              <w:spacing w:line="240" w:lineRule="auto"/>
+              <w:jc w:val="right"/>
+            </w:pPr>
+            <w:r>
+              <w:rPr>
+                <w:sz w:val="20"/>
+              </w:rPr>
+              <w:t xml:space="preserve">126</w:t>
+            </w:r>
+          </w:p>
+        </w:tc>
+        <w:tc>
+          <w:tcPr/>
+          <w:p>
+            <w:pPr>
+              <w:pStyle w:val="Compact"/>
+              <w:spacing w:line="240" w:lineRule="auto"/>
+              <w:jc w:val="right"/>
+            </w:pPr>
+            <w:r>
+              <w:rPr>
+                <w:sz w:val="20"/>
+              </w:rPr>
+              <w:t xml:space="preserve">197</w:t>
+            </w:r>
+          </w:p>
+        </w:tc>
+        <w:tc>
+          <w:tcPr/>
+          <w:p>
+            <w:pPr>
+              <w:pStyle w:val="Compact"/>
+              <w:spacing w:line="240" w:lineRule="auto"/>
+              <w:jc w:val="right"/>
+            </w:pPr>
+            <w:r>
+              <w:rPr>
+                <w:sz w:val="20"/>
+              </w:rPr>
+              <w:t xml:space="preserve">15 (4.4 %)</w:t>
+            </w:r>
+          </w:p>
+        </w:tc>
+        <w:tc>
+          <w:tcPr/>
+          <w:p>
+            <w:pPr>
+              <w:pStyle w:val="Compact"/>
+              <w:spacing w:line="240" w:lineRule="auto"/>
+              <w:jc w:val="right"/>
+            </w:pPr>
+            <w:r>
+              <w:rPr>
+                <w:sz w:val="20"/>
+              </w:rPr>
+              <w:t xml:space="preserve">—</w:t>
+            </w:r>
+          </w:p>
+        </w:tc>
+        <w:tc>
+          <w:tcPr/>
+          <w:p>
+            <w:pPr>
+              <w:pStyle w:val="Compact"/>
+              <w:spacing w:line="240" w:lineRule="auto"/>
+              <w:jc w:val="right"/>
+            </w:pPr>
+            <w:r>
+              <w:rPr>
+                <w:sz w:val="20"/>
+              </w:rPr>
+              <w:t xml:space="preserve">—</w:t>
+            </w:r>
+          </w:p>
+        </w:tc>
+      </w:tr>
+      <w:tr>
+        <w:tc>
+          <w:tcPr/>
+          <w:p>
+            <w:pPr>
+              <w:pStyle w:val="Compact"/>
+              <w:spacing w:line="240" w:lineRule="auto"/>
+            </w:pPr>
+            <w:r>
+              <w:rPr>
+                <w:sz w:val="20"/>
+              </w:rPr>
+              <w:t xml:space="preserve">Golden Nugget</w:t>
+            </w:r>
+          </w:p>
+        </w:tc>
+        <w:tc>
+          <w:tcPr/>
+          <w:p>
+            <w:pPr>
+              <w:pStyle w:val="Compact"/>
+              <w:spacing w:line="240" w:lineRule="auto"/>
+            </w:pPr>
+            <w:r>
+              <w:rPr>
+                <w:sz w:val="20"/>
+              </w:rPr>
+              <w:t xml:space="preserve">Local impact only (ablation)</w:t>
+            </w:r>
+          </w:p>
+        </w:tc>
+        <w:tc>
+          <w:tcPr/>
+          <w:p>
+            <w:pPr>
+              <w:pStyle w:val="Compact"/>
+              <w:spacing w:line="240" w:lineRule="auto"/>
+              <w:jc w:val="right"/>
+            </w:pPr>
+            <w:r>
+              <w:rPr>
+                <w:sz w:val="20"/>
+              </w:rPr>
+              <w:t xml:space="preserve">9</w:t>
+            </w:r>
+          </w:p>
+        </w:tc>
+        <w:tc>
+          <w:tcPr/>
+          <w:p>
+            <w:pPr>
+              <w:pStyle w:val="Compact"/>
+              <w:spacing w:line="240" w:lineRule="auto"/>
+              <w:jc w:val="right"/>
+            </w:pPr>
+            <w:r>
+              <w:rPr>
+                <w:sz w:val="20"/>
+              </w:rPr>
+              <w:t xml:space="preserve">26</w:t>
+            </w:r>
+          </w:p>
+        </w:tc>
+        <w:tc>
+          <w:tcPr/>
+          <w:p>
+            <w:pPr>
+              <w:pStyle w:val="Compact"/>
+              <w:spacing w:line="240" w:lineRule="auto"/>
+              <w:jc w:val="right"/>
+            </w:pPr>
+            <w:r>
+              <w:rPr>
+                <w:sz w:val="20"/>
+              </w:rPr>
+              <w:t xml:space="preserve">59</w:t>
+            </w:r>
+          </w:p>
+        </w:tc>
+        <w:tc>
+          <w:tcPr/>
+          <w:p>
+            <w:pPr>
+              <w:pStyle w:val="Compact"/>
+              <w:spacing w:line="240" w:lineRule="auto"/>
+              <w:jc w:val="right"/>
+            </w:pPr>
+            <w:r>
+              <w:rPr>
+                <w:sz w:val="20"/>
+              </w:rPr>
+              <w:t xml:space="preserve">244</w:t>
+            </w:r>
+          </w:p>
+        </w:tc>
+        <w:tc>
+          <w:tcPr/>
+          <w:p>
+            <w:pPr>
+              <w:pStyle w:val="Compact"/>
+              <w:spacing w:line="240" w:lineRule="auto"/>
+              <w:jc w:val="right"/>
+            </w:pPr>
+            <w:r>
+              <w:rPr>
+                <w:sz w:val="20"/>
+              </w:rPr>
+              <w:t xml:space="preserve">35 (10.4 %)</w:t>
+            </w:r>
+          </w:p>
+        </w:tc>
+        <w:tc>
+          <w:tcPr/>
+          <w:p>
+            <w:pPr>
+              <w:pStyle w:val="Compact"/>
+              <w:spacing w:line="240" w:lineRule="auto"/>
+              <w:jc w:val="right"/>
+            </w:pPr>
+            <w:r>
+              <w:rPr>
+                <w:sz w:val="20"/>
+              </w:rPr>
+              <w:t xml:space="preserve">0.73</w:t>
+            </w:r>
+          </w:p>
+        </w:tc>
+        <w:tc>
+          <w:tcPr/>
+          <w:p>
+            <w:pPr>
+              <w:pStyle w:val="Compact"/>
+              <w:spacing w:line="240" w:lineRule="auto"/>
+              <w:jc w:val="right"/>
+            </w:pPr>
+            <w:r>
+              <w:rPr>
+                <w:sz w:val="20"/>
+              </w:rPr>
+              <w:t xml:space="preserve">0.32</w:t>
+            </w:r>
+          </w:p>
+        </w:tc>
+      </w:tr>
+      <w:tr>
+        <w:tc>
+          <w:tcPr/>
+          <w:p>
+            <w:pPr>
+              <w:pStyle w:val="Compact"/>
+              <w:spacing w:line="240" w:lineRule="auto"/>
+            </w:pPr>
+            <w:r>
+              <w:rPr>
+                <w:sz w:val="20"/>
+              </w:rPr>
+              <w:t xml:space="preserve">Golden Nugget</w:t>
+            </w:r>
+          </w:p>
+        </w:tc>
+        <w:tc>
+          <w:tcPr/>
+          <w:p>
+            <w:pPr>
+              <w:pStyle w:val="Compact"/>
+              <w:spacing w:line="240" w:lineRule="auto"/>
+            </w:pPr>
+            <w:r>
+              <w:rPr>
+                <w:sz w:val="20"/>
+              </w:rPr>
+              <w:t xml:space="preserve">Geometry only</w:t>
+            </w:r>
+          </w:p>
+        </w:tc>
+        <w:tc>
+          <w:tcPr/>
+          <w:p>
+            <w:pPr>
+              <w:pStyle w:val="Compact"/>
+              <w:spacing w:line="240" w:lineRule="auto"/>
+              <w:jc w:val="right"/>
+            </w:pPr>
+            <w:r>
+              <w:rPr>
+                <w:sz w:val="20"/>
+              </w:rPr>
+              <w:t xml:space="preserve">49</w:t>
+            </w:r>
+          </w:p>
+        </w:tc>
+        <w:tc>
+          <w:tcPr/>
+          <w:p>
+            <w:pPr>
+              <w:pStyle w:val="Compact"/>
+              <w:spacing w:line="240" w:lineRule="auto"/>
+              <w:jc w:val="right"/>
+            </w:pPr>
+            <w:r>
+              <w:rPr>
+                <w:sz w:val="20"/>
+              </w:rPr>
+              <w:t xml:space="preserve">62</w:t>
+            </w:r>
+          </w:p>
+        </w:tc>
+        <w:tc>
+          <w:tcPr/>
+          <w:p>
+            <w:pPr>
+              <w:pStyle w:val="Compact"/>
+              <w:spacing w:line="240" w:lineRule="auto"/>
+              <w:jc w:val="right"/>
+            </w:pPr>
+            <w:r>
+              <w:rPr>
+                <w:sz w:val="20"/>
+              </w:rPr>
+              <w:t xml:space="preserve">190</w:t>
+            </w:r>
+          </w:p>
+        </w:tc>
+        <w:tc>
+          <w:tcPr/>
+          <w:p>
+            <w:pPr>
+              <w:pStyle w:val="Compact"/>
+              <w:spacing w:line="240" w:lineRule="auto"/>
+              <w:jc w:val="right"/>
+            </w:pPr>
+            <w:r>
+              <w:rPr>
+                <w:sz w:val="20"/>
+              </w:rPr>
+              <w:t xml:space="preserve">37</w:t>
+            </w:r>
+          </w:p>
+        </w:tc>
+        <w:tc>
+          <w:tcPr/>
+          <w:p>
+            <w:pPr>
+              <w:pStyle w:val="Compact"/>
+              <w:spacing w:line="240" w:lineRule="auto"/>
+              <w:jc w:val="right"/>
+            </w:pPr>
+            <w:r>
+              <w:rPr>
+                <w:sz w:val="20"/>
+              </w:rPr>
+              <w:t xml:space="preserve">111 (32.8 %)</w:t>
+            </w:r>
+          </w:p>
+        </w:tc>
+        <w:tc>
+          <w:tcPr/>
+          <w:p>
+            <w:pPr>
+              <w:pStyle w:val="Compact"/>
+              <w:spacing w:line="240" w:lineRule="auto"/>
+              <w:jc w:val="right"/>
+            </w:pPr>
+            <w:r>
+              <w:rPr>
+                <w:sz w:val="20"/>
+              </w:rPr>
+              <w:t xml:space="preserve">0.07</w:t>
+            </w:r>
+          </w:p>
+        </w:tc>
+        <w:tc>
+          <w:tcPr/>
+          <w:p>
+            <w:pPr>
+              <w:pStyle w:val="Compact"/>
+              <w:spacing w:line="240" w:lineRule="auto"/>
+              <w:jc w:val="right"/>
+            </w:pPr>
+            <w:r>
+              <w:rPr>
+                <w:sz w:val="20"/>
+              </w:rPr>
+              <w:t xml:space="preserve">0.04</w:t>
+            </w:r>
+          </w:p>
+        </w:tc>
+      </w:tr>
+      <w:tr>
+        <w:tc>
+          <w:tcPr/>
+          <w:p>
+            <w:pPr>
+              <w:pStyle w:val="Compact"/>
+              <w:spacing w:line="240" w:lineRule="auto"/>
+            </w:pPr>
+            <w:r>
+              <w:rPr>
+                <w:sz w:val="20"/>
+              </w:rPr>
+              <w:t xml:space="preserve">Golden Nugget</w:t>
+            </w:r>
+          </w:p>
+        </w:tc>
+        <w:tc>
+          <w:tcPr/>
+          <w:p>
+            <w:pPr>
+              <w:pStyle w:val="Compact"/>
+              <w:spacing w:line="240" w:lineRule="auto"/>
+            </w:pPr>
+            <w:r>
+              <w:rPr>
+                <w:sz w:val="20"/>
+              </w:rPr>
+              <w:t xml:space="preserve">Category rules</w:t>
+            </w:r>
+          </w:p>
+        </w:tc>
+        <w:tc>
+          <w:tcPr/>
+          <w:p>
+            <w:pPr>
+              <w:pStyle w:val="Compact"/>
+              <w:spacing w:line="240" w:lineRule="auto"/>
+              <w:jc w:val="right"/>
+            </w:pPr>
+            <w:r>
+              <w:rPr>
+                <w:sz w:val="20"/>
+              </w:rPr>
+              <w:t xml:space="preserve">62</w:t>
+            </w:r>
+          </w:p>
+        </w:tc>
+        <w:tc>
+          <w:tcPr/>
+          <w:p>
+            <w:pPr>
+              <w:pStyle w:val="Compact"/>
+              <w:spacing w:line="240" w:lineRule="auto"/>
+              <w:jc w:val="right"/>
+            </w:pPr>
+            <w:r>
+              <w:rPr>
+                <w:sz w:val="20"/>
+              </w:rPr>
+              <w:t xml:space="preserve">201</w:t>
+            </w:r>
+          </w:p>
+        </w:tc>
+        <w:tc>
+          <w:tcPr/>
+          <w:p>
+            <w:pPr>
+              <w:pStyle w:val="Compact"/>
+              <w:spacing w:line="240" w:lineRule="auto"/>
+              <w:jc w:val="right"/>
+            </w:pPr>
+            <w:r>
+              <w:rPr>
+                <w:sz w:val="20"/>
+              </w:rPr>
+              <w:t xml:space="preserve">75</w:t>
+            </w:r>
+          </w:p>
+        </w:tc>
+        <w:tc>
+          <w:tcPr/>
+          <w:p>
+            <w:pPr>
+              <w:pStyle w:val="Compact"/>
+              <w:spacing w:line="240" w:lineRule="auto"/>
+              <w:jc w:val="right"/>
+            </w:pPr>
+            <w:r>
+              <w:rPr>
+                <w:sz w:val="20"/>
+              </w:rPr>
+              <w:t xml:space="preserve">0</w:t>
+            </w:r>
+          </w:p>
+        </w:tc>
+        <w:tc>
+          <w:tcPr/>
+          <w:p>
+            <w:pPr>
+              <w:pStyle w:val="Compact"/>
+              <w:spacing w:line="240" w:lineRule="auto"/>
+              <w:jc w:val="right"/>
+            </w:pPr>
+            <w:r>
+              <w:rPr>
+                <w:sz w:val="20"/>
+              </w:rPr>
+              <w:t xml:space="preserve">263 (77.8 %)</w:t>
+            </w:r>
+          </w:p>
+        </w:tc>
+        <w:tc>
+          <w:tcPr/>
+          <w:p>
+            <w:pPr>
+              <w:pStyle w:val="Compact"/>
+              <w:spacing w:line="240" w:lineRule="auto"/>
+              <w:jc w:val="right"/>
+            </w:pPr>
+            <w:r>
+              <w:rPr>
+                <w:sz w:val="20"/>
+              </w:rPr>
+              <w:t xml:space="preserve">0.06</w:t>
+            </w:r>
+          </w:p>
+        </w:tc>
+        <w:tc>
+          <w:tcPr/>
+          <w:p>
+            <w:pPr>
+              <w:pStyle w:val="Compact"/>
+              <w:spacing w:line="240" w:lineRule="auto"/>
+              <w:jc w:val="right"/>
+            </w:pPr>
+            <w:r>
+              <w:rPr>
+                <w:sz w:val="20"/>
+              </w:rPr>
+              <w:t xml:space="preserve">0.05</w:t>
+            </w:r>
+          </w:p>
+        </w:tc>
+      </w:tr>
+    </w:tbl>
+    <w:bookmarkEnd w:id="48"/>
     <w:p>
       <w:pPr>
         <w:pStyle w:val="FirstParagraph"/>
       </w:pPr>
       <w:r>
-        <w:t xml:space="preserve">The single Critical clash is a 273 mm pipe running along the inside of a foundation that carries about 5 MN (Fig. 8a). The load-path ablation (</w:t>
+        <w:t xml:space="preserve">The single Critical clash is a 273 mm pipe running along the inside of a foundation that carries about 5 MN, or 100 bay-equivalents (Fig. 6a). Its local impact alone (</w:t>
+      </w:r>
+      <m:oMath>
+        <m:r>
+          <m:t>η</m:t>
+        </m:r>
+        <m:r>
+          <m:rPr>
+            <m:sty m:val="p"/>
+          </m:rPr>
+          <m:t>=</m:t>
+        </m:r>
+        <m:r>
+          <m:t>0.20</m:t>
+        </m:r>
+      </m:oMath>
+      <w:r>
+        <w:t xml:space="preserve">) would make it Major. The load-path ablation (</w:t>
       </w:r>
       <w:r>
         <w:rPr>
@@ -8718,10 +11182,10 @@
         <w:t xml:space="preserve">local impact only</w:t>
       </w:r>
       <w:r>
-        <w:t xml:space="preserve">) produced the same number of Critical and Major clashes, but a different composition. The consequence level downgraded large local impacts on lightly loaded joists, and raised moderate impacts on heavily loaded members and on slab regions supporting walls. This is the intended effect of separating local damage from global consequence.</w:t>
-      </w:r>
-    </w:p>
-    <w:bookmarkStart w:id="49" w:name="_baace8379330e9c0ebd1c7376eeeb54130a3f9d"/>
+        <w:t xml:space="preserve">) produced 11 Critical or Major clashes. Adding the consequence level downgraded two of them, chord cuts in open-web joists carrying about one bay, and upgraded three: small pipes through heavily loaded walls (16–35 bays) and a pipe embedded in a slab directly beneath a wall that has no other support (orphaned load 1.8 MN). This is the intended effect of separating local damage from global consequence.</w:t>
+      </w:r>
+    </w:p>
+    <w:bookmarkStart w:id="52" w:name="_baace8379330e9c0ebd1c7376eeeb54130a3f9d"/>
     <w:p>
       <w:pPr>
         <w:pStyle w:val="CaptionedFigure"/>
@@ -8729,20 +11193,20 @@
       <w:r>
         <w:drawing>
           <wp:inline>
-            <wp:extent cx="5753100" cy="1880925"/>
+            <wp:extent cx="5753100" cy="1860663"/>
             <wp:effectExtent b="0" l="0" r="0" t="0"/>
-            <wp:docPr descr="Distribution of severity classes of the hard clashes under the four classification methods. “C+M” is the number of Critical and Major clashes." title="" id="47" name="Picture"/>
+            <wp:docPr descr="Fig. 4. Distribution of severity classes of the hard clashes under the four classification methods. “C+M” is the number of Critical and Major clashes." title="" id="50" name="Picture"/>
             <a:graphic>
               <a:graphicData uri="http://schemas.openxmlformats.org/drawingml/2006/picture">
                 <pic:pic>
                   <pic:nvPicPr>
-                    <pic:cNvPr descr="figures/fig4_severity.png" id="48" name="Picture"/>
+                    <pic:cNvPr descr="figures/fig4_severity.png" id="51" name="Picture"/>
                     <pic:cNvPicPr>
                       <a:picLocks noChangeArrowheads="1" noChangeAspect="1"/>
                     </pic:cNvPicPr>
                   </pic:nvPicPr>
                   <pic:blipFill>
-                    <a:blip r:embed="rId46"/>
+                    <a:blip r:embed="rId49"/>
                     <a:stretch>
                       <a:fillRect/>
                     </a:stretch>
@@ -8750,7 +11214,7 @@
                   <pic:spPr bwMode="auto">
                     <a:xfrm>
                       <a:off x="0" y="0"/>
-                      <a:ext cx="5753100" cy="1880925"/>
+                      <a:ext cx="5753100" cy="1860663"/>
                     </a:xfrm>
                     <a:prstGeom prst="rect">
                       <a:avLst/>
@@ -8774,7 +11238,7 @@
         <w:pStyle w:val="ImageCaption"/>
       </w:pPr>
       <w:r>
-        <w:t xml:space="preserve">Distribution of severity classes of the hard clashes under the four classification methods.</w:t>
+        <w:t xml:space="preserve">Fig. 4. Distribution of severity classes of the hard clashes under the four classification methods.</w:t>
       </w:r>
       <w:r>
         <w:t xml:space="preserve"> </w:t>
@@ -8789,8 +11253,8 @@
         <w:t xml:space="preserve">is the number of Critical and Major clashes.</w:t>
       </w:r>
     </w:p>
-    <w:bookmarkEnd w:id="49"/>
-    <w:bookmarkStart w:id="53" w:name="_2cd318ba12f609ba1a2c6aa5101e28a4a8a48db"/>
+    <w:bookmarkEnd w:id="52"/>
+    <w:bookmarkStart w:id="56" w:name="_2cd318ba12f609ba1a2c6aa5101e28a4a8a48db"/>
     <w:p>
       <w:pPr>
         <w:pStyle w:val="CaptionedFigure"/>
@@ -8798,20 +11262,20 @@
       <w:r>
         <w:drawing>
           <wp:inline>
-            <wp:extent cx="4602480" cy="4319296"/>
+            <wp:extent cx="4602480" cy="1851469"/>
             <wp:effectExtent b="0" l="0" r="0" t="0"/>
-            <wp:docPr descr="Cross-tabulation of geometry-only and proposed classes for the hard clashes." title="" id="51" name="Picture"/>
+            <wp:docPr descr="Fig. 5. Cross-tabulation of geometry-only and proposed classes for the hard clashes." title="" id="54" name="Picture"/>
             <a:graphic>
               <a:graphicData uri="http://schemas.openxmlformats.org/drawingml/2006/picture">
                 <pic:pic>
                   <pic:nvPicPr>
-                    <pic:cNvPr descr="figures/fig5_crosstab.png" id="52" name="Picture"/>
+                    <pic:cNvPr descr="figures/fig5_crosstab.png" id="55" name="Picture"/>
                     <pic:cNvPicPr>
                       <a:picLocks noChangeArrowheads="1" noChangeAspect="1"/>
                     </pic:cNvPicPr>
                   </pic:nvPicPr>
                   <pic:blipFill>
-                    <a:blip r:embed="rId50"/>
+                    <a:blip r:embed="rId53"/>
                     <a:stretch>
                       <a:fillRect/>
                     </a:stretch>
@@ -8819,7 +11283,7 @@
                   <pic:spPr bwMode="auto">
                     <a:xfrm>
                       <a:off x="0" y="0"/>
-                      <a:ext cx="4602480" cy="4319296"/>
+                      <a:ext cx="4602480" cy="1851469"/>
                     </a:xfrm>
                     <a:prstGeom prst="rect">
                       <a:avLst/>
@@ -8843,11 +11307,11 @@
         <w:pStyle w:val="ImageCaption"/>
       </w:pPr>
       <w:r>
-        <w:t xml:space="preserve">Cross-tabulation of geometry-only and proposed classes for the hard clashes.</w:t>
-      </w:r>
-    </w:p>
-    <w:bookmarkEnd w:id="53"/>
-    <w:bookmarkStart w:id="57" w:name="_293ccf73bda88ef4a8aefe1e6467cde8db0864d"/>
+        <w:t xml:space="preserve">Fig. 5. Cross-tabulation of geometry-only and proposed classes for the hard clashes.</w:t>
+      </w:r>
+    </w:p>
+    <w:bookmarkEnd w:id="56"/>
+    <w:bookmarkStart w:id="60" w:name="_293ccf73bda88ef4a8aefe1e6467cde8db0864d"/>
     <w:p>
       <w:pPr>
         <w:pStyle w:val="CaptionedFigure"/>
@@ -8857,18 +11321,18 @@
           <wp:inline>
             <wp:extent cx="5753100" cy="3615811"/>
             <wp:effectExtent b="0" l="0" r="0" t="0"/>
-            <wp:docPr descr="Examples from Snowdon Towers (isometric view and view along the structural member). (a) A pipe running inside a heavily loaded foundation. (b) A duct clipping the bottom flange of a steel girder. (c) A mechanical unit cutting the chord zone of an open-web joist. (d) A large elbow in a slab on grade, Critical for geometry-only triage but structurally negligible." title="" id="55" name="Picture"/>
+            <wp:docPr descr="Fig. 6. Examples from Snowdon Towers (isometric view and view along the structural member). (a) A pipe running inside a heavily loaded foundation. (b) A duct clipping the bottom flange of a steel girder. (c) A mechanical unit cutting the chord zone of an open-web joist. (d) A large elbow in a slab on grade, Critical for geometry-only triage but structurally negligible." title="" id="58" name="Picture"/>
             <a:graphic>
               <a:graphicData uri="http://schemas.openxmlformats.org/drawingml/2006/picture">
                 <pic:pic>
                   <pic:nvPicPr>
-                    <pic:cNvPr descr="figures/fig8_examples.png" id="56" name="Picture"/>
+                    <pic:cNvPr descr="figures/fig6_examples.png" id="59" name="Picture"/>
                     <pic:cNvPicPr>
                       <a:picLocks noChangeArrowheads="1" noChangeAspect="1"/>
                     </pic:cNvPicPr>
                   </pic:nvPicPr>
                   <pic:blipFill>
-                    <a:blip r:embed="rId54"/>
+                    <a:blip r:embed="rId57"/>
                     <a:stretch>
                       <a:fillRect/>
                     </a:stretch>
@@ -8900,15 +11364,15 @@
         <w:pStyle w:val="ImageCaption"/>
       </w:pPr>
       <w:r>
-        <w:t xml:space="preserve">Examples from Snowdon Towers (isometric view and view along the structural member). (a) A pipe running inside a heavily loaded foundation. (b) A duct clipping the bottom flange of a steel girder. (c) A mechanical unit cutting the chord zone of an open-web joist. (d) A large elbow in a slab on grade, Critical for geometry-only triage but structurally negligible.</w:t>
-      </w:r>
-    </w:p>
-    <w:bookmarkEnd w:id="57"/>
+        <w:t xml:space="preserve">Fig. 6. Examples from Snowdon Towers (isometric view and view along the structural member). (a) A pipe running inside a heavily loaded foundation. (b) A duct clipping the bottom flange of a steel girder. (c) A mechanical unit cutting the chord zone of an open-web joist. (d) A large elbow in a slab on grade, Critical for geometry-only triage but structurally negligible.</w:t>
+      </w:r>
+    </w:p>
+    <w:bookmarkEnd w:id="60"/>
     <w:p>
       <w:pPr>
         <w:pStyle w:val="Heading2"/>
       </w:pPr>
-      <w:bookmarkStart w:id="58" w:name="_c5aeddccea850b9a643e46238d68113be8a37e2"/>
+      <w:bookmarkStart w:id="61" w:name="_c5aeddccea850b9a643e46238d68113be8a37e2"/>
       <w:r>
         <w:rPr>
           <w:rStyle w:val="SectionNumber"/>
@@ -8921,17 +11385,89 @@
       <w:r>
         <w:t xml:space="preserve">Sensitivity (RQ3)</w:t>
       </w:r>
-      <w:bookmarkEnd w:id="58"/>
+      <w:bookmarkEnd w:id="61"/>
     </w:p>
     <w:p>
       <w:pPr>
         <w:pStyle w:val="FirstParagraph"/>
       </w:pPr>
       <w:r>
-        <w:t xml:space="preserve">Fig. 6 summarises the one-at-a-time sensitivity analysis. The classification is insensitive to the consequence thresholds (κ_w ≥ 0.97 for scaling between 0.5 and 2), to the live and superimposed dead loads (κ_w ≥ 0.99), and to the contact and end tolerances (κ_w ≥ 0.99). The orphan weight α and the score weight β do not change any class, by construction, but they reorder the ranking within classes (Kendall’s τ of the top 50 between 0.75 and 0.97). The impact thresholds dominate: scaling them by 0.67 increases the Critical+Major set from 11 to 17 (Jaccard 0.65, κ_w 0.76), and scaling by 1.5 reduces it to 6 (Jaccard 0.55, κ_w 0.82). The local-impact thresholds are therefore the parameters that most need calibration against expert judgement (Section 6.2).</w:t>
-      </w:r>
-    </w:p>
-    <w:bookmarkStart w:id="62" w:name="_56127c34d9a1d9edcc283b9f66f6bc2407be489"/>
+        <w:t xml:space="preserve">Fig. 7 summarises the one-at-a-time sensitivity analysis for both models. In Snowdon Towers the classification is insensitive to the consequence thresholds (κ</w:t>
+      </w:r>
+      <w:r>
+        <w:rPr>
+          <w:vertAlign w:val="subscript"/>
+        </w:rPr>
+        <w:t xml:space="preserve">w</w:t>
+      </w:r>
+      <w:r>
+        <w:t xml:space="preserve"> </w:t>
+      </w:r>
+      <w:r>
+        <w:t xml:space="preserve">≥ 0.97 for scaling between 0.5 and 2), to the live and superimposed dead loads (κ</w:t>
+      </w:r>
+      <w:r>
+        <w:rPr>
+          <w:vertAlign w:val="subscript"/>
+        </w:rPr>
+        <w:t xml:space="preserve">w</w:t>
+      </w:r>
+      <w:r>
+        <w:t xml:space="preserve"> </w:t>
+      </w:r>
+      <w:r>
+        <w:t xml:space="preserve">≥ 0.99), and to the contact and end tolerances (κ</w:t>
+      </w:r>
+      <w:r>
+        <w:rPr>
+          <w:vertAlign w:val="subscript"/>
+        </w:rPr>
+        <w:t xml:space="preserve">w</w:t>
+      </w:r>
+      <w:r>
+        <w:t xml:space="preserve"> </w:t>
+      </w:r>
+      <w:r>
+        <w:t xml:space="preserve">= 1.00). The orphan weight α and the score weight β do not change any class in either model, by construction, but they reorder the ranking within classes (Kendall’s τ of the top 50 between 0.73 and 0.98). In both models the impact thresholds matter most. Scaling them by 0.67 increases the Critical+Major set from 12 to 19 in Snowdon Towers and from 15 to 30 in Golden Nugget, and scaling by 1.5 reduces it to 6 and 2 respectively (Jaccard 0.13–0.67, κ</w:t>
+      </w:r>
+      <w:r>
+        <w:rPr>
+          <w:vertAlign w:val="subscript"/>
+        </w:rPr>
+        <w:t xml:space="preserve">w</w:t>
+      </w:r>
+      <w:r>
+        <w:t xml:space="preserve"> </w:t>
+      </w:r>
+      <w:r>
+        <w:t xml:space="preserve">0.76–0.94). Golden Nugget is also sensitive to two parameters that do not matter in Snowdon Towers. Halving the consequence thresholds raises its Critical+Major set to 28 (κ</w:t>
+      </w:r>
+      <w:r>
+        <w:rPr>
+          <w:vertAlign w:val="subscript"/>
+        </w:rPr>
+        <w:t xml:space="preserve">w</w:t>
+      </w:r>
+      <w:r>
+        <w:t xml:space="preserve"> </w:t>
+      </w:r>
+      <w:r>
+        <w:t xml:space="preserve">0.62), because many of its walls carry one to three bay-equivalents, close to the C1/C2 boundary. Doubling the contact tolerance to 100 mm also gives 28 (κ</w:t>
+      </w:r>
+      <w:r>
+        <w:rPr>
+          <w:vertAlign w:val="subscript"/>
+        </w:rPr>
+        <w:t xml:space="preserve">w</w:t>
+      </w:r>
+      <w:r>
+        <w:t xml:space="preserve"> </w:t>
+      </w:r>
+      <w:r>
+        <w:t xml:space="preserve">0.63), because more timber joints then count as supports and the unsupported set shrinks from 53 to 38. The impact thresholds, the consequence thresholds and, for timber framing, the contact tolerance are therefore the parameters that most need calibration against expert judgement (Section 6.2).</w:t>
+      </w:r>
+    </w:p>
+    <w:bookmarkStart w:id="65" w:name="_56127c34d9a1d9edcc283b9f66f6bc2407be489"/>
     <w:p>
       <w:pPr>
         <w:pStyle w:val="CaptionedFigure"/>
@@ -8939,20 +11475,20 @@
       <w:r>
         <w:drawing>
           <wp:inline>
-            <wp:extent cx="5753100" cy="2190728"/>
+            <wp:extent cx="5753100" cy="2379248"/>
             <wp:effectExtent b="0" l="0" r="0" t="0"/>
-            <wp:docPr descr="One-at-a-time sensitivity of the severity classification (Snowdon Towers). (a) Jaccard overlap of the Critical+Major set, (b) quadratic-weighted κ of the four classes, and (c) Kendall’s τ of the top-50 scores, each relative to the reference configuration." title="" id="60" name="Picture"/>
+            <wp:docPr descr="Fig. 7. One-at-a-time sensitivity of the severity classification (circles: Snowdon Towers; squares: Golden Nugget). (a) Jaccard overlap of the Critical+Major set, (b) quadratic-weighted κ of the four classes, and (c) Kendall’s τ of the top-50 scores, each relative to the reference configuration." title="" id="63" name="Picture"/>
             <a:graphic>
               <a:graphicData uri="http://schemas.openxmlformats.org/drawingml/2006/picture">
                 <pic:pic>
                   <pic:nvPicPr>
-                    <pic:cNvPr descr="figures/fig6_sensitivity.png" id="61" name="Picture"/>
+                    <pic:cNvPr descr="figures/fig7_sensitivity.png" id="64" name="Picture"/>
                     <pic:cNvPicPr>
                       <a:picLocks noChangeArrowheads="1" noChangeAspect="1"/>
                     </pic:cNvPicPr>
                   </pic:nvPicPr>
                   <pic:blipFill>
-                    <a:blip r:embed="rId59"/>
+                    <a:blip r:embed="rId62"/>
                     <a:stretch>
                       <a:fillRect/>
                     </a:stretch>
@@ -8960,7 +11496,7 @@
                   <pic:spPr bwMode="auto">
                     <a:xfrm>
                       <a:off x="0" y="0"/>
-                      <a:ext cx="5753100" cy="2190728"/>
+                      <a:ext cx="5753100" cy="2379248"/>
                     </a:xfrm>
                     <a:prstGeom prst="rect">
                       <a:avLst/>
@@ -8984,15 +11520,15 @@
         <w:pStyle w:val="ImageCaption"/>
       </w:pPr>
       <w:r>
-        <w:t xml:space="preserve">One-at-a-time sensitivity of the severity classification (Snowdon Towers). (a) Jaccard overlap of the Critical+Major set, (b) quadratic-weighted κ of the four classes, and (c) Kendall’s τ of the top-50 scores, each relative to the reference configuration.</w:t>
-      </w:r>
-    </w:p>
-    <w:bookmarkEnd w:id="62"/>
+        <w:t xml:space="preserve">Fig. 7. One-at-a-time sensitivity of the severity classification (circles: Snowdon Towers; squares: Golden Nugget). (a) Jaccard overlap of the Critical+Major set, (b) quadratic-weighted κ of the four classes, and (c) Kendall’s τ of the top-50 scores, each relative to the reference configuration.</w:t>
+      </w:r>
+    </w:p>
+    <w:bookmarkEnd w:id="65"/>
     <w:p>
       <w:pPr>
         <w:pStyle w:val="Heading2"/>
       </w:pPr>
-      <w:bookmarkStart w:id="63" w:name="_690ac15bab9f6e35ba0e97c6169e678dcabd9e8"/>
+      <w:bookmarkStart w:id="66" w:name="_690ac15bab9f6e35ba0e97c6169e678dcabd9e8"/>
       <w:r>
         <w:rPr>
           <w:rStyle w:val="SectionNumber"/>
@@ -9005,14 +11541,14 @@
       <w:r>
         <w:t xml:space="preserve">Digital-twin performance (RQ4)</w:t>
       </w:r>
-      <w:bookmarkEnd w:id="63"/>
+      <w:bookmarkEnd w:id="66"/>
     </w:p>
     <w:p>
       <w:pPr>
         <w:pStyle w:val="FirstParagraph"/>
       </w:pPr>
       <w:r>
-        <w:t xml:space="preserve">The initial full synchronisation of Snowdon Towers took 31 s. Over the stream of 120 design changes, the incremental update latency (Fig. 7) had a median of 47 ms for MEP changes (95th percentile 106 ms) and 5.0 s for structural changes (95th percentile 5.9 s). A full recomputation of the same states took 17–26 s (mean 22 s), so the median speed-up was about 400-fold overall and about 470-fold for MEP changes. MEP changes require only a few narrow-phase tests, with a median of one candidate pair per event. Structural changes are dominated by re-propagating loads through the graph (median 2.2 s) and by re-assessing every clash (2.7 s), which is done conservatively because a change in support can alter slab and consequence contexts anywhere downstream. At every one of the six checkpoints, the incremental state was</w:t>
+        <w:t xml:space="preserve">The initial full synchronisation of Snowdon Towers took 38 s. Over the stream of 120 design changes, the incremental update latency (Fig. 8) had a median of 62 ms for MEP changes (95th percentile 143 ms) and 5.6 s for structural changes (95th percentile 6.4 s). A full recomputation of the same states took 23–27 s (mean 24 s), so MEP changes were processed about 400 times faster. MEP changes require only a few narrow-phase tests, with a median of one candidate pair per event. Structural changes are dominated by re-propagating loads through the graph (median 2.4 s) and by re-assessing every clash (3.2 s), which is done conservatively because a change in support can alter slab and consequence contexts anywhere downstream. At every one of the six checkpoints, the incremental state was</w:t>
       </w:r>
       <w:r>
         <w:t xml:space="preserve"> </w:t>
@@ -9042,24 +11578,10 @@
         <w:t xml:space="preserve"> </w:t>
       </w:r>
       <w:r>
-        <w:t xml:space="preserve">to six decimals. An earlier run had shown small</w:t>
-      </w:r>
-      <w:r>
-        <w:t xml:space="preserve"> </w:t>
-      </w:r>
-      <m:oMath>
-        <m:r>
-          <m:t>η</m:t>
-        </m:r>
-      </m:oMath>
-      <w:r>
-        <w:t xml:space="preserve"> </w:t>
-      </w:r>
-      <w:r>
-        <w:t xml:space="preserve">differences, which were traced to the non-deterministic sampling fallback described in Section 5.1 and removed. The twin also behaved sensibly: deleting MEP elements resolved 11 clashes, adding duplicated runs created 21, and lowering beams by 150 mm created 16 new clashes and resolved 4.</w:t>
-      </w:r>
-    </w:p>
-    <w:bookmarkStart w:id="67" w:name="_00e8d5c8babd08c9d0cfb8321989021e974aea9"/>
+        <w:t xml:space="preserve">to six decimals. The twin also behaved sensibly: deleting MEP elements resolved 11 clashes, adding duplicated runs created 21, and lowering beams by 150 mm created 16 new clashes and resolved 4. In Golden Nugget the corresponding medians were 37 ms and 2.5 s, again with identical results at every checkpoint (Section 5.6).</w:t>
+      </w:r>
+    </w:p>
+    <w:bookmarkStart w:id="70" w:name="_00e8d5c8babd08c9d0cfb8321989021e974aea9"/>
     <w:p>
       <w:pPr>
         <w:pStyle w:val="CaptionedFigure"/>
@@ -9067,20 +11589,20 @@
       <w:r>
         <w:drawing>
           <wp:inline>
-            <wp:extent cx="4314825" cy="2270206"/>
+            <wp:extent cx="4314825" cy="2257673"/>
             <wp:effectExtent b="0" l="0" r="0" t="0"/>
-            <wp:docPr descr="Incremental update latency of the digital twin for 120 design changes (Snowdon Towers); horizontal bars are medians, the dashed line is the mean time of a full recomputation." title="" id="65" name="Picture"/>
+            <wp:docPr descr="Fig. 8. Incremental update latency of the digital twin for 120 design changes per model; horizontal bars are medians, the dashed lines are the mean times of a full recomputation." title="" id="68" name="Picture"/>
             <a:graphic>
               <a:graphicData uri="http://schemas.openxmlformats.org/drawingml/2006/picture">
                 <pic:pic>
                   <pic:nvPicPr>
-                    <pic:cNvPr descr="figures/fig7_twin_latency.png" id="66" name="Picture"/>
+                    <pic:cNvPr descr="figures/fig8_twin_latency.png" id="69" name="Picture"/>
                     <pic:cNvPicPr>
                       <a:picLocks noChangeArrowheads="1" noChangeAspect="1"/>
                     </pic:cNvPicPr>
                   </pic:nvPicPr>
                   <pic:blipFill>
-                    <a:blip r:embed="rId64"/>
+                    <a:blip r:embed="rId67"/>
                     <a:stretch>
                       <a:fillRect/>
                     </a:stretch>
@@ -9088,7 +11610,7 @@
                   <pic:spPr bwMode="auto">
                     <a:xfrm>
                       <a:off x="0" y="0"/>
-                      <a:ext cx="4314825" cy="2270206"/>
+                      <a:ext cx="4314825" cy="2257673"/>
                     </a:xfrm>
                     <a:prstGeom prst="rect">
                       <a:avLst/>
@@ -9112,15 +11634,15 @@
         <w:pStyle w:val="ImageCaption"/>
       </w:pPr>
       <w:r>
-        <w:t xml:space="preserve">Incremental update latency of the digital twin for 120 design changes (Snowdon Towers); horizontal bars are medians, the dashed line is the mean time of a full recomputation.</w:t>
-      </w:r>
-    </w:p>
-    <w:bookmarkEnd w:id="67"/>
+        <w:t xml:space="preserve">Fig. 8. Incremental update latency of the digital twin for 120 design changes per model; horizontal bars are medians, the dashed lines are the mean times of a full recomputation.</w:t>
+      </w:r>
+    </w:p>
+    <w:bookmarkEnd w:id="70"/>
     <w:p>
       <w:pPr>
         <w:pStyle w:val="Heading2"/>
       </w:pPr>
-      <w:bookmarkStart w:id="68" w:name="_61bf0fe5c41a6277d2345f59d77154a57d59e34"/>
+      <w:bookmarkStart w:id="71" w:name="_61bf0fe5c41a6277d2345f59d77154a57d59e34"/>
       <w:r>
         <w:rPr>
           <w:rStyle w:val="SectionNumber"/>
@@ -9133,81 +11655,750 @@
       <w:r>
         <w:t xml:space="preserve">Held-out case: Golden Nugget</w:t>
       </w:r>
-      <w:bookmarkEnd w:id="68"/>
-    </w:p>
-    <w:p>
-      <w:pPr>
-        <w:pStyle w:val="Heading1"/>
-      </w:pPr>
-      <w:bookmarkStart w:id="69" w:name="_discussion"/>
-      <w:r>
-        <w:rPr>
-          <w:rStyle w:val="SectionNumber"/>
-        </w:rPr>
-        <w:t xml:space="preserve">6</w:t>
-      </w:r>
-      <w:r>
-        <w:tab/>
-      </w:r>
-      <w:r>
-        <w:t xml:space="preserve">Discussion</w:t>
-      </w:r>
-      <w:bookmarkEnd w:id="69"/>
-    </w:p>
-    <w:p>
-      <w:pPr>
-        <w:pStyle w:val="Heading2"/>
-      </w:pPr>
-      <w:bookmarkStart w:id="70" w:name="_9f22319be016bce1baaf898373a6554520269df"/>
-      <w:r>
-        <w:rPr>
-          <w:rStyle w:val="SectionNumber"/>
-        </w:rPr>
-        <w:t xml:space="preserve">6.1</w:t>
-      </w:r>
-      <w:r>
-        <w:tab/>
-      </w:r>
-      <w:r>
-        <w:t xml:space="preserve">Implications for coordination practice</w:t>
-      </w:r>
-      <w:bookmarkEnd w:id="70"/>
-    </w:p>
-    <w:p>
-      <w:pPr>
-        <w:pStyle w:val="Heading2"/>
-      </w:pPr>
-      <w:bookmarkStart w:id="71" w:name="_69245639c5900261256dc97194d4fc1c1834599"/>
-      <w:r>
-        <w:rPr>
-          <w:rStyle w:val="SectionNumber"/>
-        </w:rPr>
-        <w:t xml:space="preserve">6.2</w:t>
-      </w:r>
-      <w:r>
-        <w:tab/>
-      </w:r>
-      <w:r>
-        <w:t xml:space="preserve">Validity and limitations</w:t>
-      </w:r>
       <w:bookmarkEnd w:id="71"/>
     </w:p>
     <w:p>
       <w:pPr>
         <w:pStyle w:val="FirstParagraph"/>
+      </w:pPr>
+      <w:r>
+        <w:t xml:space="preserve">Golden Nugget is structurally unlike Snowdon Towers. Concrete walls, slabs and foundations carry a timber skeleton frame (posts with tenon joints, transoms, purlins and braces) together with steel HEB beams and columns. Its 637 structural members comprise 277 beams, 59 braces, 139 columns, 102 walls, 45 slabs and 15 foundations, and its building-services model contributes 5,283 of the 5,297 MEP elements (Table 3). The export of the building-services model was interrupted once and resumed: the resumable export keeps every complete record, so no element was exported twice.</w:t>
+      </w:r>
+    </w:p>
+    <w:p>
+      <w:pPr>
+        <w:pStyle w:val="BodyText"/>
       </w:pPr>
       <w:r>
         <w:rPr>
           <w:b/>
           <w:bCs/>
         </w:rPr>
-        <w:t xml:space="preserve">Severity has not yet been validated against expert judgement.</w:t>
-      </w:r>
-      <w:r>
-        <w:t xml:space="preserve"> </w:t>
-      </w:r>
-      <w:r>
-        <w:t xml:space="preserve">The proposed classes rest on simplified section mechanics and code provisions, and the case studies show</w:t>
+        <w:t xml:space="preserve">Detection.</w:t>
+      </w:r>
+      <w:r>
+        <w:t xml:space="preserve"> </w:t>
+      </w:r>
+      <w:r>
+        <w:t xml:space="preserve">The framework found 338 hard clashes, 31 touches and 715 clearance clashes. The clearance clashes are mostly on slabs (522) and walls (123). Against Revit’s 357 reference pairs it achieved precision 0.962, recall 0.994 and F1 0.978 (Table 4). Of the 14 pairs not in Revit’s set, 10 are touches and 4 are small overlaps (1.6–22.5 cm³). The 2 pairs Revit reports but the framework does not are measured 11 and 20 mm apart by the framework, a discrepancy whose cause could not be resolved from the exported geometry. Detection took 46 s, longer than the 32 s Revit needed for its reference pairs: unlike Snowdon Towers, this model contains detailed equipment families whose dozens of components must be intersected one by one.</w:t>
+      </w:r>
+    </w:p>
+    <w:p>
+      <w:pPr>
+        <w:pStyle w:val="BodyText"/>
+      </w:pPr>
+      <w:r>
+        <w:rPr>
+          <w:b/>
+          <w:bCs/>
+        </w:rPr>
+        <w:t xml:space="preserve">Determinism.</w:t>
+      </w:r>
+      <w:r>
+        <w:t xml:space="preserve"> </w:t>
+      </w:r>
+      <w:r>
+        <w:t xml:space="preserve">The held-out run also exposed a reproducibility problem invisible in the development case. Equipment families with open components (for example an air-handling unit with 58 components and fan-coil units with 67) fell back to point sampling, and trimesh resolves inside/outside on open meshes with unseeded random rays. As a result, the twin’s incremental state differed from a full recomputation in 14 of 1,079 clash values. Replacing sampling by convex-hull stand-ins for open components and a fixed-direction parity test (Section 3.3) made all results reproducible. It turned two touches into hard clashes and left detection agreement unchanged; 365 of the 369 physical clashes are now measured by an exact Boolean, 39 of them with hull stand-ins.</w:t>
+      </w:r>
+    </w:p>
+    <w:p>
+      <w:pPr>
+        <w:pStyle w:val="BodyText"/>
+      </w:pPr>
+      <w:r>
+        <w:rPr>
+          <w:b/>
+          <w:bCs/>
+        </w:rPr>
+        <w:t xml:space="preserve">What the frozen method got wrong.</w:t>
+      </w:r>
+      <w:r>
+        <w:t xml:space="preserve"> </w:t>
+      </w:r>
+      <w:r>
+        <w:t xml:space="preserve">With the method exactly as developed on Snowdon Towers, the load path conserved load exactly, but it exposed two assumptions that do not hold for this building (Table 6).</w:t>
+      </w:r>
+    </w:p>
+    <w:p>
+      <w:pPr>
+        <w:pStyle w:val="Compact"/>
+        <w:numPr>
+          <w:ilvl w:val="0"/>
+          <w:numId w:val="1006"/>
+        </w:numPr>
+      </w:pPr>
+      <w:r>
+        <w:t xml:space="preserve">The reference bay load, then defined as the median beam load, collapsed to 0.3 kN. In this flat-slab building the floors bear directly on walls and columns, and the 277 framing members are mostly timber skeleton and secondary steel members that receive little floor load. Nearly every member therefore fell into the global consequence level, and 65 hard clashes (19 %) were rated Critical or Major, almost twice the 35 of the local-impact ablation.</w:t>
+      </w:r>
+    </w:p>
+    <w:p>
+      <w:pPr>
+        <w:pStyle w:val="Compact"/>
+        <w:numPr>
+          <w:ilvl w:val="0"/>
+          <w:numId w:val="1006"/>
+        </w:numPr>
+      </w:pPr>
+      <w:r>
+        <w:t xml:space="preserve">Ninety members (14 %) had no path to the ground. Most were timber posts whose tenons sink about 100 mm into the sill beams they stand on, so the rule</w:t>
+      </w:r>
+      <w:r>
+        <w:t xml:space="preserve"> </w:t>
+      </w:r>
+      <w:r>
+        <w:t xml:space="preserve">“a beam whose end reaches a column bears on it”</w:t>
+      </w:r>
+      <w:r>
+        <w:t xml:space="preserve"> </w:t>
+      </w:r>
+      <w:r>
+        <w:t xml:space="preserve">fired first and reversed the support, and diagonal braces spanning several metres in height were treated as supports.</w:t>
+      </w:r>
+    </w:p>
+    <w:p>
+      <w:pPr>
+        <w:pStyle w:val="FirstParagraph"/>
+      </w:pPr>
+      <w:r>
+        <w:rPr>
+          <w:b/>
+          <w:bCs/>
+        </w:rPr>
+        <w:t xml:space="preserve">Revision, applied to both models.</w:t>
+      </w:r>
+      <w:r>
+        <w:t xml:space="preserve"> </w:t>
+      </w:r>
+      <w:r>
+        <w:t xml:space="preserve">The reference bay load was redefined as the median load a member receives directly from a slab. This definition is independent of whether floors bear on joists, beams, walls or columns, and gives</w:t>
+      </w:r>
+      <w:r>
+        <w:t xml:space="preserve"> </w:t>
+      </w:r>
+      <m:oMath>
+        <m:sSub>
+          <m:e>
+            <m:r>
+              <m:t>D</m:t>
+            </m:r>
+          </m:e>
+          <m:sub>
+            <m:r>
+              <m:rPr>
+                <m:sty m:val="p"/>
+              </m:rPr>
+              <m:t>r</m:t>
+            </m:r>
+            <m:r>
+              <m:rPr>
+                <m:sty m:val="p"/>
+              </m:rPr>
+              <m:t>e</m:t>
+            </m:r>
+            <m:r>
+              <m:rPr>
+                <m:sty m:val="p"/>
+              </m:rPr>
+              <m:t>f</m:t>
+            </m:r>
+          </m:sub>
+        </m:sSub>
+      </m:oMath>
+      <w:r>
+        <w:t xml:space="preserve"> </w:t>
+      </w:r>
+      <w:r>
+        <w:t xml:space="preserve">= 45.7 kN here and 51.0 kN (previously 54.4 kN) in Snowdon Towers. The beam–column rule now asks whether the vertical member continues below the beam, and braces are treated as lateral members that never support gravity load (Table 1). The unsupported set fell to 53 members (8.3 %): 28 timber beams (14 transoms, 13 hsbcad beams and 1 purlin), 18 slabs, 6 walls and 1 column, whose supports the rules still cannot infer from the modelled geometry. Nineteen edges were removed from two small cycles around a 50 mm steel column stub flush with the surrounding beams and slab. In Snowdon Towers the revision changed the unsupported set from 21 to 18 members and the class of three of the 687 hard clashes. Load was conserved exactly in both models (27.4 MN in Golden Nugget).</w:t>
+      </w:r>
+    </w:p>
+    <w:bookmarkStart w:id="72" w:name="_cb42f203c4c6eea230d5321730b7057be802829"/>
+    <w:p>
+      <w:pPr>
+        <w:pStyle w:val="TableCaption"/>
+      </w:pPr>
+      <w:r>
+        <w:t xml:space="preserve">Table 6. Held-out case (Golden Nugget): load path and proposed severity of the hard clashes with the frozen method (as developed on Snowdon Towers) and after revising the reference bay load and the beam–column/brace rules (applied to both models).</w:t>
+      </w:r>
+    </w:p>
+    <w:tbl>
+      <w:tblPr>
+        <w:tblStyle w:val="Table"/>
+        <w:tblW w:type="pct" w:w="5000"/>
+        <w:tblLayout w:type="fixed"/>
+        <w:tblLook w:firstRow="1" w:lastRow="0" w:firstColumn="0" w:lastColumn="0" w:noHBand="0" w:noVBand="0" w:val="0020"/>
+        <w:tblCaption w:val="Table 6. Held-out case (Golden Nugget): load path and proposed severity of the hard clashes with the frozen method (as developed on Snowdon Towers) and after revising the reference bay load and the beam–column/brace rules (applied to both models)."/>
+        <w:tblBorders>
+          <w:top w:val="single" w:sz="4" w:color="808080"/>
+          <w:bottom w:val="single" w:sz="4" w:color="808080"/>
+          <w:insideH w:val="single" w:sz="4" w:color="808080"/>
+          <w:left w:val="nil" w:sz="4" w:color="808080"/>
+          <w:right w:val="nil" w:sz="4" w:color="808080"/>
+          <w:insideV w:val="nil" w:sz="4" w:color="808080"/>
+        </w:tblBorders>
+      </w:tblPr>
+      <w:tblGrid>
+        <w:gridCol w:w="960"/>
+        <w:gridCol w:w="840"/>
+        <w:gridCol w:w="1440"/>
+        <w:gridCol w:w="840"/>
+        <w:gridCol w:w="2400"/>
+        <w:gridCol w:w="1440"/>
+      </w:tblGrid>
+      <w:tr>
+        <w:trPr>
+          <w:tblHeader w:val="on"/>
+        </w:trPr>
+        <w:tc>
+          <w:tcPr/>
+          <w:p>
+            <w:pPr>
+              <w:pStyle w:val="Compact"/>
+              <w:spacing w:line="240" w:lineRule="auto"/>
+            </w:pPr>
+            <w:r>
+              <w:rPr>
+                <w:sz w:val="20"/>
+              </w:rPr>
+              <w:t xml:space="preserve">Method</w:t>
+            </w:r>
+          </w:p>
+        </w:tc>
+        <w:tc>
+          <w:tcPr/>
+          <w:p>
+            <w:pPr>
+              <w:pStyle w:val="Compact"/>
+              <w:spacing w:line="240" w:lineRule="auto"/>
+              <w:jc w:val="right"/>
+            </w:pPr>
+            <w:r>
+              <w:rPr>
+                <w:sz w:val="20"/>
+              </w:rPr>
+              <w:t xml:space="preserve">D</w:t>
+            </w:r>
+            <w:r>
+              <w:rPr>
+                <w:sz w:val="20"/>
+                <w:vertAlign w:val="subscript"/>
+              </w:rPr>
+              <w:t xml:space="preserve">ref</w:t>
+            </w:r>
+            <w:r>
+              <w:rPr>
+                <w:sz w:val="20"/>
+              </w:rPr>
+              <w:t xml:space="preserve"> </w:t>
+            </w:r>
+            <w:r>
+              <w:rPr>
+                <w:sz w:val="20"/>
+              </w:rPr>
+              <w:t xml:space="preserve">(kN)</w:t>
+            </w:r>
+          </w:p>
+        </w:tc>
+        <w:tc>
+          <w:tcPr/>
+          <w:p>
+            <w:pPr>
+              <w:pStyle w:val="Compact"/>
+              <w:spacing w:line="240" w:lineRule="auto"/>
+              <w:jc w:val="right"/>
+            </w:pPr>
+            <w:r>
+              <w:rPr>
+                <w:sz w:val="20"/>
+              </w:rPr>
+              <w:t xml:space="preserve">Unsupported</w:t>
+            </w:r>
+          </w:p>
+        </w:tc>
+        <w:tc>
+          <w:tcPr/>
+          <w:p>
+            <w:pPr>
+              <w:pStyle w:val="Compact"/>
+              <w:spacing w:line="240" w:lineRule="auto"/>
+              <w:jc w:val="right"/>
+            </w:pPr>
+            <w:r>
+              <w:rPr>
+                <w:sz w:val="20"/>
+              </w:rPr>
+              <w:t xml:space="preserve">Cycle edges removed</w:t>
+            </w:r>
+          </w:p>
+        </w:tc>
+        <w:tc>
+          <w:tcPr/>
+          <w:p>
+            <w:pPr>
+              <w:pStyle w:val="Compact"/>
+              <w:spacing w:line="240" w:lineRule="auto"/>
+            </w:pPr>
+            <w:r>
+              <w:rPr>
+                <w:sz w:val="20"/>
+              </w:rPr>
+              <w:t xml:space="preserve">Crit. / Major / Minor / Negl.</w:t>
+            </w:r>
+          </w:p>
+        </w:tc>
+        <w:tc>
+          <w:tcPr/>
+          <w:p>
+            <w:pPr>
+              <w:pStyle w:val="Compact"/>
+              <w:spacing w:line="240" w:lineRule="auto"/>
+              <w:jc w:val="right"/>
+            </w:pPr>
+            <w:r>
+              <w:rPr>
+                <w:sz w:val="20"/>
+              </w:rPr>
+              <w:t xml:space="preserve">Crit. + Major</w:t>
+            </w:r>
+          </w:p>
+        </w:tc>
+      </w:tr>
+      <w:tr>
+        <w:tc>
+          <w:tcPr/>
+          <w:p>
+            <w:pPr>
+              <w:pStyle w:val="Compact"/>
+              <w:spacing w:line="240" w:lineRule="auto"/>
+            </w:pPr>
+            <w:r>
+              <w:rPr>
+                <w:sz w:val="20"/>
+              </w:rPr>
+              <w:t xml:space="preserve">Frozen</w:t>
+            </w:r>
+          </w:p>
+        </w:tc>
+        <w:tc>
+          <w:tcPr/>
+          <w:p>
+            <w:pPr>
+              <w:pStyle w:val="Compact"/>
+              <w:spacing w:line="240" w:lineRule="auto"/>
+              <w:jc w:val="right"/>
+            </w:pPr>
+            <w:r>
+              <w:rPr>
+                <w:sz w:val="20"/>
+              </w:rPr>
+              <w:t xml:space="preserve">0.3</w:t>
+            </w:r>
+          </w:p>
+        </w:tc>
+        <w:tc>
+          <w:tcPr/>
+          <w:p>
+            <w:pPr>
+              <w:pStyle w:val="Compact"/>
+              <w:spacing w:line="240" w:lineRule="auto"/>
+              <w:jc w:val="right"/>
+            </w:pPr>
+            <w:r>
+              <w:rPr>
+                <w:sz w:val="20"/>
+              </w:rPr>
+              <w:t xml:space="preserve">90 (14.1 %)</w:t>
+            </w:r>
+          </w:p>
+        </w:tc>
+        <w:tc>
+          <w:tcPr/>
+          <w:p>
+            <w:pPr>
+              <w:pStyle w:val="Compact"/>
+              <w:spacing w:line="240" w:lineRule="auto"/>
+              <w:jc w:val="right"/>
+            </w:pPr>
+            <w:r>
+              <w:rPr>
+                <w:sz w:val="20"/>
+              </w:rPr>
+              <w:t xml:space="preserve">4</w:t>
+            </w:r>
+          </w:p>
+        </w:tc>
+        <w:tc>
+          <w:tcPr/>
+          <w:p>
+            <w:pPr>
+              <w:pStyle w:val="Compact"/>
+              <w:spacing w:line="240" w:lineRule="auto"/>
+            </w:pPr>
+            <w:r>
+              <w:rPr>
+                <w:sz w:val="20"/>
+              </w:rPr>
+              <w:t xml:space="preserve">22 / 43 / 261 / 10</w:t>
+            </w:r>
+          </w:p>
+        </w:tc>
+        <w:tc>
+          <w:tcPr/>
+          <w:p>
+            <w:pPr>
+              <w:pStyle w:val="Compact"/>
+              <w:spacing w:line="240" w:lineRule="auto"/>
+              <w:jc w:val="right"/>
+            </w:pPr>
+            <w:r>
+              <w:rPr>
+                <w:sz w:val="20"/>
+              </w:rPr>
+              <w:t xml:space="preserve">65 (19.3 %)</w:t>
+            </w:r>
+          </w:p>
+        </w:tc>
+      </w:tr>
+      <w:tr>
+        <w:tc>
+          <w:tcPr/>
+          <w:p>
+            <w:pPr>
+              <w:pStyle w:val="Compact"/>
+              <w:spacing w:line="240" w:lineRule="auto"/>
+            </w:pPr>
+            <w:r>
+              <w:rPr>
+                <w:sz w:val="20"/>
+              </w:rPr>
+              <w:t xml:space="preserve">Revised</w:t>
+            </w:r>
+          </w:p>
+        </w:tc>
+        <w:tc>
+          <w:tcPr/>
+          <w:p>
+            <w:pPr>
+              <w:pStyle w:val="Compact"/>
+              <w:spacing w:line="240" w:lineRule="auto"/>
+              <w:jc w:val="right"/>
+            </w:pPr>
+            <w:r>
+              <w:rPr>
+                <w:sz w:val="20"/>
+              </w:rPr>
+              <w:t xml:space="preserve">45.7</w:t>
+            </w:r>
+          </w:p>
+        </w:tc>
+        <w:tc>
+          <w:tcPr/>
+          <w:p>
+            <w:pPr>
+              <w:pStyle w:val="Compact"/>
+              <w:spacing w:line="240" w:lineRule="auto"/>
+              <w:jc w:val="right"/>
+            </w:pPr>
+            <w:r>
+              <w:rPr>
+                <w:sz w:val="20"/>
+              </w:rPr>
+              <w:t xml:space="preserve">53 (8.3 %)</w:t>
+            </w:r>
+          </w:p>
+        </w:tc>
+        <w:tc>
+          <w:tcPr/>
+          <w:p>
+            <w:pPr>
+              <w:pStyle w:val="Compact"/>
+              <w:spacing w:line="240" w:lineRule="auto"/>
+              <w:jc w:val="right"/>
+            </w:pPr>
+            <w:r>
+              <w:rPr>
+                <w:sz w:val="20"/>
+              </w:rPr>
+              <w:t xml:space="preserve">19</w:t>
+            </w:r>
+          </w:p>
+        </w:tc>
+        <w:tc>
+          <w:tcPr/>
+          <w:p>
+            <w:pPr>
+              <w:pStyle w:val="Compact"/>
+              <w:spacing w:line="240" w:lineRule="auto"/>
+            </w:pPr>
+            <w:r>
+              <w:rPr>
+                <w:sz w:val="20"/>
+              </w:rPr>
+              <w:t xml:space="preserve">0 / 15 / 126 / 197</w:t>
+            </w:r>
+          </w:p>
+        </w:tc>
+        <w:tc>
+          <w:tcPr/>
+          <w:p>
+            <w:pPr>
+              <w:pStyle w:val="Compact"/>
+              <w:spacing w:line="240" w:lineRule="auto"/>
+              <w:jc w:val="right"/>
+            </w:pPr>
+            <w:r>
+              <w:rPr>
+                <w:sz w:val="20"/>
+              </w:rPr>
+              <w:t xml:space="preserve">15 (4.4 %)</w:t>
+            </w:r>
+          </w:p>
+        </w:tc>
+      </w:tr>
+    </w:tbl>
+    <w:bookmarkEnd w:id="72"/>
+    <w:p>
+      <w:pPr>
+        <w:pStyle w:val="FirstParagraph"/>
+      </w:pPr>
+      <w:r>
+        <w:rPr>
+          <w:b/>
+          <w:bCs/>
+        </w:rPr>
+        <w:t xml:space="preserve">Severity.</w:t>
+      </w:r>
+      <w:r>
+        <w:t xml:space="preserve"> </w:t>
+      </w:r>
+      <w:r>
+        <w:t xml:space="preserve">With the revised method, 15 of the 338 hard clashes (4.4 %) were rated Major, 126 Minor and 197 Negligible, with none Critical (Table 5). Geometry-only triage would prioritise 111 clashes (33 %) and category rules 263 (78 %), mostly because this model has many more column and wall clashes. Agreement with the proposed classes was again low (κ</w:t>
+      </w:r>
+      <w:r>
+        <w:rPr>
+          <w:vertAlign w:val="subscript"/>
+        </w:rPr>
+        <w:t xml:space="preserve">w</w:t>
+      </w:r>
+      <w:r>
+        <w:t xml:space="preserve"> </w:t>
+      </w:r>
+      <w:r>
+        <w:t xml:space="preserve">= 0.07 and 0.06). The load path changed the outcome more here than in Snowdon Towers: it downgraded 23 of the 35 Critical or Major clashes of the local-impact ablation and upgraded 3. All of the downgraded clashes lie in lightly loaded members, each carrying less than three bay-equivalents: 9 walls, 6 timber purlins, 5 slab panels and 3 braces. Timber members are assessed with the same rectangular-section mechanics as concrete, but without the reinforcement-zone rule, which the first held-out run had applied to them wrongly. The highest-ranked clashes are a 660 mm duct passing through a slab (</w:t>
+      </w:r>
+      <m:oMath>
+        <m:r>
+          <m:t>η</m:t>
+        </m:r>
+        <m:r>
+          <m:rPr>
+            <m:sty m:val="p"/>
+          </m:rPr>
+          <m:t>=</m:t>
+        </m:r>
+        <m:r>
+          <m:t>1.0</m:t>
+        </m:r>
+      </m:oMath>
+      <w:r>
+        <w:t xml:space="preserve">), four ducts and fittings cutting walls within their boundary zones (</w:t>
+      </w:r>
+      <m:oMath>
+        <m:r>
+          <m:t>η</m:t>
+        </m:r>
+      </m:oMath>
+      <w:r>
+        <w:t xml:space="preserve"> </w:t>
+      </w:r>
+      <w:r>
+        <w:t xml:space="preserve">= 0.42–0.48), and a pipe fitting at the support of a timber purlin (shear,</w:t>
+      </w:r>
+      <w:r>
+        <w:t xml:space="preserve"> </w:t>
+      </w:r>
+      <m:oMath>
+        <m:r>
+          <m:t>η</m:t>
+        </m:r>
+        <m:r>
+          <m:rPr>
+            <m:sty m:val="p"/>
+          </m:rPr>
+          <m:t>=</m:t>
+        </m:r>
+        <m:r>
+          <m:t>0.39</m:t>
+        </m:r>
+      </m:oMath>
+      <w:r>
+        <w:t xml:space="preserve">). The wall and brace downgrades rest on gravity load only. If these members also resist lateral load, which the framework does not assess, they may deserve more attention (Section 6.2).</w:t>
+      </w:r>
+    </w:p>
+    <w:p>
+      <w:pPr>
+        <w:pStyle w:val="BodyText"/>
+      </w:pPr>
+      <w:r>
+        <w:rPr>
+          <w:b/>
+          <w:bCs/>
+        </w:rPr>
+        <w:t xml:space="preserve">Digital twin.</w:t>
+      </w:r>
+      <w:r>
+        <w:t xml:space="preserve"> </w:t>
+      </w:r>
+      <w:r>
+        <w:t xml:space="preserve">In the twin benchmark the incremental state was again identical to the full recomputation at all six checkpoints. MEP changes took a median of 37 ms (95th percentile 77 ms) and structural changes 2.5 s (95th percentile 3.5 s), against 23–29 s for a full recomputation (Fig. 8). Structural updates are faster than in Snowdon Towers because the graph is smaller and the severity re-assessment (0.6 s) covers fewer clashes. The initial synchronisation took 60 s, because it also builds the meshes and collision structures of all elements.</w:t>
+      </w:r>
+    </w:p>
+    <w:p>
+      <w:pPr>
+        <w:pStyle w:val="Heading1"/>
+      </w:pPr>
+      <w:bookmarkStart w:id="73" w:name="_discussion"/>
+      <w:r>
+        <w:rPr>
+          <w:rStyle w:val="SectionNumber"/>
+        </w:rPr>
+        <w:t xml:space="preserve">6</w:t>
+      </w:r>
+      <w:r>
+        <w:tab/>
+      </w:r>
+      <w:r>
+        <w:t xml:space="preserve">Discussion</w:t>
+      </w:r>
+      <w:bookmarkEnd w:id="73"/>
+    </w:p>
+    <w:p>
+      <w:pPr>
+        <w:pStyle w:val="Heading2"/>
+      </w:pPr>
+      <w:bookmarkStart w:id="74" w:name="_9f22319be016bce1baaf898373a6554520269df"/>
+      <w:r>
+        <w:rPr>
+          <w:rStyle w:val="SectionNumber"/>
+        </w:rPr>
+        <w:t xml:space="preserve">6.1</w:t>
+      </w:r>
+      <w:r>
+        <w:tab/>
+      </w:r>
+      <w:r>
+        <w:t xml:space="preserve">Implications for coordination practice</w:t>
+      </w:r>
+      <w:bookmarkEnd w:id="74"/>
+    </w:p>
+    <w:p>
+      <w:pPr>
+        <w:pStyle w:val="FirstParagraph"/>
+      </w:pPr>
+      <w:r>
+        <w:t xml:space="preserve">Across the two buildings, geometry-only triage would ask coordinators to prioritise 498 of 1,025 hard clashes (49 %) and category rules 350 (34 %). The proposed method prioritises 27 (2.6 %). The reduction is not a matter of setting thresholds more leniently. The disagreements run in both directions: most clashes that geometry flags are routine sleeved penetrations of slabs and walls, whereas several clashes it ranks Minor remove capacity where it matters, such as a duct clipping a girder flange or a mechanical unit cutting a joist chord. Each class is also explainable in engineering terms. It traces back to the governing action, the fraction of capacity removed, the demand at that location, the load that depends on the member, the load without an alternative path, and code-based flags such as</w:t>
+      </w:r>
+      <w:r>
+        <w:t xml:space="preserve"> </w:t>
+      </w:r>
+      <w:r>
+        <w:t xml:space="preserve">“within 4h of column”</w:t>
+      </w:r>
+      <w:r>
+        <w:t xml:space="preserve"> </w:t>
+      </w:r>
+      <w:r>
+        <w:t xml:space="preserve">or</w:t>
+      </w:r>
+      <w:r>
+        <w:t xml:space="preserve"> </w:t>
+      </w:r>
+      <w:r>
+        <w:t xml:space="preserve">“opening &gt; h/3”</w:t>
+      </w:r>
+      <w:r>
+        <w:t xml:space="preserve">. That gives an engineer something to check rather than a score to trust. This complements relevance classifiers learned from past coordination decisions</w:t>
+      </w:r>
+      <w:r>
+        <w:t xml:space="preserve"> </w:t>
+      </w:r>
+      <w:r>
+        <w:t xml:space="preserve">[</w:t>
+      </w:r>
+      <w:hyperlink w:anchor="_bcb3e6187df855698f5478690210076e621ae4f">
+        <w:r>
+          <w:rPr>
+            <w:rStyle w:val="Hyperlink"/>
+          </w:rPr>
+          <w:t xml:space="preserve">3</w:t>
+        </w:r>
+      </w:hyperlink>
+      <w:r>
+        <w:t xml:space="preserve">,</w:t>
+      </w:r>
+      <w:hyperlink w:anchor="_9657f735728280ff8f3f6836cdef366d962b57b">
+        <w:r>
+          <w:rPr>
+            <w:rStyle w:val="Hyperlink"/>
+          </w:rPr>
+          <w:t xml:space="preserve">4</w:t>
+        </w:r>
+      </w:hyperlink>
+      <w:r>
+        <w:t xml:space="preserve">,</w:t>
+      </w:r>
+      <w:hyperlink w:anchor="_93968d1863045126ca7246346c9d38d50c77a45">
+        <w:r>
+          <w:rPr>
+            <w:rStyle w:val="Hyperlink"/>
+          </w:rPr>
+          <w:t xml:space="preserve">6</w:t>
+        </w:r>
+      </w:hyperlink>
+      <w:r>
+        <w:t xml:space="preserve">]</w:t>
+      </w:r>
+      <w:r>
+        <w:t xml:space="preserve">: the local impact and consequence computed here could serve as structural features for such models, which at present see only element attributes.</w:t>
+      </w:r>
+    </w:p>
+    <w:p>
+      <w:pPr>
+        <w:pStyle w:val="BodyText"/>
+      </w:pPr>
+      <w:r>
+        <w:t xml:space="preserve">The held-out case carries a broader lesson. Rules that look neutral can embed assumptions about the structural system: a</w:t>
+      </w:r>
+      <w:r>
+        <w:t xml:space="preserve"> </w:t>
+      </w:r>
+      <w:r>
+        <w:t xml:space="preserve">“typical bay”</w:t>
+      </w:r>
+      <w:r>
+        <w:t xml:space="preserve"> </w:t>
+      </w:r>
+      <w:r>
+        <w:t xml:space="preserve">measured by beams presumes a beam-and-slab building, and</w:t>
+      </w:r>
+      <w:r>
+        <w:t xml:space="preserve"> </w:t>
+      </w:r>
+      <w:r>
+        <w:t xml:space="preserve">“a beam end at a column bears on the column”</w:t>
+      </w:r>
+      <w:r>
+        <w:t xml:space="preserve"> </w:t>
+      </w:r>
+      <w:r>
+        <w:t xml:space="preserve">presumes steel or concrete framing rather than timber joinery with tenons. Both assumptions held in the development case and failed silently in the held-out one, and the failure surfaced only because the consequence distribution looked implausible. Automated structural reasoning on BIM data should therefore be tested across structural systems, not only across buildings, and its reference quantities should be defined by structural function (the load a member receives from the floor) rather than by element type.</w:t>
+      </w:r>
+    </w:p>
+    <w:p>
+      <w:pPr>
+        <w:pStyle w:val="BodyText"/>
+      </w:pPr>
+      <w:r>
+        <w:t xml:space="preserve">For practice, incremental updates in tens of milliseconds for MEP edits and a few seconds for structural edits make it feasible to check clashes</w:t>
       </w:r>
       <w:r>
         <w:t xml:space="preserve"> </w:t>
@@ -9217,13 +12408,70 @@
           <w:i/>
           <w:iCs/>
         </w:rPr>
-        <w:t xml:space="preserve">how</w:t>
-      </w:r>
-      <w:r>
-        <w:t xml:space="preserve"> </w:t>
-      </w:r>
-      <w:r>
-        <w:t xml:space="preserve">they differ from geometry- and category-based triage, not that they are</w:t>
+        <w:t xml:space="preserve">while</w:t>
+      </w:r>
+      <w:r>
+        <w:t xml:space="preserve"> </w:t>
+      </w:r>
+      <w:r>
+        <w:t xml:space="preserve">modelling rather than in periodic coordination rounds. Together with the write-back of severity into the authoring view, this moves coordination towards the closed control loop that Sacks et al. describe for construction digital twins</w:t>
+      </w:r>
+      <w:r>
+        <w:t xml:space="preserve"> </w:t>
+      </w:r>
+      <w:r>
+        <w:t xml:space="preserve">[</w:t>
+      </w:r>
+      <w:hyperlink w:anchor="_6c9cbe90a92aeeb1fb8ebdb61b9b42d82673916">
+        <w:r>
+          <w:rPr>
+            <w:rStyle w:val="Hyperlink"/>
+          </w:rPr>
+          <w:t xml:space="preserve">11</w:t>
+        </w:r>
+      </w:hyperlink>
+      <w:r>
+        <w:t xml:space="preserve">]</w:t>
+      </w:r>
+      <w:r>
+        <w:t xml:space="preserve">. A by-product is a model-quality check: members without a load path (1.5 % and 8.3 % of the structural members here) point to missing supports or modelling conventions that would also trouble downstream structural analysis.</w:t>
+      </w:r>
+    </w:p>
+    <w:p>
+      <w:pPr>
+        <w:pStyle w:val="Heading2"/>
+      </w:pPr>
+      <w:bookmarkStart w:id="75" w:name="_69245639c5900261256dc97194d4fc1c1834599"/>
+      <w:r>
+        <w:rPr>
+          <w:rStyle w:val="SectionNumber"/>
+        </w:rPr>
+        <w:t xml:space="preserve">6.2</w:t>
+      </w:r>
+      <w:r>
+        <w:tab/>
+      </w:r>
+      <w:r>
+        <w:t xml:space="preserve">Validity and limitations</w:t>
+      </w:r>
+      <w:bookmarkEnd w:id="75"/>
+    </w:p>
+    <w:p>
+      <w:pPr>
+        <w:pStyle w:val="FirstParagraph"/>
+      </w:pPr>
+      <w:r>
+        <w:rPr>
+          <w:b/>
+          <w:bCs/>
+        </w:rPr>
+        <w:t xml:space="preserve">Severity has not yet been validated against expert judgement.</w:t>
+      </w:r>
+      <w:r>
+        <w:t xml:space="preserve"> </w:t>
+      </w:r>
+      <w:r>
+        <w:t xml:space="preserve">The proposed classes rest on simplified section mechanics and code provisions, and the case studies show</w:t>
       </w:r>
       <w:r>
         <w:t xml:space="preserve"> </w:t>
@@ -9233,6 +12481,22 @@
           <w:i/>
           <w:iCs/>
         </w:rPr>
+        <w:t xml:space="preserve">how</w:t>
+      </w:r>
+      <w:r>
+        <w:t xml:space="preserve"> </w:t>
+      </w:r>
+      <w:r>
+        <w:t xml:space="preserve">they differ from geometry- and category-based triage, not that they are</w:t>
+      </w:r>
+      <w:r>
+        <w:t xml:space="preserve"> </w:t>
+      </w:r>
+      <w:r>
+        <w:rPr>
+          <w:i/>
+          <w:iCs/>
+        </w:rPr>
         <w:t xml:space="preserve">correct</w:t>
       </w:r>
       <w:r>
@@ -9254,7 +12518,7 @@
         <w:t xml:space="preserve"> </w:t>
       </w:r>
       <w:r>
-        <w:t xml:space="preserve">Demand shapes assume simply-supported members under uniform load, so continuity, concentrated loads and load redistribution are ignored. Capacities are expressed as fractions of the gross section, because reinforcement and connection details are rarely present in coordination models. Only gravity loads are considered, so the lateral role of walls and braces is not captured. These simplifications keep the analysis fast enough for a twin and independent of analysis models. A finite-element check of the highest-ranked clashes is a natural next step.</w:t>
+        <w:t xml:space="preserve">Demand shapes assume simply-supported members under uniform load, so continuity, concentrated loads and load redistribution are ignored. Capacities are expressed as fractions of the gross section, because reinforcement and connection details are rarely present in coordination models. Only gravity loads are considered, so the lateral role of walls and braces is not captured. This matters most for wall and brace penetrations: in the held-out case, 12 of the 23 Critical or Major clashes the load path downgraded were in walls or braces carrying little gravity load, and such members can be critical for lateral stability regardless. The wall boundary-zone flag is retained so that such clashes remain visible. These simplifications keep the analysis fast enough for a twin and independent of analysis models. A finite-element check of the highest-ranked clashes is a natural next step.</w:t>
       </w:r>
     </w:p>
     <w:p>
@@ -9272,7 +12536,7 @@
         <w:t xml:space="preserve"> </w:t>
       </w:r>
       <w:r>
-        <w:t xml:space="preserve">Support relations are inferred from geometry, joins and member ends with fixed tolerances, and orientation rules encode typical gravity hierarchies. Members that are not connected to the ground are reported rather than guessed. In the development case they revealed genuine modelling gaps, but in a poorly coordinated model they would leave part of the structure without a consequence estimate. Whole-storey slabs require the local-panel approximation.</w:t>
+        <w:t xml:space="preserve">Support relations are inferred from geometry, joins and member ends with fixed tolerances, and orientation rules encode typical gravity hierarchies. Members that are not connected to the ground are reported rather than guessed. In the development case they revealed genuine modelling gaps. In the held-out case 8.3 % of the members remained unsupported, mostly timber beams and slabs whose supports the rules cannot infer from the modelled joinery. For those members the consequence is underestimated, because their dependent load is limited to their own weight. The held-out case also showed that orientation rules carry assumptions about the structural system, so further systems (precast, cross-laminated timber, long-span trusses) may need additional rules. Whole-storey slabs require the local-panel approximation.</w:t>
       </w:r>
     </w:p>
     <w:p>
@@ -9346,14 +12610,14 @@
         <w:t xml:space="preserve"> </w:t>
       </w:r>
       <w:r>
-        <w:t xml:space="preserve">Two sample models of one authoring platform were analysed. They differ in structural system, size and modelling conventions, and the second was not used for development. Further projects, especially real coordination datasets with documented decisions, are needed.</w:t>
+        <w:t xml:space="preserve">Two sample models of one authoring platform were analysed. They differ in structural system (a steel and joist frame with concrete cores; a concrete and timber hybrid), size and modelling conventions. The second was held out, but it was also used to revise two rules, so it can no longer serve as an unbiased test of the revised method. Further projects, especially real coordination datasets with documented decisions, are needed.</w:t>
       </w:r>
     </w:p>
     <w:p>
       <w:pPr>
         <w:pStyle w:val="Heading2"/>
       </w:pPr>
-      <w:bookmarkStart w:id="72" w:name="_32691ce30b0dd97ec3690ce7d97c5c9a26aa3b1"/>
+      <w:bookmarkStart w:id="76" w:name="_32691ce30b0dd97ec3690ce7d97c5c9a26aa3b1"/>
       <w:r>
         <w:rPr>
           <w:rStyle w:val="SectionNumber"/>
@@ -9366,7 +12630,7 @@
       <w:r>
         <w:t xml:space="preserve">Future work</w:t>
       </w:r>
-      <w:bookmarkEnd w:id="72"/>
+      <w:bookmarkEnd w:id="76"/>
     </w:p>
     <w:p>
       <w:pPr>
@@ -9380,7 +12644,7 @@
       <w:pPr>
         <w:pStyle w:val="Heading1"/>
       </w:pPr>
-      <w:bookmarkStart w:id="73" w:name="_conclusions"/>
+      <w:bookmarkStart w:id="77" w:name="_conclusions"/>
       <w:r>
         <w:rPr>
           <w:rStyle w:val="SectionNumber"/>
@@ -9393,17 +12657,105 @@
       <w:r>
         <w:t xml:space="preserve">Conclusions</w:t>
       </w:r>
-      <w:bookmarkEnd w:id="73"/>
+      <w:bookmarkEnd w:id="77"/>
+    </w:p>
+    <w:p>
+      <w:pPr>
+        <w:pStyle w:val="FirstParagraph"/>
+      </w:pPr>
+      <w:r>
+        <w:t xml:space="preserve">This study presented a digital twin-enabled framework that detects structural clashes in federated Revit models and grades them by what they do to the structure. It was implemented with Python and the Revit API and evaluated on two Revit 2027 sample buildings of different structural systems. The main findings are:</w:t>
+      </w:r>
+    </w:p>
+    <w:p>
+      <w:pPr>
+        <w:pStyle w:val="Compact"/>
+        <w:numPr>
+          <w:ilvl w:val="0"/>
+          <w:numId w:val="1007"/>
+        </w:numPr>
+      </w:pPr>
+      <w:r>
+        <w:t xml:space="preserve">Exact-mesh clash detection from Revit API data agreed closely with Revit’s own solid-intersection filter (F1 = 0.994 and 0.978), provided that full containment and multi-solid families are handled explicitly. With an R-tree it scaled almost linearly to 82,000 elements.</w:t>
+      </w:r>
+    </w:p>
+    <w:p>
+      <w:pPr>
+        <w:pStyle w:val="Compact"/>
+        <w:numPr>
+          <w:ilvl w:val="0"/>
+          <w:numId w:val="1007"/>
+        </w:numPr>
+      </w:pPr>
+      <w:r>
+        <w:t xml:space="preserve">A gravity load-path graph can be built automatically from BIM geometry, Revit joins and member-end proximity, and it conserves load exactly. It flags members without a modelled support (1.5 % and 8.3 %), which is itself useful model-quality information.</w:t>
+      </w:r>
+    </w:p>
+    <w:p>
+      <w:pPr>
+        <w:pStyle w:val="Compact"/>
+        <w:numPr>
+          <w:ilvl w:val="0"/>
+          <w:numId w:val="1007"/>
+        </w:numPr>
+      </w:pPr>
+      <w:r>
+        <w:t xml:space="preserve">Combining a code-informed local capacity-loss index with load-path consequence prioritised 27 of 1,025 hard clashes (2.6 %), compared with 49 % for geometry-only triage. The two methods disagreed in both directions, which shows that penetration depth alone is a poor proxy for structural severity.</w:t>
+      </w:r>
+    </w:p>
+    <w:p>
+      <w:pPr>
+        <w:pStyle w:val="Compact"/>
+        <w:numPr>
+          <w:ilvl w:val="0"/>
+          <w:numId w:val="1007"/>
+        </w:numPr>
+      </w:pPr>
+      <w:r>
+        <w:t xml:space="preserve">In the development case the classes were robust to loads, tolerances and consequence thresholds, but sensitive to the local-impact thresholds. In the held-out case the consequence thresholds and the contact tolerance also mattered. These judgement-based parameters therefore need calibration against expert judgement.</w:t>
+      </w:r>
+    </w:p>
+    <w:p>
+      <w:pPr>
+        <w:pStyle w:val="Compact"/>
+        <w:numPr>
+          <w:ilvl w:val="0"/>
+          <w:numId w:val="1007"/>
+        </w:numPr>
+      </w:pPr>
+      <w:r>
+        <w:t xml:space="preserve">A held-out building exposed rules that embedded assumptions about the structural system, and a reproducibility defect. The rules were revised to depend on structural function rather than element type and the defect was removed; the revision changed three of 687 classes in the development case.</w:t>
+      </w:r>
+    </w:p>
+    <w:p>
+      <w:pPr>
+        <w:pStyle w:val="Compact"/>
+        <w:numPr>
+          <w:ilvl w:val="0"/>
+          <w:numId w:val="1007"/>
+        </w:numPr>
+      </w:pPr>
+      <w:r>
+        <w:t xml:space="preserve">As a digital twin, the analysis updated incrementally in tens of milliseconds for MEP changes and a few seconds for structural changes, with results identical to full recomputation, and wrote its assessment back into Revit.</w:t>
+      </w:r>
+    </w:p>
+    <w:p>
+      <w:pPr>
+        <w:pStyle w:val="FirstParagraph"/>
+      </w:pPr>
+      <w:r>
+        <w:t xml:space="preserve">The most important next step is a validation of the severity classes against blinded expert ratings, for which an instrument and analysis scripts are released with the code. Lateral load paths and the ingestion of as-built and sensor data through the same change interface would extend the framework from design coordination towards a twin of the physical structure.</w:t>
+      </w:r>
     </w:p>
     <w:p>
       <w:pPr>
         <w:pStyle w:val="Heading1"/>
       </w:pPr>
-      <w:bookmarkStart w:id="74" w:name="_declarations"/>
+      <w:bookmarkStart w:id="78" w:name="_declarations"/>
       <w:r>
         <w:t xml:space="preserve">Declarations</w:t>
       </w:r>
-      <w:bookmarkEnd w:id="74"/>
+      <w:bookmarkEnd w:id="78"/>
     </w:p>
     <w:p>
       <w:pPr>
@@ -9499,14 +12851,14 @@
       <w:pPr>
         <w:pStyle w:val="Heading1"/>
       </w:pPr>
-      <w:bookmarkStart w:id="75" w:name="_references"/>
+      <w:bookmarkStart w:id="79" w:name="_references"/>
       <w:r>
         <w:t xml:space="preserve">References</w:t>
       </w:r>
-      <w:bookmarkEnd w:id="75"/>
-    </w:p>
-    <w:bookmarkStart w:id="166" w:name="_refs"/>
-    <w:bookmarkStart w:id="77" w:name="_0d11f79aa28cd9deb2c05ea92254aebbdb6c879"/>
+      <w:bookmarkEnd w:id="79"/>
+    </w:p>
+    <w:bookmarkStart w:id="170" w:name="_refs"/>
+    <w:bookmarkStart w:id="81" w:name="_0d11f79aa28cd9deb2c05ea92254aebbdb6c879"/>
     <w:p>
       <w:pPr>
         <w:pStyle w:val="Bibliography"/>
@@ -9523,7 +12875,7 @@
       <w:r>
         <w:t xml:space="preserve">R. Chahrour, M.A. Hafeez, A.M. Ahmad, H.I. Sulieman, H. Dawood, S. Rodriguez-Trejo, M. Kassem, K.K. Naji, N. Dawood, Cost-benefit analysis of BIM-enabled design clash detection and resolution, Construction Management and Economics 39 (2020) 55–72. https://doi.org/</w:t>
       </w:r>
-      <w:hyperlink r:id="rId76">
+      <w:hyperlink r:id="rId80">
         <w:r>
           <w:rPr>
             <w:rStyle w:val="Hyperlink"/>
@@ -9535,8 +12887,8 @@
         <w:t xml:space="preserve">.</w:t>
       </w:r>
     </w:p>
-    <w:bookmarkEnd w:id="77"/>
-    <w:bookmarkStart w:id="79" w:name="_c12c19ede63a21dbfc9d3d5050f82292c584198"/>
+    <w:bookmarkEnd w:id="81"/>
+    <w:bookmarkStart w:id="83" w:name="_c12c19ede63a21dbfc9d3d5050f82292c584198"/>
     <w:p>
       <w:pPr>
         <w:pStyle w:val="Bibliography"/>
@@ -9553,7 +12905,7 @@
       <w:r>
         <w:t xml:space="preserve">A. Akponeware, Z. Adamu, Clash detection or clash avoidance? An investigation into coordination problems in 3D BIM, Buildings 7 (2017) 75. https://doi.org/</w:t>
       </w:r>
-      <w:hyperlink r:id="rId78">
+      <w:hyperlink r:id="rId82">
         <w:r>
           <w:rPr>
             <w:rStyle w:val="Hyperlink"/>
@@ -9565,8 +12917,8 @@
         <w:t xml:space="preserve">.</w:t>
       </w:r>
     </w:p>
-    <w:bookmarkEnd w:id="79"/>
-    <w:bookmarkStart w:id="81" w:name="_bcb3e6187df855698f5478690210076e621ae4f"/>
+    <w:bookmarkEnd w:id="83"/>
+    <w:bookmarkStart w:id="85" w:name="_bcb3e6187df855698f5478690210076e621ae4f"/>
     <w:p>
       <w:pPr>
         <w:pStyle w:val="Bibliography"/>
@@ -9583,7 +12935,7 @@
       <w:r>
         <w:t xml:space="preserve">Y. Hu, D. Castro-Lacouture, Clash relevance prediction based on machine learning, Journal of Computing in Civil Engineering 33 (2019). https://doi.org/</w:t>
       </w:r>
-      <w:hyperlink r:id="rId80">
+      <w:hyperlink r:id="rId84">
         <w:r>
           <w:rPr>
             <w:rStyle w:val="Hyperlink"/>
@@ -9595,8 +12947,8 @@
         <w:t xml:space="preserve">.</w:t>
       </w:r>
     </w:p>
-    <w:bookmarkEnd w:id="81"/>
-    <w:bookmarkStart w:id="83" w:name="_9657f735728280ff8f3f6836cdef366d962b57b"/>
+    <w:bookmarkEnd w:id="85"/>
+    <w:bookmarkStart w:id="87" w:name="_9657f735728280ff8f3f6836cdef366d962b57b"/>
     <w:p>
       <w:pPr>
         <w:pStyle w:val="Bibliography"/>
@@ -9613,7 +12965,7 @@
       <w:r>
         <w:t xml:space="preserve">W.Y. Lin, Y.-H. Huang, Filtering of irrelevant clashes detected by BIM software using a hybrid method of rule-based reasoning and supervised machine learning, Applied Sciences 9 (2019) 5324. https://doi.org/</w:t>
       </w:r>
-      <w:hyperlink r:id="rId82">
+      <w:hyperlink r:id="rId86">
         <w:r>
           <w:rPr>
             <w:rStyle w:val="Hyperlink"/>
@@ -9625,8 +12977,8 @@
         <w:t xml:space="preserve">.</w:t>
       </w:r>
     </w:p>
-    <w:bookmarkEnd w:id="83"/>
-    <w:bookmarkStart w:id="85" w:name="_74920588d189e587f41aa48e3e3d0d9ee5bafa1"/>
+    <w:bookmarkEnd w:id="87"/>
+    <w:bookmarkStart w:id="89" w:name="_74920588d189e587f41aa48e3e3d0d9ee5bafa1"/>
     <w:p>
       <w:pPr>
         <w:pStyle w:val="Bibliography"/>
@@ -9643,7 +12995,7 @@
       <w:r>
         <w:t xml:space="preserve">A.S. Borkowski, A. Kubrat, A conceptual AI-based framework for clash triage in building information modeling (BIM): Towards automated prioritization in complex construction projects, Buildings 16 (2026) 690. https://doi.org/</w:t>
       </w:r>
-      <w:hyperlink r:id="rId84">
+      <w:hyperlink r:id="rId88">
         <w:r>
           <w:rPr>
             <w:rStyle w:val="Hyperlink"/>
@@ -9655,8 +13007,8 @@
         <w:t xml:space="preserve">.</w:t>
       </w:r>
     </w:p>
-    <w:bookmarkEnd w:id="85"/>
-    <w:bookmarkStart w:id="87" w:name="_93968d1863045126ca7246346c9d38d50c77a45"/>
+    <w:bookmarkEnd w:id="89"/>
+    <w:bookmarkStart w:id="91" w:name="_93968d1863045126ca7246346c9d38d50c77a45"/>
     <w:p>
       <w:pPr>
         <w:pStyle w:val="Bibliography"/>
@@ -9673,7 +13025,7 @@
       <w:r>
         <w:t xml:space="preserve">H.J. Koo, B.C. Guerra, S. Saka, F. Leite, Streamlining BIM coordination and clash resolution through risk and relevance analysis, Journal of Construction Engineering and Management 152 (2026). https://doi.org/</w:t>
       </w:r>
-      <w:hyperlink r:id="rId86">
+      <w:hyperlink r:id="rId90">
         <w:r>
           <w:rPr>
             <w:rStyle w:val="Hyperlink"/>
@@ -9685,8 +13037,8 @@
         <w:t xml:space="preserve">.</w:t>
       </w:r>
     </w:p>
-    <w:bookmarkEnd w:id="87"/>
-    <w:bookmarkStart w:id="89" w:name="_7304767673e69689413816cb84859bd2be474a3"/>
+    <w:bookmarkEnd w:id="91"/>
+    <w:bookmarkStart w:id="93" w:name="_7304767673e69689413816cb84859bd2be474a3"/>
     <w:p>
       <w:pPr>
         <w:pStyle w:val="Bibliography"/>
@@ -9703,7 +13055,7 @@
       <w:r>
         <w:t xml:space="preserve">R. Ailem, C. Boton, Automating clash relevance filtering in BIM-based multidisciplinary coordination using machine learning, Automation in Construction 181 (2026) 106644. https://doi.org/</w:t>
       </w:r>
-      <w:hyperlink r:id="rId88">
+      <w:hyperlink r:id="rId92">
         <w:r>
           <w:rPr>
             <w:rStyle w:val="Hyperlink"/>
@@ -9715,8 +13067,8 @@
         <w:t xml:space="preserve">.</w:t>
       </w:r>
     </w:p>
-    <w:bookmarkEnd w:id="89"/>
-    <w:bookmarkStart w:id="91" w:name="_6f6548ae06c2811483e3ad89ba771a65205faca"/>
+    <w:bookmarkEnd w:id="93"/>
+    <w:bookmarkStart w:id="95" w:name="_6f6548ae06c2811483e3ad89ba771a65205faca"/>
     <w:p>
       <w:pPr>
         <w:pStyle w:val="Bibliography"/>
@@ -9733,7 +13085,7 @@
       <w:r>
         <w:t xml:space="preserve">I. Bitaraf, A. Salimpour, P. Elmi, A.A. Shirzadi Javid, Improved building information modeling based method for prioritizing clash detection in the building construction design phase, Buildings 14 (2024) 3611. https://doi.org/</w:t>
       </w:r>
-      <w:hyperlink r:id="rId90">
+      <w:hyperlink r:id="rId94">
         <w:r>
           <w:rPr>
             <w:rStyle w:val="Hyperlink"/>
@@ -9745,8 +13097,8 @@
         <w:t xml:space="preserve">.</w:t>
       </w:r>
     </w:p>
-    <w:bookmarkEnd w:id="91"/>
-    <w:bookmarkStart w:id="93" w:name="_b61b59c0e22eb05bf94c6fb7f6a7ff583356419"/>
+    <w:bookmarkEnd w:id="95"/>
+    <w:bookmarkStart w:id="97" w:name="_b61b59c0e22eb05bf94c6fb7f6a7ff583356419"/>
     <w:p>
       <w:pPr>
         <w:pStyle w:val="Bibliography"/>
@@ -9763,7 +13115,7 @@
       <w:r>
         <w:t xml:space="preserve">M. Grieves, J. Vickers, Digital twin: Mitigating unpredictable, undesirable emergent behavior in complex systems, in: Transdisciplinary Perspectives on Complex Systems, Springer International Publishing, 2016: pp. 85–113. https://doi.org/</w:t>
       </w:r>
-      <w:hyperlink r:id="rId92">
+      <w:hyperlink r:id="rId96">
         <w:r>
           <w:rPr>
             <w:rStyle w:val="Hyperlink"/>
@@ -9775,8 +13127,8 @@
         <w:t xml:space="preserve">.</w:t>
       </w:r>
     </w:p>
-    <w:bookmarkEnd w:id="93"/>
-    <w:bookmarkStart w:id="95" w:name="_a27a66ad21d549ee4ca693bf7f3758b6884c49a"/>
+    <w:bookmarkEnd w:id="97"/>
+    <w:bookmarkStart w:id="99" w:name="_a27a66ad21d549ee4ca693bf7f3758b6884c49a"/>
     <w:p>
       <w:pPr>
         <w:pStyle w:val="Bibliography"/>
@@ -9793,7 +13145,7 @@
       <w:r>
         <w:t xml:space="preserve">C. Boje, A. Guerriero, S. Kubicki, Y. Rezgui, Towards a semantic construction digital twin: Directions for future research, Automation in Construction 114 (2020) 103179. https://doi.org/</w:t>
       </w:r>
-      <w:hyperlink r:id="rId94">
+      <w:hyperlink r:id="rId98">
         <w:r>
           <w:rPr>
             <w:rStyle w:val="Hyperlink"/>
@@ -9805,8 +13157,8 @@
         <w:t xml:space="preserve">.</w:t>
       </w:r>
     </w:p>
-    <w:bookmarkEnd w:id="95"/>
-    <w:bookmarkStart w:id="97" w:name="_6c9cbe90a92aeeb1fb8ebdb61b9b42d82673916"/>
+    <w:bookmarkEnd w:id="99"/>
+    <w:bookmarkStart w:id="101" w:name="_6c9cbe90a92aeeb1fb8ebdb61b9b42d82673916"/>
     <w:p>
       <w:pPr>
         <w:pStyle w:val="Bibliography"/>
@@ -9823,7 +13175,7 @@
       <w:r>
         <w:t xml:space="preserve">R. Sacks, I. Brilakis, E. Pikas, H.S. Xie, M. Girolami, Construction with digital twin information systems, Data-Centric Engineering 1 (2020). https://doi.org/</w:t>
       </w:r>
-      <w:hyperlink r:id="rId96">
+      <w:hyperlink r:id="rId100">
         <w:r>
           <w:rPr>
             <w:rStyle w:val="Hyperlink"/>
@@ -9835,8 +13187,8 @@
         <w:t xml:space="preserve">.</w:t>
       </w:r>
     </w:p>
-    <w:bookmarkEnd w:id="97"/>
-    <w:bookmarkStart w:id="99" w:name="_db7277fee13d159fa035ff0aec09dc9d2e3fc17"/>
+    <w:bookmarkEnd w:id="101"/>
+    <w:bookmarkStart w:id="103" w:name="_db7277fee13d159fa035ff0aec09dc9d2e3fc17"/>
     <w:p>
       <w:pPr>
         <w:pStyle w:val="Bibliography"/>
@@ -9853,7 +13205,7 @@
       <w:r>
         <w:t xml:space="preserve">D.-G.J. Opoku, S. Perera, R. Osei-Kyei, M. Rashidi, Digital twin application in the construction industry: A literature review, Journal of Building Engineering 40 (2021) 102726. https://doi.org/</w:t>
       </w:r>
-      <w:hyperlink r:id="rId98">
+      <w:hyperlink r:id="rId102">
         <w:r>
           <w:rPr>
             <w:rStyle w:val="Hyperlink"/>
@@ -9865,8 +13217,8 @@
         <w:t xml:space="preserve">.</w:t>
       </w:r>
     </w:p>
-    <w:bookmarkEnd w:id="99"/>
-    <w:bookmarkStart w:id="100" w:name="_06e5951872820aa0f41fe13dcb89ffb864de2dd"/>
+    <w:bookmarkEnd w:id="103"/>
+    <w:bookmarkStart w:id="104" w:name="_06e5951872820aa0f41fe13dcb89ffb864de2dd"/>
     <w:p>
       <w:pPr>
         <w:pStyle w:val="Bibliography"/>
@@ -9893,8 +13245,8 @@
         <w:t xml:space="preserve">4-023-03, with change 3), Unified Facilities Criteria, Washington, DC, 2016.</w:t>
       </w:r>
     </w:p>
-    <w:bookmarkEnd w:id="100"/>
-    <w:bookmarkStart w:id="102" w:name="_725b849b7058aa2c6daa0a62e58df19f4b6ffb1"/>
+    <w:bookmarkEnd w:id="104"/>
+    <w:bookmarkStart w:id="106" w:name="_725b849b7058aa2c6daa0a62e58df19f4b6ffb1"/>
     <w:p>
       <w:pPr>
         <w:pStyle w:val="Bibliography"/>
@@ -9911,7 +13263,7 @@
       <w:r>
         <w:t xml:space="preserve">U. Starossek, M. Haberland, Disproportionate collapse: Terminology and procedures, Journal of Performance of Constructed Facilities 24 (2010) 519–528. https://doi.org/</w:t>
       </w:r>
-      <w:hyperlink r:id="rId101">
+      <w:hyperlink r:id="rId105">
         <w:r>
           <w:rPr>
             <w:rStyle w:val="Hyperlink"/>
@@ -9923,8 +13275,8 @@
         <w:t xml:space="preserve">.</w:t>
       </w:r>
     </w:p>
-    <w:bookmarkEnd w:id="102"/>
-    <w:bookmarkStart w:id="103" w:name="_a0a45fa49c0c13b82b94c6955ca0eec66f6d1df"/>
+    <w:bookmarkEnd w:id="106"/>
+    <w:bookmarkStart w:id="107" w:name="_a0a45fa49c0c13b82b94c6955ca0eec66f6d1df"/>
     <w:p>
       <w:pPr>
         <w:pStyle w:val="Bibliography"/>
@@ -9960,8 +13312,8 @@
         <w:t xml:space="preserve">318R-19), American Concrete Institute, Farmington Hills, MI, 2019.</w:t>
       </w:r>
     </w:p>
-    <w:bookmarkEnd w:id="103"/>
-    <w:bookmarkStart w:id="104" w:name="_3fd180c218df11ad837b279d4feeebf3c04c7a8"/>
+    <w:bookmarkEnd w:id="107"/>
+    <w:bookmarkStart w:id="108" w:name="_3fd180c218df11ad837b279d4feeebf3c04c7a8"/>
     <w:p>
       <w:pPr>
         <w:pStyle w:val="Bibliography"/>
@@ -9979,8 +13331,8 @@
         <w:t xml:space="preserve">D. Darwin, Steel and composite beams with web openings, American Institute of Steel Construction, Chicago, IL, 1990.</w:t>
       </w:r>
     </w:p>
-    <w:bookmarkEnd w:id="104"/>
-    <w:bookmarkStart w:id="106" w:name="_6f7453fd003f8b93d9addb079fe04ce66175b99"/>
+    <w:bookmarkEnd w:id="108"/>
+    <w:bookmarkStart w:id="110" w:name="_6f7453fd003f8b93d9addb079fe04ce66175b99"/>
     <w:p>
       <w:pPr>
         <w:pStyle w:val="Bibliography"/>
@@ -9997,7 +13349,7 @@
       <w:r>
         <w:t xml:space="preserve">G. van den Bergen, Efficient collision detection of complex deformable models using AABB trees, Journal of Graphics Tools 2 (1997) 1–13. https://doi.org/</w:t>
       </w:r>
-      <w:hyperlink r:id="rId105">
+      <w:hyperlink r:id="rId109">
         <w:r>
           <w:rPr>
             <w:rStyle w:val="Hyperlink"/>
@@ -10009,8 +13361,8 @@
         <w:t xml:space="preserve">.</w:t>
       </w:r>
     </w:p>
-    <w:bookmarkEnd w:id="106"/>
-    <w:bookmarkStart w:id="108" w:name="_91a4e0922361908098529de344b711dbc647e8d"/>
+    <w:bookmarkEnd w:id="110"/>
+    <w:bookmarkStart w:id="112" w:name="_91a4e0922361908098529de344b711dbc647e8d"/>
     <w:p>
       <w:pPr>
         <w:pStyle w:val="Bibliography"/>
@@ -10027,7 +13379,7 @@
       <w:r>
         <w:t xml:space="preserve">S. Gottschalk, M.C. Lin, D. Manocha, OBBTree: A hierarchical structure for rapid interference detection, in: Proceedings of the 23rd Annual Conference on Computer Graphics and Interactive Techniques, ACM, 1996: pp. 171–180. https://doi.org/</w:t>
       </w:r>
-      <w:hyperlink r:id="rId107">
+      <w:hyperlink r:id="rId111">
         <w:r>
           <w:rPr>
             <w:rStyle w:val="Hyperlink"/>
@@ -10039,8 +13391,8 @@
         <w:t xml:space="preserve">.</w:t>
       </w:r>
     </w:p>
-    <w:bookmarkEnd w:id="108"/>
-    <w:bookmarkStart w:id="110" w:name="_7dc52f09005060e74a2fefac7f40b3aaeceeb80"/>
+    <w:bookmarkEnd w:id="112"/>
+    <w:bookmarkStart w:id="114" w:name="_7dc52f09005060e74a2fefac7f40b3aaeceeb80"/>
     <w:p>
       <w:pPr>
         <w:pStyle w:val="Bibliography"/>
@@ -10057,7 +13409,7 @@
       <w:r>
         <w:t xml:space="preserve">A. Guttman, R-trees: A dynamic index structure for spatial searching, ACM SIGMOD Record 14 (1984) 47–57. https://doi.org/</w:t>
       </w:r>
-      <w:hyperlink r:id="rId109">
+      <w:hyperlink r:id="rId113">
         <w:r>
           <w:rPr>
             <w:rStyle w:val="Hyperlink"/>
@@ -10069,8 +13421,8 @@
         <w:t xml:space="preserve">.</w:t>
       </w:r>
     </w:p>
-    <w:bookmarkEnd w:id="110"/>
-    <w:bookmarkStart w:id="112" w:name="_fb3fd29184e1f6192b542d21235915d50f8fba1"/>
+    <w:bookmarkEnd w:id="114"/>
+    <w:bookmarkStart w:id="116" w:name="_fb3fd29184e1f6192b542d21235915d50f8fba1"/>
     <w:p>
       <w:pPr>
         <w:pStyle w:val="Bibliography"/>
@@ -10087,7 +13439,7 @@
       <w:r>
         <w:t xml:space="preserve">J. Pan, S. Chitta, D. Manocha, FCL: A general purpose library for collision and proximity queries, in: 2012 IEEE International Conference on Robotics and Automation, IEEE, 2012: pp. 3859–3866. https://doi.org/</w:t>
       </w:r>
-      <w:hyperlink r:id="rId111">
+      <w:hyperlink r:id="rId115">
         <w:r>
           <w:rPr>
             <w:rStyle w:val="Hyperlink"/>
@@ -10099,8 +13451,8 @@
         <w:t xml:space="preserve">.</w:t>
       </w:r>
     </w:p>
-    <w:bookmarkEnd w:id="112"/>
-    <w:bookmarkStart w:id="114" w:name="_7a16f1d8cb96f9d52ac115dc59ed134d29f1ea5"/>
+    <w:bookmarkEnd w:id="116"/>
+    <w:bookmarkStart w:id="118" w:name="_7a16f1d8cb96f9d52ac115dc59ed134d29f1ea5"/>
     <w:p>
       <w:pPr>
         <w:pStyle w:val="Bibliography"/>
@@ -10117,7 +13469,7 @@
       <w:r>
         <w:t xml:space="preserve">Y. Hu, D. Castro-Lacouture, C.M. Eastman, Holistic clash detection improvement using a component dependent network in BIM projects, Automation in Construction 105 (2019) 102832. https://doi.org/</w:t>
       </w:r>
-      <w:hyperlink r:id="rId113">
+      <w:hyperlink r:id="rId117">
         <w:r>
           <w:rPr>
             <w:rStyle w:val="Hyperlink"/>
@@ -10129,8 +13481,8 @@
         <w:t xml:space="preserve">.</w:t>
       </w:r>
     </w:p>
-    <w:bookmarkEnd w:id="114"/>
-    <w:bookmarkStart w:id="116" w:name="_0c08510da1b4a7fb68b237786ec859f43ee607e"/>
+    <w:bookmarkEnd w:id="118"/>
+    <w:bookmarkStart w:id="120" w:name="_0c08510da1b4a7fb68b237786ec859f43ee607e"/>
     <w:p>
       <w:pPr>
         <w:pStyle w:val="Bibliography"/>
@@ -10147,7 +13499,7 @@
       <w:r>
         <w:t xml:space="preserve">Y. Hu, D. Castro-Lacouture, C.M. Eastman, S.B. Navathe, Automatic clash correction sequence optimization using a clash dependency network, Automation in Construction 115 (2020) 103205. https://doi.org/</w:t>
       </w:r>
-      <w:hyperlink r:id="rId115">
+      <w:hyperlink r:id="rId119">
         <w:r>
           <w:rPr>
             <w:rStyle w:val="Hyperlink"/>
@@ -10159,8 +13511,8 @@
         <w:t xml:space="preserve">.</w:t>
       </w:r>
     </w:p>
-    <w:bookmarkEnd w:id="116"/>
-    <w:bookmarkStart w:id="118" w:name="_712af675f75afd3eacaa3adaa45096695e540f3"/>
+    <w:bookmarkEnd w:id="120"/>
+    <w:bookmarkStart w:id="122" w:name="_712af675f75afd3eacaa3adaa45096695e540f3"/>
     <w:p>
       <w:pPr>
         <w:pStyle w:val="Bibliography"/>
@@ -10177,7 +13529,7 @@
       <w:r>
         <w:t xml:space="preserve">Y. Hu, D. Castro-Lacouture, C.M. Eastman, S.B. Navathe, Component change list prediction for BIM-based clash resolution from a graph perspective, Journal of Construction Engineering and Management 147 (2021). https://doi.org/</w:t>
       </w:r>
-      <w:hyperlink r:id="rId117">
+      <w:hyperlink r:id="rId121">
         <w:r>
           <w:rPr>
             <w:rStyle w:val="Hyperlink"/>
@@ -10189,8 +13541,8 @@
         <w:t xml:space="preserve">.</w:t>
       </w:r>
     </w:p>
-    <w:bookmarkEnd w:id="118"/>
-    <w:bookmarkStart w:id="120" w:name="_f4829dfa5fbc30afc9e04eeeeb81fe869be8015"/>
+    <w:bookmarkEnd w:id="122"/>
+    <w:bookmarkStart w:id="124" w:name="_f4829dfa5fbc30afc9e04eeeeb81fe869be8015"/>
     <w:p>
       <w:pPr>
         <w:pStyle w:val="Bibliography"/>
@@ -10207,7 +13559,7 @@
       <w:r>
         <w:t xml:space="preserve">H.-C. Hsu, S. Chang, C.-C. Chen, I.-C. Wu, Knowledge-based system for resolving design clashes in building information models, Automation in Construction 110 (2020) 103001. https://doi.org/</w:t>
       </w:r>
-      <w:hyperlink r:id="rId119">
+      <w:hyperlink r:id="rId123">
         <w:r>
           <w:rPr>
             <w:rStyle w:val="Hyperlink"/>
@@ -10219,8 +13571,8 @@
         <w:t xml:space="preserve">.</w:t>
       </w:r>
     </w:p>
-    <w:bookmarkEnd w:id="120"/>
-    <w:bookmarkStart w:id="122" w:name="_38f5697bb4214dca847b577fb9266183e4d9d29"/>
+    <w:bookmarkEnd w:id="124"/>
+    <w:bookmarkStart w:id="126" w:name="_38f5697bb4214dca847b577fb9266183e4d9d29"/>
     <w:p>
       <w:pPr>
         <w:pStyle w:val="Bibliography"/>
@@ -10237,7 +13589,7 @@
       <w:r>
         <w:t xml:space="preserve">L. Wang, F. Leite, Formalized knowledge representation for spatial conflict coordination of mechanical, electrical and plumbing (MEP) systems in new building projects, Automation in Construction 64 (2016) 20–26. https://doi.org/</w:t>
       </w:r>
-      <w:hyperlink r:id="rId121">
+      <w:hyperlink r:id="rId125">
         <w:r>
           <w:rPr>
             <w:rStyle w:val="Hyperlink"/>
@@ -10249,8 +13601,8 @@
         <w:t xml:space="preserve">.</w:t>
       </w:r>
     </w:p>
-    <w:bookmarkEnd w:id="122"/>
-    <w:bookmarkStart w:id="124" w:name="_77a3a196c664c52754048042d3339f192c84a98"/>
+    <w:bookmarkEnd w:id="126"/>
+    <w:bookmarkStart w:id="128" w:name="_77a3a196c664c52754048042d3339f192c84a98"/>
     <w:p>
       <w:pPr>
         <w:pStyle w:val="Bibliography"/>
@@ -10267,7 +13619,7 @@
       <w:r>
         <w:t xml:space="preserve">J. Liu, P. Liu, L. Feng, W. Wu, D. Li, Y.F. Chen, Automated clash resolution for reinforcement steel design in concrete frames via q-learning and building information modeling, Automation in Construction 112 (2020) 103062. https://doi.org/</w:t>
       </w:r>
-      <w:hyperlink r:id="rId123">
+      <w:hyperlink r:id="rId127">
         <w:r>
           <w:rPr>
             <w:rStyle w:val="Hyperlink"/>
@@ -10279,8 +13631,8 @@
         <w:t xml:space="preserve">.</w:t>
       </w:r>
     </w:p>
-    <w:bookmarkEnd w:id="124"/>
-    <w:bookmarkStart w:id="126" w:name="_5b0a728e25e60610c03071a406bf0dbcf572b34"/>
+    <w:bookmarkEnd w:id="128"/>
+    <w:bookmarkStart w:id="130" w:name="_5b0a728e25e60610c03071a406bf0dbcf572b34"/>
     <w:p>
       <w:pPr>
         <w:pStyle w:val="Bibliography"/>
@@ -10297,7 +13649,7 @@
       <w:r>
         <w:t xml:space="preserve">W. Xu, P. Chen, H.-L. Chi, S. Wang, S. Zhou, Digital-physical integration for MEP-structural clash coordination using path planning and AR navigation, Automation in Construction 179 (2025) 106501. https://doi.org/</w:t>
       </w:r>
-      <w:hyperlink r:id="rId125">
+      <w:hyperlink r:id="rId129">
         <w:r>
           <w:rPr>
             <w:rStyle w:val="Hyperlink"/>
@@ -10309,8 +13661,8 @@
         <w:t xml:space="preserve">.</w:t>
       </w:r>
     </w:p>
-    <w:bookmarkEnd w:id="126"/>
-    <w:bookmarkStart w:id="128" w:name="_611a09f4bca5c45893d42075e9adc7f0eff85ce"/>
+    <w:bookmarkEnd w:id="130"/>
+    <w:bookmarkStart w:id="132" w:name="_611a09f4bca5c45893d42075e9adc7f0eff85ce"/>
     <w:p>
       <w:pPr>
         <w:pStyle w:val="Bibliography"/>
@@ -10327,7 +13679,7 @@
       <w:r>
         <w:t xml:space="preserve">C. Eastman, J. Lee, Y. Jeong, J. Lee, Automatic rule-based checking of building designs, Automation in Construction 18 (2009) 1011–1033. https://doi.org/</w:t>
       </w:r>
-      <w:hyperlink r:id="rId127">
+      <w:hyperlink r:id="rId131">
         <w:r>
           <w:rPr>
             <w:rStyle w:val="Hyperlink"/>
@@ -10339,8 +13691,8 @@
         <w:t xml:space="preserve">.</w:t>
       </w:r>
     </w:p>
-    <w:bookmarkEnd w:id="128"/>
-    <w:bookmarkStart w:id="130" w:name="_0a3848646ff61d9bc82751375ce6c01a7c58e7d"/>
+    <w:bookmarkEnd w:id="132"/>
+    <w:bookmarkStart w:id="134" w:name="_0a3848646ff61d9bc82751375ce6c01a7c58e7d"/>
     <w:p>
       <w:pPr>
         <w:pStyle w:val="Bibliography"/>
@@ -10357,7 +13709,7 @@
       <w:r>
         <w:t xml:space="preserve">W. Solihin, C. Eastman, Classification of rules for automated BIM rule checking development, Automation in Construction 53 (2015) 69–82. https://doi.org/</w:t>
       </w:r>
-      <w:hyperlink r:id="rId129">
+      <w:hyperlink r:id="rId133">
         <w:r>
           <w:rPr>
             <w:rStyle w:val="Hyperlink"/>
@@ -10369,8 +13721,8 @@
         <w:t xml:space="preserve">.</w:t>
       </w:r>
     </w:p>
-    <w:bookmarkEnd w:id="130"/>
-    <w:bookmarkStart w:id="132" w:name="_1407f02d5b15cdce71917e5f1556e4b205a7861"/>
+    <w:bookmarkEnd w:id="134"/>
+    <w:bookmarkStart w:id="136" w:name="_1407f02d5b15cdce71917e5f1556e4b205a7861"/>
     <w:p>
       <w:pPr>
         <w:pStyle w:val="Bibliography"/>
@@ -10387,7 +13739,7 @@
       <w:r>
         <w:t xml:space="preserve">S. Zhang, J. Teizer, J.-K. Lee, C.M. Eastman, M. Venugopal, Building information modeling (BIM) and safety: Automatic safety checking of construction models and schedules, Automation in Construction 29 (2013) 183–195. https://doi.org/</w:t>
       </w:r>
-      <w:hyperlink r:id="rId131">
+      <w:hyperlink r:id="rId135">
         <w:r>
           <w:rPr>
             <w:rStyle w:val="Hyperlink"/>
@@ -10399,8 +13751,8 @@
         <w:t xml:space="preserve">.</w:t>
       </w:r>
     </w:p>
-    <w:bookmarkEnd w:id="132"/>
-    <w:bookmarkStart w:id="134" w:name="_0572d69e049795dbe6c7c10f5606237c5840d33"/>
+    <w:bookmarkEnd w:id="136"/>
+    <w:bookmarkStart w:id="138" w:name="_0572d69e049795dbe6c7c10f5606237c5840d33"/>
     <w:p>
       <w:pPr>
         <w:pStyle w:val="Bibliography"/>
@@ -10417,7 +13769,7 @@
       <w:r>
         <w:t xml:space="preserve">X. Xie, J. Zhou, X. Fu, R. Zhang, H. Zhu, Q. Bao, Automated rule checking for MEP systems based on BIM and KBMS, Buildings 12 (2022) 934. https://doi.org/</w:t>
       </w:r>
-      <w:hyperlink r:id="rId133">
+      <w:hyperlink r:id="rId137">
         <w:r>
           <w:rPr>
             <w:rStyle w:val="Hyperlink"/>
@@ -10429,8 +13781,8 @@
         <w:t xml:space="preserve">.</w:t>
       </w:r>
     </w:p>
-    <w:bookmarkEnd w:id="134"/>
-    <w:bookmarkStart w:id="136" w:name="_e86ca6173ebb969c40287bb27edd2d4cf4ef0d4"/>
+    <w:bookmarkEnd w:id="138"/>
+    <w:bookmarkStart w:id="140" w:name="_e86ca6173ebb969c40287bb27edd2d4cf4ef0d4"/>
     <w:p>
       <w:pPr>
         <w:pStyle w:val="Bibliography"/>
@@ -10447,7 +13799,7 @@
       <w:r>
         <w:t xml:space="preserve">I.J. Ramaji, A.M. Memari, Interpretation of structural analytical models from the coordination view in building information models, Automation in Construction 90 (2018) 117–133. https://doi.org/</w:t>
       </w:r>
-      <w:hyperlink r:id="rId135">
+      <w:hyperlink r:id="rId139">
         <w:r>
           <w:rPr>
             <w:rStyle w:val="Hyperlink"/>
@@ -10459,8 +13811,8 @@
         <w:t xml:space="preserve">.</w:t>
       </w:r>
     </w:p>
-    <w:bookmarkEnd w:id="136"/>
-    <w:bookmarkStart w:id="138" w:name="_f1cc6bcf7ef0eacb4a2ed68fa54adba1162fdf5"/>
+    <w:bookmarkEnd w:id="140"/>
+    <w:bookmarkStart w:id="142" w:name="_f1cc6bcf7ef0eacb4a2ed68fa54adba1162fdf5"/>
     <w:p>
       <w:pPr>
         <w:pStyle w:val="Bibliography"/>
@@ -10477,7 +13829,7 @@
       <w:r>
         <w:t xml:space="preserve">R.M. Lawson, F. Hanus, D. Sonck, Large web openings in steel and composite beams, Steel Construction 10 (2017) 168–175. https://doi.org/</w:t>
       </w:r>
-      <w:hyperlink r:id="rId137">
+      <w:hyperlink r:id="rId141">
         <w:r>
           <w:rPr>
             <w:rStyle w:val="Hyperlink"/>
@@ -10489,8 +13841,8 @@
         <w:t xml:space="preserve">.</w:t>
       </w:r>
     </w:p>
-    <w:bookmarkEnd w:id="138"/>
-    <w:bookmarkStart w:id="140" w:name="_32f7d1420d0bdfaa9e57092a859aa66a5983a25"/>
+    <w:bookmarkEnd w:id="142"/>
+    <w:bookmarkStart w:id="144" w:name="_32f7d1420d0bdfaa9e57092a859aa66a5983a25"/>
     <w:p>
       <w:pPr>
         <w:pStyle w:val="Bibliography"/>
@@ -10507,7 +13859,7 @@
       <w:r>
         <w:t xml:space="preserve">A. Ahmed, M.M. Fayyadh, S. Naganathan, K. Nasharuddin, Reinforced concrete beams with web openings: A state of the art review, Materials &amp;Amp; Design 40 (2012) 90–102. https://doi.org/</w:t>
       </w:r>
-      <w:hyperlink r:id="rId139">
+      <w:hyperlink r:id="rId143">
         <w:r>
           <w:rPr>
             <w:rStyle w:val="Hyperlink"/>
@@ -10519,8 +13871,8 @@
         <w:t xml:space="preserve">.</w:t>
       </w:r>
     </w:p>
-    <w:bookmarkEnd w:id="140"/>
-    <w:bookmarkStart w:id="142" w:name="_5950e4ecb7a1b2c1a84e9478ea894afe811d9e3"/>
+    <w:bookmarkEnd w:id="144"/>
+    <w:bookmarkStart w:id="146" w:name="_5950e4ecb7a1b2c1a84e9478ea894afe811d9e3"/>
     <w:p>
       <w:pPr>
         <w:pStyle w:val="Bibliography"/>
@@ -10537,7 +13889,7 @@
       <w:r>
         <w:t xml:space="preserve">A.A. Elansary, A.A. Abdel Aty, H.A. Abdalla, M. Zawam, Shear behavior of reinforced concrete beams with web opening near supports, Structures 37 (2022) 1033–1041. https://doi.org/</w:t>
       </w:r>
-      <w:hyperlink r:id="rId141">
+      <w:hyperlink r:id="rId145">
         <w:r>
           <w:rPr>
             <w:rStyle w:val="Hyperlink"/>
@@ -10549,8 +13901,8 @@
         <w:t xml:space="preserve">.</w:t>
       </w:r>
     </w:p>
-    <w:bookmarkEnd w:id="142"/>
-    <w:bookmarkStart w:id="144" w:name="_b5f6d5b867fc628d291fcaaf5a49911d6636f5c"/>
+    <w:bookmarkEnd w:id="146"/>
+    <w:bookmarkStart w:id="148" w:name="_b5f6d5b867fc628d291fcaaf5a49911d6636f5c"/>
     <w:p>
       <w:pPr>
         <w:pStyle w:val="Bibliography"/>
@@ -10567,7 +13919,7 @@
       <w:r>
         <w:t xml:space="preserve">D. Mostofinejad, N. Jafarian, A. Naderi, A. Mostofinejad, M. Salehi, Effects of openings on the punching shear strength of reinforced concrete slabs, Structures 25 (2020) 760–773. https://doi.org/</w:t>
       </w:r>
-      <w:hyperlink r:id="rId143">
+      <w:hyperlink r:id="rId147">
         <w:r>
           <w:rPr>
             <w:rStyle w:val="Hyperlink"/>
@@ -10579,8 +13931,8 @@
         <w:t xml:space="preserve">.</w:t>
       </w:r>
     </w:p>
-    <w:bookmarkEnd w:id="144"/>
-    <w:bookmarkStart w:id="146" w:name="_9a2b4e75efdb3e2848fae6b0050102afc345cd1"/>
+    <w:bookmarkEnd w:id="148"/>
+    <w:bookmarkStart w:id="150" w:name="_9a2b4e75efdb3e2848fae6b0050102afc345cd1"/>
     <w:p>
       <w:pPr>
         <w:pStyle w:val="Bibliography"/>
@@ -10597,7 +13949,7 @@
       <w:r>
         <w:t xml:space="preserve">W. Kritzinger, M. Karner, G. Traar, J. Henjes, W. Sihn, Digital twin in manufacturing: A categorical literature review and classification, IFAC-PapersOnLine 51 (2018) 1016–1022. https://doi.org/</w:t>
       </w:r>
-      <w:hyperlink r:id="rId145">
+      <w:hyperlink r:id="rId149">
         <w:r>
           <w:rPr>
             <w:rStyle w:val="Hyperlink"/>
@@ -10609,8 +13961,8 @@
         <w:t xml:space="preserve">.</w:t>
       </w:r>
     </w:p>
-    <w:bookmarkEnd w:id="146"/>
-    <w:bookmarkStart w:id="148" w:name="_d5e75d5449c3f4e73c114dff1df12e8fd797ede"/>
+    <w:bookmarkEnd w:id="150"/>
+    <w:bookmarkStart w:id="152" w:name="_d5e75d5449c3f4e73c114dff1df12e8fd797ede"/>
     <w:p>
       <w:pPr>
         <w:pStyle w:val="Bibliography"/>
@@ -10627,7 +13979,7 @@
       <w:r>
         <w:t xml:space="preserve">C. Semeraro, M. Lezoche, H. Panetto, M. Dassisti, Digital twin paradigm: A systematic literature review, Computers in Industry 130 (2021) 103469. https://doi.org/</w:t>
       </w:r>
-      <w:hyperlink r:id="rId147">
+      <w:hyperlink r:id="rId151">
         <w:r>
           <w:rPr>
             <w:rStyle w:val="Hyperlink"/>
@@ -10639,8 +13991,8 @@
         <w:t xml:space="preserve">.</w:t>
       </w:r>
     </w:p>
-    <w:bookmarkEnd w:id="148"/>
-    <w:bookmarkStart w:id="150" w:name="_abbc38ac66a59802d6e912036d924b5954a3e45"/>
+    <w:bookmarkEnd w:id="152"/>
+    <w:bookmarkStart w:id="154" w:name="_abbc38ac66a59802d6e912036d924b5954a3e45"/>
     <w:p>
       <w:pPr>
         <w:pStyle w:val="Bibliography"/>
@@ -10657,7 +14009,7 @@
       <w:r>
         <w:t xml:space="preserve">M. Deng, C.C. Menassa, V.R. Kamat, From BIM to digital twins: A systematic review of the evolution of intelligent building representations in the AEC-FM industry, Journal of Information Technology in Construction 26 (2021) 58–83. https://doi.org/</w:t>
       </w:r>
-      <w:hyperlink r:id="rId149">
+      <w:hyperlink r:id="rId153">
         <w:r>
           <w:rPr>
             <w:rStyle w:val="Hyperlink"/>
@@ -10669,8 +14021,8 @@
         <w:t xml:space="preserve">.</w:t>
       </w:r>
     </w:p>
-    <w:bookmarkEnd w:id="150"/>
-    <w:bookmarkStart w:id="152" w:name="_6f370486d9356f395f412e6c0766b6eac0b8a51"/>
+    <w:bookmarkEnd w:id="154"/>
+    <w:bookmarkStart w:id="156" w:name="_6f370486d9356f395f412e6c0766b6eac0b8a51"/>
     <w:p>
       <w:pPr>
         <w:pStyle w:val="Bibliography"/>
@@ -10687,7 +14039,7 @@
       <w:r>
         <w:t xml:space="preserve">X. Hu, G. Olgun, R.H. Assaad, An intelligent BIM-enabled digital twin framework for real-time structural health monitoring using wireless IoT sensing, digital signal processing, and structural analysis, Expert Systems with Applications 252 (2024) 124204. https://doi.org/</w:t>
       </w:r>
-      <w:hyperlink r:id="rId151">
+      <w:hyperlink r:id="rId155">
         <w:r>
           <w:rPr>
             <w:rStyle w:val="Hyperlink"/>
@@ -10699,8 +14051,8 @@
         <w:t xml:space="preserve">.</w:t>
       </w:r>
     </w:p>
-    <w:bookmarkEnd w:id="152"/>
-    <w:bookmarkStart w:id="154" w:name="_d843663862e5b91e3850c54b9879712e9b7bbbc"/>
+    <w:bookmarkEnd w:id="156"/>
+    <w:bookmarkStart w:id="158" w:name="_d843663862e5b91e3850c54b9879712e9b7bbbc"/>
     <w:p>
       <w:pPr>
         <w:pStyle w:val="Bibliography"/>
@@ -10717,7 +14069,7 @@
       <w:r>
         <w:t xml:space="preserve">U. Starossek, M. Haberland, Approaches to measures of structural robustness, Structure and Infrastructure Engineering 7 (2011) 625–631. https://doi.org/</w:t>
       </w:r>
-      <w:hyperlink r:id="rId153">
+      <w:hyperlink r:id="rId157">
         <w:r>
           <w:rPr>
             <w:rStyle w:val="Hyperlink"/>
@@ -10729,8 +14081,8 @@
         <w:t xml:space="preserve">.</w:t>
       </w:r>
     </w:p>
-    <w:bookmarkEnd w:id="154"/>
-    <w:bookmarkStart w:id="156" w:name="_694f0822feed6f8bad320dddc38e11d3c76b411"/>
+    <w:bookmarkEnd w:id="158"/>
+    <w:bookmarkStart w:id="160" w:name="_694f0822feed6f8bad320dddc38e11d3c76b411"/>
     <w:p>
       <w:pPr>
         <w:pStyle w:val="Bibliography"/>
@@ -10747,7 +14099,7 @@
       <w:r>
         <w:t xml:space="preserve">A. McKay, K. Marchand, M. Diaz, Alternate path method in progressive collapse analysis: Variation of dynamic and nonlinear load increase factors, Practice Periodical on Structural Design and Construction 17 (2012) 152–160. https://doi.org/</w:t>
       </w:r>
-      <w:hyperlink r:id="rId155">
+      <w:hyperlink r:id="rId159">
         <w:r>
           <w:rPr>
             <w:rStyle w:val="Hyperlink"/>
@@ -10759,8 +14111,8 @@
         <w:t xml:space="preserve">.</w:t>
       </w:r>
     </w:p>
-    <w:bookmarkEnd w:id="156"/>
-    <w:bookmarkStart w:id="158" w:name="_aa98298a247e4168ddc76cfa50bb534a2deb625"/>
+    <w:bookmarkEnd w:id="160"/>
+    <w:bookmarkStart w:id="162" w:name="_aa98298a247e4168ddc76cfa50bb534a2deb625"/>
     <w:p>
       <w:pPr>
         <w:pStyle w:val="Bibliography"/>
@@ -10777,7 +14129,7 @@
       <w:r>
         <w:t xml:space="preserve">S. Zhao, N. Wu, Q. Wang, Deep residual u-net with input of static structural responses for efficient u* load transfer path analysis, Advanced Engineering Informatics 46 (2020) 101184. https://doi.org/</w:t>
       </w:r>
-      <w:hyperlink r:id="rId157">
+      <w:hyperlink r:id="rId161">
         <w:r>
           <w:rPr>
             <w:rStyle w:val="Hyperlink"/>
@@ -10789,8 +14141,8 @@
         <w:t xml:space="preserve">.</w:t>
       </w:r>
     </w:p>
-    <w:bookmarkEnd w:id="158"/>
-    <w:bookmarkStart w:id="160" w:name="_9bd1f2867fe2c3e412274958f7ebd87d2dfe882"/>
+    <w:bookmarkEnd w:id="162"/>
+    <w:bookmarkStart w:id="164" w:name="_9bd1f2867fe2c3e412274958f7ebd87d2dfe882"/>
     <w:p>
       <w:pPr>
         <w:pStyle w:val="Bibliography"/>
@@ -10807,7 +14159,7 @@
       <w:r>
         <w:t xml:space="preserve">T. Lengauer, R.E. Tarjan, A fast algorithm for finding dominators in a flowgraph, ACM Transactions on Programming Languages and Systems 1 (1979) 121–141. https://doi.org/</w:t>
       </w:r>
-      <w:hyperlink r:id="rId159">
+      <w:hyperlink r:id="rId163">
         <w:r>
           <w:rPr>
             <w:rStyle w:val="Hyperlink"/>
@@ -10819,8 +14171,8 @@
         <w:t xml:space="preserve">.</w:t>
       </w:r>
     </w:p>
-    <w:bookmarkEnd w:id="160"/>
-    <w:bookmarkStart w:id="162" w:name="_dc5878af5290816ea0fa94a2c9eba35c6f6822e"/>
+    <w:bookmarkEnd w:id="164"/>
+    <w:bookmarkStart w:id="166" w:name="_dc5878af5290816ea0fa94a2c9eba35c6f6822e"/>
     <w:p>
       <w:pPr>
         <w:pStyle w:val="Bibliography"/>
@@ -10846,7 +14198,7 @@
       <w:r>
         <w:t xml:space="preserve">7-22), American Society of Civil Engineers, Reston, VA, 2022. https://doi.org/</w:t>
       </w:r>
-      <w:hyperlink r:id="rId161">
+      <w:hyperlink r:id="rId165">
         <w:r>
           <w:rPr>
             <w:rStyle w:val="Hyperlink"/>
@@ -10858,8 +14210,8 @@
         <w:t xml:space="preserve">.</w:t>
       </w:r>
     </w:p>
-    <w:bookmarkEnd w:id="162"/>
-    <w:bookmarkStart w:id="163" w:name="_48204575c0e490be04040be2e399e2ed1a2a995"/>
+    <w:bookmarkEnd w:id="166"/>
+    <w:bookmarkStart w:id="167" w:name="_48204575c0e490be04040be2e399e2ed1a2a995"/>
     <w:p>
       <w:pPr>
         <w:pStyle w:val="Bibliography"/>
@@ -10886,8 +14238,8 @@
         <w:t xml:space="preserve">, in: Proceedings of the 7th Python in Science Conference (SciPy 2008), 2008: pp. 11–15.</w:t>
       </w:r>
     </w:p>
-    <w:bookmarkEnd w:id="163"/>
-    <w:bookmarkStart w:id="164" w:name="_f468efb278e18e644ce546146eee60da7ca9087"/>
+    <w:bookmarkEnd w:id="167"/>
+    <w:bookmarkStart w:id="168" w:name="_f468efb278e18e644ce546146eee60da7ca9087"/>
     <w:p>
       <w:pPr>
         <w:pStyle w:val="Bibliography"/>
@@ -10923,8 +14275,8 @@
         <w:t xml:space="preserve">) environment for autodesk revit, (2026).</w:t>
       </w:r>
     </w:p>
-    <w:bookmarkEnd w:id="164"/>
-    <w:bookmarkStart w:id="165" w:name="_11abfe69a8c7cb566f978a5aabb0fe1e9f62b53"/>
+    <w:bookmarkEnd w:id="168"/>
+    <w:bookmarkStart w:id="169" w:name="_11abfe69a8c7cb566f978a5aabb0fe1e9f62b53"/>
     <w:p>
       <w:pPr>
         <w:pStyle w:val="Bibliography"/>
@@ -10969,8 +14321,8 @@
         <w:t xml:space="preserve">), (2026).</w:t>
       </w:r>
     </w:p>
-    <w:bookmarkEnd w:id="165"/>
-    <w:bookmarkEnd w:id="166"/>
+    <w:bookmarkEnd w:id="169"/>
+    <w:bookmarkEnd w:id="170"/>
     <w:sectPr>
       <w:footerReference w:type="default" r:id="rId9"/>
       <w:footnotePr>
@@ -11333,6 +14685,66 @@
   </w:num>
   <w:num w:numId="1005">
     <w:abstractNumId w:val="991"/>
+  </w:num>
+  <w:num w:numId="1006">
+    <w:abstractNumId w:val="99411"/>
+    <w:lvlOverride w:ilvl="0">
+      <w:startOverride w:val="1"/>
+    </w:lvlOverride>
+    <w:lvlOverride w:ilvl="1">
+      <w:startOverride w:val="1"/>
+    </w:lvlOverride>
+    <w:lvlOverride w:ilvl="2">
+      <w:startOverride w:val="1"/>
+    </w:lvlOverride>
+    <w:lvlOverride w:ilvl="3">
+      <w:startOverride w:val="1"/>
+    </w:lvlOverride>
+    <w:lvlOverride w:ilvl="4">
+      <w:startOverride w:val="1"/>
+    </w:lvlOverride>
+    <w:lvlOverride w:ilvl="5">
+      <w:startOverride w:val="1"/>
+    </w:lvlOverride>
+    <w:lvlOverride w:ilvl="6">
+      <w:startOverride w:val="1"/>
+    </w:lvlOverride>
+    <w:lvlOverride w:ilvl="7">
+      <w:startOverride w:val="1"/>
+    </w:lvlOverride>
+    <w:lvlOverride w:ilvl="8">
+      <w:startOverride w:val="1"/>
+    </w:lvlOverride>
+  </w:num>
+  <w:num w:numId="1007">
+    <w:abstractNumId w:val="99411"/>
+    <w:lvlOverride w:ilvl="0">
+      <w:startOverride w:val="1"/>
+    </w:lvlOverride>
+    <w:lvlOverride w:ilvl="1">
+      <w:startOverride w:val="1"/>
+    </w:lvlOverride>
+    <w:lvlOverride w:ilvl="2">
+      <w:startOverride w:val="1"/>
+    </w:lvlOverride>
+    <w:lvlOverride w:ilvl="3">
+      <w:startOverride w:val="1"/>
+    </w:lvlOverride>
+    <w:lvlOverride w:ilvl="4">
+      <w:startOverride w:val="1"/>
+    </w:lvlOverride>
+    <w:lvlOverride w:ilvl="5">
+      <w:startOverride w:val="1"/>
+    </w:lvlOverride>
+    <w:lvlOverride w:ilvl="6">
+      <w:startOverride w:val="1"/>
+    </w:lvlOverride>
+    <w:lvlOverride w:ilvl="7">
+      <w:startOverride w:val="1"/>
+    </w:lvlOverride>
+    <w:lvlOverride w:ilvl="8">
+      <w:startOverride w:val="1"/>
+    </w:lvlOverride>
   </w:num>
 </w:numbering>
 </file>
@@ -11422,7 +14834,7 @@
       <w:jc w:val="center"/>
     </w:pPr>
     <w:rPr>
-      <w:rFonts w:asciiTheme="majorHAnsi" w:eastAsiaTheme="majorEastAsia" w:hAnsiTheme="majorHAnsi" w:cstheme="majorBidi" w:ascii="Times New Roman" w:hAnsi="Times New Roman"/>
+      <w:rFonts w:cstheme="majorBidi" w:ascii="Times New Roman" w:hAnsi="Times New Roman" w:cs="Times New Roman" w:eastAsia="Times New Roman"/>
       <w:b/>
       <w:color w:val="000000"/>
       <w:sz w:val="32"/>
@@ -11453,11 +14865,13 @@
       <w:numPr>
         <w:ilvl w:val="1"/>
       </w:numPr>
+      <w:spacing w:line="480" w:lineRule="auto" w:after="0" w:before="0"/>
     </w:pPr>
     <w:rPr>
-      <w:rFonts w:eastAsiaTheme="majorEastAsia" w:cstheme="majorBidi"/>
+      <w:rFonts w:cstheme="majorBidi" w:ascii="Times New Roman" w:hAnsi="Times New Roman" w:cs="Times New Roman" w:eastAsia="Times New Roman"/>
+      <w:color w:val="000000"/>
       <w:spacing w:val="15"/>
-      <w:sz w:val="28"/>
+      <w:sz w:val="24"/>
       <w:szCs w:val="28"/>
     </w:rPr>
   </w:style>
@@ -11483,8 +14897,11 @@
     <w:pPr>
       <w:keepNext/>
       <w:keepLines/>
+      <w:spacing w:line="480" w:lineRule="auto" w:after="0" w:before="0"/>
     </w:pPr>
     <w:rPr>
+      <w:rFonts w:ascii="Times New Roman" w:hAnsi="Times New Roman" w:cs="Times New Roman" w:eastAsia="Times New Roman"/>
+      <w:color w:val="000000"/>
       <w:sz w:val="24"/>
       <w:szCs w:val="24"/>
     </w:rPr>
@@ -11515,8 +14932,10 @@
       <w:jc w:val="center"/>
     </w:pPr>
     <w:rPr>
+      <w:rFonts w:ascii="Times New Roman" w:hAnsi="Times New Roman" w:cs="Times New Roman" w:eastAsia="Times New Roman"/>
       <w:b/>
-      <w:sz w:val="20"/>
+      <w:color w:val="000000"/>
+      <w:sz w:val="32"/>
       <w:szCs w:val="20"/>
     </w:rPr>
   </w:style>
@@ -11566,7 +14985,7 @@
       <w:outlineLvl w:val="0"/>
     </w:pPr>
     <w:rPr>
-      <w:rFonts w:asciiTheme="majorHAnsi" w:eastAsiaTheme="majorEastAsia" w:hAnsiTheme="majorHAnsi" w:cstheme="majorBidi" w:ascii="Times New Roman" w:hAnsi="Times New Roman"/>
+      <w:rFonts w:cstheme="majorBidi" w:ascii="Times New Roman" w:hAnsi="Times New Roman" w:cs="Times New Roman" w:eastAsia="Times New Roman"/>
       <w:b/>
       <w:i w:val="0"/>
       <w:color w:val="000000"/>
@@ -11591,7 +15010,7 @@
       <w:outlineLvl w:val="1"/>
     </w:pPr>
     <w:rPr>
-      <w:rFonts w:asciiTheme="majorHAnsi" w:eastAsiaTheme="majorEastAsia" w:hAnsiTheme="majorHAnsi" w:cstheme="majorBidi" w:ascii="Times New Roman" w:hAnsi="Times New Roman"/>
+      <w:rFonts w:cstheme="majorBidi" w:ascii="Times New Roman" w:hAnsi="Times New Roman" w:cs="Times New Roman" w:eastAsia="Times New Roman"/>
       <w:b/>
       <w:i w:val="0"/>
       <w:color w:val="000000"/>
@@ -11616,7 +15035,7 @@
       <w:outlineLvl w:val="2"/>
     </w:pPr>
     <w:rPr>
-      <w:rFonts w:eastAsiaTheme="majorEastAsia" w:cstheme="majorBidi" w:ascii="Times New Roman" w:hAnsi="Times New Roman"/>
+      <w:rFonts w:cstheme="majorBidi" w:ascii="Times New Roman" w:hAnsi="Times New Roman" w:cs="Times New Roman" w:eastAsia="Times New Roman"/>
       <w:b/>
       <w:i/>
       <w:color w:val="000000"/>
@@ -11959,7 +15378,7 @@
       <w:spacing w:before="0" w:after="200" w:line="276" w:lineRule="auto"/>
     </w:pPr>
     <w:rPr>
-      <w:rFonts w:ascii="Times New Roman" w:hAnsi="Times New Roman"/>
+      <w:rFonts w:ascii="Times New Roman" w:hAnsi="Times New Roman" w:cs="Times New Roman" w:eastAsia="Times New Roman"/>
       <w:i w:val="0"/>
       <w:color w:val="000000"/>
       <w:sz w:val="20"/>
@@ -11973,7 +15392,7 @@
       <w:spacing w:line="276" w:lineRule="auto" w:after="200"/>
     </w:pPr>
     <w:rPr>
-      <w:rFonts w:ascii="Times New Roman" w:hAnsi="Times New Roman"/>
+      <w:rFonts w:ascii="Times New Roman" w:hAnsi="Times New Roman" w:cs="Times New Roman" w:eastAsia="Times New Roman"/>
       <w:i w:val="0"/>
       <w:color w:val="000000"/>
       <w:sz w:val="20"/>
@@ -11986,7 +15405,7 @@
       <w:spacing w:line="276" w:lineRule="auto" w:after="200"/>
     </w:pPr>
     <w:rPr>
-      <w:rFonts w:ascii="Times New Roman" w:hAnsi="Times New Roman"/>
+      <w:rFonts w:ascii="Times New Roman" w:hAnsi="Times New Roman" w:cs="Times New Roman" w:eastAsia="Times New Roman"/>
       <w:i w:val="0"/>
       <w:color w:val="000000"/>
       <w:sz w:val="20"/>

--- a/paper/manuscript.docx
+++ b/paper/manuscript.docx
@@ -8257,6 +8257,14 @@
     </w:p>
     <w:p>
       <w:pPr>
+        <w:pStyle w:val="BodyText"/>
+      </w:pPr>
+      <w:r>
+        <w:t xml:space="preserve">A generative AI coding agent, Claude Code with the Claude Opus 5.5 model (Anthropic), assisted with software development and data analysis. Under the authors’ direction it wrote the Revit extension, the analysis package, the experiment scripts and the scripts that generate the figures and tables, and it ran the experiments. The architecture diagram (Fig. 1) was rendered from a layout specification written with the same tool. Its output was verified independently of the agent in four ways: the automated test suite described above, agreement with Revit’s own solid-intersection filter (Section 5.1), exact load equilibrium in both models, and identity of incremental and full recomputation in the twin benchmark. Every number, table and plot in this paper is generated by the released scripts from the stored results, so all of them can be reproduced. The agent also searched the literature through the OpenAlex API, and every reference was checked against its DOI record before inclusion.</w:t>
+      </w:r>
+    </w:p>
+    <w:p>
+      <w:pPr>
         <w:pStyle w:val="Heading2"/>
       </w:pPr>
       <w:bookmarkStart w:id="32" w:name="_40c34dafa3a7c64bd55534d8fb8cdaed8344231"/>
@@ -12772,43 +12780,33 @@
         <w:t xml:space="preserve"> </w:t>
       </w:r>
       <w:r>
-        <w:t xml:space="preserve">[To be completed by the authors.]</w:t>
-      </w:r>
-    </w:p>
-    <w:p>
-      <w:pPr>
-        <w:pStyle w:val="BodyText"/>
-      </w:pPr>
-      <w:r>
         <w:rPr>
           <w:b/>
           <w:bCs/>
         </w:rPr>
-        <w:t xml:space="preserve">Declaration of competing interests.</w:t>
-      </w:r>
-      <w:r>
-        <w:t xml:space="preserve"> </w:t>
-      </w:r>
-      <w:r>
-        <w:t xml:space="preserve">The authors declare that they have no known competing financial interests or personal relationships that could have appeared to influence the work reported in this paper. [Authors to confirm.]</w:t>
-      </w:r>
-    </w:p>
-    <w:p>
-      <w:pPr>
-        <w:pStyle w:val="BodyText"/>
-      </w:pPr>
+        <w:t xml:space="preserve">[Author 1]:</w:t>
+      </w:r>
+      <w:r>
+        <w:t xml:space="preserve"> </w:t>
+      </w:r>
+      <w:r>
+        <w:t xml:space="preserve">[roles].</w:t>
+      </w:r>
+      <w:r>
+        <w:t xml:space="preserve"> </w:t>
+      </w:r>
       <w:r>
         <w:rPr>
           <w:b/>
           <w:bCs/>
         </w:rPr>
-        <w:t xml:space="preserve">Data availability.</w:t>
-      </w:r>
-      <w:r>
-        <w:t xml:space="preserve"> </w:t>
-      </w:r>
-      <w:r>
-        <w:t xml:space="preserve">The code, experiment scripts, result tables and the expert rating instrument are available at [repository URL to be added by the authors]. The case-study models are Autodesk Revit 2027 sample files distributed with the software.</w:t>
+        <w:t xml:space="preserve">[Author 2]:</w:t>
+      </w:r>
+      <w:r>
+        <w:t xml:space="preserve"> </w:t>
+      </w:r>
+      <w:r>
+        <w:t xml:space="preserve">[roles]. [One entry per author, using the CRediT roles: Conceptualization, Data curation, Formal analysis, Funding acquisition, Investigation, Methodology, Project administration, Resources, Software, Supervision, Validation, Visualization, Writing – original draft, Writing – review &amp; editing.]</w:t>
       </w:r>
     </w:p>
     <w:p>
@@ -12820,13 +12818,13 @@
           <w:b/>
           <w:bCs/>
         </w:rPr>
-        <w:t xml:space="preserve">Declaration of generative AI and AI-assisted technologies in the manuscript preparation process.</w:t>
-      </w:r>
-      <w:r>
-        <w:t xml:space="preserve"> </w:t>
-      </w:r>
-      <w:r>
-        <w:t xml:space="preserve">During the preparation of this work the author(s) used Claude (Anthropic) in order to [describe the use, e.g., assist with software implementation, data analysis and drafting of the manuscript]. After using this tool, the author(s) reviewed and edited the content as needed and take(s) full responsibility for the content of the published article. [Authors must complete and verify this statement in line with the journal’s policy.]</w:t>
+        <w:t xml:space="preserve">Funding.</w:t>
+      </w:r>
+      <w:r>
+        <w:t xml:space="preserve"> </w:t>
+      </w:r>
+      <w:r>
+        <w:t xml:space="preserve">This research did not receive any specific grant from funding agencies in the public, commercial, or not-for-profit sectors.</w:t>
       </w:r>
     </w:p>
     <w:p>
@@ -12838,13 +12836,49 @@
           <w:b/>
           <w:bCs/>
         </w:rPr>
-        <w:t xml:space="preserve">Acknowledgements.</w:t>
-      </w:r>
-      <w:r>
-        <w:t xml:space="preserve"> </w:t>
-      </w:r>
-      <w:r>
-        <w:t xml:space="preserve">[To be completed by the authors.]</w:t>
+        <w:t xml:space="preserve">Declaration of competing interest.</w:t>
+      </w:r>
+      <w:r>
+        <w:t xml:space="preserve"> </w:t>
+      </w:r>
+      <w:r>
+        <w:t xml:space="preserve">The authors declare that they have no known competing financial interests or personal relationships that could have appeared to influence the work reported in this paper.</w:t>
+      </w:r>
+    </w:p>
+    <w:p>
+      <w:pPr>
+        <w:pStyle w:val="BodyText"/>
+      </w:pPr>
+      <w:r>
+        <w:rPr>
+          <w:b/>
+          <w:bCs/>
+        </w:rPr>
+        <w:t xml:space="preserve">Data availability.</w:t>
+      </w:r>
+      <w:r>
+        <w:t xml:space="preserve"> </w:t>
+      </w:r>
+      <w:r>
+        <w:t xml:space="preserve">The source code (the pyRevit extension and the Python analysis package), the experiment scripts, the result tables and the expert rating instrument are openly available on GitHub at [GitHub URL]. The case-study models are Autodesk Revit 2027 sample files that are installed with the software and are not redistributed. The raw model exports can be regenerated from them with the released extraction scripts.</w:t>
+      </w:r>
+    </w:p>
+    <w:p>
+      <w:pPr>
+        <w:pStyle w:val="BodyText"/>
+      </w:pPr>
+      <w:r>
+        <w:rPr>
+          <w:b/>
+          <w:bCs/>
+        </w:rPr>
+        <w:t xml:space="preserve">Declaration of generative AI and AI-assisted technologies in the manuscript preparation process.</w:t>
+      </w:r>
+      <w:r>
+        <w:t xml:space="preserve"> </w:t>
+      </w:r>
+      <w:r>
+        <w:t xml:space="preserve">During the preparation of this work the authors used Claude Code with the Claude Opus 5.5 model (Anthropic) to search the literature, format the references and draft and revise the manuscript text, highlights and captions. The use of the same tool for software development and data analysis is described in Section 4.1. After using this tool, the authors reviewed and edited the content as needed and take full responsibility for the content of the published article.</w:t>
       </w:r>
     </w:p>
     <w:p>

--- a/paper/manuscript.docx
+++ b/paper/manuscript.docx
@@ -15,7 +15,85 @@
         <w:pStyle w:val="Author"/>
       </w:pPr>
       <w:r>
-        <w:t xml:space="preserve">[Author name(s) and affiliation(s) — to be completed by the authors]</w:t>
+        <w:t xml:space="preserve">Maleeha Waseem</w:t>
+      </w:r>
+      <w:r>
+        <w:rPr>
+          <w:vertAlign w:val="superscript"/>
+        </w:rPr>
+        <w:t xml:space="preserve">a,*</w:t>
+      </w:r>
+      <w:r>
+        <w:t xml:space="preserve">, Muhammad Arham</w:t>
+      </w:r>
+      <w:r>
+        <w:rPr>
+          <w:vertAlign w:val="superscript"/>
+        </w:rPr>
+        <w:t xml:space="preserve">a</w:t>
+      </w:r>
+      <w:r>
+        <w:t xml:space="preserve">, Muhammed Ahmed</w:t>
+      </w:r>
+      <w:r>
+        <w:rPr>
+          <w:vertAlign w:val="superscript"/>
+        </w:rPr>
+        <w:t xml:space="preserve">a</w:t>
+      </w:r>
+    </w:p>
+    <w:p>
+      <w:pPr>
+        <w:pStyle w:val="Author"/>
+      </w:pPr>
+      <w:r>
+        <w:rPr>
+          <w:b w:val="0"/>
+          <w:i/>
+          <w:vertAlign w:val="superscript"/>
+        </w:rPr>
+        <w:t xml:space="preserve">a</w:t>
+      </w:r>
+      <w:r>
+        <w:rPr>
+          <w:b w:val="0"/>
+          <w:i/>
+        </w:rPr>
+        <w:t xml:space="preserve"> </w:t>
+      </w:r>
+      <w:r>
+        <w:rPr>
+          <w:b w:val="0"/>
+          <w:i/>
+        </w:rPr>
+        <w:t xml:space="preserve">[Department, University, City, Country]</w:t>
+      </w:r>
+    </w:p>
+    <w:p>
+      <w:pPr>
+        <w:pStyle w:val="Author"/>
+      </w:pPr>
+      <w:r>
+        <w:rPr>
+          <w:b w:val="0"/>
+          <w:i w:val="0"/>
+          <w:vertAlign w:val="superscript"/>
+        </w:rPr>
+        <w:t xml:space="preserve">*</w:t>
+      </w:r>
+      <w:r>
+        <w:rPr>
+          <w:b w:val="0"/>
+          <w:i w:val="0"/>
+        </w:rPr>
+        <w:t xml:space="preserve"> </w:t>
+      </w:r>
+      <w:r>
+        <w:rPr>
+          <w:b w:val="0"/>
+          <w:i w:val="0"/>
+        </w:rPr>
+        <w:t xml:space="preserve">Corresponding author. E-mail addresses: maleehawaseem30@gmail.com (M. Waseem), muhammadarham6333@gmail.com (M. Arham), muhammed.ahmed0999@gmail.com (M. Ahmed).</w:t>
       </w:r>
     </w:p>
     <w:p>
@@ -12784,13 +12862,13 @@
           <w:b/>
           <w:bCs/>
         </w:rPr>
-        <w:t xml:space="preserve">[Author 1]:</w:t>
-      </w:r>
-      <w:r>
-        <w:t xml:space="preserve"> </w:t>
-      </w:r>
-      <w:r>
-        <w:t xml:space="preserve">[roles].</w:t>
+        <w:t xml:space="preserve">Maleeha Waseem:</w:t>
+      </w:r>
+      <w:r>
+        <w:t xml:space="preserve"> </w:t>
+      </w:r>
+      <w:r>
+        <w:t xml:space="preserve">Conceptualization, Methodology, Visualization, Writing – original draft, Writing – review &amp; editing.</w:t>
       </w:r>
       <w:r>
         <w:t xml:space="preserve"> </w:t>
@@ -12800,13 +12878,29 @@
           <w:b/>
           <w:bCs/>
         </w:rPr>
-        <w:t xml:space="preserve">[Author 2]:</w:t>
-      </w:r>
-      <w:r>
-        <w:t xml:space="preserve"> </w:t>
-      </w:r>
-      <w:r>
-        <w:t xml:space="preserve">[roles]. [One entry per author, using the CRediT roles: Conceptualization, Data curation, Formal analysis, Funding acquisition, Investigation, Methodology, Project administration, Resources, Software, Supervision, Validation, Visualization, Writing – original draft, Writing – review &amp; editing.]</w:t>
+        <w:t xml:space="preserve">Muhammad Arham:</w:t>
+      </w:r>
+      <w:r>
+        <w:t xml:space="preserve"> </w:t>
+      </w:r>
+      <w:r>
+        <w:t xml:space="preserve">Data curation, Formal analysis, Validation, Writing – review &amp; editing.</w:t>
+      </w:r>
+      <w:r>
+        <w:t xml:space="preserve"> </w:t>
+      </w:r>
+      <w:r>
+        <w:rPr>
+          <w:b/>
+          <w:bCs/>
+        </w:rPr>
+        <w:t xml:space="preserve">Muhammed Ahmed:</w:t>
+      </w:r>
+      <w:r>
+        <w:t xml:space="preserve"> </w:t>
+      </w:r>
+      <w:r>
+        <w:t xml:space="preserve">Conceptualization, Software, Investigation, Resources, Project administration, Writing – review &amp; editing.</w:t>
       </w:r>
     </w:p>
     <w:p>

--- a/paper/manuscript.docx
+++ b/paper/manuscript.docx
@@ -12954,7 +12954,21 @@
         <w:t xml:space="preserve"> </w:t>
       </w:r>
       <w:r>
-        <w:t xml:space="preserve">The source code (the pyRevit extension and the Python analysis package), the experiment scripts, the result tables and the expert rating instrument are openly available on GitHub at [GitHub URL]. The case-study models are Autodesk Revit 2027 sample files that are installed with the software and are not redistributed. The raw model exports can be regenerated from them with the released extraction scripts.</w:t>
+        <w:t xml:space="preserve">The source code (the pyRevit extension and the Python analysis package), the experiment scripts, the result tables and the expert rating instrument are openly available on GitHub at</w:t>
+      </w:r>
+      <w:r>
+        <w:t xml:space="preserve"> </w:t>
+      </w:r>
+      <w:hyperlink r:id="rId79">
+        <w:r>
+          <w:rPr>
+            <w:rStyle w:val="Hyperlink"/>
+          </w:rPr>
+          <w:t xml:space="preserve">https://github.com/Darkiii-2514/DT-Clash-Detection-Paper</w:t>
+        </w:r>
+      </w:hyperlink>
+      <w:r>
+        <w:t xml:space="preserve">. The case-study models are Autodesk Revit 2027 sample files that are installed with the software and are not redistributed. The raw model exports can be regenerated from them with the released extraction scripts.</w:t>
       </w:r>
     </w:p>
     <w:p>
@@ -12979,14 +12993,14 @@
       <w:pPr>
         <w:pStyle w:val="Heading1"/>
       </w:pPr>
-      <w:bookmarkStart w:id="79" w:name="_references"/>
+      <w:bookmarkStart w:id="80" w:name="_references"/>
       <w:r>
         <w:t xml:space="preserve">References</w:t>
       </w:r>
-      <w:bookmarkEnd w:id="79"/>
-    </w:p>
-    <w:bookmarkStart w:id="170" w:name="_refs"/>
-    <w:bookmarkStart w:id="81" w:name="_0d11f79aa28cd9deb2c05ea92254aebbdb6c879"/>
+      <w:bookmarkEnd w:id="80"/>
+    </w:p>
+    <w:bookmarkStart w:id="171" w:name="_refs"/>
+    <w:bookmarkStart w:id="82" w:name="_0d11f79aa28cd9deb2c05ea92254aebbdb6c879"/>
     <w:p>
       <w:pPr>
         <w:pStyle w:val="Bibliography"/>
@@ -13003,7 +13017,7 @@
       <w:r>
         <w:t xml:space="preserve">R. Chahrour, M.A. Hafeez, A.M. Ahmad, H.I. Sulieman, H. Dawood, S. Rodriguez-Trejo, M. Kassem, K.K. Naji, N. Dawood, Cost-benefit analysis of BIM-enabled design clash detection and resolution, Construction Management and Economics 39 (2020) 55–72. https://doi.org/</w:t>
       </w:r>
-      <w:hyperlink r:id="rId80">
+      <w:hyperlink r:id="rId81">
         <w:r>
           <w:rPr>
             <w:rStyle w:val="Hyperlink"/>
@@ -13015,8 +13029,8 @@
         <w:t xml:space="preserve">.</w:t>
       </w:r>
     </w:p>
-    <w:bookmarkEnd w:id="81"/>
-    <w:bookmarkStart w:id="83" w:name="_c12c19ede63a21dbfc9d3d5050f82292c584198"/>
+    <w:bookmarkEnd w:id="82"/>
+    <w:bookmarkStart w:id="84" w:name="_c12c19ede63a21dbfc9d3d5050f82292c584198"/>
     <w:p>
       <w:pPr>
         <w:pStyle w:val="Bibliography"/>
@@ -13033,7 +13047,7 @@
       <w:r>
         <w:t xml:space="preserve">A. Akponeware, Z. Adamu, Clash detection or clash avoidance? An investigation into coordination problems in 3D BIM, Buildings 7 (2017) 75. https://doi.org/</w:t>
       </w:r>
-      <w:hyperlink r:id="rId82">
+      <w:hyperlink r:id="rId83">
         <w:r>
           <w:rPr>
             <w:rStyle w:val="Hyperlink"/>
@@ -13045,8 +13059,8 @@
         <w:t xml:space="preserve">.</w:t>
       </w:r>
     </w:p>
-    <w:bookmarkEnd w:id="83"/>
-    <w:bookmarkStart w:id="85" w:name="_bcb3e6187df855698f5478690210076e621ae4f"/>
+    <w:bookmarkEnd w:id="84"/>
+    <w:bookmarkStart w:id="86" w:name="_bcb3e6187df855698f5478690210076e621ae4f"/>
     <w:p>
       <w:pPr>
         <w:pStyle w:val="Bibliography"/>
@@ -13063,7 +13077,7 @@
       <w:r>
         <w:t xml:space="preserve">Y. Hu, D. Castro-Lacouture, Clash relevance prediction based on machine learning, Journal of Computing in Civil Engineering 33 (2019). https://doi.org/</w:t>
       </w:r>
-      <w:hyperlink r:id="rId84">
+      <w:hyperlink r:id="rId85">
         <w:r>
           <w:rPr>
             <w:rStyle w:val="Hyperlink"/>
@@ -13075,8 +13089,8 @@
         <w:t xml:space="preserve">.</w:t>
       </w:r>
     </w:p>
-    <w:bookmarkEnd w:id="85"/>
-    <w:bookmarkStart w:id="87" w:name="_9657f735728280ff8f3f6836cdef366d962b57b"/>
+    <w:bookmarkEnd w:id="86"/>
+    <w:bookmarkStart w:id="88" w:name="_9657f735728280ff8f3f6836cdef366d962b57b"/>
     <w:p>
       <w:pPr>
         <w:pStyle w:val="Bibliography"/>
@@ -13093,7 +13107,7 @@
       <w:r>
         <w:t xml:space="preserve">W.Y. Lin, Y.-H. Huang, Filtering of irrelevant clashes detected by BIM software using a hybrid method of rule-based reasoning and supervised machine learning, Applied Sciences 9 (2019) 5324. https://doi.org/</w:t>
       </w:r>
-      <w:hyperlink r:id="rId86">
+      <w:hyperlink r:id="rId87">
         <w:r>
           <w:rPr>
             <w:rStyle w:val="Hyperlink"/>
@@ -13105,8 +13119,8 @@
         <w:t xml:space="preserve">.</w:t>
       </w:r>
     </w:p>
-    <w:bookmarkEnd w:id="87"/>
-    <w:bookmarkStart w:id="89" w:name="_74920588d189e587f41aa48e3e3d0d9ee5bafa1"/>
+    <w:bookmarkEnd w:id="88"/>
+    <w:bookmarkStart w:id="90" w:name="_74920588d189e587f41aa48e3e3d0d9ee5bafa1"/>
     <w:p>
       <w:pPr>
         <w:pStyle w:val="Bibliography"/>
@@ -13123,7 +13137,7 @@
       <w:r>
         <w:t xml:space="preserve">A.S. Borkowski, A. Kubrat, A conceptual AI-based framework for clash triage in building information modeling (BIM): Towards automated prioritization in complex construction projects, Buildings 16 (2026) 690. https://doi.org/</w:t>
       </w:r>
-      <w:hyperlink r:id="rId88">
+      <w:hyperlink r:id="rId89">
         <w:r>
           <w:rPr>
             <w:rStyle w:val="Hyperlink"/>
@@ -13135,8 +13149,8 @@
         <w:t xml:space="preserve">.</w:t>
       </w:r>
     </w:p>
-    <w:bookmarkEnd w:id="89"/>
-    <w:bookmarkStart w:id="91" w:name="_93968d1863045126ca7246346c9d38d50c77a45"/>
+    <w:bookmarkEnd w:id="90"/>
+    <w:bookmarkStart w:id="92" w:name="_93968d1863045126ca7246346c9d38d50c77a45"/>
     <w:p>
       <w:pPr>
         <w:pStyle w:val="Bibliography"/>
@@ -13153,7 +13167,7 @@
       <w:r>
         <w:t xml:space="preserve">H.J. Koo, B.C. Guerra, S. Saka, F. Leite, Streamlining BIM coordination and clash resolution through risk and relevance analysis, Journal of Construction Engineering and Management 152 (2026). https://doi.org/</w:t>
       </w:r>
-      <w:hyperlink r:id="rId90">
+      <w:hyperlink r:id="rId91">
         <w:r>
           <w:rPr>
             <w:rStyle w:val="Hyperlink"/>
@@ -13165,8 +13179,8 @@
         <w:t xml:space="preserve">.</w:t>
       </w:r>
     </w:p>
-    <w:bookmarkEnd w:id="91"/>
-    <w:bookmarkStart w:id="93" w:name="_7304767673e69689413816cb84859bd2be474a3"/>
+    <w:bookmarkEnd w:id="92"/>
+    <w:bookmarkStart w:id="94" w:name="_7304767673e69689413816cb84859bd2be474a3"/>
     <w:p>
       <w:pPr>
         <w:pStyle w:val="Bibliography"/>
@@ -13183,7 +13197,7 @@
       <w:r>
         <w:t xml:space="preserve">R. Ailem, C. Boton, Automating clash relevance filtering in BIM-based multidisciplinary coordination using machine learning, Automation in Construction 181 (2026) 106644. https://doi.org/</w:t>
       </w:r>
-      <w:hyperlink r:id="rId92">
+      <w:hyperlink r:id="rId93">
         <w:r>
           <w:rPr>
             <w:rStyle w:val="Hyperlink"/>
@@ -13195,8 +13209,8 @@
         <w:t xml:space="preserve">.</w:t>
       </w:r>
     </w:p>
-    <w:bookmarkEnd w:id="93"/>
-    <w:bookmarkStart w:id="95" w:name="_6f6548ae06c2811483e3ad89ba771a65205faca"/>
+    <w:bookmarkEnd w:id="94"/>
+    <w:bookmarkStart w:id="96" w:name="_6f6548ae06c2811483e3ad89ba771a65205faca"/>
     <w:p>
       <w:pPr>
         <w:pStyle w:val="Bibliography"/>
@@ -13213,7 +13227,7 @@
       <w:r>
         <w:t xml:space="preserve">I. Bitaraf, A. Salimpour, P. Elmi, A.A. Shirzadi Javid, Improved building information modeling based method for prioritizing clash detection in the building construction design phase, Buildings 14 (2024) 3611. https://doi.org/</w:t>
       </w:r>
-      <w:hyperlink r:id="rId94">
+      <w:hyperlink r:id="rId95">
         <w:r>
           <w:rPr>
             <w:rStyle w:val="Hyperlink"/>
@@ -13225,8 +13239,8 @@
         <w:t xml:space="preserve">.</w:t>
       </w:r>
     </w:p>
-    <w:bookmarkEnd w:id="95"/>
-    <w:bookmarkStart w:id="97" w:name="_b61b59c0e22eb05bf94c6fb7f6a7ff583356419"/>
+    <w:bookmarkEnd w:id="96"/>
+    <w:bookmarkStart w:id="98" w:name="_b61b59c0e22eb05bf94c6fb7f6a7ff583356419"/>
     <w:p>
       <w:pPr>
         <w:pStyle w:val="Bibliography"/>
@@ -13243,7 +13257,7 @@
       <w:r>
         <w:t xml:space="preserve">M. Grieves, J. Vickers, Digital twin: Mitigating unpredictable, undesirable emergent behavior in complex systems, in: Transdisciplinary Perspectives on Complex Systems, Springer International Publishing, 2016: pp. 85–113. https://doi.org/</w:t>
       </w:r>
-      <w:hyperlink r:id="rId96">
+      <w:hyperlink r:id="rId97">
         <w:r>
           <w:rPr>
             <w:rStyle w:val="Hyperlink"/>
@@ -13255,8 +13269,8 @@
         <w:t xml:space="preserve">.</w:t>
       </w:r>
     </w:p>
-    <w:bookmarkEnd w:id="97"/>
-    <w:bookmarkStart w:id="99" w:name="_a27a66ad21d549ee4ca693bf7f3758b6884c49a"/>
+    <w:bookmarkEnd w:id="98"/>
+    <w:bookmarkStart w:id="100" w:name="_a27a66ad21d549ee4ca693bf7f3758b6884c49a"/>
     <w:p>
       <w:pPr>
         <w:pStyle w:val="Bibliography"/>
@@ -13273,7 +13287,7 @@
       <w:r>
         <w:t xml:space="preserve">C. Boje, A. Guerriero, S. Kubicki, Y. Rezgui, Towards a semantic construction digital twin: Directions for future research, Automation in Construction 114 (2020) 103179. https://doi.org/</w:t>
       </w:r>
-      <w:hyperlink r:id="rId98">
+      <w:hyperlink r:id="rId99">
         <w:r>
           <w:rPr>
             <w:rStyle w:val="Hyperlink"/>
@@ -13285,8 +13299,8 @@
         <w:t xml:space="preserve">.</w:t>
       </w:r>
     </w:p>
-    <w:bookmarkEnd w:id="99"/>
-    <w:bookmarkStart w:id="101" w:name="_6c9cbe90a92aeeb1fb8ebdb61b9b42d82673916"/>
+    <w:bookmarkEnd w:id="100"/>
+    <w:bookmarkStart w:id="102" w:name="_6c9cbe90a92aeeb1fb8ebdb61b9b42d82673916"/>
     <w:p>
       <w:pPr>
         <w:pStyle w:val="Bibliography"/>
@@ -13303,7 +13317,7 @@
       <w:r>
         <w:t xml:space="preserve">R. Sacks, I. Brilakis, E. Pikas, H.S. Xie, M. Girolami, Construction with digital twin information systems, Data-Centric Engineering 1 (2020). https://doi.org/</w:t>
       </w:r>
-      <w:hyperlink r:id="rId100">
+      <w:hyperlink r:id="rId101">
         <w:r>
           <w:rPr>
             <w:rStyle w:val="Hyperlink"/>
@@ -13315,8 +13329,8 @@
         <w:t xml:space="preserve">.</w:t>
       </w:r>
     </w:p>
-    <w:bookmarkEnd w:id="101"/>
-    <w:bookmarkStart w:id="103" w:name="_db7277fee13d159fa035ff0aec09dc9d2e3fc17"/>
+    <w:bookmarkEnd w:id="102"/>
+    <w:bookmarkStart w:id="104" w:name="_db7277fee13d159fa035ff0aec09dc9d2e3fc17"/>
     <w:p>
       <w:pPr>
         <w:pStyle w:val="Bibliography"/>
@@ -13333,7 +13347,7 @@
       <w:r>
         <w:t xml:space="preserve">D.-G.J. Opoku, S. Perera, R. Osei-Kyei, M. Rashidi, Digital twin application in the construction industry: A literature review, Journal of Building Engineering 40 (2021) 102726. https://doi.org/</w:t>
       </w:r>
-      <w:hyperlink r:id="rId102">
+      <w:hyperlink r:id="rId103">
         <w:r>
           <w:rPr>
             <w:rStyle w:val="Hyperlink"/>
@@ -13345,8 +13359,8 @@
         <w:t xml:space="preserve">.</w:t>
       </w:r>
     </w:p>
-    <w:bookmarkEnd w:id="103"/>
-    <w:bookmarkStart w:id="104" w:name="_06e5951872820aa0f41fe13dcb89ffb864de2dd"/>
+    <w:bookmarkEnd w:id="104"/>
+    <w:bookmarkStart w:id="105" w:name="_06e5951872820aa0f41fe13dcb89ffb864de2dd"/>
     <w:p>
       <w:pPr>
         <w:pStyle w:val="Bibliography"/>
@@ -13373,8 +13387,8 @@
         <w:t xml:space="preserve">4-023-03, with change 3), Unified Facilities Criteria, Washington, DC, 2016.</w:t>
       </w:r>
     </w:p>
-    <w:bookmarkEnd w:id="104"/>
-    <w:bookmarkStart w:id="106" w:name="_725b849b7058aa2c6daa0a62e58df19f4b6ffb1"/>
+    <w:bookmarkEnd w:id="105"/>
+    <w:bookmarkStart w:id="107" w:name="_725b849b7058aa2c6daa0a62e58df19f4b6ffb1"/>
     <w:p>
       <w:pPr>
         <w:pStyle w:val="Bibliography"/>
@@ -13391,7 +13405,7 @@
       <w:r>
         <w:t xml:space="preserve">U. Starossek, M. Haberland, Disproportionate collapse: Terminology and procedures, Journal of Performance of Constructed Facilities 24 (2010) 519–528. https://doi.org/</w:t>
       </w:r>
-      <w:hyperlink r:id="rId105">
+      <w:hyperlink r:id="rId106">
         <w:r>
           <w:rPr>
             <w:rStyle w:val="Hyperlink"/>
@@ -13403,8 +13417,8 @@
         <w:t xml:space="preserve">.</w:t>
       </w:r>
     </w:p>
-    <w:bookmarkEnd w:id="106"/>
-    <w:bookmarkStart w:id="107" w:name="_a0a45fa49c0c13b82b94c6955ca0eec66f6d1df"/>
+    <w:bookmarkEnd w:id="107"/>
+    <w:bookmarkStart w:id="108" w:name="_a0a45fa49c0c13b82b94c6955ca0eec66f6d1df"/>
     <w:p>
       <w:pPr>
         <w:pStyle w:val="Bibliography"/>
@@ -13440,8 +13454,8 @@
         <w:t xml:space="preserve">318R-19), American Concrete Institute, Farmington Hills, MI, 2019.</w:t>
       </w:r>
     </w:p>
-    <w:bookmarkEnd w:id="107"/>
-    <w:bookmarkStart w:id="108" w:name="_3fd180c218df11ad837b279d4feeebf3c04c7a8"/>
+    <w:bookmarkEnd w:id="108"/>
+    <w:bookmarkStart w:id="109" w:name="_3fd180c218df11ad837b279d4feeebf3c04c7a8"/>
     <w:p>
       <w:pPr>
         <w:pStyle w:val="Bibliography"/>
@@ -13459,8 +13473,8 @@
         <w:t xml:space="preserve">D. Darwin, Steel and composite beams with web openings, American Institute of Steel Construction, Chicago, IL, 1990.</w:t>
       </w:r>
     </w:p>
-    <w:bookmarkEnd w:id="108"/>
-    <w:bookmarkStart w:id="110" w:name="_6f7453fd003f8b93d9addb079fe04ce66175b99"/>
+    <w:bookmarkEnd w:id="109"/>
+    <w:bookmarkStart w:id="111" w:name="_6f7453fd003f8b93d9addb079fe04ce66175b99"/>
     <w:p>
       <w:pPr>
         <w:pStyle w:val="Bibliography"/>
@@ -13477,7 +13491,7 @@
       <w:r>
         <w:t xml:space="preserve">G. van den Bergen, Efficient collision detection of complex deformable models using AABB trees, Journal of Graphics Tools 2 (1997) 1–13. https://doi.org/</w:t>
       </w:r>
-      <w:hyperlink r:id="rId109">
+      <w:hyperlink r:id="rId110">
         <w:r>
           <w:rPr>
             <w:rStyle w:val="Hyperlink"/>
@@ -13489,8 +13503,8 @@
         <w:t xml:space="preserve">.</w:t>
       </w:r>
     </w:p>
-    <w:bookmarkEnd w:id="110"/>
-    <w:bookmarkStart w:id="112" w:name="_91a4e0922361908098529de344b711dbc647e8d"/>
+    <w:bookmarkEnd w:id="111"/>
+    <w:bookmarkStart w:id="113" w:name="_91a4e0922361908098529de344b711dbc647e8d"/>
     <w:p>
       <w:pPr>
         <w:pStyle w:val="Bibliography"/>
@@ -13507,7 +13521,7 @@
       <w:r>
         <w:t xml:space="preserve">S. Gottschalk, M.C. Lin, D. Manocha, OBBTree: A hierarchical structure for rapid interference detection, in: Proceedings of the 23rd Annual Conference on Computer Graphics and Interactive Techniques, ACM, 1996: pp. 171–180. https://doi.org/</w:t>
       </w:r>
-      <w:hyperlink r:id="rId111">
+      <w:hyperlink r:id="rId112">
         <w:r>
           <w:rPr>
             <w:rStyle w:val="Hyperlink"/>
@@ -13519,8 +13533,8 @@
         <w:t xml:space="preserve">.</w:t>
       </w:r>
     </w:p>
-    <w:bookmarkEnd w:id="112"/>
-    <w:bookmarkStart w:id="114" w:name="_7dc52f09005060e74a2fefac7f40b3aaeceeb80"/>
+    <w:bookmarkEnd w:id="113"/>
+    <w:bookmarkStart w:id="115" w:name="_7dc52f09005060e74a2fefac7f40b3aaeceeb80"/>
     <w:p>
       <w:pPr>
         <w:pStyle w:val="Bibliography"/>
@@ -13537,7 +13551,7 @@
       <w:r>
         <w:t xml:space="preserve">A. Guttman, R-trees: A dynamic index structure for spatial searching, ACM SIGMOD Record 14 (1984) 47–57. https://doi.org/</w:t>
       </w:r>
-      <w:hyperlink r:id="rId113">
+      <w:hyperlink r:id="rId114">
         <w:r>
           <w:rPr>
             <w:rStyle w:val="Hyperlink"/>
@@ -13549,8 +13563,8 @@
         <w:t xml:space="preserve">.</w:t>
       </w:r>
     </w:p>
-    <w:bookmarkEnd w:id="114"/>
-    <w:bookmarkStart w:id="116" w:name="_fb3fd29184e1f6192b542d21235915d50f8fba1"/>
+    <w:bookmarkEnd w:id="115"/>
+    <w:bookmarkStart w:id="117" w:name="_fb3fd29184e1f6192b542d21235915d50f8fba1"/>
     <w:p>
       <w:pPr>
         <w:pStyle w:val="Bibliography"/>
@@ -13567,7 +13581,7 @@
       <w:r>
         <w:t xml:space="preserve">J. Pan, S. Chitta, D. Manocha, FCL: A general purpose library for collision and proximity queries, in: 2012 IEEE International Conference on Robotics and Automation, IEEE, 2012: pp. 3859–3866. https://doi.org/</w:t>
       </w:r>
-      <w:hyperlink r:id="rId115">
+      <w:hyperlink r:id="rId116">
         <w:r>
           <w:rPr>
             <w:rStyle w:val="Hyperlink"/>
@@ -13579,8 +13593,8 @@
         <w:t xml:space="preserve">.</w:t>
       </w:r>
     </w:p>
-    <w:bookmarkEnd w:id="116"/>
-    <w:bookmarkStart w:id="118" w:name="_7a16f1d8cb96f9d52ac115dc59ed134d29f1ea5"/>
+    <w:bookmarkEnd w:id="117"/>
+    <w:bookmarkStart w:id="119" w:name="_7a16f1d8cb96f9d52ac115dc59ed134d29f1ea5"/>
     <w:p>
       <w:pPr>
         <w:pStyle w:val="Bibliography"/>
@@ -13597,7 +13611,7 @@
       <w:r>
         <w:t xml:space="preserve">Y. Hu, D. Castro-Lacouture, C.M. Eastman, Holistic clash detection improvement using a component dependent network in BIM projects, Automation in Construction 105 (2019) 102832. https://doi.org/</w:t>
       </w:r>
-      <w:hyperlink r:id="rId117">
+      <w:hyperlink r:id="rId118">
         <w:r>
           <w:rPr>
             <w:rStyle w:val="Hyperlink"/>
@@ -13609,8 +13623,8 @@
         <w:t xml:space="preserve">.</w:t>
       </w:r>
     </w:p>
-    <w:bookmarkEnd w:id="118"/>
-    <w:bookmarkStart w:id="120" w:name="_0c08510da1b4a7fb68b237786ec859f43ee607e"/>
+    <w:bookmarkEnd w:id="119"/>
+    <w:bookmarkStart w:id="121" w:name="_0c08510da1b4a7fb68b237786ec859f43ee607e"/>
     <w:p>
       <w:pPr>
         <w:pStyle w:val="Bibliography"/>
@@ -13627,7 +13641,7 @@
       <w:r>
         <w:t xml:space="preserve">Y. Hu, D. Castro-Lacouture, C.M. Eastman, S.B. Navathe, Automatic clash correction sequence optimization using a clash dependency network, Automation in Construction 115 (2020) 103205. https://doi.org/</w:t>
       </w:r>
-      <w:hyperlink r:id="rId119">
+      <w:hyperlink r:id="rId120">
         <w:r>
           <w:rPr>
             <w:rStyle w:val="Hyperlink"/>
@@ -13639,8 +13653,8 @@
         <w:t xml:space="preserve">.</w:t>
       </w:r>
     </w:p>
-    <w:bookmarkEnd w:id="120"/>
-    <w:bookmarkStart w:id="122" w:name="_712af675f75afd3eacaa3adaa45096695e540f3"/>
+    <w:bookmarkEnd w:id="121"/>
+    <w:bookmarkStart w:id="123" w:name="_712af675f75afd3eacaa3adaa45096695e540f3"/>
     <w:p>
       <w:pPr>
         <w:pStyle w:val="Bibliography"/>
@@ -13657,7 +13671,7 @@
       <w:r>
         <w:t xml:space="preserve">Y. Hu, D. Castro-Lacouture, C.M. Eastman, S.B. Navathe, Component change list prediction for BIM-based clash resolution from a graph perspective, Journal of Construction Engineering and Management 147 (2021). https://doi.org/</w:t>
       </w:r>
-      <w:hyperlink r:id="rId121">
+      <w:hyperlink r:id="rId122">
         <w:r>
           <w:rPr>
             <w:rStyle w:val="Hyperlink"/>
@@ -13669,8 +13683,8 @@
         <w:t xml:space="preserve">.</w:t>
       </w:r>
     </w:p>
-    <w:bookmarkEnd w:id="122"/>
-    <w:bookmarkStart w:id="124" w:name="_f4829dfa5fbc30afc9e04eeeeb81fe869be8015"/>
+    <w:bookmarkEnd w:id="123"/>
+    <w:bookmarkStart w:id="125" w:name="_f4829dfa5fbc30afc9e04eeeeb81fe869be8015"/>
     <w:p>
       <w:pPr>
         <w:pStyle w:val="Bibliography"/>
@@ -13687,7 +13701,7 @@
       <w:r>
         <w:t xml:space="preserve">H.-C. Hsu, S. Chang, C.-C. Chen, I.-C. Wu, Knowledge-based system for resolving design clashes in building information models, Automation in Construction 110 (2020) 103001. https://doi.org/</w:t>
       </w:r>
-      <w:hyperlink r:id="rId123">
+      <w:hyperlink r:id="rId124">
         <w:r>
           <w:rPr>
             <w:rStyle w:val="Hyperlink"/>
@@ -13699,8 +13713,8 @@
         <w:t xml:space="preserve">.</w:t>
       </w:r>
     </w:p>
-    <w:bookmarkEnd w:id="124"/>
-    <w:bookmarkStart w:id="126" w:name="_38f5697bb4214dca847b577fb9266183e4d9d29"/>
+    <w:bookmarkEnd w:id="125"/>
+    <w:bookmarkStart w:id="127" w:name="_38f5697bb4214dca847b577fb9266183e4d9d29"/>
     <w:p>
       <w:pPr>
         <w:pStyle w:val="Bibliography"/>
@@ -13717,7 +13731,7 @@
       <w:r>
         <w:t xml:space="preserve">L. Wang, F. Leite, Formalized knowledge representation for spatial conflict coordination of mechanical, electrical and plumbing (MEP) systems in new building projects, Automation in Construction 64 (2016) 20–26. https://doi.org/</w:t>
       </w:r>
-      <w:hyperlink r:id="rId125">
+      <w:hyperlink r:id="rId126">
         <w:r>
           <w:rPr>
             <w:rStyle w:val="Hyperlink"/>
@@ -13729,8 +13743,8 @@
         <w:t xml:space="preserve">.</w:t>
       </w:r>
     </w:p>
-    <w:bookmarkEnd w:id="126"/>
-    <w:bookmarkStart w:id="128" w:name="_77a3a196c664c52754048042d3339f192c84a98"/>
+    <w:bookmarkEnd w:id="127"/>
+    <w:bookmarkStart w:id="129" w:name="_77a3a196c664c52754048042d3339f192c84a98"/>
     <w:p>
       <w:pPr>
         <w:pStyle w:val="Bibliography"/>
@@ -13747,7 +13761,7 @@
       <w:r>
         <w:t xml:space="preserve">J. Liu, P. Liu, L. Feng, W. Wu, D. Li, Y.F. Chen, Automated clash resolution for reinforcement steel design in concrete frames via q-learning and building information modeling, Automation in Construction 112 (2020) 103062. https://doi.org/</w:t>
       </w:r>
-      <w:hyperlink r:id="rId127">
+      <w:hyperlink r:id="rId128">
         <w:r>
           <w:rPr>
             <w:rStyle w:val="Hyperlink"/>
@@ -13759,8 +13773,8 @@
         <w:t xml:space="preserve">.</w:t>
       </w:r>
     </w:p>
-    <w:bookmarkEnd w:id="128"/>
-    <w:bookmarkStart w:id="130" w:name="_5b0a728e25e60610c03071a406bf0dbcf572b34"/>
+    <w:bookmarkEnd w:id="129"/>
+    <w:bookmarkStart w:id="131" w:name="_5b0a728e25e60610c03071a406bf0dbcf572b34"/>
     <w:p>
       <w:pPr>
         <w:pStyle w:val="Bibliography"/>
@@ -13777,7 +13791,7 @@
       <w:r>
         <w:t xml:space="preserve">W. Xu, P. Chen, H.-L. Chi, S. Wang, S. Zhou, Digital-physical integration for MEP-structural clash coordination using path planning and AR navigation, Automation in Construction 179 (2025) 106501. https://doi.org/</w:t>
       </w:r>
-      <w:hyperlink r:id="rId129">
+      <w:hyperlink r:id="rId130">
         <w:r>
           <w:rPr>
             <w:rStyle w:val="Hyperlink"/>
@@ -13789,8 +13803,8 @@
         <w:t xml:space="preserve">.</w:t>
       </w:r>
     </w:p>
-    <w:bookmarkEnd w:id="130"/>
-    <w:bookmarkStart w:id="132" w:name="_611a09f4bca5c45893d42075e9adc7f0eff85ce"/>
+    <w:bookmarkEnd w:id="131"/>
+    <w:bookmarkStart w:id="133" w:name="_611a09f4bca5c45893d42075e9adc7f0eff85ce"/>
     <w:p>
       <w:pPr>
         <w:pStyle w:val="Bibliography"/>
@@ -13807,7 +13821,7 @@
       <w:r>
         <w:t xml:space="preserve">C. Eastman, J. Lee, Y. Jeong, J. Lee, Automatic rule-based checking of building designs, Automation in Construction 18 (2009) 1011–1033. https://doi.org/</w:t>
       </w:r>
-      <w:hyperlink r:id="rId131">
+      <w:hyperlink r:id="rId132">
         <w:r>
           <w:rPr>
             <w:rStyle w:val="Hyperlink"/>
@@ -13819,8 +13833,8 @@
         <w:t xml:space="preserve">.</w:t>
       </w:r>
     </w:p>
-    <w:bookmarkEnd w:id="132"/>
-    <w:bookmarkStart w:id="134" w:name="_0a3848646ff61d9bc82751375ce6c01a7c58e7d"/>
+    <w:bookmarkEnd w:id="133"/>
+    <w:bookmarkStart w:id="135" w:name="_0a3848646ff61d9bc82751375ce6c01a7c58e7d"/>
     <w:p>
       <w:pPr>
         <w:pStyle w:val="Bibliography"/>
@@ -13837,7 +13851,7 @@
       <w:r>
         <w:t xml:space="preserve">W. Solihin, C. Eastman, Classification of rules for automated BIM rule checking development, Automation in Construction 53 (2015) 69–82. https://doi.org/</w:t>
       </w:r>
-      <w:hyperlink r:id="rId133">
+      <w:hyperlink r:id="rId134">
         <w:r>
           <w:rPr>
             <w:rStyle w:val="Hyperlink"/>
@@ -13849,8 +13863,8 @@
         <w:t xml:space="preserve">.</w:t>
       </w:r>
     </w:p>
-    <w:bookmarkEnd w:id="134"/>
-    <w:bookmarkStart w:id="136" w:name="_1407f02d5b15cdce71917e5f1556e4b205a7861"/>
+    <w:bookmarkEnd w:id="135"/>
+    <w:bookmarkStart w:id="137" w:name="_1407f02d5b15cdce71917e5f1556e4b205a7861"/>
     <w:p>
       <w:pPr>
         <w:pStyle w:val="Bibliography"/>
@@ -13867,7 +13881,7 @@
       <w:r>
         <w:t xml:space="preserve">S. Zhang, J. Teizer, J.-K. Lee, C.M. Eastman, M. Venugopal, Building information modeling (BIM) and safety: Automatic safety checking of construction models and schedules, Automation in Construction 29 (2013) 183–195. https://doi.org/</w:t>
       </w:r>
-      <w:hyperlink r:id="rId135">
+      <w:hyperlink r:id="rId136">
         <w:r>
           <w:rPr>
             <w:rStyle w:val="Hyperlink"/>
@@ -13879,8 +13893,8 @@
         <w:t xml:space="preserve">.</w:t>
       </w:r>
     </w:p>
-    <w:bookmarkEnd w:id="136"/>
-    <w:bookmarkStart w:id="138" w:name="_0572d69e049795dbe6c7c10f5606237c5840d33"/>
+    <w:bookmarkEnd w:id="137"/>
+    <w:bookmarkStart w:id="139" w:name="_0572d69e049795dbe6c7c10f5606237c5840d33"/>
     <w:p>
       <w:pPr>
         <w:pStyle w:val="Bibliography"/>
@@ -13897,7 +13911,7 @@
       <w:r>
         <w:t xml:space="preserve">X. Xie, J. Zhou, X. Fu, R. Zhang, H. Zhu, Q. Bao, Automated rule checking for MEP systems based on BIM and KBMS, Buildings 12 (2022) 934. https://doi.org/</w:t>
       </w:r>
-      <w:hyperlink r:id="rId137">
+      <w:hyperlink r:id="rId138">
         <w:r>
           <w:rPr>
             <w:rStyle w:val="Hyperlink"/>
@@ -13909,8 +13923,8 @@
         <w:t xml:space="preserve">.</w:t>
       </w:r>
     </w:p>
-    <w:bookmarkEnd w:id="138"/>
-    <w:bookmarkStart w:id="140" w:name="_e86ca6173ebb969c40287bb27edd2d4cf4ef0d4"/>
+    <w:bookmarkEnd w:id="139"/>
+    <w:bookmarkStart w:id="141" w:name="_e86ca6173ebb969c40287bb27edd2d4cf4ef0d4"/>
     <w:p>
       <w:pPr>
         <w:pStyle w:val="Bibliography"/>
@@ -13927,7 +13941,7 @@
       <w:r>
         <w:t xml:space="preserve">I.J. Ramaji, A.M. Memari, Interpretation of structural analytical models from the coordination view in building information models, Automation in Construction 90 (2018) 117–133. https://doi.org/</w:t>
       </w:r>
-      <w:hyperlink r:id="rId139">
+      <w:hyperlink r:id="rId140">
         <w:r>
           <w:rPr>
             <w:rStyle w:val="Hyperlink"/>
@@ -13939,8 +13953,8 @@
         <w:t xml:space="preserve">.</w:t>
       </w:r>
     </w:p>
-    <w:bookmarkEnd w:id="140"/>
-    <w:bookmarkStart w:id="142" w:name="_f1cc6bcf7ef0eacb4a2ed68fa54adba1162fdf5"/>
+    <w:bookmarkEnd w:id="141"/>
+    <w:bookmarkStart w:id="143" w:name="_f1cc6bcf7ef0eacb4a2ed68fa54adba1162fdf5"/>
     <w:p>
       <w:pPr>
         <w:pStyle w:val="Bibliography"/>
@@ -13957,7 +13971,7 @@
       <w:r>
         <w:t xml:space="preserve">R.M. Lawson, F. Hanus, D. Sonck, Large web openings in steel and composite beams, Steel Construction 10 (2017) 168–175. https://doi.org/</w:t>
       </w:r>
-      <w:hyperlink r:id="rId141">
+      <w:hyperlink r:id="rId142">
         <w:r>
           <w:rPr>
             <w:rStyle w:val="Hyperlink"/>
@@ -13969,8 +13983,8 @@
         <w:t xml:space="preserve">.</w:t>
       </w:r>
     </w:p>
-    <w:bookmarkEnd w:id="142"/>
-    <w:bookmarkStart w:id="144" w:name="_32f7d1420d0bdfaa9e57092a859aa66a5983a25"/>
+    <w:bookmarkEnd w:id="143"/>
+    <w:bookmarkStart w:id="145" w:name="_32f7d1420d0bdfaa9e57092a859aa66a5983a25"/>
     <w:p>
       <w:pPr>
         <w:pStyle w:val="Bibliography"/>
@@ -13987,7 +14001,7 @@
       <w:r>
         <w:t xml:space="preserve">A. Ahmed, M.M. Fayyadh, S. Naganathan, K. Nasharuddin, Reinforced concrete beams with web openings: A state of the art review, Materials &amp;Amp; Design 40 (2012) 90–102. https://doi.org/</w:t>
       </w:r>
-      <w:hyperlink r:id="rId143">
+      <w:hyperlink r:id="rId144">
         <w:r>
           <w:rPr>
             <w:rStyle w:val="Hyperlink"/>
@@ -13999,8 +14013,8 @@
         <w:t xml:space="preserve">.</w:t>
       </w:r>
     </w:p>
-    <w:bookmarkEnd w:id="144"/>
-    <w:bookmarkStart w:id="146" w:name="_5950e4ecb7a1b2c1a84e9478ea894afe811d9e3"/>
+    <w:bookmarkEnd w:id="145"/>
+    <w:bookmarkStart w:id="147" w:name="_5950e4ecb7a1b2c1a84e9478ea894afe811d9e3"/>
     <w:p>
       <w:pPr>
         <w:pStyle w:val="Bibliography"/>
@@ -14017,7 +14031,7 @@
       <w:r>
         <w:t xml:space="preserve">A.A. Elansary, A.A. Abdel Aty, H.A. Abdalla, M. Zawam, Shear behavior of reinforced concrete beams with web opening near supports, Structures 37 (2022) 1033–1041. https://doi.org/</w:t>
       </w:r>
-      <w:hyperlink r:id="rId145">
+      <w:hyperlink r:id="rId146">
         <w:r>
           <w:rPr>
             <w:rStyle w:val="Hyperlink"/>
@@ -14029,8 +14043,8 @@
         <w:t xml:space="preserve">.</w:t>
       </w:r>
     </w:p>
-    <w:bookmarkEnd w:id="146"/>
-    <w:bookmarkStart w:id="148" w:name="_b5f6d5b867fc628d291fcaaf5a49911d6636f5c"/>
+    <w:bookmarkEnd w:id="147"/>
+    <w:bookmarkStart w:id="149" w:name="_b5f6d5b867fc628d291fcaaf5a49911d6636f5c"/>
     <w:p>
       <w:pPr>
         <w:pStyle w:val="Bibliography"/>
@@ -14047,7 +14061,7 @@
       <w:r>
         <w:t xml:space="preserve">D. Mostofinejad, N. Jafarian, A. Naderi, A. Mostofinejad, M. Salehi, Effects of openings on the punching shear strength of reinforced concrete slabs, Structures 25 (2020) 760–773. https://doi.org/</w:t>
       </w:r>
-      <w:hyperlink r:id="rId147">
+      <w:hyperlink r:id="rId148">
         <w:r>
           <w:rPr>
             <w:rStyle w:val="Hyperlink"/>
@@ -14059,8 +14073,8 @@
         <w:t xml:space="preserve">.</w:t>
       </w:r>
     </w:p>
-    <w:bookmarkEnd w:id="148"/>
-    <w:bookmarkStart w:id="150" w:name="_9a2b4e75efdb3e2848fae6b0050102afc345cd1"/>
+    <w:bookmarkEnd w:id="149"/>
+    <w:bookmarkStart w:id="151" w:name="_9a2b4e75efdb3e2848fae6b0050102afc345cd1"/>
     <w:p>
       <w:pPr>
         <w:pStyle w:val="Bibliography"/>
@@ -14077,7 +14091,7 @@
       <w:r>
         <w:t xml:space="preserve">W. Kritzinger, M. Karner, G. Traar, J. Henjes, W. Sihn, Digital twin in manufacturing: A categorical literature review and classification, IFAC-PapersOnLine 51 (2018) 1016–1022. https://doi.org/</w:t>
       </w:r>
-      <w:hyperlink r:id="rId149">
+      <w:hyperlink r:id="rId150">
         <w:r>
           <w:rPr>
             <w:rStyle w:val="Hyperlink"/>
@@ -14089,8 +14103,8 @@
         <w:t xml:space="preserve">.</w:t>
       </w:r>
     </w:p>
-    <w:bookmarkEnd w:id="150"/>
-    <w:bookmarkStart w:id="152" w:name="_d5e75d5449c3f4e73c114dff1df12e8fd797ede"/>
+    <w:bookmarkEnd w:id="151"/>
+    <w:bookmarkStart w:id="153" w:name="_d5e75d5449c3f4e73c114dff1df12e8fd797ede"/>
     <w:p>
       <w:pPr>
         <w:pStyle w:val="Bibliography"/>
@@ -14107,7 +14121,7 @@
       <w:r>
         <w:t xml:space="preserve">C. Semeraro, M. Lezoche, H. Panetto, M. Dassisti, Digital twin paradigm: A systematic literature review, Computers in Industry 130 (2021) 103469. https://doi.org/</w:t>
       </w:r>
-      <w:hyperlink r:id="rId151">
+      <w:hyperlink r:id="rId152">
         <w:r>
           <w:rPr>
             <w:rStyle w:val="Hyperlink"/>
@@ -14119,8 +14133,8 @@
         <w:t xml:space="preserve">.</w:t>
       </w:r>
     </w:p>
-    <w:bookmarkEnd w:id="152"/>
-    <w:bookmarkStart w:id="154" w:name="_abbc38ac66a59802d6e912036d924b5954a3e45"/>
+    <w:bookmarkEnd w:id="153"/>
+    <w:bookmarkStart w:id="155" w:name="_abbc38ac66a59802d6e912036d924b5954a3e45"/>
     <w:p>
       <w:pPr>
         <w:pStyle w:val="Bibliography"/>
@@ -14137,7 +14151,7 @@
       <w:r>
         <w:t xml:space="preserve">M. Deng, C.C. Menassa, V.R. Kamat, From BIM to digital twins: A systematic review of the evolution of intelligent building representations in the AEC-FM industry, Journal of Information Technology in Construction 26 (2021) 58–83. https://doi.org/</w:t>
       </w:r>
-      <w:hyperlink r:id="rId153">
+      <w:hyperlink r:id="rId154">
         <w:r>
           <w:rPr>
             <w:rStyle w:val="Hyperlink"/>
@@ -14149,8 +14163,8 @@
         <w:t xml:space="preserve">.</w:t>
       </w:r>
     </w:p>
-    <w:bookmarkEnd w:id="154"/>
-    <w:bookmarkStart w:id="156" w:name="_6f370486d9356f395f412e6c0766b6eac0b8a51"/>
+    <w:bookmarkEnd w:id="155"/>
+    <w:bookmarkStart w:id="157" w:name="_6f370486d9356f395f412e6c0766b6eac0b8a51"/>
     <w:p>
       <w:pPr>
         <w:pStyle w:val="Bibliography"/>
@@ -14167,7 +14181,7 @@
       <w:r>
         <w:t xml:space="preserve">X. Hu, G. Olgun, R.H. Assaad, An intelligent BIM-enabled digital twin framework for real-time structural health monitoring using wireless IoT sensing, digital signal processing, and structural analysis, Expert Systems with Applications 252 (2024) 124204. https://doi.org/</w:t>
       </w:r>
-      <w:hyperlink r:id="rId155">
+      <w:hyperlink r:id="rId156">
         <w:r>
           <w:rPr>
             <w:rStyle w:val="Hyperlink"/>
@@ -14179,8 +14193,8 @@
         <w:t xml:space="preserve">.</w:t>
       </w:r>
     </w:p>
-    <w:bookmarkEnd w:id="156"/>
-    <w:bookmarkStart w:id="158" w:name="_d843663862e5b91e3850c54b9879712e9b7bbbc"/>
+    <w:bookmarkEnd w:id="157"/>
+    <w:bookmarkStart w:id="159" w:name="_d843663862e5b91e3850c54b9879712e9b7bbbc"/>
     <w:p>
       <w:pPr>
         <w:pStyle w:val="Bibliography"/>
@@ -14197,7 +14211,7 @@
       <w:r>
         <w:t xml:space="preserve">U. Starossek, M. Haberland, Approaches to measures of structural robustness, Structure and Infrastructure Engineering 7 (2011) 625–631. https://doi.org/</w:t>
       </w:r>
-      <w:hyperlink r:id="rId157">
+      <w:hyperlink r:id="rId158">
         <w:r>
           <w:rPr>
             <w:rStyle w:val="Hyperlink"/>
@@ -14209,8 +14223,8 @@
         <w:t xml:space="preserve">.</w:t>
       </w:r>
     </w:p>
-    <w:bookmarkEnd w:id="158"/>
-    <w:bookmarkStart w:id="160" w:name="_694f0822feed6f8bad320dddc38e11d3c76b411"/>
+    <w:bookmarkEnd w:id="159"/>
+    <w:bookmarkStart w:id="161" w:name="_694f0822feed6f8bad320dddc38e11d3c76b411"/>
     <w:p>
       <w:pPr>
         <w:pStyle w:val="Bibliography"/>
@@ -14227,7 +14241,7 @@
       <w:r>
         <w:t xml:space="preserve">A. McKay, K. Marchand, M. Diaz, Alternate path method in progressive collapse analysis: Variation of dynamic and nonlinear load increase factors, Practice Periodical on Structural Design and Construction 17 (2012) 152–160. https://doi.org/</w:t>
       </w:r>
-      <w:hyperlink r:id="rId159">
+      <w:hyperlink r:id="rId160">
         <w:r>
           <w:rPr>
             <w:rStyle w:val="Hyperlink"/>
@@ -14239,8 +14253,8 @@
         <w:t xml:space="preserve">.</w:t>
       </w:r>
     </w:p>
-    <w:bookmarkEnd w:id="160"/>
-    <w:bookmarkStart w:id="162" w:name="_aa98298a247e4168ddc76cfa50bb534a2deb625"/>
+    <w:bookmarkEnd w:id="161"/>
+    <w:bookmarkStart w:id="163" w:name="_aa98298a247e4168ddc76cfa50bb534a2deb625"/>
     <w:p>
       <w:pPr>
         <w:pStyle w:val="Bibliography"/>
@@ -14257,7 +14271,7 @@
       <w:r>
         <w:t xml:space="preserve">S. Zhao, N. Wu, Q. Wang, Deep residual u-net with input of static structural responses for efficient u* load transfer path analysis, Advanced Engineering Informatics 46 (2020) 101184. https://doi.org/</w:t>
       </w:r>
-      <w:hyperlink r:id="rId161">
+      <w:hyperlink r:id="rId162">
         <w:r>
           <w:rPr>
             <w:rStyle w:val="Hyperlink"/>
@@ -14269,8 +14283,8 @@
         <w:t xml:space="preserve">.</w:t>
       </w:r>
     </w:p>
-    <w:bookmarkEnd w:id="162"/>
-    <w:bookmarkStart w:id="164" w:name="_9bd1f2867fe2c3e412274958f7ebd87d2dfe882"/>
+    <w:bookmarkEnd w:id="163"/>
+    <w:bookmarkStart w:id="165" w:name="_9bd1f2867fe2c3e412274958f7ebd87d2dfe882"/>
     <w:p>
       <w:pPr>
         <w:pStyle w:val="Bibliography"/>
@@ -14287,7 +14301,7 @@
       <w:r>
         <w:t xml:space="preserve">T. Lengauer, R.E. Tarjan, A fast algorithm for finding dominators in a flowgraph, ACM Transactions on Programming Languages and Systems 1 (1979) 121–141. https://doi.org/</w:t>
       </w:r>
-      <w:hyperlink r:id="rId163">
+      <w:hyperlink r:id="rId164">
         <w:r>
           <w:rPr>
             <w:rStyle w:val="Hyperlink"/>
@@ -14299,8 +14313,8 @@
         <w:t xml:space="preserve">.</w:t>
       </w:r>
     </w:p>
-    <w:bookmarkEnd w:id="164"/>
-    <w:bookmarkStart w:id="166" w:name="_dc5878af5290816ea0fa94a2c9eba35c6f6822e"/>
+    <w:bookmarkEnd w:id="165"/>
+    <w:bookmarkStart w:id="167" w:name="_dc5878af5290816ea0fa94a2c9eba35c6f6822e"/>
     <w:p>
       <w:pPr>
         <w:pStyle w:val="Bibliography"/>
@@ -14326,7 +14340,7 @@
       <w:r>
         <w:t xml:space="preserve">7-22), American Society of Civil Engineers, Reston, VA, 2022. https://doi.org/</w:t>
       </w:r>
-      <w:hyperlink r:id="rId165">
+      <w:hyperlink r:id="rId166">
         <w:r>
           <w:rPr>
             <w:rStyle w:val="Hyperlink"/>
@@ -14338,8 +14352,8 @@
         <w:t xml:space="preserve">.</w:t>
       </w:r>
     </w:p>
-    <w:bookmarkEnd w:id="166"/>
-    <w:bookmarkStart w:id="167" w:name="_48204575c0e490be04040be2e399e2ed1a2a995"/>
+    <w:bookmarkEnd w:id="167"/>
+    <w:bookmarkStart w:id="168" w:name="_48204575c0e490be04040be2e399e2ed1a2a995"/>
     <w:p>
       <w:pPr>
         <w:pStyle w:val="Bibliography"/>
@@ -14366,8 +14380,8 @@
         <w:t xml:space="preserve">, in: Proceedings of the 7th Python in Science Conference (SciPy 2008), 2008: pp. 11–15.</w:t>
       </w:r>
     </w:p>
-    <w:bookmarkEnd w:id="167"/>
-    <w:bookmarkStart w:id="168" w:name="_f468efb278e18e644ce546146eee60da7ca9087"/>
+    <w:bookmarkEnd w:id="168"/>
+    <w:bookmarkStart w:id="169" w:name="_f468efb278e18e644ce546146eee60da7ca9087"/>
     <w:p>
       <w:pPr>
         <w:pStyle w:val="Bibliography"/>
@@ -14403,8 +14417,8 @@
         <w:t xml:space="preserve">) environment for autodesk revit, (2026).</w:t>
       </w:r>
     </w:p>
-    <w:bookmarkEnd w:id="168"/>
-    <w:bookmarkStart w:id="169" w:name="_11abfe69a8c7cb566f978a5aabb0fe1e9f62b53"/>
+    <w:bookmarkEnd w:id="169"/>
+    <w:bookmarkStart w:id="170" w:name="_11abfe69a8c7cb566f978a5aabb0fe1e9f62b53"/>
     <w:p>
       <w:pPr>
         <w:pStyle w:val="Bibliography"/>
@@ -14449,8 +14463,8 @@
         <w:t xml:space="preserve">), (2026).</w:t>
       </w:r>
     </w:p>
-    <w:bookmarkEnd w:id="169"/>
     <w:bookmarkEnd w:id="170"/>
+    <w:bookmarkEnd w:id="171"/>
     <w:sectPr>
       <w:footerReference w:type="default" r:id="rId9"/>
       <w:footnotePr>

--- a/paper/manuscript.docx
+++ b/paper/manuscript.docx
@@ -66,7 +66,7 @@
           <w:b w:val="0"/>
           <w:i/>
         </w:rPr>
-        <w:t xml:space="preserve">[Department, University, City, Country]</w:t>
+        <w:t xml:space="preserve">Department of Civil Engineering, Ghulam Ishaq Khan Institute of Engineering Sciences and Technology, Topi 23640, Swabi, Khyber Pakhtunkhwa, Pakistan</w:t>
       </w:r>
     </w:p>
     <w:p>

--- a/paper/manuscript.docx
+++ b/paper/manuscript.docx
@@ -33,7 +33,7 @@
         <w:t xml:space="preserve">a</w:t>
       </w:r>
       <w:r>
-        <w:t xml:space="preserve">, Muhammed Ahmed</w:t>
+        <w:t xml:space="preserve">, Muhammad Ahmed</w:t>
       </w:r>
       <w:r>
         <w:rPr>
@@ -93,7 +93,7 @@
           <w:b w:val="0"/>
           <w:i w:val="0"/>
         </w:rPr>
-        <w:t xml:space="preserve">Corresponding author. E-mail addresses: maleehawaseem30@gmail.com (M. Waseem), muhammadarham6333@gmail.com (M. Arham), muhammed.ahmed0999@gmail.com (M. Ahmed).</w:t>
+        <w:t xml:space="preserve">Corresponding author. E-mail addresses: maleehawaseem30@gmail.com (Maleeha Waseem), muhammadarham6333@gmail.com (Muhammad Arham), muhammed.ahmed0999@gmail.com (Muhammad Ahmed).</w:t>
       </w:r>
     </w:p>
     <w:p>
@@ -12894,7 +12894,7 @@
           <w:b/>
           <w:bCs/>
         </w:rPr>
-        <w:t xml:space="preserve">Muhammed Ahmed:</w:t>
+        <w:t xml:space="preserve">Muhammad Ahmed:</w:t>
       </w:r>
       <w:r>
         <w:t xml:space="preserve"> </w:t>

--- a/paper/manuscript.docx
+++ b/paper/manuscript.docx
@@ -15,7 +15,7 @@
         <w:pStyle w:val="Author"/>
       </w:pPr>
       <w:r>
-        <w:t xml:space="preserve">Maleeha Waseem</w:t>
+        <w:t xml:space="preserve">Muhammad Ahmed</w:t>
       </w:r>
       <w:r>
         <w:rPr>
@@ -24,16 +24,16 @@
         <w:t xml:space="preserve">a,*</w:t>
       </w:r>
       <w:r>
+        <w:t xml:space="preserve">, Maleeha Waseem</w:t>
+      </w:r>
+      <w:r>
+        <w:rPr>
+          <w:vertAlign w:val="superscript"/>
+        </w:rPr>
+        <w:t xml:space="preserve">a</w:t>
+      </w:r>
+      <w:r>
         <w:t xml:space="preserve">, Muhammad Arham</w:t>
-      </w:r>
-      <w:r>
-        <w:rPr>
-          <w:vertAlign w:val="superscript"/>
-        </w:rPr>
-        <w:t xml:space="preserve">a</w:t>
-      </w:r>
-      <w:r>
-        <w:t xml:space="preserve">, Muhammad Ahmed</w:t>
       </w:r>
       <w:r>
         <w:rPr>
@@ -93,7 +93,7 @@
           <w:b w:val="0"/>
           <w:i w:val="0"/>
         </w:rPr>
-        <w:t xml:space="preserve">Corresponding author. E-mail addresses: maleehawaseem30@gmail.com (Maleeha Waseem), muhammadarham6333@gmail.com (Muhammad Arham), muhammed.ahmed0999@gmail.com (Muhammad Ahmed).</w:t>
+        <w:t xml:space="preserve">Corresponding author. E-mail addresses: muhammed.ahmed0999@gmail.com (Muhammad Ahmed), maleehawaseem30@gmail.com (Maleeha Waseem), muhammadarham6333@gmail.com (Muhammad Arham).</w:t>
       </w:r>
     </w:p>
     <w:p>
@@ -9753,7 +9753,7 @@
           <wp:inline>
             <wp:extent cx="5753100" cy="2613713"/>
             <wp:effectExtent b="0" l="0" r="0" t="0"/>
-            <wp:docPr descr="Fig. 3. Load-path graph of Snowdon Towers. (a) Members coloured by the factored load they carry (log scale); light grey lines are support edges; orange rings mark the 18 members with no path to the ground. (b) Carried load by member type; bars show the median and interquartile range; loads below 1 kN are shown at 1 kN." title="" id="44" name="Picture"/>
+            <wp:docPr descr="Fig. 3. Load-path graph of Snowdon Towers. (a) Members shaded by the factored load they carry (log scale; darker means more load); thin lines are support edges; open circles mark the 18 members with no path to the ground. (b) Carried load by member type; bars show the median and interquartile range; loads below 1 kN are shown at 1 kN." title="" id="44" name="Picture"/>
             <a:graphic>
               <a:graphicData uri="http://schemas.openxmlformats.org/drawingml/2006/picture">
                 <pic:pic>
@@ -9796,7 +9796,7 @@
         <w:pStyle w:val="ImageCaption"/>
       </w:pPr>
       <w:r>
-        <w:t xml:space="preserve">Fig. 3. Load-path graph of Snowdon Towers. (a) Members coloured by the factored load they carry (log scale); light grey lines are support edges; orange rings mark the 18 members with no path to the ground. (b) Carried load by member type; bars show the median and interquartile range; loads below 1 kN are shown at 1 kN.</w:t>
+        <w:t xml:space="preserve">Fig. 3. Load-path graph of Snowdon Towers. (a) Members shaded by the factored load they carry (log scale; darker means more load); thin lines are support edges; open circles mark the 18 members with no path to the ground. (b) Carried load by member type; bars show the median and interquartile range; loads below 1 kN are shown at 1 kN.</w:t>
       </w:r>
     </w:p>
     <w:bookmarkEnd w:id="46"/>
@@ -11664,7 +11664,7 @@
         <w:t xml:space="preserve"> </w:t>
       </w:r>
       <w:r>
-        <w:t xml:space="preserve">to six decimals. The twin also behaved sensibly: deleting MEP elements resolved 11 clashes, adding duplicated runs created 21, and lowering beams by 150 mm created 16 new clashes and resolved 4. In Golden Nugget the corresponding medians were 37 ms and 2.5 s, again with identical results at every checkpoint (Section 5.6).</w:t>
+        <w:t xml:space="preserve">to six decimals. The twin also behaved sensibly: deleting MEP elements resolved 11 clashes, adding duplicated runs created 21, and lowering beams by 150 mm created 16 new clashes and resolved 4. Supplementary Video 1 shows the complete loop in Revit for one structural change. Lowering a W18x86 beam by 150 mm created three hard clashes on it (Critical, Major and Minor), and they appeared in the severity view 6.9 s after the edit: 3.1 s in Revit, which regenerates the beam and the joists attached to it and exports the change, and 3.4 s in the twin service. Restoring the beam returned the model to its 1,296 clashes. In Golden Nugget the corresponding medians were 37 ms and 2.5 s, again with identical results at every checkpoint (Section 5.6).</w:t>
       </w:r>
     </w:p>
     <w:bookmarkStart w:id="70" w:name="_00e8d5c8babd08c9d0cfb8321989021e974aea9"/>
@@ -12862,13 +12862,13 @@
           <w:b/>
           <w:bCs/>
         </w:rPr>
-        <w:t xml:space="preserve">Maleeha Waseem:</w:t>
-      </w:r>
-      <w:r>
-        <w:t xml:space="preserve"> </w:t>
-      </w:r>
-      <w:r>
-        <w:t xml:space="preserve">Conceptualization, Methodology, Visualization, Writing – original draft, Writing – review &amp; editing.</w:t>
+        <w:t xml:space="preserve">Muhammad Ahmed:</w:t>
+      </w:r>
+      <w:r>
+        <w:t xml:space="preserve"> </w:t>
+      </w:r>
+      <w:r>
+        <w:t xml:space="preserve">Conceptualization, Software, Investigation, Resources, Project administration, Writing – review &amp; editing.</w:t>
       </w:r>
       <w:r>
         <w:t xml:space="preserve"> </w:t>
@@ -12878,13 +12878,13 @@
           <w:b/>
           <w:bCs/>
         </w:rPr>
-        <w:t xml:space="preserve">Muhammad Arham:</w:t>
-      </w:r>
-      <w:r>
-        <w:t xml:space="preserve"> </w:t>
-      </w:r>
-      <w:r>
-        <w:t xml:space="preserve">Data curation, Formal analysis, Validation, Writing – review &amp; editing.</w:t>
+        <w:t xml:space="preserve">Maleeha Waseem:</w:t>
+      </w:r>
+      <w:r>
+        <w:t xml:space="preserve"> </w:t>
+      </w:r>
+      <w:r>
+        <w:t xml:space="preserve">Conceptualization, Methodology, Visualization, Writing – original draft, Writing – review &amp; editing.</w:t>
       </w:r>
       <w:r>
         <w:t xml:space="preserve"> </w:t>
@@ -12894,13 +12894,13 @@
           <w:b/>
           <w:bCs/>
         </w:rPr>
-        <w:t xml:space="preserve">Muhammad Ahmed:</w:t>
-      </w:r>
-      <w:r>
-        <w:t xml:space="preserve"> </w:t>
-      </w:r>
-      <w:r>
-        <w:t xml:space="preserve">Conceptualization, Software, Investigation, Resources, Project administration, Writing – review &amp; editing.</w:t>
+        <w:t xml:space="preserve">Muhammad Arham:</w:t>
+      </w:r>
+      <w:r>
+        <w:t xml:space="preserve"> </w:t>
+      </w:r>
+      <w:r>
+        <w:t xml:space="preserve">Data curation, Formal analysis, Validation, Writing – review &amp; editing.</w:t>
       </w:r>
     </w:p>
     <w:p>
@@ -13999,7 +13999,7 @@
         <w:t xml:space="preserve">	</w:t>
       </w:r>
       <w:r>
-        <w:t xml:space="preserve">A. Ahmed, M.M. Fayyadh, S. Naganathan, K. Nasharuddin, Reinforced concrete beams with web openings: A state of the art review, Materials &amp;Amp; Design 40 (2012) 90–102. https://doi.org/</w:t>
+        <w:t xml:space="preserve">A. Ahmed, M.M. Fayyadh, S. Naganathan, K. Nasharuddin, Reinforced concrete beams with web openings: A state of the art review, Materials &amp; Design 40 (2012) 90–102. https://doi.org/</w:t>
       </w:r>
       <w:hyperlink r:id="rId144">
         <w:r>

--- a/paper/manuscript.docx
+++ b/paper/manuscript.docx
@@ -156,7 +156,7 @@
         <w:pStyle w:val="FirstParagraph"/>
       </w:pPr>
       <w:r>
-        <w:t xml:space="preserve">Clash detection is one of the most widely used building information modelling (BIM) workflows. Federated discipline models are checked geometrically and every interference between, for example, a duct and a beam is reported for resolution before construction. The economic case is well documented: unresolved design clashes that surface on site lead to rework, delay and cost</w:t>
+        <w:t xml:space="preserve">Clash detection is one of the most widely used building information modelling (BIM) workflows: federated discipline models are checked geometrically, and every interference, for example between a duct and a beam, is reported for resolution before construction. Clashes that surface on site cause rework, delay and cost</w:t>
       </w:r>
       <w:r>
         <w:t xml:space="preserve"> </w:t>
@@ -196,7 +196,7 @@
         <w:t xml:space="preserve">]</w:t>
       </w:r>
       <w:r>
-        <w:t xml:space="preserve">. Yet the output of commercial clash engines is notoriously noisy. Thousands of interferences are reported for a single building, and a large share of them are irrelevant, duplicates of one design issue, or resolvable later without consequence</w:t>
+        <w:t xml:space="preserve">. Commercial clash engines, however, report thousands of interferences per building, many of them irrelevant or duplicates of one issue</w:t>
       </w:r>
       <w:r>
         <w:t xml:space="preserve"> </w:t>
@@ -227,7 +227,7 @@
         <w:t xml:space="preserve">]</w:t>
       </w:r>
       <w:r>
-        <w:t xml:space="preserve">. Coordinators therefore spend much of their time triaging reports rather than resolving problems</w:t>
+        <w:t xml:space="preserve">, so coordinators spend much of their time triaging reports</w:t>
       </w:r>
       <w:r>
         <w:t xml:space="preserve"> </w:t>
@@ -266,7 +266,7 @@
         <w:pStyle w:val="BodyText"/>
       </w:pPr>
       <w:r>
-        <w:t xml:space="preserve">The research response has concentrated on</w:t>
+        <w:t xml:space="preserve">Research has therefore concentrated on</w:t>
       </w:r>
       <w:r>
         <w:t xml:space="preserve"> </w:t>
@@ -279,7 +279,7 @@
         <w:t xml:space="preserve">relevance</w:t>
       </w:r>
       <w:r>
-        <w:t xml:space="preserve">: learning, from historical coordination decisions, which clashes a human coordinator would discard</w:t>
+        <w:t xml:space="preserve">: learning from past coordination decisions which clashes a coordinator would discard</w:t>
       </w:r>
       <w:r>
         <w:t xml:space="preserve"> </w:t>
@@ -352,7 +352,7 @@
         <w:t xml:space="preserve">]</w:t>
       </w:r>
       <w:r>
-        <w:t xml:space="preserve">. These approaches reproduce coordinator judgement, but they do not reason about what a clash does to the structure. For structural members this is the question that matters. A 100 mm pipe through the web of a girder near its support, through the tension zone of a beam at mid-span, or through a slab within the punching-shear perimeter of a column can be far more serious than a much larger duct that merely grazes a non-load-bearing element. Two clashes with identical geometry can also have very different consequences, depending on how much of the building depends on the member that is cut. That dependency is a property of the structure’s</w:t>
+        <w:t xml:space="preserve">. These approaches reproduce coordinator judgement but do not reason about what a clash does to the structure. A 100 mm pipe through the web of a girder near its support, or through a slab within the punching-shear perimeter of a column, can be far more serious than a larger duct that grazes a non-load-bearing element. Geometrically identical clashes can also differ in consequence, depending on how much of the building depends on the cut member, a property of the structure’s</w:t>
       </w:r>
       <w:r>
         <w:t xml:space="preserve"> </w:t>
@@ -365,15 +365,10 @@
         <w:t xml:space="preserve">load path</w:t>
       </w:r>
       <w:r>
-        <w:t xml:space="preserve">, which is not represented in any clash report.</w:t>
-      </w:r>
-    </w:p>
-    <w:p>
-      <w:pPr>
-        <w:pStyle w:val="BodyText"/>
-      </w:pPr>
-      <w:r>
-        <w:t xml:space="preserve">At the same time, BIM practice is moving from periodic, file-based coordination toward</w:t>
+        <w:t xml:space="preserve"> </w:t>
+      </w:r>
+      <w:r>
+        <w:t xml:space="preserve">that no clash report represents. At the same time, coordination is moving toward</w:t>
       </w:r>
       <w:r>
         <w:t xml:space="preserve"> </w:t>
@@ -386,7 +381,7 @@
         <w:t xml:space="preserve">digital twins</w:t>
       </w:r>
       <w:r>
-        <w:t xml:space="preserve">: continuously synchronised virtual representations that are updated as the design or the asset changes</w:t>
+        <w:t xml:space="preserve">, virtual representations that are updated continuously as the design changes</w:t>
       </w:r>
       <w:r>
         <w:t xml:space="preserve"> </w:t>
@@ -394,7 +389,7 @@
       <w:r>
         <w:t xml:space="preserve">[</w:t>
       </w:r>
-      <w:hyperlink w:anchor="_b61b59c0e22eb05bf94c6fb7f6a7ff583356419">
+      <w:hyperlink w:anchor="_a27a66ad21d549ee4ca693bf7f3758b6884c49a">
         <w:r>
           <w:rPr>
             <w:rStyle w:val="Hyperlink"/>
@@ -403,9 +398,73 @@
         </w:r>
       </w:hyperlink>
       <w:r>
-        <w:t xml:space="preserve">–</w:t>
-      </w:r>
-      <w:hyperlink w:anchor="_db7277fee13d159fa035ff0aec09dc9d2e3fc17">
+        <w:t xml:space="preserve">,</w:t>
+      </w:r>
+      <w:hyperlink w:anchor="_6c9cbe90a92aeeb1fb8ebdb61b9b42d82673916">
+        <w:r>
+          <w:rPr>
+            <w:rStyle w:val="Hyperlink"/>
+          </w:rPr>
+          <w:t xml:space="preserve">10</w:t>
+        </w:r>
+      </w:hyperlink>
+      <w:r>
+        <w:t xml:space="preserve">]</w:t>
+      </w:r>
+      <w:r>
+        <w:t xml:space="preserve">, in which clash checking should be an incremental service rather than a periodic batch job.</w:t>
+      </w:r>
+    </w:p>
+    <w:p>
+      <w:pPr>
+        <w:pStyle w:val="BodyText"/>
+      </w:pPr>
+      <w:r>
+        <w:t xml:space="preserve">This paper presents a framework that (i) extracts structural and MEP elements, their geometry and their connectivity from Autodesk Revit through its application programming interface (API) using Python; (ii) detects clashes on exact meshes; (iii) builds a gravity load-path graph that gives, for every member, the load that depends on it and the load that has no alternative path; (iv) grades each clash by combining a code-informed local capacity loss with this load-path consequence; and (v) keeps the analysis synchronised with Revit as a digital twin that writes its results back. The contributions are:</w:t>
+      </w:r>
+    </w:p>
+    <w:p>
+      <w:pPr>
+        <w:pStyle w:val="Compact"/>
+        <w:numPr>
+          <w:ilvl w:val="0"/>
+          <w:numId w:val="1001"/>
+        </w:numPr>
+      </w:pPr>
+      <w:r>
+        <w:t xml:space="preserve">A gravity load-path graph built automatically from BIM geometry and Revit connectivity, with exact equilibrium and a dominator-tree measure of</w:t>
+      </w:r>
+      <w:r>
+        <w:t xml:space="preserve"> </w:t>
+      </w:r>
+      <w:r>
+        <w:rPr>
+          <w:i/>
+          <w:iCs/>
+        </w:rPr>
+        <w:t xml:space="preserve">orphaned load</w:t>
+      </w:r>
+      <w:r>
+        <w:t xml:space="preserve">, a graph analogue of the alternate-load-path concept of progressive-collapse design</w:t>
+      </w:r>
+      <w:r>
+        <w:t xml:space="preserve"> </w:t>
+      </w:r>
+      <w:r>
+        <w:t xml:space="preserve">[</w:t>
+      </w:r>
+      <w:hyperlink w:anchor="_06e5951872820aa0f41fe13dcb89ffb864de2dd">
+        <w:r>
+          <w:rPr>
+            <w:rStyle w:val="Hyperlink"/>
+          </w:rPr>
+          <w:t xml:space="preserve">11</w:t>
+        </w:r>
+      </w:hyperlink>
+      <w:r>
+        <w:t xml:space="preserve">,</w:t>
+      </w:r>
+      <w:hyperlink w:anchor="_725b849b7058aa2c6daa0a62e58df19f4b6ffb1">
         <w:r>
           <w:rPr>
             <w:rStyle w:val="Hyperlink"/>
@@ -417,63 +476,7 @@
         <w:t xml:space="preserve">]</w:t>
       </w:r>
       <w:r>
-        <w:t xml:space="preserve">. In a twin, clash checking should not be a batch job run once a week. It should be an incremental service that re-evaluates only what changed and pushes its assessment back to the authoring environment. Most clash-management research, however, still assumes a static export to a separate tool.</w:t>
-      </w:r>
-    </w:p>
-    <w:p>
-      <w:pPr>
-        <w:pStyle w:val="BodyText"/>
-      </w:pPr>
-      <w:r>
-        <w:t xml:space="preserve">This paper addresses both gaps with a framework that (i) extracts structural and MEP elements, their geometry and their connectivity directly from Autodesk Revit through its application programming interface (API) using Python; (ii) detects hard, touch and clearance clashes with exact mesh geometry; (iii) builds a gravity</w:t>
-      </w:r>
-      <w:r>
-        <w:t xml:space="preserve"> </w:t>
-      </w:r>
-      <w:r>
-        <w:rPr>
-          <w:i/>
-          <w:iCs/>
-        </w:rPr>
-        <w:t xml:space="preserve">load-path graph</w:t>
-      </w:r>
-      <w:r>
-        <w:t xml:space="preserve"> </w:t>
-      </w:r>
-      <w:r>
-        <w:t xml:space="preserve">of the structure and derives, for every member, the load that depends on it and the load that has no alternative path if it fails; (iv) classifies each clash by combining a code-informed estimate of the</w:t>
-      </w:r>
-      <w:r>
-        <w:t xml:space="preserve"> </w:t>
-      </w:r>
-      <w:r>
-        <w:rPr>
-          <w:i/>
-          <w:iCs/>
-        </w:rPr>
-        <w:t xml:space="preserve">local</w:t>
-      </w:r>
-      <w:r>
-        <w:t xml:space="preserve"> </w:t>
-      </w:r>
-      <w:r>
-        <w:t xml:space="preserve">capacity loss with this</w:t>
-      </w:r>
-      <w:r>
-        <w:t xml:space="preserve"> </w:t>
-      </w:r>
-      <w:r>
-        <w:rPr>
-          <w:i/>
-          <w:iCs/>
-        </w:rPr>
-        <w:t xml:space="preserve">global</w:t>
-      </w:r>
-      <w:r>
-        <w:t xml:space="preserve"> </w:t>
-      </w:r>
-      <w:r>
-        <w:t xml:space="preserve">load-path consequence; and (v) keeps all of this synchronised with the authoring model as a digital twin that processes Revit change events incrementally and writes its results back into Revit. The specific contributions are:</w:t>
+        <w:t xml:space="preserve">.</w:t>
       </w:r>
     </w:p>
     <w:p>
@@ -485,23 +488,7 @@
         </w:numPr>
       </w:pPr>
       <w:r>
-        <w:t xml:space="preserve">A load-path graph built automatically from BIM geometry and Revit connectivity, with load propagation by tributary areas, exact equilibrium, and a dominator-tree measure of</w:t>
-      </w:r>
-      <w:r>
-        <w:t xml:space="preserve"> </w:t>
-      </w:r>
-      <w:r>
-        <w:rPr>
-          <w:i/>
-          <w:iCs/>
-        </w:rPr>
-        <w:t xml:space="preserve">orphaned load</w:t>
-      </w:r>
-      <w:r>
-        <w:t xml:space="preserve"> </w:t>
-      </w:r>
-      <w:r>
-        <w:t xml:space="preserve">that operationalises the alternate-load-path concept used in progressive-collapse design</w:t>
+        <w:t xml:space="preserve">A two-axis severity model that combines a member-specific, code-informed capacity loss index</w:t>
       </w:r>
       <w:r>
         <w:t xml:space="preserve"> </w:t>
@@ -509,7 +496,7 @@
       <w:r>
         <w:t xml:space="preserve">[</w:t>
       </w:r>
-      <w:hyperlink w:anchor="_06e5951872820aa0f41fe13dcb89ffb864de2dd">
+      <w:hyperlink w:anchor="_a0a45fa49c0c13b82b94c6955ca0eec66f6d1df">
         <w:r>
           <w:rPr>
             <w:rStyle w:val="Hyperlink"/>
@@ -520,7 +507,7 @@
       <w:r>
         <w:t xml:space="preserve">,</w:t>
       </w:r>
-      <w:hyperlink w:anchor="_725b849b7058aa2c6daa0a62e58df19f4b6ffb1">
+      <w:hyperlink w:anchor="_3fd180c218df11ad837b279d4feeebf3c04c7a8">
         <w:r>
           <w:rPr>
             <w:rStyle w:val="Hyperlink"/>
@@ -532,7 +519,10 @@
         <w:t xml:space="preserve">]</w:t>
       </w:r>
       <w:r>
-        <w:t xml:space="preserve">.</w:t>
+        <w:t xml:space="preserve"> </w:t>
+      </w:r>
+      <w:r>
+        <w:t xml:space="preserve">with a load-path consequence expressed in bay-equivalents.</w:t>
       </w:r>
     </w:p>
     <w:p>
@@ -544,7 +534,65 @@
         </w:numPr>
       </w:pPr>
       <w:r>
-        <w:t xml:space="preserve">A two-axis severity model, a demand-weighted capacity loss index (local) combined with a load-path consequence expressed in bay-equivalents (global), that is transparent, member-type specific and adapted from design provisions for openings in concrete and steel members</w:t>
+        <w:t xml:space="preserve">Incremental digital-twin updates of clashes, load path and severity that are identical to a full recomputation, closed through a Revit change hook and a write-back command.</w:t>
+      </w:r>
+    </w:p>
+    <w:p>
+      <w:pPr>
+        <w:pStyle w:val="Compact"/>
+        <w:numPr>
+          <w:ilvl w:val="0"/>
+          <w:numId w:val="1001"/>
+        </w:numPr>
+      </w:pPr>
+      <w:r>
+        <w:t xml:space="preserve">An open evaluation on two federated Revit models of different structural systems, including a held-out test that exposed, and led to correcting, two rules that silently assumed a particular structural system.</w:t>
+      </w:r>
+    </w:p>
+    <w:p>
+      <w:pPr>
+        <w:pStyle w:val="Heading1"/>
+      </w:pPr>
+      <w:bookmarkStart w:id="11" w:name="_c402fc6a47ec8bb5e751ab4b29e0fc7601a51bb"/>
+      <w:r>
+        <w:rPr>
+          <w:rStyle w:val="SectionNumber"/>
+        </w:rPr>
+        <w:t xml:space="preserve">2</w:t>
+      </w:r>
+      <w:r>
+        <w:tab/>
+      </w:r>
+      <w:r>
+        <w:t xml:space="preserve">Related work</w:t>
+      </w:r>
+      <w:bookmarkEnd w:id="11"/>
+    </w:p>
+    <w:p>
+      <w:pPr>
+        <w:pStyle w:val="Heading2"/>
+      </w:pPr>
+      <w:bookmarkStart w:id="12" w:name="_82c6959c724d406156ebbbce9a7a978479d680a"/>
+      <w:r>
+        <w:rPr>
+          <w:rStyle w:val="SectionNumber"/>
+        </w:rPr>
+        <w:t xml:space="preserve">2.1</w:t>
+      </w:r>
+      <w:r>
+        <w:tab/>
+      </w:r>
+      <w:r>
+        <w:t xml:space="preserve">Clash detection and relevance filtering</w:t>
+      </w:r>
+      <w:bookmarkEnd w:id="12"/>
+    </w:p>
+    <w:p>
+      <w:pPr>
+        <w:pStyle w:val="FirstParagraph"/>
+      </w:pPr>
+      <w:r>
+        <w:t xml:space="preserve">Clash engines compare element geometry pairwise after a spatial pre-selection, for example with an R-tree</w:t>
       </w:r>
       <w:r>
         <w:t xml:space="preserve"> </w:t>
@@ -552,7 +600,7 @@
       <w:r>
         <w:t xml:space="preserve">[</w:t>
       </w:r>
-      <w:hyperlink w:anchor="_a0a45fa49c0c13b82b94c6955ca0eec66f6d1df">
+      <w:hyperlink w:anchor="_7dc52f09005060e74a2fefac7f40b3aaeceeb80">
         <w:r>
           <w:rPr>
             <w:rStyle w:val="Hyperlink"/>
@@ -561,9 +609,18 @@
         </w:r>
       </w:hyperlink>
       <w:r>
-        <w:t xml:space="preserve">,</w:t>
-      </w:r>
-      <w:hyperlink w:anchor="_3fd180c218df11ad837b279d4feeebf3c04c7a8">
+        <w:t xml:space="preserve">]</w:t>
+      </w:r>
+      <w:r>
+        <w:t xml:space="preserve">, and libraries such as FCL provide collision and distance queries on triangle meshes</w:t>
+      </w:r>
+      <w:r>
+        <w:t xml:space="preserve"> </w:t>
+      </w:r>
+      <w:r>
+        <w:t xml:space="preserve">[</w:t>
+      </w:r>
+      <w:hyperlink w:anchor="_fb3fd29184e1f6192b542d21235915d50f8fba1">
         <w:r>
           <w:rPr>
             <w:rStyle w:val="Hyperlink"/>
@@ -575,174 +632,7 @@
         <w:t xml:space="preserve">]</w:t>
       </w:r>
       <w:r>
-        <w:t xml:space="preserve">.</w:t>
-      </w:r>
-    </w:p>
-    <w:p>
-      <w:pPr>
-        <w:pStyle w:val="Compact"/>
-        <w:numPr>
-          <w:ilvl w:val="0"/>
-          <w:numId w:val="1001"/>
-        </w:numPr>
-      </w:pPr>
-      <w:r>
-        <w:t xml:space="preserve">A digital-twin synchronisation layer with fingerprint-based change detection and incremental clash, load-path and severity updates that are provably identical to full recomputation, closed through a pyRevit hook and a write-back command.</w:t>
-      </w:r>
-    </w:p>
-    <w:p>
-      <w:pPr>
-        <w:pStyle w:val="Compact"/>
-        <w:numPr>
-          <w:ilvl w:val="0"/>
-          <w:numId w:val="1001"/>
-        </w:numPr>
-      </w:pPr>
-      <w:r>
-        <w:t xml:space="preserve">An open, reproducible evaluation on two federated Revit models of different structural systems: detection accuracy against Revit’s own solid-intersection filter, load-path equilibrium, comparison with geometry-only and category-based triage, a one-at-a-time sensitivity analysis and twin latency. It also includes a held-out test that exposed, and led to correcting, two rules that silently assumed a particular structural system.</w:t>
-      </w:r>
-    </w:p>
-    <w:p>
-      <w:pPr>
-        <w:pStyle w:val="FirstParagraph"/>
-      </w:pPr>
-      <w:r>
-        <w:t xml:space="preserve">The remainder of the paper is organised as follows. Section 2 reviews related work. Section 3 presents the framework. Section 4 describes the implementation, the case-study models and the evaluation design. Section 5 reports the results, Section 6 discusses implications and limitations, and Section 7 concludes.</w:t>
-      </w:r>
-    </w:p>
-    <w:p>
-      <w:pPr>
-        <w:pStyle w:val="Heading1"/>
-      </w:pPr>
-      <w:bookmarkStart w:id="11" w:name="_c402fc6a47ec8bb5e751ab4b29e0fc7601a51bb"/>
-      <w:r>
-        <w:rPr>
-          <w:rStyle w:val="SectionNumber"/>
-        </w:rPr>
-        <w:t xml:space="preserve">2</w:t>
-      </w:r>
-      <w:r>
-        <w:tab/>
-      </w:r>
-      <w:r>
-        <w:t xml:space="preserve">Related work</w:t>
-      </w:r>
-      <w:bookmarkEnd w:id="11"/>
-    </w:p>
-    <w:p>
-      <w:pPr>
-        <w:pStyle w:val="Heading2"/>
-      </w:pPr>
-      <w:bookmarkStart w:id="12" w:name="_95c3866c2bae25fa5273dd10d162b1f5dd9c14a"/>
-      <w:r>
-        <w:rPr>
-          <w:rStyle w:val="SectionNumber"/>
-        </w:rPr>
-        <w:t xml:space="preserve">2.1</w:t>
-      </w:r>
-      <w:r>
-        <w:tab/>
-      </w:r>
-      <w:r>
-        <w:t xml:space="preserve">Automated clash detection and relevance filtering</w:t>
-      </w:r>
-      <w:bookmarkEnd w:id="12"/>
-    </w:p>
-    <w:p>
-      <w:pPr>
-        <w:pStyle w:val="FirstParagraph"/>
-      </w:pPr>
-      <w:r>
-        <w:t xml:space="preserve">Clash detection engines compare element geometry pairwise after a spatial pre-selection. Bounding-volume hierarchies of axis-aligned</w:t>
-      </w:r>
-      <w:r>
-        <w:t xml:space="preserve"> </w:t>
-      </w:r>
-      <w:r>
-        <w:t xml:space="preserve">[</w:t>
-      </w:r>
-      <w:hyperlink w:anchor="_6f7453fd003f8b93d9addb079fe04ce66175b99">
-        <w:r>
-          <w:rPr>
-            <w:rStyle w:val="Hyperlink"/>
-          </w:rPr>
-          <w:t xml:space="preserve">17</w:t>
-        </w:r>
-      </w:hyperlink>
-      <w:r>
-        <w:t xml:space="preserve">]</w:t>
-      </w:r>
-      <w:r>
-        <w:t xml:space="preserve"> </w:t>
-      </w:r>
-      <w:r>
-        <w:t xml:space="preserve">or oriented</w:t>
-      </w:r>
-      <w:r>
-        <w:t xml:space="preserve"> </w:t>
-      </w:r>
-      <w:r>
-        <w:t xml:space="preserve">[</w:t>
-      </w:r>
-      <w:hyperlink w:anchor="_91a4e0922361908098529de344b711dbc647e8d">
-        <w:r>
-          <w:rPr>
-            <w:rStyle w:val="Hyperlink"/>
-          </w:rPr>
-          <w:t xml:space="preserve">18</w:t>
-        </w:r>
-      </w:hyperlink>
-      <w:r>
-        <w:t xml:space="preserve">]</w:t>
-      </w:r>
-      <w:r>
-        <w:t xml:space="preserve"> </w:t>
-      </w:r>
-      <w:r>
-        <w:t xml:space="preserve">boxes and spatial indexes such as the R-tree</w:t>
-      </w:r>
-      <w:r>
-        <w:t xml:space="preserve"> </w:t>
-      </w:r>
-      <w:r>
-        <w:t xml:space="preserve">[</w:t>
-      </w:r>
-      <w:hyperlink w:anchor="_7dc52f09005060e74a2fefac7f40b3aaeceeb80">
-        <w:r>
-          <w:rPr>
-            <w:rStyle w:val="Hyperlink"/>
-          </w:rPr>
-          <w:t xml:space="preserve">19</w:t>
-        </w:r>
-      </w:hyperlink>
-      <w:r>
-        <w:t xml:space="preserve">]</w:t>
-      </w:r>
-      <w:r>
-        <w:t xml:space="preserve"> </w:t>
-      </w:r>
-      <w:r>
-        <w:t xml:space="preserve">keep the number of exact tests manageable, and general-purpose libraries such as FCL provide collision, distance and proximity queries on triangle meshes</w:t>
-      </w:r>
-      <w:r>
-        <w:t xml:space="preserve"> </w:t>
-      </w:r>
-      <w:r>
-        <w:t xml:space="preserve">[</w:t>
-      </w:r>
-      <w:hyperlink w:anchor="_fb3fd29184e1f6192b542d21235915d50f8fba1">
-        <w:r>
-          <w:rPr>
-            <w:rStyle w:val="Hyperlink"/>
-          </w:rPr>
-          <w:t xml:space="preserve">20</w:t>
-        </w:r>
-      </w:hyperlink>
-      <w:r>
-        <w:t xml:space="preserve">]</w:t>
-      </w:r>
-      <w:r>
-        <w:t xml:space="preserve">. In practice the bottleneck is not computation but interpretation. Hu and Castro-Lacouture trained supervised classifiers to separate relevant from irrelevant clashes using attributes of the clashing components</w:t>
+        <w:t xml:space="preserve">; the bottleneck is interpretation rather than computation. Hu and Castro-Lacouture classified clashes as relevant or irrelevant from attributes of the clashing components</w:t>
       </w:r>
       <w:r>
         <w:t xml:space="preserve"> </w:t>
@@ -762,7 +652,10 @@
         <w:t xml:space="preserve">]</w:t>
       </w:r>
       <w:r>
-        <w:t xml:space="preserve">, and later exploited dependencies between components and between clashes to improve detection holistically and to optimise correction sequences</w:t>
+        <w:t xml:space="preserve"> </w:t>
+      </w:r>
+      <w:r>
+        <w:t xml:space="preserve">and later exploited dependencies between components and between clashes</w:t>
       </w:r>
       <w:r>
         <w:t xml:space="preserve"> </w:t>
@@ -775,25 +668,14 @@
           <w:rPr>
             <w:rStyle w:val="Hyperlink"/>
           </w:rPr>
-          <w:t xml:space="preserve">21</w:t>
+          <w:t xml:space="preserve">17</w:t>
         </w:r>
       </w:hyperlink>
       <w:r>
-        <w:t xml:space="preserve">–</w:t>
-      </w:r>
-      <w:hyperlink w:anchor="_712af675f75afd3eacaa3adaa45096695e540f3">
-        <w:r>
-          <w:rPr>
-            <w:rStyle w:val="Hyperlink"/>
-          </w:rPr>
-          <w:t xml:space="preserve">23</w:t>
-        </w:r>
-      </w:hyperlink>
-      <w:r>
         <w:t xml:space="preserve">]</w:t>
       </w:r>
       <w:r>
-        <w:t xml:space="preserve">. Lin and Huang combined expert rules with supervised learning to filter irrelevant clashes</w:t>
+        <w:t xml:space="preserve">. Lin and Huang combined expert rules with supervised learning</w:t>
       </w:r>
       <w:r>
         <w:t xml:space="preserve"> </w:t>
@@ -813,7 +695,7 @@
         <w:t xml:space="preserve">]</w:t>
       </w:r>
       <w:r>
-        <w:t xml:space="preserve">. More recent work packages relevance filtering as a plug-in within the BIM environment</w:t>
+        <w:t xml:space="preserve">. More recent work packages relevance filtering as a BIM plug-in</w:t>
       </w:r>
       <w:r>
         <w:t xml:space="preserve"> </w:t>
@@ -833,7 +715,7 @@
         <w:t xml:space="preserve">]</w:t>
       </w:r>
       <w:r>
-        <w:t xml:space="preserve">, introduces risk and relevance analysis aligned with how coordinators work</w:t>
+        <w:t xml:space="preserve">, aligns risk and relevance analysis with coordination practice</w:t>
       </w:r>
       <w:r>
         <w:t xml:space="preserve"> </w:t>
@@ -853,7 +735,7 @@
         <w:t xml:space="preserve">]</w:t>
       </w:r>
       <w:r>
-        <w:t xml:space="preserve">, proposes AI-based triage that also groups recurring clashes</w:t>
+        <w:t xml:space="preserve">, proposes AI-based triage that groups recurring clashes</w:t>
       </w:r>
       <w:r>
         <w:t xml:space="preserve"> </w:t>
@@ -873,7 +755,7 @@
         <w:t xml:space="preserve">]</w:t>
       </w:r>
       <w:r>
-        <w:t xml:space="preserve">, and prioritises structure–MEP hard clashes with expert-weighted criteria derived by the Best–Worst Method</w:t>
+        <w:t xml:space="preserve">, and prioritises structure–MEP hard clashes with expert-weighted criteria</w:t>
       </w:r>
       <w:r>
         <w:t xml:space="preserve"> </w:t>
@@ -893,128 +775,14 @@
         <w:t xml:space="preserve">]</w:t>
       </w:r>
       <w:r>
-        <w:t xml:space="preserve">. Knowledge-based</w:t>
-      </w:r>
-      <w:r>
-        <w:t xml:space="preserve"> </w:t>
-      </w:r>
-      <w:r>
-        <w:t xml:space="preserve">[</w:t>
-      </w:r>
-      <w:hyperlink w:anchor="_f4829dfa5fbc30afc9e04eeeeb81fe869be8015">
-        <w:r>
-          <w:rPr>
-            <w:rStyle w:val="Hyperlink"/>
-          </w:rPr>
-          <w:t xml:space="preserve">24</w:t>
-        </w:r>
-      </w:hyperlink>
-      <w:r>
-        <w:t xml:space="preserve">,</w:t>
-      </w:r>
-      <w:hyperlink w:anchor="_38f5697bb4214dca847b577fb9266183e4d9d29">
-        <w:r>
-          <w:rPr>
-            <w:rStyle w:val="Hyperlink"/>
-          </w:rPr>
-          <w:t xml:space="preserve">25</w:t>
-        </w:r>
-      </w:hyperlink>
-      <w:r>
-        <w:t xml:space="preserve">]</w:t>
-      </w:r>
-      <w:r>
-        <w:t xml:space="preserve"> </w:t>
-      </w:r>
-      <w:r>
-        <w:t xml:space="preserve">and learning-based</w:t>
-      </w:r>
-      <w:r>
-        <w:t xml:space="preserve"> </w:t>
-      </w:r>
-      <w:r>
-        <w:t xml:space="preserve">[</w:t>
-      </w:r>
-      <w:hyperlink w:anchor="_77a3a196c664c52754048042d3339f192c84a98">
-        <w:r>
-          <w:rPr>
-            <w:rStyle w:val="Hyperlink"/>
-          </w:rPr>
-          <w:t xml:space="preserve">26</w:t>
-        </w:r>
-      </w:hyperlink>
-      <w:r>
-        <w:t xml:space="preserve">]</w:t>
-      </w:r>
-      <w:r>
-        <w:t xml:space="preserve"> </w:t>
-      </w:r>
-      <w:r>
-        <w:t xml:space="preserve">approaches have also been proposed to support clash</w:t>
-      </w:r>
-      <w:r>
-        <w:t xml:space="preserve"> </w:t>
-      </w:r>
-      <w:r>
-        <w:rPr>
-          <w:i/>
-          <w:iCs/>
-        </w:rPr>
-        <w:t xml:space="preserve">resolution</w:t>
-      </w:r>
-      <w:r>
-        <w:t xml:space="preserve">, and recent work links MEP–structural coordination to on-site execution through path planning and augmented reality</w:t>
-      </w:r>
-      <w:r>
-        <w:t xml:space="preserve"> </w:t>
-      </w:r>
-      <w:r>
-        <w:t xml:space="preserve">[</w:t>
-      </w:r>
-      <w:hyperlink w:anchor="_5b0a728e25e60610c03071a406bf0dbcf572b34">
-        <w:r>
-          <w:rPr>
-            <w:rStyle w:val="Hyperlink"/>
-          </w:rPr>
-          <w:t xml:space="preserve">27</w:t>
-        </w:r>
-      </w:hyperlink>
-      <w:r>
-        <w:t xml:space="preserve">]</w:t>
-      </w:r>
-      <w:r>
-        <w:t xml:space="preserve">.</w:t>
-      </w:r>
-    </w:p>
-    <w:p>
-      <w:pPr>
-        <w:pStyle w:val="BodyText"/>
-      </w:pPr>
-      <w:r>
-        <w:t xml:space="preserve">These studies share two characteristics. Severity or relevance is inferred from element</w:t>
-      </w:r>
-      <w:r>
-        <w:t xml:space="preserve"> </w:t>
-      </w:r>
-      <w:r>
-        <w:rPr>
-          <w:i/>
-          <w:iCs/>
-        </w:rPr>
-        <w:t xml:space="preserve">attributes</w:t>
-      </w:r>
-      <w:r>
-        <w:t xml:space="preserve"> </w:t>
-      </w:r>
-      <w:r>
-        <w:t xml:space="preserve">(type, discipline, size, location) or learned from past decisions, and the structural role of the clashing member is at most a categorical feature. None of them, to the authors’ knowledge, evaluates how much capacity a penetration removes at its position along the member, or how much of the building depends on that member.</w:t>
+        <w:t xml:space="preserve">. In all of these, severity or relevance is inferred from element attributes or learned from past decisions, and the structural role of the member is at most a categorical feature. None of them, to the authors’ knowledge, evaluates how much capacity a penetration removes where it occurs, or how much of the building depends on the member.</w:t>
       </w:r>
     </w:p>
     <w:p>
       <w:pPr>
         <w:pStyle w:val="Heading2"/>
       </w:pPr>
-      <w:bookmarkStart w:id="13" w:name="_21b920381e4d6431343493d5fbe509d5bdd074b"/>
+      <w:bookmarkStart w:id="13" w:name="_3b3bcab7d5de926c0aedc3022bb90d5c7fd41d5"/>
       <w:r>
         <w:rPr>
           <w:rStyle w:val="SectionNumber"/>
@@ -1025,7 +793,7 @@
         <w:tab/>
       </w:r>
       <w:r>
-        <w:t xml:space="preserve">Rule-based checking and structural knowledge in BIM</w:t>
+        <w:t xml:space="preserve">Structural knowledge, load paths and digital twins</w:t>
       </w:r>
       <w:bookmarkEnd w:id="13"/>
     </w:p>
@@ -1034,7 +802,7 @@
         <w:pStyle w:val="FirstParagraph"/>
       </w:pPr>
       <w:r>
-        <w:t xml:space="preserve">Automated rule checking translates code requirements into executable checks on BIM data</w:t>
+        <w:t xml:space="preserve">Automated rule checking executes code requirements on BIM data</w:t>
       </w:r>
       <w:r>
         <w:t xml:space="preserve"> </w:t>
@@ -1047,7 +815,7 @@
           <w:rPr>
             <w:rStyle w:val="Hyperlink"/>
           </w:rPr>
-          <w:t xml:space="preserve">28</w:t>
+          <w:t xml:space="preserve">18</w:t>
         </w:r>
       </w:hyperlink>
       <w:r>
@@ -1058,77 +826,14 @@
           <w:rPr>
             <w:rStyle w:val="Hyperlink"/>
           </w:rPr>
-          <w:t xml:space="preserve">29</w:t>
+          <w:t xml:space="preserve">19</w:t>
         </w:r>
       </w:hyperlink>
       <w:r>
         <w:t xml:space="preserve">]</w:t>
       </w:r>
       <w:r>
-        <w:t xml:space="preserve">, with applications that range from construction safety</w:t>
-      </w:r>
-      <w:r>
-        <w:t xml:space="preserve"> </w:t>
-      </w:r>
-      <w:r>
-        <w:t xml:space="preserve">[</w:t>
-      </w:r>
-      <w:hyperlink w:anchor="_1407f02d5b15cdce71917e5f1556e4b205a7861">
-        <w:r>
-          <w:rPr>
-            <w:rStyle w:val="Hyperlink"/>
-          </w:rPr>
-          <w:t xml:space="preserve">30</w:t>
-        </w:r>
-      </w:hyperlink>
-      <w:r>
-        <w:t xml:space="preserve">]</w:t>
-      </w:r>
-      <w:r>
-        <w:t xml:space="preserve"> </w:t>
-      </w:r>
-      <w:r>
-        <w:t xml:space="preserve">to MEP systems</w:t>
-      </w:r>
-      <w:r>
-        <w:t xml:space="preserve"> </w:t>
-      </w:r>
-      <w:r>
-        <w:t xml:space="preserve">[</w:t>
-      </w:r>
-      <w:hyperlink w:anchor="_0572d69e049795dbe6c7c10f5606237c5840d33">
-        <w:r>
-          <w:rPr>
-            <w:rStyle w:val="Hyperlink"/>
-          </w:rPr>
-          <w:t xml:space="preserve">31</w:t>
-        </w:r>
-      </w:hyperlink>
-      <w:r>
-        <w:t xml:space="preserve">]</w:t>
-      </w:r>
-      <w:r>
-        <w:t xml:space="preserve">. Structural knowledge has been brought into BIM chiefly through analytical models, whose interpretation from the coordination view is itself non-trivial</w:t>
-      </w:r>
-      <w:r>
-        <w:t xml:space="preserve"> </w:t>
-      </w:r>
-      <w:r>
-        <w:t xml:space="preserve">[</w:t>
-      </w:r>
-      <w:hyperlink w:anchor="_e86ca6173ebb969c40287bb27edd2d4cf4ef0d4">
-        <w:r>
-          <w:rPr>
-            <w:rStyle w:val="Hyperlink"/>
-          </w:rPr>
-          <w:t xml:space="preserve">32</w:t>
-        </w:r>
-      </w:hyperlink>
-      <w:r>
-        <w:t xml:space="preserve">]</w:t>
-      </w:r>
-      <w:r>
-        <w:t xml:space="preserve">. Design codes and guides do contain explicit provisions for penetrations: ACI 318 limits openings in two-way slabs by their position relative to column and middle strips, reduces the punching-shear perimeter for openings within four slab thicknesses of a column, and limits conduits embedded in slabs</w:t>
+        <w:t xml:space="preserve">. Design codes contain explicit provisions for penetrations: ACI 318 limits slab openings by their position relative to column and middle strips, reduces the punching-shear perimeter for openings near columns and limits embedded conduits</w:t>
       </w:r>
       <w:r>
         <w:t xml:space="preserve"> </w:t>
@@ -1141,14 +846,14 @@
           <w:rPr>
             <w:rStyle w:val="Hyperlink"/>
           </w:rPr>
-          <w:t xml:space="preserve">15</w:t>
+          <w:t xml:space="preserve">13</w:t>
         </w:r>
       </w:hyperlink>
       <w:r>
         <w:t xml:space="preserve">]</w:t>
       </w:r>
       <w:r>
-        <w:t xml:space="preserve">. Steel design guidance limits web openings in depth and location</w:t>
+        <w:t xml:space="preserve">; steel design guidance limits web openings by depth and location</w:t>
       </w:r>
       <w:r>
         <w:t xml:space="preserve"> </w:t>
@@ -1161,25 +866,14 @@
           <w:rPr>
             <w:rStyle w:val="Hyperlink"/>
           </w:rPr>
-          <w:t xml:space="preserve">16</w:t>
+          <w:t xml:space="preserve">14</w:t>
         </w:r>
       </w:hyperlink>
       <w:r>
-        <w:t xml:space="preserve">,</w:t>
-      </w:r>
-      <w:hyperlink w:anchor="_f1cc6bcf7ef0eacb4a2ed68fa54adba1162fdf5">
-        <w:r>
-          <w:rPr>
-            <w:rStyle w:val="Hyperlink"/>
-          </w:rPr>
-          <w:t xml:space="preserve">33</w:t>
-        </w:r>
-      </w:hyperlink>
-      <w:r>
         <w:t xml:space="preserve">]</w:t>
       </w:r>
       <w:r>
-        <w:t xml:space="preserve">, and experimental work confirms that the behaviour of concrete beams with web openings depends strongly on the opening’s size and its position relative to supports and the section depth</w:t>
+        <w:t xml:space="preserve">; and tests show that the effect of web openings in concrete beams depends on their size and position</w:t>
       </w:r>
       <w:r>
         <w:t xml:space="preserve"> </w:t>
@@ -1192,52 +886,112 @@
           <w:rPr>
             <w:rStyle w:val="Hyperlink"/>
           </w:rPr>
-          <w:t xml:space="preserve">34</w:t>
+          <w:t xml:space="preserve">20</w:t>
         </w:r>
       </w:hyperlink>
       <w:r>
-        <w:t xml:space="preserve">–</w:t>
-      </w:r>
-      <w:hyperlink w:anchor="_b5f6d5b867fc628d291fcaaf5a49911d6636f5c">
+        <w:t xml:space="preserve">]</w:t>
+      </w:r>
+      <w:r>
+        <w:t xml:space="preserve">. These provisions have not been used to grade clashes automatically. Robustness, the insensitivity of a structure to local damage, depends on alternative load paths</w:t>
+      </w:r>
+      <w:r>
+        <w:t xml:space="preserve"> </w:t>
+      </w:r>
+      <w:r>
+        <w:t xml:space="preserve">[</w:t>
+      </w:r>
+      <w:hyperlink w:anchor="_725b849b7058aa2c6daa0a62e58df19f4b6ffb1">
         <w:r>
           <w:rPr>
             <w:rStyle w:val="Hyperlink"/>
           </w:rPr>
-          <w:t xml:space="preserve">36</w:t>
+          <w:t xml:space="preserve">12</w:t>
         </w:r>
       </w:hyperlink>
       <w:r>
         <w:t xml:space="preserve">]</w:t>
       </w:r>
       <w:r>
-        <w:t xml:space="preserve">. These provisions have not, so far, been used to grade clashes automatically.</w:t>
-      </w:r>
-    </w:p>
-    <w:p>
-      <w:pPr>
-        <w:pStyle w:val="Heading2"/>
-      </w:pPr>
-      <w:bookmarkStart w:id="14" w:name="_c5f0f166d25eaaa9d6af02ab0adf83a0e376440"/>
+        <w:t xml:space="preserve">, which the alternate-path method of progressive-collapse design checks by notional member removal</w:t>
+      </w:r>
+      <w:r>
+        <w:t xml:space="preserve"> </w:t>
+      </w:r>
+      <w:r>
+        <w:t xml:space="preserve">[</w:t>
+      </w:r>
+      <w:hyperlink w:anchor="_06e5951872820aa0f41fe13dcb89ffb864de2dd">
+        <w:r>
+          <w:rPr>
+            <w:rStyle w:val="Hyperlink"/>
+          </w:rPr>
+          <w:t xml:space="preserve">11</w:t>
+        </w:r>
+      </w:hyperlink>
+      <w:r>
+        <w:t xml:space="preserve">]</w:t>
+      </w:r>
+      <w:r>
+        <w:t xml:space="preserve">. In graph terms, a node</w:t>
+      </w:r>
+      <w:r>
+        <w:t xml:space="preserve"> </w:t>
+      </w:r>
       <w:r>
         <w:rPr>
-          <w:rStyle w:val="SectionNumber"/>
+          <w:i/>
+          <w:iCs/>
         </w:rPr>
-        <w:t xml:space="preserve">2.3</w:t>
-      </w:r>
-      <w:r>
-        <w:tab/>
-      </w:r>
-      <w:r>
-        <w:t xml:space="preserve">Digital twins in design and construction</w:t>
-      </w:r>
-      <w:bookmarkEnd w:id="14"/>
-    </w:p>
-    <w:p>
-      <w:pPr>
-        <w:pStyle w:val="FirstParagraph"/>
-      </w:pPr>
-      <w:r>
-        <w:t xml:space="preserve">The digital-twin concept describes a virtual counterpart that is linked to its physical system through continuous data exchange</w:t>
+        <w:t xml:space="preserve">d</w:t>
+      </w:r>
+      <w:r>
+        <w:t xml:space="preserve"> </w:t>
+      </w:r>
+      <w:r>
+        <w:t xml:space="preserve">dominates node</w:t>
+      </w:r>
+      <w:r>
+        <w:t xml:space="preserve"> </w:t>
+      </w:r>
+      <w:r>
+        <w:rPr>
+          <w:i/>
+          <w:iCs/>
+        </w:rPr>
+        <w:t xml:space="preserve">n</w:t>
+      </w:r>
+      <w:r>
+        <w:t xml:space="preserve"> </w:t>
+      </w:r>
+      <w:r>
+        <w:t xml:space="preserve">if every path from the root to</w:t>
+      </w:r>
+      <w:r>
+        <w:t xml:space="preserve"> </w:t>
+      </w:r>
+      <w:r>
+        <w:rPr>
+          <w:i/>
+          <w:iCs/>
+        </w:rPr>
+        <w:t xml:space="preserve">n</w:t>
+      </w:r>
+      <w:r>
+        <w:t xml:space="preserve"> </w:t>
+      </w:r>
+      <w:r>
+        <w:t xml:space="preserve">passes through</w:t>
+      </w:r>
+      <w:r>
+        <w:t xml:space="preserve"> </w:t>
+      </w:r>
+      <w:r>
+        <w:rPr>
+          <w:i/>
+          <w:iCs/>
+        </w:rPr>
+        <w:t xml:space="preserve">d</w:t>
       </w:r>
       <w:r>
         <w:t xml:space="preserve"> </w:t>
@@ -1245,7 +999,47 @@
       <w:r>
         <w:t xml:space="preserve">[</w:t>
       </w:r>
-      <w:hyperlink w:anchor="_b61b59c0e22eb05bf94c6fb7f6a7ff583356419">
+      <w:hyperlink w:anchor="_9bd1f2867fe2c3e412274958f7ebd87d2dfe882">
+        <w:r>
+          <w:rPr>
+            <w:rStyle w:val="Hyperlink"/>
+          </w:rPr>
+          <w:t xml:space="preserve">21</w:t>
+        </w:r>
+      </w:hyperlink>
+      <w:r>
+        <w:t xml:space="preserve">]</w:t>
+      </w:r>
+      <w:r>
+        <w:t xml:space="preserve">, which answers directly whose failure leaves a load with no other path to the ground. Finally, a digital twin couples a virtual model and its counterpart automatically in both directions</w:t>
+      </w:r>
+      <w:r>
+        <w:t xml:space="preserve"> </w:t>
+      </w:r>
+      <w:r>
+        <w:t xml:space="preserve">[</w:t>
+      </w:r>
+      <w:hyperlink w:anchor="_9a2b4e75efdb3e2848fae6b0050102afc345cd1">
+        <w:r>
+          <w:rPr>
+            <w:rStyle w:val="Hyperlink"/>
+          </w:rPr>
+          <w:t xml:space="preserve">22</w:t>
+        </w:r>
+      </w:hyperlink>
+      <w:r>
+        <w:t xml:space="preserve">]</w:t>
+      </w:r>
+      <w:r>
+        <w:t xml:space="preserve">. Construction digital twins aim at closed control loops between design and execution</w:t>
+      </w:r>
+      <w:r>
+        <w:t xml:space="preserve"> </w:t>
+      </w:r>
+      <w:r>
+        <w:t xml:space="preserve">[</w:t>
+      </w:r>
+      <w:hyperlink w:anchor="_a27a66ad21d549ee4ca693bf7f3758b6884c49a">
         <w:r>
           <w:rPr>
             <w:rStyle w:val="Hyperlink"/>
@@ -1254,80 +1048,9 @@
         </w:r>
       </w:hyperlink>
       <w:r>
-        <w:t xml:space="preserve">]</w:t>
-      </w:r>
-      <w:r>
-        <w:t xml:space="preserve">. Kritzinger et al. distinguish digital models (manual exchange), digital shadows (automatic one-way exchange) and digital twins (automatic exchange in both directions)</w:t>
-      </w:r>
-      <w:r>
-        <w:t xml:space="preserve"> </w:t>
-      </w:r>
-      <w:r>
-        <w:t xml:space="preserve">[</w:t>
-      </w:r>
-      <w:hyperlink w:anchor="_9a2b4e75efdb3e2848fae6b0050102afc345cd1">
-        <w:r>
-          <w:rPr>
-            <w:rStyle w:val="Hyperlink"/>
-          </w:rPr>
-          <w:t xml:space="preserve">37</w:t>
-        </w:r>
-      </w:hyperlink>
-      <w:r>
-        <w:t xml:space="preserve">]</w:t>
-      </w:r>
-      <w:r>
-        <w:t xml:space="preserve">. In construction, reviews document rapid growth together with ambiguity in how the term is used</w:t>
-      </w:r>
-      <w:r>
-        <w:t xml:space="preserve"> </w:t>
-      </w:r>
-      <w:r>
-        <w:t xml:space="preserve">[</w:t>
-      </w:r>
-      <w:hyperlink w:anchor="_db7277fee13d159fa035ff0aec09dc9d2e3fc17">
-        <w:r>
-          <w:rPr>
-            <w:rStyle w:val="Hyperlink"/>
-          </w:rPr>
-          <w:t xml:space="preserve">12</w:t>
-        </w:r>
-      </w:hyperlink>
-      <w:r>
         <w:t xml:space="preserve">,</w:t>
       </w:r>
-      <w:hyperlink w:anchor="_d5e75d5449c3f4e73c114dff1df12e8fd797ede">
-        <w:r>
-          <w:rPr>
-            <w:rStyle w:val="Hyperlink"/>
-          </w:rPr>
-          <w:t xml:space="preserve">38</w:t>
-        </w:r>
-      </w:hyperlink>
-      <w:r>
-        <w:t xml:space="preserve">,</w:t>
-      </w:r>
-      <w:hyperlink w:anchor="_abbc38ac66a59802d6e912036d924b5954a3e45">
-        <w:r>
-          <w:rPr>
-            <w:rStyle w:val="Hyperlink"/>
-          </w:rPr>
-          <w:t xml:space="preserve">39</w:t>
-        </w:r>
-      </w:hyperlink>
-      <w:r>
-        <w:t xml:space="preserve">]</w:t>
-      </w:r>
-      <w:r>
-        <w:t xml:space="preserve">. Boje et al. argue for semantically rich construction digital twins that go beyond static BIM</w:t>
-      </w:r>
-      <w:r>
-        <w:t xml:space="preserve"> </w:t>
-      </w:r>
-      <w:r>
-        <w:t xml:space="preserve">[</w:t>
-      </w:r>
-      <w:hyperlink w:anchor="_a27a66ad21d549ee4ca693bf7f3758b6884c49a">
+      <w:hyperlink w:anchor="_6c9cbe90a92aeeb1fb8ebdb61b9b42d82673916">
         <w:r>
           <w:rPr>
             <w:rStyle w:val="Hyperlink"/>
@@ -1339,270 +1062,34 @@
         <w:t xml:space="preserve">]</w:t>
       </w:r>
       <w:r>
-        <w:t xml:space="preserve">, Sacks et al. frame digital twin information systems around closed control loops between the as-designed and as-built states</w:t>
-      </w:r>
-      <w:r>
-        <w:t xml:space="preserve"> </w:t>
-      </w:r>
-      <w:r>
-        <w:t xml:space="preserve">[</w:t>
-      </w:r>
-      <w:hyperlink w:anchor="_6c9cbe90a92aeeb1fb8ebdb61b9b42d82673916">
-        <w:r>
-          <w:rPr>
-            <w:rStyle w:val="Hyperlink"/>
-          </w:rPr>
-          <w:t xml:space="preserve">11</w:t>
-        </w:r>
-      </w:hyperlink>
-      <w:r>
-        <w:t xml:space="preserve">]</w:t>
-      </w:r>
-      <w:r>
-        <w:t xml:space="preserve">, and BIM-enabled twins have been demonstrated for real-time structural health monitoring</w:t>
-      </w:r>
-      <w:r>
-        <w:t xml:space="preserve"> </w:t>
-      </w:r>
-      <w:r>
-        <w:t xml:space="preserve">[</w:t>
-      </w:r>
-      <w:hyperlink w:anchor="_6f370486d9356f395f412e6c0766b6eac0b8a51">
-        <w:r>
-          <w:rPr>
-            <w:rStyle w:val="Hyperlink"/>
-          </w:rPr>
-          <w:t xml:space="preserve">40</w:t>
-        </w:r>
-      </w:hyperlink>
-      <w:r>
-        <w:t xml:space="preserve">]</w:t>
-      </w:r>
-      <w:r>
-        <w:t xml:space="preserve">. Design coordination, the stage at which clashes arise, has received less attention: clash checking is usually run on exported snapshots, and its results are not fed back into the authoring model automatically.</w:t>
+        <w:t xml:space="preserve">, but design coordination is still run on exported snapshots whose results are not fed back into the authoring model.</w:t>
       </w:r>
     </w:p>
     <w:p>
       <w:pPr>
         <w:pStyle w:val="Heading2"/>
       </w:pPr>
-      <w:bookmarkStart w:id="15" w:name="_7b9f7d8f4a1eb5a36d0e2b9cad805f1d026994e"/>
+      <w:bookmarkStart w:id="14" w:name="_c22737236ce04e8b44de44cf78836991e3110a3"/>
       <w:r>
         <w:rPr>
           <w:rStyle w:val="SectionNumber"/>
         </w:rPr>
-        <w:t xml:space="preserve">2.4</w:t>
+        <w:t xml:space="preserve">2.3</w:t>
       </w:r>
       <w:r>
         <w:tab/>
       </w:r>
       <w:r>
-        <w:t xml:space="preserve">Load paths and structural robustness</w:t>
-      </w:r>
-      <w:bookmarkEnd w:id="15"/>
+        <w:t xml:space="preserve">Research gap</w:t>
+      </w:r>
+      <w:bookmarkEnd w:id="14"/>
     </w:p>
     <w:p>
       <w:pPr>
         <w:pStyle w:val="FirstParagraph"/>
       </w:pPr>
       <w:r>
-        <w:t xml:space="preserve">A load path is the route by which loads travel from where they are applied to the foundations. Robustness, the insensitivity of a structure to local damage, depends on whether alternative paths exist when a member is lost</w:t>
-      </w:r>
-      <w:r>
-        <w:t xml:space="preserve"> </w:t>
-      </w:r>
-      <w:r>
-        <w:t xml:space="preserve">[</w:t>
-      </w:r>
-      <w:hyperlink w:anchor="_725b849b7058aa2c6daa0a62e58df19f4b6ffb1">
-        <w:r>
-          <w:rPr>
-            <w:rStyle w:val="Hyperlink"/>
-          </w:rPr>
-          <w:t xml:space="preserve">14</w:t>
-        </w:r>
-      </w:hyperlink>
-      <w:r>
-        <w:t xml:space="preserve">,</w:t>
-      </w:r>
-      <w:hyperlink w:anchor="_d843663862e5b91e3850c54b9879712e9b7bbbc">
-        <w:r>
-          <w:rPr>
-            <w:rStyle w:val="Hyperlink"/>
-          </w:rPr>
-          <w:t xml:space="preserve">41</w:t>
-        </w:r>
-      </w:hyperlink>
-      <w:r>
-        <w:t xml:space="preserve">]</w:t>
-      </w:r>
-      <w:r>
-        <w:t xml:space="preserve">. The alternate path method of progressive-collapse design removes members notionally and checks whether the remaining structure can bridge the damage</w:t>
-      </w:r>
-      <w:r>
-        <w:t xml:space="preserve"> </w:t>
-      </w:r>
-      <w:r>
-        <w:t xml:space="preserve">[</w:t>
-      </w:r>
-      <w:hyperlink w:anchor="_06e5951872820aa0f41fe13dcb89ffb864de2dd">
-        <w:r>
-          <w:rPr>
-            <w:rStyle w:val="Hyperlink"/>
-          </w:rPr>
-          <w:t xml:space="preserve">13</w:t>
-        </w:r>
-      </w:hyperlink>
-      <w:r>
-        <w:t xml:space="preserve">,</w:t>
-      </w:r>
-      <w:hyperlink w:anchor="_694f0822feed6f8bad320dddc38e11d3c76b411">
-        <w:r>
-          <w:rPr>
-            <w:rStyle w:val="Hyperlink"/>
-          </w:rPr>
-          <w:t xml:space="preserve">42</w:t>
-        </w:r>
-      </w:hyperlink>
-      <w:r>
-        <w:t xml:space="preserve">]</w:t>
-      </w:r>
-      <w:r>
-        <w:t xml:space="preserve">. Load-transfer indices such as U* quantify load paths from finite-element responses</w:t>
-      </w:r>
-      <w:r>
-        <w:t xml:space="preserve"> </w:t>
-      </w:r>
-      <w:r>
-        <w:t xml:space="preserve">[</w:t>
-      </w:r>
-      <w:hyperlink w:anchor="_aa98298a247e4168ddc76cfa50bb534a2deb625">
-        <w:r>
-          <w:rPr>
-            <w:rStyle w:val="Hyperlink"/>
-          </w:rPr>
-          <w:t xml:space="preserve">43</w:t>
-        </w:r>
-      </w:hyperlink>
-      <w:r>
-        <w:t xml:space="preserve">]</w:t>
-      </w:r>
-      <w:r>
-        <w:t xml:space="preserve">, but they require an analysis model. Graph representations are a natural, lightweight way to encode support relations. Dominance, a classical graph concept in which node</w:t>
-      </w:r>
-      <w:r>
-        <w:t xml:space="preserve"> </w:t>
-      </w:r>
-      <w:r>
-        <w:rPr>
-          <w:i/>
-          <w:iCs/>
-        </w:rPr>
-        <w:t xml:space="preserve">d</w:t>
-      </w:r>
-      <w:r>
-        <w:t xml:space="preserve"> </w:t>
-      </w:r>
-      <w:r>
-        <w:t xml:space="preserve">dominates node</w:t>
-      </w:r>
-      <w:r>
-        <w:t xml:space="preserve"> </w:t>
-      </w:r>
-      <w:r>
-        <w:rPr>
-          <w:i/>
-          <w:iCs/>
-        </w:rPr>
-        <w:t xml:space="preserve">n</w:t>
-      </w:r>
-      <w:r>
-        <w:t xml:space="preserve"> </w:t>
-      </w:r>
-      <w:r>
-        <w:t xml:space="preserve">if every path from the root to</w:t>
-      </w:r>
-      <w:r>
-        <w:t xml:space="preserve"> </w:t>
-      </w:r>
-      <w:r>
-        <w:rPr>
-          <w:i/>
-          <w:iCs/>
-        </w:rPr>
-        <w:t xml:space="preserve">n</w:t>
-      </w:r>
-      <w:r>
-        <w:t xml:space="preserve"> </w:t>
-      </w:r>
-      <w:r>
-        <w:t xml:space="preserve">passes through</w:t>
-      </w:r>
-      <w:r>
-        <w:t xml:space="preserve"> </w:t>
-      </w:r>
-      <w:r>
-        <w:rPr>
-          <w:i/>
-          <w:iCs/>
-        </w:rPr>
-        <w:t xml:space="preserve">d</w:t>
-      </w:r>
-      <w:r>
-        <w:t xml:space="preserve"> </w:t>
-      </w:r>
-      <w:r>
-        <w:t xml:space="preserve">[</w:t>
-      </w:r>
-      <w:hyperlink w:anchor="_9bd1f2867fe2c3e412274958f7ebd87d2dfe882">
-        <w:r>
-          <w:rPr>
-            <w:rStyle w:val="Hyperlink"/>
-          </w:rPr>
-          <w:t xml:space="preserve">44</w:t>
-        </w:r>
-      </w:hyperlink>
-      <w:r>
-        <w:t xml:space="preserve">]</w:t>
-      </w:r>
-      <w:r>
-        <w:t xml:space="preserve">, maps directly onto the question</w:t>
-      </w:r>
-      <w:r>
-        <w:t xml:space="preserve"> </w:t>
-      </w:r>
-      <w:r>
-        <w:t xml:space="preserve">“whose failure leaves this load with no other path to the ground?”</w:t>
-      </w:r>
-      <w:r>
-        <w:t xml:space="preserve">.</w:t>
-      </w:r>
-    </w:p>
-    <w:p>
-      <w:pPr>
-        <w:pStyle w:val="Heading2"/>
-      </w:pPr>
-      <w:bookmarkStart w:id="16" w:name="_c22737236ce04e8b44de44cf78836991e3110a3"/>
-      <w:r>
-        <w:rPr>
-          <w:rStyle w:val="SectionNumber"/>
-        </w:rPr>
-        <w:t xml:space="preserve">2.5</w:t>
-      </w:r>
-      <w:r>
-        <w:tab/>
-      </w:r>
-      <w:r>
-        <w:t xml:space="preserve">Research gap</w:t>
-      </w:r>
-      <w:bookmarkEnd w:id="16"/>
-    </w:p>
-    <w:p>
-      <w:pPr>
-        <w:pStyle w:val="FirstParagraph"/>
-      </w:pPr>
-      <w:r>
-        <w:t xml:space="preserve">The literature therefore offers (i) fast and accurate geometric detection, (ii) learning- and rule-based relevance filtering driven by element attributes, (iii) code provisions for penetrations that are applied manually, and (iv) digital-twin architectures that rarely address design coordination. What is missing is a method that grades structural clashes by</w:t>
+        <w:t xml:space="preserve">What is missing is a method that grades structural clashes by</w:t>
       </w:r>
       <w:r>
         <w:t xml:space="preserve"> </w:t>
@@ -1634,7 +1121,7 @@
         <w:t xml:space="preserve"> </w:t>
       </w:r>
       <w:r>
-        <w:t xml:space="preserve">(the load that depends on the member), computed automatically from the BIM authoring model and kept up to date as the model changes. This study aims to fill that gap and asks four research questions:</w:t>
+        <w:t xml:space="preserve">(the load that depends on the member), computed automatically from the authoring model and kept up to date as the model changes. This study asks four research questions:</w:t>
       </w:r>
     </w:p>
     <w:p>
@@ -1729,7 +1216,7 @@
       <w:pPr>
         <w:pStyle w:val="Heading1"/>
       </w:pPr>
-      <w:bookmarkStart w:id="17" w:name="_framework"/>
+      <w:bookmarkStart w:id="15" w:name="_framework"/>
       <w:r>
         <w:rPr>
           <w:rStyle w:val="SectionNumber"/>
@@ -1742,13 +1229,13 @@
       <w:r>
         <w:t xml:space="preserve">Framework</w:t>
       </w:r>
-      <w:bookmarkEnd w:id="17"/>
+      <w:bookmarkEnd w:id="15"/>
     </w:p>
     <w:p>
       <w:pPr>
         <w:pStyle w:val="Heading2"/>
       </w:pPr>
-      <w:bookmarkStart w:id="18" w:name="_overview"/>
+      <w:bookmarkStart w:id="16" w:name="_overview"/>
       <w:r>
         <w:rPr>
           <w:rStyle w:val="SectionNumber"/>
@@ -1761,17 +1248,17 @@
       <w:r>
         <w:t xml:space="preserve">Overview</w:t>
       </w:r>
-      <w:bookmarkEnd w:id="18"/>
+      <w:bookmarkEnd w:id="16"/>
     </w:p>
     <w:p>
       <w:pPr>
         <w:pStyle w:val="FirstParagraph"/>
       </w:pPr>
       <w:r>
-        <w:t xml:space="preserve">Fig. 1 shows the architecture. A pyRevit extension running inside Revit extracts structural and MEP elements from the host model and all loaded links (Section 3.2). A Python analysis service detects clashes (Section 3.3), builds the load-path graph (Section 3.4) and classifies severity (Section 3.5). The digital-twin layer keeps the service synchronised with Revit through change events and writes results back (Section 3.6). The two sides exchange JSON documents through a file-based inbox and outbox, so the analysis runs in a standard CPython environment with scientific libraries, independent of Revit’s embedded interpreter.</w:t>
-      </w:r>
-    </w:p>
-    <w:bookmarkStart w:id="22" w:name="_644ac651aae1a35a2ea198171fcf1adf31b83c2"/>
+        <w:t xml:space="preserve">Fig. 1 shows the architecture. A pyRevit extension inside Revit extracts structural and MEP elements from the host model and its links. A Python service detects clashes, builds the load-path graph and classifies severity, and a digital-twin layer keeps it synchronised with Revit through change events and writes results back. The two sides exchange JSON files through an inbox and an outbox, so the analysis runs in standard CPython, independent of Revit’s embedded interpreter.</w:t>
+      </w:r>
+    </w:p>
+    <w:bookmarkStart w:id="20" w:name="_644ac651aae1a35a2ea198171fcf1adf31b83c2"/>
     <w:p>
       <w:pPr>
         <w:pStyle w:val="CaptionedFigure"/>
@@ -1779,20 +1266,20 @@
       <w:r>
         <w:drawing>
           <wp:inline>
-            <wp:extent cx="5753100" cy="2806390"/>
+            <wp:extent cx="5177790" cy="2525751"/>
             <wp:effectExtent b="0" l="0" r="0" t="0"/>
-            <wp:docPr descr="Fig. 1. Architecture of the digital twin-enabled framework. Revit-side components (left) run inside Revit through pyRevit; the analysis service (right) runs in CPython. The loop is closed by the document-changed hook (Revit → twin) and the write-back command (twin → Revit)." title="" id="20" name="Picture"/>
+            <wp:docPr descr="Fig. 1. Architecture of the digital twin-enabled framework. Revit-side components (left) run inside Revit through pyRevit; the analysis service (right) runs in CPython. The loop is closed by the document-changed hook (Revit → twin) and the write-back command (twin → Revit)." title="" id="18" name="Picture"/>
             <a:graphic>
               <a:graphicData uri="http://schemas.openxmlformats.org/drawingml/2006/picture">
                 <pic:pic>
                   <pic:nvPicPr>
-                    <pic:cNvPr descr="figures/fig1_architecture.png" id="21" name="Picture"/>
+                    <pic:cNvPr descr="figures/fig1_architecture.png" id="19" name="Picture"/>
                     <pic:cNvPicPr>
                       <a:picLocks noChangeArrowheads="1" noChangeAspect="1"/>
                     </pic:cNvPicPr>
                   </pic:nvPicPr>
                   <pic:blipFill>
-                    <a:blip r:embed="rId19"/>
+                    <a:blip r:embed="rId17"/>
                     <a:stretch>
                       <a:fillRect/>
                     </a:stretch>
@@ -1800,7 +1287,7 @@
                   <pic:spPr bwMode="auto">
                     <a:xfrm>
                       <a:off x="0" y="0"/>
-                      <a:ext cx="5753100" cy="2806390"/>
+                      <a:ext cx="5177790" cy="2525751"/>
                     </a:xfrm>
                     <a:prstGeom prst="rect">
                       <a:avLst/>
@@ -1827,12 +1314,12 @@
         <w:t xml:space="preserve">Fig. 1. Architecture of the digital twin-enabled framework. Revit-side components (left) run inside Revit through pyRevit; the analysis service (right) runs in CPython. The loop is closed by the document-changed hook (Revit → twin) and the write-back command (twin → Revit).</w:t>
       </w:r>
     </w:p>
-    <w:bookmarkEnd w:id="22"/>
+    <w:bookmarkEnd w:id="20"/>
     <w:p>
       <w:pPr>
         <w:pStyle w:val="Heading2"/>
       </w:pPr>
-      <w:bookmarkStart w:id="23" w:name="_2de686e1e936a783dd55871f8e71376ed5f4837"/>
+      <w:bookmarkStart w:id="21" w:name="_2de686e1e936a783dd55871f8e71376ed5f4837"/>
       <w:r>
         <w:rPr>
           <w:rStyle w:val="SectionNumber"/>
@@ -1845,24 +1332,14 @@
       <w:r>
         <w:t xml:space="preserve">Data extraction through the Revit API</w:t>
       </w:r>
-      <w:bookmarkEnd w:id="23"/>
+      <w:bookmarkEnd w:id="21"/>
     </w:p>
     <w:p>
       <w:pPr>
         <w:pStyle w:val="FirstParagraph"/>
       </w:pPr>
       <w:r>
-        <w:rPr>
-          <w:b/>
-          <w:bCs/>
-        </w:rPr>
-        <w:t xml:space="preserve">Scope.</w:t>
-      </w:r>
-      <w:r>
-        <w:t xml:space="preserve"> </w:t>
-      </w:r>
-      <w:r>
-        <w:t xml:space="preserve">Structural elements are taken from the categories</w:t>
+        <w:t xml:space="preserve">Structural elements are taken from the</w:t>
       </w:r>
       <w:r>
         <w:t xml:space="preserve"> </w:t>
@@ -1888,7 +1365,10 @@
         <w:t xml:space="preserve">Structural Framing</w:t>
       </w:r>
       <w:r>
-        <w:t xml:space="preserve">,</w:t>
+        <w:t xml:space="preserve"> </w:t>
+      </w:r>
+      <w:r>
+        <w:t xml:space="preserve">and</w:t>
       </w:r>
       <w:r>
         <w:t xml:space="preserve"> </w:t>
@@ -1901,85 +1381,10 @@
         <w:t xml:space="preserve">Structural Foundations</w:t>
       </w:r>
       <w:r>
-        <w:t xml:space="preserve">, and from</w:t>
-      </w:r>
-      <w:r>
-        <w:t xml:space="preserve"> </w:t>
-      </w:r>
-      <w:r>
-        <w:rPr>
-          <w:i/>
-          <w:iCs/>
-        </w:rPr>
-        <w:t xml:space="preserve">Floors</w:t>
-      </w:r>
-      <w:r>
-        <w:t xml:space="preserve"> </w:t>
-      </w:r>
-      <w:r>
-        <w:t xml:space="preserve">and</w:t>
-      </w:r>
-      <w:r>
-        <w:t xml:space="preserve"> </w:t>
-      </w:r>
-      <w:r>
-        <w:rPr>
-          <w:i/>
-          <w:iCs/>
-        </w:rPr>
-        <w:t xml:space="preserve">Walls</w:t>
-      </w:r>
-      <w:r>
-        <w:t xml:space="preserve"> </w:t>
-      </w:r>
-      <w:r>
-        <w:t xml:space="preserve">whose</w:t>
-      </w:r>
-      <w:r>
-        <w:t xml:space="preserve"> </w:t>
-      </w:r>
-      <w:r>
-        <w:rPr>
-          <w:i/>
-          <w:iCs/>
-        </w:rPr>
-        <w:t xml:space="preserve">Structural</w:t>
-      </w:r>
-      <w:r>
-        <w:t xml:space="preserve"> </w:t>
-      </w:r>
-      <w:r>
-        <w:t xml:space="preserve">flag is set. MEP elements are ducts, pipes, cable trays, conduits, their fittings and accessories, flexible ducts and pipes, mechanical equipment and sprinklers. The host model and every loaded link (</w:t>
-      </w:r>
-      <w:r>
-        <w:rPr>
-          <w:rStyle w:val="VerbatimChar"/>
-        </w:rPr>
-        <w:t xml:space="preserve">RevitLinkInstance</w:t>
-      </w:r>
-      <w:r>
-        <w:t xml:space="preserve">) are traversed. By default, structural elements are taken only from the host, the structural model, so that floors or walls flagged as structural in an architectural link are not counted twice.</w:t>
-      </w:r>
-    </w:p>
-    <w:p>
-      <w:pPr>
-        <w:pStyle w:val="BodyText"/>
-      </w:pPr>
-      <w:r>
-        <w:rPr>
-          <w:b/>
-          <w:bCs/>
-        </w:rPr>
-        <w:t xml:space="preserve">Geometry.</w:t>
-      </w:r>
-      <w:r>
-        <w:t xml:space="preserve"> </w:t>
-      </w:r>
-      <w:r>
-        <w:t xml:space="preserve">For each element the solids of its fine-detail geometry, including instance geometry of families, are tessellated with</w:t>
-      </w:r>
-      <w:r>
-        <w:t xml:space="preserve"> </w:t>
+        <w:t xml:space="preserve"> </w:t>
+      </w:r>
+      <w:r>
+        <w:t xml:space="preserve">categories and from floors and walls flagged as structural, by default from the host (structural) model only. MEP elements are ducts, pipes, cable trays, conduits, their fittings and accessories, mechanical equipment and sprinklers in the host and all loaded links. The fine-detail solids of each element are tessellated (</w:t>
       </w:r>
       <w:r>
         <w:rPr>
@@ -1988,25 +1393,7 @@
         <w:t xml:space="preserve">SolidUtils.TessellateSolidOrShell</w:t>
       </w:r>
       <w:r>
-        <w:t xml:space="preserve">. Vertices are transformed by the link’s total transform into host coordinates, converted to metres and de-duplicated. Each shell component is a closed triangulation, so the meshes are watertight and support exact Boolean operations.</w:t>
-      </w:r>
-    </w:p>
-    <w:p>
-      <w:pPr>
-        <w:pStyle w:val="BodyText"/>
-      </w:pPr>
-      <w:r>
-        <w:rPr>
-          <w:b/>
-          <w:bCs/>
-        </w:rPr>
-        <w:t xml:space="preserve">Attributes and connectivity.</w:t>
-      </w:r>
-      <w:r>
-        <w:t xml:space="preserve"> </w:t>
-      </w:r>
-      <w:r>
-        <w:t xml:space="preserve">The extractor records category, family and type, level, location curve or point, bounding box, structural type, usage and material, section parameters (height, width, web and flange thickness where available), floor and wall thickness, volume, and for MEP elements nominal and outer diameter, width, height, insulation thickness and system classification. Two kinds of Revit connectivity are stored for structural members: elements joined at each end of framing members (</w:t>
+        <w:t xml:space="preserve">), transformed into host coordinates and converted to metres, giving closed meshes that support exact Booleans. The extractor also records type, level, location curve, material, section and MEP size parameters, and two kinds of connectivity for structural members: elements joined at framing ends (</w:t>
       </w:r>
       <w:r>
         <w:rPr>
@@ -2024,40 +1411,7 @@
         <w:t xml:space="preserve">JoinGeometryUtils</w:t>
       </w:r>
       <w:r>
-        <w:t xml:space="preserve">).</w:t>
-      </w:r>
-    </w:p>
-    <w:p>
-      <w:pPr>
-        <w:pStyle w:val="BodyText"/>
-      </w:pPr>
-      <w:r>
-        <w:rPr>
-          <w:b/>
-          <w:bCs/>
-        </w:rPr>
-        <w:t xml:space="preserve">Reference intersections.</w:t>
-      </w:r>
-      <w:r>
-        <w:t xml:space="preserve"> </w:t>
-      </w:r>
-      <w:r>
-        <w:t xml:space="preserve">To obtain an independent reference for detection accuracy, the extractor also asks Revit itself which MEP elements intersect each structural solid. The solid is transformed into the MEP link’s coordinate system and filtered with</w:t>
-      </w:r>
-      <w:r>
-        <w:t xml:space="preserve"> </w:t>
-      </w:r>
-      <w:r>
-        <w:rPr>
-          <w:rStyle w:val="VerbatimChar"/>
-        </w:rPr>
-        <w:t xml:space="preserve">BoundingBoxIntersectsFilter</w:t>
-      </w:r>
-      <w:r>
-        <w:t xml:space="preserve"> </w:t>
-      </w:r>
-      <w:r>
-        <w:t xml:space="preserve">followed by Revit’s exact</w:t>
+        <w:t xml:space="preserve">). As an independent reference for detection accuracy, it asks Revit which MEP elements intersect each structural solid, using</w:t>
       </w:r>
       <w:r>
         <w:t xml:space="preserve"> </w:t>
@@ -2074,42 +1428,9 @@
     </w:p>
     <w:p>
       <w:pPr>
-        <w:pStyle w:val="BodyText"/>
-      </w:pPr>
-      <w:r>
-        <w:rPr>
-          <w:b/>
-          <w:bCs/>
-        </w:rPr>
-        <w:t xml:space="preserve">Batch and interactive use.</w:t>
-      </w:r>
-      <w:r>
-        <w:t xml:space="preserve"> </w:t>
-      </w:r>
-      <w:r>
-        <w:t xml:space="preserve">The same library serves a headless batch script, run with</w:t>
-      </w:r>
-      <w:r>
-        <w:t xml:space="preserve"> </w:t>
-      </w:r>
-      <w:r>
-        <w:rPr>
-          <w:rStyle w:val="VerbatimChar"/>
-        </w:rPr>
-        <w:t xml:space="preserve">pyrevit run</w:t>
-      </w:r>
-      <w:r>
-        <w:t xml:space="preserve"> </w:t>
-      </w:r>
-      <w:r>
-        <w:t xml:space="preserve">and opening models detached and read-only, and the interactive ribbon commands described in Section 3.6.</w:t>
-      </w:r>
-    </w:p>
-    <w:p>
-      <w:pPr>
         <w:pStyle w:val="Heading2"/>
       </w:pPr>
-      <w:bookmarkStart w:id="24" w:name="_e773d8958c953b6846f05a227ccd08580a8d6ff"/>
+      <w:bookmarkStart w:id="22" w:name="_e773d8958c953b6846f05a227ccd08580a8d6ff"/>
       <w:r>
         <w:rPr>
           <w:rStyle w:val="SectionNumber"/>
@@ -2122,19 +1443,63 @@
       <w:r>
         <w:t xml:space="preserve">Clash detection</w:t>
       </w:r>
-      <w:bookmarkEnd w:id="24"/>
+      <w:bookmarkEnd w:id="22"/>
     </w:p>
     <w:p>
       <w:pPr>
         <w:pStyle w:val="FirstParagraph"/>
       </w:pPr>
       <w:r>
-        <w:t xml:space="preserve">Let</w:t>
+        <w:t xml:space="preserve">A clash is a pair</w:t>
       </w:r>
       <w:r>
         <w:t xml:space="preserve"> </w:t>
       </w:r>
       <m:oMath>
+        <m:r>
+          <m:rPr>
+            <m:sty m:val="p"/>
+          </m:rPr>
+          <m:t>(</m:t>
+        </m:r>
+        <m:r>
+          <m:t>s</m:t>
+        </m:r>
+        <m:r>
+          <m:rPr>
+            <m:sty m:val="p"/>
+          </m:rPr>
+          <m:t>,</m:t>
+        </m:r>
+        <m:r>
+          <m:t>m</m:t>
+        </m:r>
+        <m:r>
+          <m:rPr>
+            <m:sty m:val="p"/>
+          </m:rPr>
+          <m:t>)</m:t>
+        </m:r>
+      </m:oMath>
+      <w:r>
+        <w:t xml:space="preserve"> </w:t>
+      </w:r>
+      <w:r>
+        <w:t xml:space="preserve">of a structural element</w:t>
+      </w:r>
+      <w:r>
+        <w:t xml:space="preserve"> </w:t>
+      </w:r>
+      <m:oMath>
+        <m:r>
+          <m:t>s</m:t>
+        </m:r>
+        <m:r>
+          <m:rPr>
+            <m:sty m:val="p"/>
+          </m:rPr>
+          <m:t>∈</m:t>
+        </m:r>
         <m:r>
           <m:rPr>
             <m:scr m:val="script"/>
@@ -2147,12 +1512,21 @@
         <w:t xml:space="preserve"> </w:t>
       </w:r>
       <w:r>
-        <w:t xml:space="preserve">and</w:t>
+        <w:t xml:space="preserve">and an MEP element</w:t>
       </w:r>
       <w:r>
         <w:t xml:space="preserve"> </w:t>
       </w:r>
       <m:oMath>
+        <m:r>
+          <m:t>m</m:t>
+        </m:r>
+        <m:r>
+          <m:rPr>
+            <m:sty m:val="p"/>
+          </m:rPr>
+          <m:t>∈</m:t>
+        </m:r>
         <m:r>
           <m:rPr>
             <m:scr m:val="script"/>
@@ -2165,114 +1539,21 @@
         <w:t xml:space="preserve"> </w:t>
       </w:r>
       <w:r>
-        <w:t xml:space="preserve">be the structural and MEP element sets. A clash is a pair</w:t>
+        <w:t xml:space="preserve">whose meshes intersect or come closer than a clearance</w:t>
       </w:r>
       <w:r>
         <w:t xml:space="preserve"> </w:t>
       </w:r>
       <m:oMath>
         <m:r>
-          <m:rPr>
-            <m:sty m:val="p"/>
-          </m:rPr>
-          <m:t>(</m:t>
-        </m:r>
-        <m:r>
-          <m:t>s</m:t>
-        </m:r>
-        <m:r>
-          <m:rPr>
-            <m:sty m:val="p"/>
-          </m:rPr>
-          <m:t>,</m:t>
-        </m:r>
-        <m:r>
-          <m:t>m</m:t>
-        </m:r>
-        <m:r>
-          <m:rPr>
-            <m:sty m:val="p"/>
-          </m:rPr>
-          <m:t>)</m:t>
-        </m:r>
-        <m:r>
-          <m:rPr>
-            <m:sty m:val="p"/>
-          </m:rPr>
-          <m:t>∈</m:t>
-        </m:r>
-        <m:r>
-          <m:rPr>
-            <m:scr m:val="script"/>
-            <m:sty m:val="p"/>
-          </m:rPr>
-          <m:t>S</m:t>
-        </m:r>
-        <m:r>
-          <m:rPr>
-            <m:sty m:val="p"/>
-          </m:rPr>
-          <m:t>×</m:t>
-        </m:r>
-        <m:r>
-          <m:rPr>
-            <m:scr m:val="script"/>
-            <m:sty m:val="p"/>
-          </m:rPr>
-          <m:t>M</m:t>
+          <m:t>c</m:t>
         </m:r>
       </m:oMath>
       <w:r>
         <w:t xml:space="preserve"> </w:t>
       </w:r>
       <w:r>
-        <w:t xml:space="preserve">whose meshes intersect or come closer than a clearance</w:t>
-      </w:r>
-      <w:r>
-        <w:t xml:space="preserve"> </w:t>
-      </w:r>
-      <m:oMath>
-        <m:r>
-          <m:t>c</m:t>
-        </m:r>
-      </m:oMath>
-      <w:r>
-        <w:t xml:space="preserve"> </w:t>
-      </w:r>
-      <w:r>
-        <w:t xml:space="preserve">(25 mm by default).</w:t>
-      </w:r>
-    </w:p>
-    <w:p>
-      <w:pPr>
-        <w:pStyle w:val="BodyText"/>
-      </w:pPr>
-      <w:r>
-        <w:rPr>
-          <w:b/>
-          <w:bCs/>
-        </w:rPr>
-        <w:t xml:space="preserve">Broad phase.</w:t>
-      </w:r>
-      <w:r>
-        <w:t xml:space="preserve"> </w:t>
-      </w:r>
-      <w:r>
-        <w:t xml:space="preserve">MEP bounding boxes are inflated by</w:t>
-      </w:r>
-      <w:r>
-        <w:t xml:space="preserve"> </w:t>
-      </w:r>
-      <m:oMath>
-        <m:r>
-          <m:t>c</m:t>
-        </m:r>
-      </m:oMath>
-      <w:r>
-        <w:t xml:space="preserve"> </w:t>
-      </w:r>
-      <w:r>
-        <w:t xml:space="preserve">and inserted into an R-tree</w:t>
+        <w:t xml:space="preserve">(25 mm). In the broad phase, inflated MEP bounding boxes are inserted into an R-tree</w:t>
       </w:r>
       <w:r>
         <w:t xml:space="preserve"> </w:t>
@@ -2285,84 +1566,17 @@
           <w:rPr>
             <w:rStyle w:val="Hyperlink"/>
           </w:rPr>
-          <w:t xml:space="preserve">19</w:t>
+          <w:t xml:space="preserve">15</w:t>
         </w:r>
       </w:hyperlink>
       <w:r>
         <w:t xml:space="preserve">]</w:t>
       </w:r>
       <w:r>
-        <w:t xml:space="preserve">. Each structural bounding box is queried against it, giving the candidate set. A vectorised brute-force test over all</w:t>
-      </w:r>
-      <w:r>
-        <w:t xml:space="preserve"> </w:t>
-      </w:r>
-      <m:oMath>
-        <m:r>
-          <m:rPr>
-            <m:sty m:val="p"/>
-          </m:rPr>
-          <m:t>|</m:t>
-        </m:r>
-        <m:r>
-          <m:rPr>
-            <m:scr m:val="script"/>
-            <m:sty m:val="p"/>
-          </m:rPr>
-          <m:t>S</m:t>
-        </m:r>
-        <m:r>
-          <m:rPr>
-            <m:sty m:val="p"/>
-          </m:rPr>
-          <m:t>|</m:t>
-        </m:r>
-        <m:r>
-          <m:t> </m:t>
-        </m:r>
-        <m:r>
-          <m:rPr>
-            <m:sty m:val="p"/>
-          </m:rPr>
-          <m:t>|</m:t>
-        </m:r>
-        <m:r>
-          <m:rPr>
-            <m:scr m:val="script"/>
-            <m:sty m:val="p"/>
-          </m:rPr>
-          <m:t>M</m:t>
-        </m:r>
-        <m:r>
-          <m:rPr>
-            <m:sty m:val="p"/>
-          </m:rPr>
-          <m:t>|</m:t>
-        </m:r>
-      </m:oMath>
-      <w:r>
-        <w:t xml:space="preserve"> </w:t>
-      </w:r>
-      <w:r>
-        <w:t xml:space="preserve">pairs serves as the baseline and as a correctness check; both must return identical candidate sets.</w:t>
-      </w:r>
-    </w:p>
-    <w:p>
-      <w:pPr>
-        <w:pStyle w:val="BodyText"/>
-      </w:pPr>
-      <w:r>
-        <w:rPr>
-          <w:b/>
-          <w:bCs/>
-        </w:rPr>
-        <w:t xml:space="preserve">Narrow phase.</w:t>
-      </w:r>
-      <w:r>
-        <w:t xml:space="preserve"> </w:t>
-      </w:r>
-      <w:r>
-        <w:t xml:space="preserve">Each candidate pair is tested with FCL bounding-volume-hierarchy collision on the triangle meshes</w:t>
+        <w:t xml:space="preserve"> </w:t>
+      </w:r>
+      <w:r>
+        <w:t xml:space="preserve">and queried with each structural box; a vectorised brute-force test over all pairs serves as baseline and correctness check. In the narrow phase, candidates are tested with FCL collision on the meshes</w:t>
       </w:r>
       <w:r>
         <w:t xml:space="preserve"> </w:t>
@@ -2375,41 +1589,14 @@
           <w:rPr>
             <w:rStyle w:val="Hyperlink"/>
           </w:rPr>
-          <w:t xml:space="preserve">20</w:t>
+          <w:t xml:space="preserve">16</w:t>
         </w:r>
       </w:hyperlink>
       <w:r>
         <w:t xml:space="preserve">]</w:t>
       </w:r>
       <w:r>
-        <w:t xml:space="preserve">. Surface-triangle tests cannot see</w:t>
-      </w:r>
-      <w:r>
-        <w:t xml:space="preserve"> </w:t>
-      </w:r>
-      <w:r>
-        <w:rPr>
-          <w:i/>
-          <w:iCs/>
-        </w:rPr>
-        <w:t xml:space="preserve">containment</w:t>
-      </w:r>
-      <w:r>
-        <w:t xml:space="preserve">, for example an elbow embedded entirely within a slab, so when no surface crossing is found the framework also tests whether vertices of either mesh lie inside the other. This uses a deterministic ray-parity test along three fixed directions. Colliding or contained pairs are intersected with a robust mesh Boolean (Manifold), which gives the intersection volume</w:t>
-      </w:r>
-      <w:r>
-        <w:t xml:space="preserve"> </w:t>
-      </w:r>
-      <m:oMath>
-        <m:r>
-          <m:t>V</m:t>
-        </m:r>
-      </m:oMath>
-      <w:r>
-        <w:t xml:space="preserve"> </w:t>
-      </w:r>
-      <w:r>
-        <w:t xml:space="preserve">and the intersection solid. Families built from several solids, such as the bars of an open-web joist, are intersected component by component. Components that are not closed, typically parts of detailed equipment families, are represented by their convex hulls, a deterministic and slightly conservative stand-in. A point-sampling estimate is used only if the Boolean fails. A pair is a</w:t>
+        <w:t xml:space="preserve">. Because surface tests cannot see an element embedded entirely within another, a deterministic ray-parity test along three fixed directions also checks containment. Colliding or contained pairs are intersected with a robust mesh Boolean (Manifold), component by component for multi-solid families such as open-web joists; open components of detailed equipment families are replaced by their convex hulls. A pair is a</w:t>
       </w:r>
       <w:r>
         <w:t xml:space="preserve"> </w:t>
@@ -2425,54 +1612,7 @@
         <w:t xml:space="preserve"> </w:t>
       </w:r>
       <w:r>
-        <w:t xml:space="preserve">clash if</w:t>
-      </w:r>
-      <w:r>
-        <w:t xml:space="preserve"> </w:t>
-      </w:r>
-      <m:oMath>
-        <m:r>
-          <m:t>V</m:t>
-        </m:r>
-        <m:r>
-          <m:rPr>
-            <m:sty m:val="p"/>
-          </m:rPr>
-          <m:t>&gt;</m:t>
-        </m:r>
-        <m:r>
-          <m:t>1</m:t>
-        </m:r>
-        <m:r>
-          <m:t> </m:t>
-        </m:r>
-        <m:sSup>
-          <m:e>
-            <m:r>
-              <m:rPr>
-                <m:sty m:val="p"/>
-              </m:rPr>
-              <m:t>c</m:t>
-            </m:r>
-            <m:r>
-              <m:rPr>
-                <m:sty m:val="p"/>
-              </m:rPr>
-              <m:t>m</m:t>
-            </m:r>
-          </m:e>
-          <m:sup>
-            <m:r>
-              <m:t>3</m:t>
-            </m:r>
-          </m:sup>
-        </m:sSup>
-      </m:oMath>
-      <w:r>
-        <w:t xml:space="preserve"> </w:t>
-      </w:r>
-      <w:r>
-        <w:t xml:space="preserve">and a</w:t>
+        <w:t xml:space="preserve">clash if the intersection volume exceeds 1 cm³ and a</w:t>
       </w:r>
       <w:r>
         <w:t xml:space="preserve"> </w:t>
@@ -2488,7 +1628,21 @@
         <w:t xml:space="preserve"> </w:t>
       </w:r>
       <w:r>
-        <w:t xml:space="preserve">otherwise. Non-colliding pairs are submitted to an FCL distance query and recorded as</w:t>
+        <w:t xml:space="preserve">otherwise; non-colliding pairs within</w:t>
+      </w:r>
+      <w:r>
+        <w:t xml:space="preserve"> </w:t>
+      </w:r>
+      <m:oMath>
+        <m:r>
+          <m:t>c</m:t>
+        </m:r>
+      </m:oMath>
+      <w:r>
+        <w:t xml:space="preserve"> </w:t>
+      </w:r>
+      <w:r>
+        <w:t xml:space="preserve">are</w:t>
       </w:r>
       <w:r>
         <w:t xml:space="preserve"> </w:t>
@@ -2504,54 +1658,7 @@
         <w:t xml:space="preserve"> </w:t>
       </w:r>
       <w:r>
-        <w:t xml:space="preserve">clashes if</w:t>
-      </w:r>
-      <w:r>
-        <w:t xml:space="preserve"> </w:t>
-      </w:r>
-      <m:oMath>
-        <m:r>
-          <m:t>0</m:t>
-        </m:r>
-        <m:r>
-          <m:rPr>
-            <m:sty m:val="p"/>
-          </m:rPr>
-          <m:t>&lt;</m:t>
-        </m:r>
-        <m:r>
-          <m:t>d</m:t>
-        </m:r>
-        <m:r>
-          <m:rPr>
-            <m:sty m:val="p"/>
-          </m:rPr>
-          <m:t>≤</m:t>
-        </m:r>
-        <m:r>
-          <m:t>c</m:t>
-        </m:r>
-      </m:oMath>
-      <w:r>
-        <w:t xml:space="preserve">.</w:t>
-      </w:r>
-    </w:p>
-    <w:p>
-      <w:pPr>
-        <w:pStyle w:val="BodyText"/>
-      </w:pPr>
-      <w:r>
-        <w:rPr>
-          <w:b/>
-          <w:bCs/>
-        </w:rPr>
-        <w:t xml:space="preserve">Localisation.</w:t>
-      </w:r>
-      <w:r>
-        <w:t xml:space="preserve"> </w:t>
-      </w:r>
-      <w:r>
-        <w:t xml:space="preserve">Every structural member is given a local frame</w:t>
+        <w:t xml:space="preserve">clashes. Each structural member has a local frame</w:t>
       </w:r>
       <w:r>
         <w:t xml:space="preserve"> </w:t>
@@ -2601,7 +1708,7 @@
         </m:r>
       </m:oMath>
       <w:r>
-        <w:t xml:space="preserve">:</w:t>
+        <w:t xml:space="preserve">, with</w:t>
       </w:r>
       <w:r>
         <w:t xml:space="preserve"> </w:t>
@@ -2618,7 +1725,7 @@
         <w:t xml:space="preserve"> </w:t>
       </w:r>
       <w:r>
-        <w:t xml:space="preserve">along its location curve (vertical for columns, the principal in-plan direction for slabs),</w:t>
+        <w:t xml:space="preserve">along its axis and</w:t>
       </w:r>
       <w:r>
         <w:t xml:space="preserve"> </w:t>
@@ -2635,84 +1742,46 @@
         <w:t xml:space="preserve"> </w:t>
       </w:r>
       <w:r>
-        <w:t xml:space="preserve">vertical for horizontal members, and</w:t>
+        <w:t xml:space="preserve">vertical for horizontal members, and its length</w:t>
       </w:r>
       <w:r>
         <w:t xml:space="preserve"> </w:t>
       </w:r>
       <m:oMath>
         <m:r>
-          <m:rPr>
-            <m:sty m:val="bi"/>
-          </m:rPr>
-          <m:t>v</m:t>
-        </m:r>
-        <m:r>
-          <m:rPr>
-            <m:sty m:val="p"/>
-          </m:rPr>
-          <m:t>=</m:t>
-        </m:r>
-        <m:r>
-          <m:rPr>
-            <m:sty m:val="bi"/>
-          </m:rPr>
-          <m:t>w</m:t>
-        </m:r>
-        <m:r>
-          <m:rPr>
-            <m:sty m:val="p"/>
-          </m:rPr>
-          <m:t>×</m:t>
-        </m:r>
-        <m:r>
-          <m:rPr>
-            <m:sty m:val="bi"/>
-          </m:rPr>
-          <m:t>u</m:t>
+          <m:t>L</m:t>
         </m:r>
       </m:oMath>
       <w:r>
-        <w:t xml:space="preserve">. Its length</w:t>
+        <w:t xml:space="preserve">, width</w:t>
       </w:r>
       <w:r>
         <w:t xml:space="preserve"> </w:t>
       </w:r>
       <m:oMath>
         <m:r>
-          <m:t>L</m:t>
+          <m:t>b</m:t>
         </m:r>
       </m:oMath>
       <w:r>
-        <w:t xml:space="preserve">, width</w:t>
+        <w:t xml:space="preserve"> </w:t>
+      </w:r>
+      <w:r>
+        <w:t xml:space="preserve">and depth</w:t>
       </w:r>
       <w:r>
         <w:t xml:space="preserve"> </w:t>
       </w:r>
       <m:oMath>
         <m:r>
-          <m:t>b</m:t>
+          <m:t>h</m:t>
         </m:r>
       </m:oMath>
       <w:r>
         <w:t xml:space="preserve"> </w:t>
       </w:r>
       <w:r>
-        <w:t xml:space="preserve">and depth</w:t>
-      </w:r>
-      <w:r>
-        <w:t xml:space="preserve"> </w:t>
-      </w:r>
-      <m:oMath>
-        <m:r>
-          <m:t>h</m:t>
-        </m:r>
-      </m:oMath>
-      <w:r>
-        <w:t xml:space="preserve"> </w:t>
-      </w:r>
-      <w:r>
-        <w:t xml:space="preserve">are measured from its own mesh. This makes the analysis independent of family-specific parameter names. The intersection solid is expressed in this frame, giving its extents</w:t>
+        <w:t xml:space="preserve">are measured from its own mesh, independent of family parameter names. The intersection solid is expressed in this frame, giving its extents</w:t>
       </w:r>
       <w:r>
         <w:t xml:space="preserve"> </w:t>
@@ -2771,7 +1840,7 @@
         </m:r>
       </m:oMath>
       <w:r>
-        <w:t xml:space="preserve">, its ranges within the cross-section, and its normalised position along the member,</w:t>
+        <w:t xml:space="preserve">, its position in the cross-section and its normalised position along the member,</w:t>
       </w:r>
       <w:r>
         <w:t xml:space="preserve"> </w:t>
@@ -2812,14 +1881,14 @@
         </m:r>
       </m:oMath>
       <w:r>
-        <w:t xml:space="preserve">. The angle between the MEP and member axes and whether the MEP run is vertical are also recorded.</w:t>
+        <w:t xml:space="preserve">.</w:t>
       </w:r>
     </w:p>
     <w:p>
       <w:pPr>
         <w:pStyle w:val="Heading2"/>
       </w:pPr>
-      <w:bookmarkStart w:id="25" w:name="_491e91c18bfb54ad924edabba9dedf67e2d4787"/>
+      <w:bookmarkStart w:id="23" w:name="_491e91c18bfb54ad924edabba9dedf67e2d4787"/>
       <w:r>
         <w:rPr>
           <w:rStyle w:val="SectionNumber"/>
@@ -2832,58 +1901,14 @@
       <w:r>
         <w:t xml:space="preserve">Gravity load-path graph</w:t>
       </w:r>
-      <w:bookmarkEnd w:id="25"/>
+      <w:bookmarkEnd w:id="23"/>
     </w:p>
     <w:p>
       <w:pPr>
         <w:pStyle w:val="FirstParagraph"/>
       </w:pPr>
       <w:r>
-        <w:t xml:space="preserve">The load-path graph</w:t>
-      </w:r>
-      <w:r>
-        <w:t xml:space="preserve"> </w:t>
-      </w:r>
-      <m:oMath>
-        <m:r>
-          <m:t>G</m:t>
-        </m:r>
-        <m:r>
-          <m:rPr>
-            <m:sty m:val="p"/>
-          </m:rPr>
-          <m:t>=</m:t>
-        </m:r>
-        <m:r>
-          <m:rPr>
-            <m:sty m:val="p"/>
-          </m:rPr>
-          <m:t>(</m:t>
-        </m:r>
-        <m:r>
-          <m:t>V</m:t>
-        </m:r>
-        <m:r>
-          <m:rPr>
-            <m:sty m:val="p"/>
-          </m:rPr>
-          <m:t>,</m:t>
-        </m:r>
-        <m:r>
-          <m:t>E</m:t>
-        </m:r>
-        <m:r>
-          <m:rPr>
-            <m:sty m:val="p"/>
-          </m:rPr>
-          <m:t>)</m:t>
-        </m:r>
-      </m:oMath>
-      <w:r>
-        <w:t xml:space="preserve"> </w:t>
-      </w:r>
-      <w:r>
-        <w:t xml:space="preserve">has one node per structural member plus a virtual node</w:t>
+        <w:t xml:space="preserve">The graph has one node per structural member and a ground node</w:t>
       </w:r>
       <w:r>
         <w:t xml:space="preserve"> </w:t>
@@ -2897,10 +1922,7 @@
         </m:r>
       </m:oMath>
       <w:r>
-        <w:t xml:space="preserve"> </w:t>
-      </w:r>
-      <w:r>
-        <w:t xml:space="preserve">(ground). A directed edge</w:t>
+        <w:t xml:space="preserve">; an edge</w:t>
       </w:r>
       <w:r>
         <w:t xml:space="preserve"> </w:t>
@@ -2954,101 +1976,7 @@
         <w:t xml:space="preserve">”</w:t>
       </w:r>
       <w:r>
-        <w:t xml:space="preserve">, so load flows along the edges.</w:t>
-      </w:r>
-    </w:p>
-    <w:p>
-      <w:pPr>
-        <w:pStyle w:val="BodyText"/>
-      </w:pPr>
-      <w:r>
-        <w:rPr>
-          <w:b/>
-          <w:bCs/>
-        </w:rPr>
-        <w:t xml:space="preserve">Contacts.</w:t>
-      </w:r>
-      <w:r>
-        <w:t xml:space="preserve"> </w:t>
-      </w:r>
-      <w:r>
-        <w:t xml:space="preserve">Candidate support relations are collected from three sources: (i)</w:t>
-      </w:r>
-      <w:r>
-        <w:t xml:space="preserve"> </w:t>
-      </w:r>
-      <w:r>
-        <w:rPr>
-          <w:i/>
-          <w:iCs/>
-        </w:rPr>
-        <w:t xml:space="preserve">physical contact</w:t>
-      </w:r>
-      <w:r>
-        <w:t xml:space="preserve">, a mesh distance of at most 50 mm (FCL); (ii)</w:t>
-      </w:r>
-      <w:r>
-        <w:t xml:space="preserve"> </w:t>
-      </w:r>
-      <w:r>
-        <w:rPr>
-          <w:i/>
-          <w:iCs/>
-        </w:rPr>
-        <w:t xml:space="preserve">Revit joins</w:t>
-      </w:r>
-      <w:r>
-        <w:t xml:space="preserve"> </w:t>
-      </w:r>
-      <w:r>
-        <w:t xml:space="preserve">exported with the elements; and (iii)</w:t>
-      </w:r>
-      <w:r>
-        <w:t xml:space="preserve"> </w:t>
-      </w:r>
-      <w:r>
-        <w:rPr>
-          <w:i/>
-          <w:iCs/>
-        </w:rPr>
-        <w:t xml:space="preserve">member-end proximity</w:t>
-      </w:r>
-      <w:r>
-        <w:t xml:space="preserve">, where a beam or brace end, taken from its location curve, lies within 150 mm of another member. The third source mirrors how analytical models connect members by centre lines. It is necessary because the physical geometry of steel members is often cut back at connections, leaving the mesh short of its support (Section 5.2).</w:t>
-      </w:r>
-    </w:p>
-    <w:p>
-      <w:pPr>
-        <w:pStyle w:val="BodyText"/>
-      </w:pPr>
-      <w:r>
-        <w:rPr>
-          <w:b/>
-          <w:bCs/>
-        </w:rPr>
-        <w:t xml:space="preserve">Orientation.</w:t>
-      </w:r>
-      <w:r>
-        <w:t xml:space="preserve"> </w:t>
-      </w:r>
-      <w:r>
-        <w:t xml:space="preserve">Each contact is oriented, or discarded, by engineering rules (Table 1). They encode the gravity hierarchy slab → beam → girder → column/wall → foundation → ground, together with transfer conditions. Between a beam and a column or wall, the decisive question is whether the vertical member</w:t>
-      </w:r>
-      <w:r>
-        <w:t xml:space="preserve"> </w:t>
-      </w:r>
-      <w:r>
-        <w:rPr>
-          <w:i/>
-          <w:iCs/>
-        </w:rPr>
-        <w:t xml:space="preserve">continues below</w:t>
-      </w:r>
-      <w:r>
-        <w:t xml:space="preserve"> </w:t>
-      </w:r>
-      <w:r>
-        <w:t xml:space="preserve">the beam: if it does, the beam frames into it; if it starts within or above the beam’s depth and rises above it, it stands on the beam (transfer). This formulation is insensitive to timber joinery, where tenons sink into sill beams. Braces belong to the lateral system; in the gravity graph they hang on the members they connect and never act as supports. Columns and walls separated only by a slab are connected directly (stacking), so that a column’s load is not routed through the floor plate. Foundations, and members with no support whose base lies at or below the foundation level, are connected to</w:t>
+        <w:t xml:space="preserve">. Candidate support relations come from physical contact (mesh distance of at most 50 mm), Revit joins, and member-end proximity, where a beam or brace end lies within 150 mm of another member, as in centre-line analytical models. The last source is needed because steel members are often cut back at connections. Each contact is oriented, or discarded, by the rules in Table 1, which encode the hierarchy slab → beam → girder → column/wall → foundation → ground. For a beam and a column or wall, the decisive question is whether the vertical member continues below the beam (the beam frames into it) or starts within or above the beam (it stands on the beam), which is insensitive to timber tenons sinking into sill beams. Braces belong to the lateral system and never act as supports, and columns and walls separated only by a slab are stacked directly. Foundations connect to</w:t>
       </w:r>
       <w:r>
         <w:t xml:space="preserve"> </w:t>
@@ -3062,7 +1990,7 @@
         </m:r>
       </m:oMath>
       <w:r>
-        <w:t xml:space="preserve">. Any directed cycle is broken by removing the edge that most violates the gravity hierarchy, and members with no path to</w:t>
+        <w:t xml:space="preserve">, cycles are broken by removing the edge that most violates the hierarchy, and members without a path to</w:t>
       </w:r>
       <w:r>
         <w:t xml:space="preserve"> </w:t>
@@ -3095,7 +2023,7 @@
         <w:t xml:space="preserve">.</w:t>
       </w:r>
     </w:p>
-    <w:bookmarkStart w:id="26" w:name="_9e5c59a347eb100177622d3ded23c910191deae"/>
+    <w:bookmarkStart w:id="24" w:name="_9e5c59a347eb100177622d3ded23c910191deae"/>
     <w:p>
       <w:pPr>
         <w:pStyle w:val="TableCaption"/>
@@ -3645,7 +2573,7 @@
               <w:rPr>
                 <w:sz w:val="20"/>
               </w:rPr>
-              <w:t xml:space="preserve">); a stub within the beam depth: beam → member if a beam end lies within its half-width</w:t>
+              <w:t xml:space="preserve">); a stub within the beam depth: beam → stub if a beam end lies within its half-width</w:t>
             </w:r>
             <w:r>
               <w:rPr>
@@ -3895,7 +2823,7 @@
         </w:tc>
       </w:tr>
     </w:tbl>
-    <w:bookmarkEnd w:id="26"/>
+    <w:bookmarkEnd w:id="24"/>
     <w:p>
       <w:pPr>
         <w:pStyle w:val="FirstParagraph"/>
@@ -3905,13 +2833,13 @@
           <w:b/>
           <w:bCs/>
         </w:rPr>
-        <w:t xml:space="preserve">Loads and propagation.</w:t>
-      </w:r>
-      <w:r>
-        <w:t xml:space="preserve"> </w:t>
-      </w:r>
-      <w:r>
-        <w:t xml:space="preserve">Each member contributes a factored self-weight</w:t>
+        <w:t xml:space="preserve">Loads.</w:t>
+      </w:r>
+      <w:r>
+        <w:t xml:space="preserve"> </w:t>
+      </w:r>
+      <w:r>
+        <w:t xml:space="preserve">Each member carries its factored self-weight</w:t>
       </w:r>
       <w:r>
         <w:t xml:space="preserve"> </w:t>
@@ -3981,30 +2909,21 @@
         </m:sSub>
       </m:oMath>
       <w:r>
-        <w:t xml:space="preserve">, with</w:t>
-      </w:r>
-      <w:r>
-        <w:t xml:space="preserve"> </w:t>
+        <w:t xml:space="preserve"> </w:t>
+      </w:r>
+      <w:r>
+        <w:t xml:space="preserve">(</w:t>
       </w:r>
       <m:oMath>
         <m:r>
           <m:t>γ</m:t>
         </m:r>
-        <m:r>
-          <m:rPr>
-            <m:sty m:val="p"/>
-          </m:rPr>
-          <m:t>=</m:t>
-        </m:r>
-        <m:r>
-          <m:t>24</m:t>
-        </m:r>
       </m:oMath>
       <w:r>
         <w:t xml:space="preserve"> </w:t>
       </w:r>
       <w:r>
-        <w:t xml:space="preserve">kN/m³ for concrete and 77 kN/m³ for steel. Slabs additionally carry superimposed dead and live loads (default 1.5 and 2.4 kPa, the latter for offices</w:t>
+        <w:t xml:space="preserve">= 24 kN/m³ for concrete, 77 kN/m³ for steel); slabs also carry superimposed dead and live loads of 1.5 and 2.4 kPa</w:t>
       </w:r>
       <w:r>
         <w:t xml:space="preserve"> </w:t>
@@ -4017,14 +2936,17 @@
           <w:rPr>
             <w:rStyle w:val="Hyperlink"/>
           </w:rPr>
-          <w:t xml:space="preserve">45</w:t>
+          <w:t xml:space="preserve">23</w:t>
         </w:r>
       </w:hyperlink>
       <w:r>
         <w:t xml:space="preserve">]</w:t>
       </w:r>
       <w:r>
-        <w:t xml:space="preserve">) in the combination</w:t>
+        <w:t xml:space="preserve"> </w:t>
+      </w:r>
+      <w:r>
+        <w:t xml:space="preserve">combined as</w:t>
       </w:r>
       <w:r>
         <w:t xml:space="preserve"> </w:t>
@@ -4050,21 +2972,7 @@
         </m:r>
       </m:oMath>
       <w:r>
-        <w:t xml:space="preserve">. Loads are propagated in topological order: member</w:t>
-      </w:r>
-      <w:r>
-        <w:t xml:space="preserve"> </w:t>
-      </w:r>
-      <m:oMath>
-        <m:r>
-          <m:t>i</m:t>
-        </m:r>
-      </m:oMath>
-      <w:r>
-        <w:t xml:space="preserve"> </w:t>
-      </w:r>
-      <w:r>
-        <w:t xml:space="preserve">carries</w:t>
+        <w:t xml:space="preserve">. Loads are propagated in topological order,</w:t>
       </w:r>
       <w:r>
         <w:t xml:space="preserve"> </w:t>
@@ -4187,50 +3095,21 @@
         </m:sSub>
       </m:oMath>
       <w:r>
-        <w:t xml:space="preserve"> </w:t>
-      </w:r>
-      <w:r>
-        <w:t xml:space="preserve">and passes it to its supports with fractions</w:t>
+        <w:t xml:space="preserve">, with fractions</w:t>
       </w:r>
       <w:r>
         <w:t xml:space="preserve"> </w:t>
       </w:r>
       <m:oMath>
-        <m:sSub>
-          <m:e>
-            <m:r>
-              <m:t>ϕ</m:t>
-            </m:r>
-          </m:e>
-          <m:sub>
-            <m:r>
-              <m:t>i</m:t>
-            </m:r>
-            <m:r>
-              <m:t>k</m:t>
-            </m:r>
-          </m:sub>
-        </m:sSub>
+        <m:r>
+          <m:t>ϕ</m:t>
+        </m:r>
       </m:oMath>
       <w:r>
         <w:t xml:space="preserve"> </w:t>
       </w:r>
       <w:r>
-        <w:t xml:space="preserve">that sum to one. For slabs,</w:t>
-      </w:r>
-      <w:r>
-        <w:t xml:space="preserve"> </w:t>
-      </w:r>
-      <m:oMath>
-        <m:r>
-          <m:t>ϕ</m:t>
-        </m:r>
-      </m:oMath>
-      <w:r>
-        <w:t xml:space="preserve"> </w:t>
-      </w:r>
-      <w:r>
-        <w:t xml:space="preserve">is obtained by the tributary-area method: a 0.5 m plan grid on the slab is assigned to the nearest support, and equidistant points are shared equally. For beams, braces and walls, it is the one-dimensional tributary length between the projections of the supports onto the member axis. For other members it is proportional to plan overlap. Load is sent only to supports that themselves reach</w:t>
+        <w:t xml:space="preserve">from tributary areas on a 0.5 m grid for slabs, tributary lengths for beams, braces and walls, and plan overlap otherwise. Load is passed only to supports that reach</w:t>
       </w:r>
       <w:r>
         <w:t xml:space="preserve"> </w:t>
@@ -4244,7 +3123,7 @@
         </m:r>
       </m:oMath>
       <w:r>
-        <w:t xml:space="preserve">, so the load entering the ground equals the total load of all supported members exactly.</w:t>
+        <w:t xml:space="preserve">, so the load entering the ground equals the total supported load exactly.</w:t>
       </w:r>
     </w:p>
     <w:p>
@@ -4256,7 +3135,7 @@
           <w:b/>
           <w:bCs/>
         </w:rPr>
-        <w:t xml:space="preserve">Orphaned load.</w:t>
+        <w:t xml:space="preserve">Orphaned load and criticality.</w:t>
       </w:r>
       <w:r>
         <w:t xml:space="preserve"> </w:t>
@@ -4289,7 +3168,7 @@
           <w:rPr>
             <w:rStyle w:val="Hyperlink"/>
           </w:rPr>
-          <w:t xml:space="preserve">44</w:t>
+          <w:t xml:space="preserve">21</w:t>
         </w:r>
       </w:hyperlink>
       <w:r>
@@ -4300,7 +3179,7 @@
           <w:rPr>
             <w:rStyle w:val="Hyperlink"/>
           </w:rPr>
-          <w:t xml:space="preserve">46</w:t>
+          <w:t xml:space="preserve">24</w:t>
         </w:r>
       </w:hyperlink>
       <w:r>
@@ -4310,7 +3189,7 @@
         <w:t xml:space="preserve"> </w:t>
       </w:r>
       <w:r>
-        <w:t xml:space="preserve">identifies, for each member</w:t>
+        <w:t xml:space="preserve">gives, for each member</w:t>
       </w:r>
       <w:r>
         <w:t xml:space="preserve"> </w:t>
@@ -4365,23 +3244,7 @@
         <w:t xml:space="preserve"> </w:t>
       </w:r>
       <w:r>
-        <w:t xml:space="preserve">of members whose</w:t>
-      </w:r>
-      <w:r>
-        <w:t xml:space="preserve"> </w:t>
-      </w:r>
-      <w:r>
-        <w:rPr>
-          <w:i/>
-          <w:iCs/>
-        </w:rPr>
-        <w:t xml:space="preserve">every</w:t>
-      </w:r>
-      <w:r>
-        <w:t xml:space="preserve"> </w:t>
-      </w:r>
-      <w:r>
-        <w:t xml:space="preserve">path to the ground passes through</w:t>
+        <w:t xml:space="preserve">of members whose every path to the ground passes through</w:t>
       </w:r>
       <w:r>
         <w:t xml:space="preserve"> </w:t>
@@ -4539,7 +3402,7 @@
         <w:pStyle w:val="FirstParagraph"/>
       </w:pPr>
       <w:r>
-        <w:t xml:space="preserve">is the load that would be left without any alternative path if</w:t>
+        <w:t xml:space="preserve">is the load left without an alternative path if</w:t>
       </w:r>
       <w:r>
         <w:t xml:space="preserve"> </w:t>
@@ -4553,7 +3416,7 @@
         <w:t xml:space="preserve"> </w:t>
       </w:r>
       <w:r>
-        <w:t xml:space="preserve">were lost. It is a graph analogue of the alternate-path check of progressive-collapse design</w:t>
+        <w:t xml:space="preserve">is lost, a graph analogue of the alternate-path check</w:t>
       </w:r>
       <w:r>
         <w:t xml:space="preserve"> </w:t>
@@ -4566,25 +3429,14 @@
           <w:rPr>
             <w:rStyle w:val="Hyperlink"/>
           </w:rPr>
-          <w:t xml:space="preserve">13</w:t>
+          <w:t xml:space="preserve">11</w:t>
         </w:r>
       </w:hyperlink>
       <w:r>
-        <w:t xml:space="preserve">,</w:t>
-      </w:r>
-      <w:hyperlink w:anchor="_725b849b7058aa2c6daa0a62e58df19f4b6ffb1">
-        <w:r>
-          <w:rPr>
-            <w:rStyle w:val="Hyperlink"/>
-          </w:rPr>
-          <w:t xml:space="preserve">14</w:t>
-        </w:r>
-      </w:hyperlink>
-      <w:r>
         <w:t xml:space="preserve">]</w:t>
       </w:r>
       <w:r>
-        <w:t xml:space="preserve">: a member with</w:t>
+        <w:t xml:space="preserve">.</w:t>
       </w:r>
       <w:r>
         <w:t xml:space="preserve"> </w:t>
@@ -4593,7 +3445,7 @@
         <m:sSub>
           <m:e>
             <m:r>
-              <m:t>E</m:t>
+              <m:t>D</m:t>
             </m:r>
           </m:e>
           <m:sub>
@@ -4602,21 +3454,12 @@
             </m:r>
           </m:sub>
         </m:sSub>
-        <m:r>
-          <m:rPr>
-            <m:sty m:val="p"/>
-          </m:rPr>
-          <m:t>=</m:t>
-        </m:r>
-        <m:r>
-          <m:t>0</m:t>
-        </m:r>
       </m:oMath>
       <w:r>
         <w:t xml:space="preserve"> </w:t>
       </w:r>
       <w:r>
-        <w:t xml:space="preserve">is redundant in the gravity system, whereas a transfer girder carrying columns has a large</w:t>
+        <w:t xml:space="preserve">and</w:t>
       </w:r>
       <w:r>
         <w:t xml:space="preserve"> </w:t>
@@ -4636,71 +3479,10 @@
         </m:sSub>
       </m:oMath>
       <w:r>
-        <w:t xml:space="preserve">.</w:t>
-      </w:r>
-    </w:p>
-    <w:p>
-      <w:pPr>
-        <w:pStyle w:val="BodyText"/>
-      </w:pPr>
-      <w:r>
-        <w:rPr>
-          <w:b/>
-          <w:bCs/>
-        </w:rPr>
-        <w:t xml:space="preserve">Load-path criticality index.</w:t>
-      </w:r>
-      <w:r>
-        <w:t xml:space="preserve"> </w:t>
-      </w:r>
-      <w:r>
-        <w:t xml:space="preserve">The dependent load</w:t>
-      </w:r>
-      <w:r>
-        <w:t xml:space="preserve"> </w:t>
-      </w:r>
-      <m:oMath>
-        <m:sSub>
-          <m:e>
-            <m:r>
-              <m:t>D</m:t>
-            </m:r>
-          </m:e>
-          <m:sub>
-            <m:r>
-              <m:t>i</m:t>
-            </m:r>
-          </m:sub>
-        </m:sSub>
-      </m:oMath>
-      <w:r>
-        <w:t xml:space="preserve"> </w:t>
-      </w:r>
-      <w:r>
-        <w:t xml:space="preserve">and the orphaned load</w:t>
-      </w:r>
-      <w:r>
-        <w:t xml:space="preserve"> </w:t>
-      </w:r>
-      <m:oMath>
-        <m:sSub>
-          <m:e>
-            <m:r>
-              <m:t>E</m:t>
-            </m:r>
-          </m:e>
-          <m:sub>
-            <m:r>
-              <m:t>i</m:t>
-            </m:r>
-          </m:sub>
-        </m:sSub>
-      </m:oMath>
-      <w:r>
-        <w:t xml:space="preserve"> </w:t>
-      </w:r>
-      <w:r>
-        <w:t xml:space="preserve">are combined into</w:t>
+        <w:t xml:space="preserve"> </w:t>
+      </w:r>
+      <w:r>
+        <w:t xml:space="preserve">are combined into the load-path criticality index</w:t>
       </w:r>
     </w:p>
     <w:p>
@@ -5088,20 +3870,7 @@
         <w:t xml:space="preserve"> </w:t>
       </w:r>
       <w:r>
-        <w:t xml:space="preserve">is the median load that a member receives</w:t>
-      </w:r>
-      <w:r>
-        <w:t xml:space="preserve"> </w:t>
-      </w:r>
-      <w:r>
-        <w:rPr>
-          <w:i/>
-          <w:iCs/>
-        </w:rPr>
-        <w:t xml:space="preserve">directly from a slab it supports</w:t>
-      </w:r>
-      <w:r>
-        <w:t xml:space="preserve">, i.e. a typical floor bay whether the slab bears on joists, beams, walls or columns;</w:t>
+        <w:t xml:space="preserve">is the median load a member receives directly from a slab it supports (a typical floor bay),</w:t>
       </w:r>
       <w:r>
         <w:t xml:space="preserve"> </w:t>
@@ -5127,7 +3896,7 @@
         <w:t xml:space="preserve"> </w:t>
       </w:r>
       <w:r>
-        <w:t xml:space="preserve">is the largest load carried by any non-slab member; and</w:t>
+        <w:t xml:space="preserve">is the largest load on a non-slab member and</w:t>
       </w:r>
       <w:r>
         <w:t xml:space="preserve"> </w:t>
@@ -5147,23 +3916,7 @@
         </m:r>
       </m:oMath>
       <w:r>
-        <w:t xml:space="preserve">. The logarithm places members whose loads differ by orders of magnitude (a joist, a girder, a ground-floor column) on one comparable scale. Because a whole storey slab is often a single Revit element, the consequence of an opening in a slab is evaluated for the</w:t>
-      </w:r>
-      <w:r>
-        <w:t xml:space="preserve"> </w:t>
-      </w:r>
-      <w:r>
-        <w:rPr>
-          <w:i/>
-          <w:iCs/>
-        </w:rPr>
-        <w:t xml:space="preserve">local panel</w:t>
-      </w:r>
-      <w:r>
-        <w:t xml:space="preserve"> </w:t>
-      </w:r>
-      <w:r>
-        <w:t xml:space="preserve">instead:</w:t>
+        <w:t xml:space="preserve">; the logarithm puts joists, girders and columns on one scale. Because a storey slab is often a single Revit element, a slab clash is assessed for its local panel,</w:t>
       </w:r>
       <w:r>
         <w:t xml:space="preserve"> </w:t>
@@ -5313,46 +4066,21 @@
         <w:t xml:space="preserve"> </w:t>
       </w:r>
       <w:r>
-        <w:t xml:space="preserve">is the plan distance from the clash to the nearest member beneath the slab, so that a point midway between supports</w:t>
+        <w:t xml:space="preserve">is the plan distance to the nearest member beneath the slab, plus any column or wall bearing on the slab within</w:t>
       </w:r>
       <w:r>
         <w:t xml:space="preserve"> </w:t>
       </w:r>
       <m:oMath>
         <m:r>
-          <m:t>s</m:t>
+          <m:t>R</m:t>
         </m:r>
       </m:oMath>
       <w:r>
         <w:t xml:space="preserve"> </w:t>
       </w:r>
       <w:r>
-        <w:t xml:space="preserve">apart gives a panel of side</w:t>
-      </w:r>
-      <w:r>
-        <w:t xml:space="preserve"> </w:t>
-      </w:r>
-      <m:oMath>
-        <m:r>
-          <m:t>s</m:t>
-        </m:r>
-      </m:oMath>
-      <w:r>
-        <w:t xml:space="preserve">. To this is added the load of any column or wall bearing on the slab within</w:t>
-      </w:r>
-      <w:r>
-        <w:t xml:space="preserve"> </w:t>
-      </w:r>
-      <m:oMath>
-        <m:r>
-          <m:t>R</m:t>
-        </m:r>
-      </m:oMath>
-      <w:r>
-        <w:t xml:space="preserve">. For a slab on grade,</w:t>
-      </w:r>
-      <w:r>
-        <w:t xml:space="preserve"> </w:t>
+        <w:t xml:space="preserve">(</w:t>
       </w:r>
       <m:oMath>
         <m:r>
@@ -5372,14 +4100,14 @@
         <w:t xml:space="preserve"> </w:t>
       </w:r>
       <w:r>
-        <w:t xml:space="preserve">m.</w:t>
+        <w:t xml:space="preserve">m on grade).</w:t>
       </w:r>
     </w:p>
     <w:p>
       <w:pPr>
         <w:pStyle w:val="Heading2"/>
       </w:pPr>
-      <w:bookmarkStart w:id="27" w:name="_81924f8f02b18bea670579298571969f4391909"/>
+      <w:bookmarkStart w:id="25" w:name="_81924f8f02b18bea670579298571969f4391909"/>
       <w:r>
         <w:rPr>
           <w:rStyle w:val="SectionNumber"/>
@@ -5392,64 +4120,14 @@
       <w:r>
         <w:t xml:space="preserve">Load path-aware severity classification</w:t>
       </w:r>
-      <w:bookmarkEnd w:id="27"/>
+      <w:bookmarkEnd w:id="25"/>
     </w:p>
     <w:p>
       <w:pPr>
         <w:pStyle w:val="FirstParagraph"/>
       </w:pPr>
       <w:r>
-        <w:t xml:space="preserve">Severity combines a</w:t>
-      </w:r>
-      <w:r>
-        <w:t xml:space="preserve"> </w:t>
-      </w:r>
-      <w:r>
-        <w:rPr>
-          <w:i/>
-          <w:iCs/>
-        </w:rPr>
-        <w:t xml:space="preserve">local</w:t>
-      </w:r>
-      <w:r>
-        <w:t xml:space="preserve"> </w:t>
-      </w:r>
-      <w:r>
-        <w:t xml:space="preserve">impact, the capacity removed at the clash location, with a</w:t>
-      </w:r>
-      <w:r>
-        <w:t xml:space="preserve"> </w:t>
-      </w:r>
-      <w:r>
-        <w:rPr>
-          <w:i/>
-          <w:iCs/>
-        </w:rPr>
-        <w:t xml:space="preserve">global</w:t>
-      </w:r>
-      <w:r>
-        <w:t xml:space="preserve"> </w:t>
-      </w:r>
-      <w:r>
-        <w:t xml:space="preserve">consequence, the load that depends on the member there.</w:t>
-      </w:r>
-    </w:p>
-    <w:p>
-      <w:pPr>
-        <w:pStyle w:val="BodyText"/>
-      </w:pPr>
-      <w:r>
-        <w:rPr>
-          <w:b/>
-          <w:bCs/>
-        </w:rPr>
-        <w:t xml:space="preserve">Local impact.</w:t>
-      </w:r>
-      <w:r>
-        <w:t xml:space="preserve"> </w:t>
-      </w:r>
-      <w:r>
-        <w:t xml:space="preserve">The demand-weighted capacity loss index is</w:t>
+        <w:t xml:space="preserve">Severity combines the capacity removed at the clash location with the load that depends on the member there. The local impact is the demand-weighted capacity loss index</w:t>
       </w:r>
     </w:p>
     <w:p>
@@ -5570,7 +4248,7 @@
         <w:t xml:space="preserve"> </w:t>
       </w:r>
       <w:r>
-        <w:t xml:space="preserve">(flexure, shear, axial, punching, …),</w:t>
+        <w:t xml:space="preserve">(flexure, shear, axial, punching),</w:t>
       </w:r>
       <w:r>
         <w:t xml:space="preserve"> </w:t>
@@ -5623,7 +4301,7 @@
         <w:t xml:space="preserve"> </w:t>
       </w:r>
       <w:r>
-        <w:t xml:space="preserve">is the fraction of the corresponding sectional capacity removed by the clash region and</w:t>
+        <w:t xml:space="preserve">is the fraction of sectional capacity removed by the clash region and</w:t>
       </w:r>
       <w:r>
         <w:t xml:space="preserve"> </w:t>
@@ -5691,7 +4369,7 @@
         <w:t xml:space="preserve"> </w:t>
       </w:r>
       <w:r>
-        <w:t xml:space="preserve">is the relative demand of that action at the clash location. For beams, the simply-supported shapes</w:t>
+        <w:t xml:space="preserve">is the relative demand at the clash location; for beams,</w:t>
       </w:r>
       <w:r>
         <w:t xml:space="preserve"> </w:t>
@@ -5803,10 +4481,7 @@
         </m:r>
       </m:oMath>
       <w:r>
-        <w:t xml:space="preserve"> </w:t>
-      </w:r>
-      <w:r>
-        <w:t xml:space="preserve">are used, so a penetration near a support is governed by shear and one near mid-span by flexure. The loss models, given in full in the released code, are:</w:t>
+        <w:t xml:space="preserve">. The member-specific loss models, given in full in the released code, are:</w:t>
       </w:r>
     </w:p>
     <w:p>
@@ -5825,7 +4500,7 @@
         <w:t xml:space="preserve">Concrete beams</w:t>
       </w:r>
       <w:r>
-        <w:t xml:space="preserve">: a rectangular hole of height</w:t>
+        <w:t xml:space="preserve">: a hole of height</w:t>
       </w:r>
       <w:r>
         <w:t xml:space="preserve"> </w:t>
@@ -5894,7 +4569,7 @@
         <w:t xml:space="preserve"> </w:t>
       </w:r>
       <w:r>
-        <w:t xml:space="preserve">from mid-depth reduces the second moment of area by</w:t>
+        <w:t xml:space="preserve">from mid-depth gives</w:t>
       </w:r>
       <w:r>
         <w:t xml:space="preserve"> </w:t>
@@ -6094,7 +4769,10 @@
         </m:r>
       </m:oMath>
       <w:r>
-        <w:t xml:space="preserve">. The shear loss is</w:t>
+        <w:t xml:space="preserve"> </w:t>
+      </w:r>
+      <w:r>
+        <w:t xml:space="preserve">and</w:t>
       </w:r>
       <w:r>
         <w:t xml:space="preserve"> </w:t>
@@ -6231,7 +4909,7 @@
         </m:r>
       </m:oMath>
       <w:r>
-        <w:t xml:space="preserve">, so that long openings, which sever more stirrups, cost more. An opening reaching the outer 50 mm, where longitudinal bars lie, has</w:t>
+        <w:t xml:space="preserve">. Openings reaching the outer 50 mm, where longitudinal bars lie, have</w:t>
       </w:r>
       <w:r>
         <w:t xml:space="preserve"> </w:t>
@@ -6284,7 +4962,7 @@
         </m:r>
       </m:oMath>
       <w:r>
-        <w:t xml:space="preserve">. Openings deeper than</w:t>
+        <w:t xml:space="preserve">, and openings deeper than</w:t>
       </w:r>
       <w:r>
         <w:t xml:space="preserve"> </w:t>
@@ -6307,13 +4985,7 @@
         <w:t xml:space="preserve"> </w:t>
       </w:r>
       <w:r>
-        <w:t xml:space="preserve">through more than half the width are</w:t>
-      </w:r>
-      <w:r>
-        <w:t xml:space="preserve"> </w:t>
-      </w:r>
-      <w:r>
-        <w:t xml:space="preserve">“large openings”</w:t>
+        <w:t xml:space="preserve">count as large openings</w:t>
       </w:r>
       <w:r>
         <w:t xml:space="preserve"> </w:t>
@@ -6326,7 +4998,7 @@
           <w:rPr>
             <w:rStyle w:val="Hyperlink"/>
           </w:rPr>
-          <w:t xml:space="preserve">34</w:t>
+          <w:t xml:space="preserve">20</w:t>
         </w:r>
       </w:hyperlink>
       <w:r>
@@ -6375,7 +5047,7 @@
         <w:t xml:space="preserve">Steel I-sections</w:t>
       </w:r>
       <w:r>
-        <w:t xml:space="preserve">: the lost plastic modulus is summed over flanges and web from the intersection’s exact position in the section,</w:t>
+        <w:t xml:space="preserve">: the lost plastic modulus over flanges and web,</w:t>
       </w:r>
       <w:r>
         <w:t xml:space="preserve"> </w:t>
@@ -6443,24 +5115,7 @@
         </m:r>
       </m:oMath>
       <w:r>
-        <w:t xml:space="preserve">, and the shear loss is the fraction of web depth removed. Web openings within one depth of a support and deeper than</w:t>
-      </w:r>
-      <w:r>
-        <w:t xml:space="preserve"> </w:t>
-      </w:r>
-      <m:oMath>
-        <m:r>
-          <m:t>0.7</m:t>
-        </m:r>
-        <m:r>
-          <m:t>d</m:t>
-        </m:r>
-      </m:oMath>
-      <w:r>
-        <w:t xml:space="preserve"> </w:t>
-      </w:r>
-      <w:r>
-        <w:t xml:space="preserve">are flagged after AISC Design Guide 2</w:t>
+        <w:t xml:space="preserve">, and the fraction of web depth removed for shear; deep web openings near supports are flagged</w:t>
       </w:r>
       <w:r>
         <w:t xml:space="preserve"> </w:t>
@@ -6473,7 +5128,7 @@
           <w:rPr>
             <w:rStyle w:val="Hyperlink"/>
           </w:rPr>
-          <w:t xml:space="preserve">16</w:t>
+          <w:t xml:space="preserve">14</w:t>
         </w:r>
       </w:hyperlink>
       <w:r>
@@ -6496,27 +5151,10 @@
           <w:i/>
           <w:iCs/>
         </w:rPr>
-        <w:t xml:space="preserve">Open-web joists and trusses</w:t>
-      </w:r>
-      <w:r>
-        <w:t xml:space="preserve"> </w:t>
-      </w:r>
-      <w:r>
-        <w:t xml:space="preserve">(identified by family name or a solid fill ratio below 8 %):</w:t>
-      </w:r>
-      <w:r>
-        <w:t xml:space="preserve"> </w:t>
-      </w:r>
-      <m:oMath>
-        <m:r>
-          <m:t>ℓ</m:t>
-        </m:r>
-      </m:oMath>
-      <w:r>
-        <w:t xml:space="preserve"> </w:t>
-      </w:r>
-      <w:r>
-        <w:t xml:space="preserve">is the fraction of the joist material within the clash slice that the MEP element occupies, attributed to the chords (flexure) or the web members (shear) by its position in the depth.</w:t>
+        <w:t xml:space="preserve">Open-web joists</w:t>
+      </w:r>
+      <w:r>
+        <w:t xml:space="preserve">: the fraction of joist material within the clash slice, attributed to the chords or the web by its position in the depth.</w:t>
       </w:r>
     </w:p>
     <w:p>
@@ -6532,33 +5170,10 @@
           <w:i/>
           <w:iCs/>
         </w:rPr>
-        <w:t xml:space="preserve">Columns and braces</w:t>
-      </w:r>
-      <w:r>
-        <w:t xml:space="preserve">:</w:t>
-      </w:r>
-      <w:r>
-        <w:t xml:space="preserve"> </w:t>
-      </w:r>
-      <m:oMath>
-        <m:sSub>
-          <m:e>
-            <m:r>
-              <m:t>ℓ</m:t>
-            </m:r>
-          </m:e>
-          <m:sub>
-            <m:r>
-              <m:t>N</m:t>
-            </m:r>
-          </m:sub>
-        </m:sSub>
-      </m:oMath>
-      <w:r>
-        <w:t xml:space="preserve"> </w:t>
-      </w:r>
-      <w:r>
-        <w:t xml:space="preserve">is the fraction of cross-sectional area removed, with</w:t>
+        <w:t xml:space="preserve">Columns, braces, walls and foundations</w:t>
+      </w:r>
+      <w:r>
+        <w:t xml:space="preserve">: the fraction of cross-sectional area (columns and braces,</w:t>
       </w:r>
       <w:r>
         <w:t xml:space="preserve"> </w:t>
@@ -6587,7 +5202,7 @@
         </m:r>
       </m:oMath>
       <w:r>
-        <w:t xml:space="preserve">.</w:t>
+        <w:t xml:space="preserve">), of wall length (weighted 1.0 within the boundary zones and 0.6 elsewhere) or of plan area removed.</w:t>
       </w:r>
     </w:p>
     <w:p>
@@ -6603,45 +5218,10 @@
           <w:i/>
           <w:iCs/>
         </w:rPr>
-        <w:t xml:space="preserve">Walls</w:t>
-      </w:r>
-      <w:r>
-        <w:t xml:space="preserve">: the fraction of wall length interrupted, weighted by 1.0 within the boundary zone near the wall ends and 0.6 elsewhere.</w:t>
-      </w:r>
-    </w:p>
-    <w:p>
-      <w:pPr>
-        <w:pStyle w:val="Compact"/>
-        <w:numPr>
-          <w:ilvl w:val="0"/>
-          <w:numId w:val="1003"/>
-        </w:numPr>
-      </w:pPr>
-      <w:r>
-        <w:rPr>
-          <w:i/>
-          <w:iCs/>
-        </w:rPr>
         <w:t xml:space="preserve">Slabs</w:t>
       </w:r>
       <w:r>
-        <w:t xml:space="preserve">: a horizontal MEP run inside the slab is an</w:t>
-      </w:r>
-      <w:r>
-        <w:t xml:space="preserve"> </w:t>
-      </w:r>
-      <w:r>
-        <w:rPr>
-          <w:i/>
-          <w:iCs/>
-        </w:rPr>
-        <w:t xml:space="preserve">embedded</w:t>
-      </w:r>
-      <w:r>
-        <w:t xml:space="preserve"> </w:t>
-      </w:r>
-      <w:r>
-        <w:t xml:space="preserve">item, with</w:t>
+        <w:t xml:space="preserve">: an embedded horizontal run has</w:t>
       </w:r>
       <w:r>
         <w:t xml:space="preserve"> </w:t>
@@ -6700,7 +5280,7 @@
         </m:r>
       </m:oMath>
       <w:r>
-        <w:t xml:space="preserve">, so that</w:t>
+        <w:t xml:space="preserve">, so</w:t>
       </w:r>
       <w:r>
         <w:t xml:space="preserve"> </w:t>
@@ -6753,73 +5333,31 @@
           <w:rPr>
             <w:rStyle w:val="Hyperlink"/>
           </w:rPr>
-          <w:t xml:space="preserve">15</w:t>
+          <w:t xml:space="preserve">13</w:t>
         </w:r>
       </w:hyperlink>
       <w:r>
         <w:t xml:space="preserve">]</w:t>
       </w:r>
       <w:r>
-        <w:t xml:space="preserve">. A penetration is assessed for punching, as the fraction of the critical perimeter</w:t>
+        <w:t xml:space="preserve">. A penetration is assessed for punching when it lies within</w:t>
       </w:r>
       <w:r>
         <w:t xml:space="preserve"> </w:t>
       </w:r>
       <m:oMath>
-        <m:sSub>
-          <m:e>
-            <m:r>
-              <m:t>b</m:t>
-            </m:r>
-          </m:e>
-          <m:sub>
-            <m:r>
-              <m:t>0</m:t>
-            </m:r>
-          </m:sub>
-        </m:sSub>
+        <m:r>
+          <m:t>4</m:t>
+        </m:r>
+        <m:r>
+          <m:t>t</m:t>
+        </m:r>
       </m:oMath>
       <w:r>
         <w:t xml:space="preserve"> </w:t>
       </w:r>
       <w:r>
-        <w:t xml:space="preserve">shadowed when it lies within</w:t>
-      </w:r>
-      <w:r>
-        <w:t xml:space="preserve"> </w:t>
-      </w:r>
-      <m:oMath>
-        <m:r>
-          <m:t>4</m:t>
-        </m:r>
-        <m:r>
-          <m:t>t</m:t>
-        </m:r>
-      </m:oMath>
-      <w:r>
-        <w:t xml:space="preserve"> </w:t>
-      </w:r>
-      <w:r>
-        <w:t xml:space="preserve">of a column face, and for two-way flexure with a demand factor of 1.0, 0.5 or 0.1 in the column-strip/column-strip, column-strip/middle-strip and middle-strip/middle-strip zones, following the strip-based allowances of ACI 318 §8.5.4. Slabs supported on beams or walls are treated in one-way action relative to the local panel width.</w:t>
-      </w:r>
-    </w:p>
-    <w:p>
-      <w:pPr>
-        <w:pStyle w:val="Compact"/>
-        <w:numPr>
-          <w:ilvl w:val="0"/>
-          <w:numId w:val="1003"/>
-        </w:numPr>
-      </w:pPr>
-      <w:r>
-        <w:rPr>
-          <w:i/>
-          <w:iCs/>
-        </w:rPr>
-        <w:t xml:space="preserve">Foundations</w:t>
-      </w:r>
-      <w:r>
-        <w:t xml:space="preserve">: the fraction of plan area removed.</w:t>
+        <w:t xml:space="preserve">of a column face and for flexure with demand factors of 1.0, 0.5 and 0.1 by column and middle strips, following ACI 318 §8.5.4.</w:t>
       </w:r>
     </w:p>
     <w:p>
@@ -6847,38 +5385,7 @@
         </m:r>
       </m:oMath>
       <w:r>
-        <w:t xml:space="preserve">.</w:t>
-      </w:r>
-    </w:p>
-    <w:p>
-      <w:pPr>
-        <w:pStyle w:val="BodyText"/>
-      </w:pPr>
-      <w:r>
-        <w:rPr>
-          <w:b/>
-          <w:bCs/>
-        </w:rPr>
-        <w:t xml:space="preserve">Consequence levels.</w:t>
-      </w:r>
-      <w:r>
-        <w:t xml:space="preserve"> </w:t>
-      </w:r>
-      <w:r>
-        <w:t xml:space="preserve">The dependent and orphaned loads at the clash location are expressed in</w:t>
-      </w:r>
-      <w:r>
-        <w:t xml:space="preserve"> </w:t>
-      </w:r>
-      <w:r>
-        <w:rPr>
-          <w:i/>
-          <w:iCs/>
-        </w:rPr>
-        <w:t xml:space="preserve">bay-equivalents</w:t>
-      </w:r>
-      <w:r>
-        <w:t xml:space="preserve">,</w:t>
+        <w:t xml:space="preserve">. The consequence level uses bay-equivalents,</w:t>
       </w:r>
       <w:r>
         <w:t xml:space="preserve"> </w:t>
@@ -7005,7 +5512,7 @@
         </m:sSub>
       </m:oMath>
       <w:r>
-        <w:t xml:space="preserve">. The consequence level is C3 (global) if</w:t>
+        <w:t xml:space="preserve">: C3 (global) if</w:t>
       </w:r>
       <w:r>
         <w:t xml:space="preserve"> </w:t>
@@ -7127,25 +5634,7 @@
         </m:r>
       </m:oMath>
       <w:r>
-        <w:t xml:space="preserve">, and C1 (local) otherwise.</w:t>
-      </w:r>
-    </w:p>
-    <w:p>
-      <w:pPr>
-        <w:pStyle w:val="BodyText"/>
-      </w:pPr>
-      <w:r>
-        <w:rPr>
-          <w:b/>
-          <w:bCs/>
-        </w:rPr>
-        <w:t xml:space="preserve">Classification and ranking.</w:t>
-      </w:r>
-      <w:r>
-        <w:t xml:space="preserve"> </w:t>
-      </w:r>
-      <w:r>
-        <w:t xml:space="preserve">The impact level (L0:</w:t>
+        <w:t xml:space="preserve">, and C1 (local) otherwise. The impact level (L0:</w:t>
       </w:r>
       <w:r>
         <w:t xml:space="preserve"> </w:t>
@@ -7271,7 +5760,7 @@
         <w:t xml:space="preserve">Critical</w:t>
       </w:r>
       <w:r>
-        <w:t xml:space="preserve">. Clearance clashes are classified separately as</w:t>
+        <w:t xml:space="preserve">; clearance clashes are classed as</w:t>
       </w:r>
       <w:r>
         <w:t xml:space="preserve"> </w:t>
@@ -7284,7 +5773,7 @@
         <w:t xml:space="preserve">Coordination</w:t>
       </w:r>
       <w:r>
-        <w:t xml:space="preserve">. For ranking within and across classes, the continuous score</w:t>
+        <w:t xml:space="preserve">. Within and across classes, clashes are ranked by</w:t>
       </w:r>
     </w:p>
     <w:p>
@@ -7424,10 +5913,10 @@
         <w:pStyle w:val="FirstParagraph"/>
       </w:pPr>
       <w:r>
-        <w:t xml:space="preserve">is used, so that equal local damage ranks higher on a more critical member.</w:t>
-      </w:r>
-    </w:p>
-    <w:bookmarkStart w:id="28" w:name="_f36ded47cd4b7857a0e23083c87893cfddbe44e"/>
+        <w:t xml:space="preserve">so that equal local damage ranks higher on a more critical member. The thresholds are judgement-based and are tested in the sensitivity analysis (Section 5.4).</w:t>
+      </w:r>
+    </w:p>
+    <w:bookmarkStart w:id="26" w:name="_f36ded47cd4b7857a0e23083c87893cfddbe44e"/>
     <w:p>
       <w:pPr>
         <w:pStyle w:val="TableCaption"/>
@@ -7869,20 +6358,12 @@
         </w:tc>
       </w:tr>
     </w:tbl>
-    <w:bookmarkEnd w:id="28"/>
-    <w:p>
-      <w:pPr>
-        <w:pStyle w:val="FirstParagraph"/>
-      </w:pPr>
-      <w:r>
-        <w:t xml:space="preserve">The thresholds are judgement-based, so they are the subject of the sensitivity analysis in Section 5.4.</w:t>
-      </w:r>
-    </w:p>
+    <w:bookmarkEnd w:id="26"/>
     <w:p>
       <w:pPr>
         <w:pStyle w:val="Heading2"/>
       </w:pPr>
-      <w:bookmarkStart w:id="29" w:name="_98bea6efb1373378599be14f71df236f47d771d"/>
+      <w:bookmarkStart w:id="27" w:name="_98bea6efb1373378599be14f71df236f47d771d"/>
       <w:r>
         <w:rPr>
           <w:rStyle w:val="SectionNumber"/>
@@ -7895,57 +6376,14 @@
       <w:r>
         <w:t xml:space="preserve">Digital-twin synchronisation</w:t>
       </w:r>
-      <w:bookmarkEnd w:id="29"/>
+      <w:bookmarkEnd w:id="27"/>
     </w:p>
     <w:p>
       <w:pPr>
         <w:pStyle w:val="FirstParagraph"/>
       </w:pPr>
       <w:r>
-        <w:rPr>
-          <w:b/>
-          <w:bCs/>
-        </w:rPr>
-        <w:t xml:space="preserve">State and versioning.</w:t>
-      </w:r>
-      <w:r>
-        <w:t xml:space="preserve"> </w:t>
-      </w:r>
-      <w:r>
-        <w:t xml:space="preserve">The twin keeps the current element set, an R-tree of MEP boxes, the cached contact pairs of the load-path graph, the clash set and the assessments, and records every version in SQLite: element fingerprints, the clash set with severities, and an event log. An element’s fingerprint is a SHA-1 hash of its rounded mesh, its properties and its category.</w:t>
-      </w:r>
-    </w:p>
-    <w:p>
-      <w:pPr>
-        <w:pStyle w:val="BodyText"/>
-      </w:pPr>
-      <w:r>
-        <w:rPr>
-          <w:b/>
-          <w:bCs/>
-        </w:rPr>
-        <w:t xml:space="preserve">Revit → twin.</w:t>
-      </w:r>
-      <w:r>
-        <w:t xml:space="preserve"> </w:t>
-      </w:r>
-      <w:r>
-        <w:t xml:space="preserve">A pyRevit</w:t>
-      </w:r>
-      <w:r>
-        <w:t xml:space="preserve"> </w:t>
-      </w:r>
-      <w:r>
-        <w:rPr>
-          <w:rStyle w:val="VerbatimChar"/>
-        </w:rPr>
-        <w:t xml:space="preserve">doc-changed</w:t>
-      </w:r>
-      <w:r>
-        <w:t xml:space="preserve"> </w:t>
-      </w:r>
-      <w:r>
-        <w:t xml:space="preserve">hook receives Revit’s</w:t>
+        <w:t xml:space="preserve">The twin holds the current elements, an R-tree of MEP boxes, the cached contact pairs, the clashes and their assessments, and records every version in SQLite, with a SHA-1 fingerprint of each element’s rounded mesh, properties and category. A pyRevit hook on Revit’s</w:t>
       </w:r>
       <w:r>
         <w:t xml:space="preserve"> </w:t>
@@ -7960,69 +6398,7 @@
         <w:t xml:space="preserve"> </w:t>
       </w:r>
       <w:r>
-        <w:t xml:space="preserve">event, which lists the added, modified and deleted element ids of each committed transaction. It serialises the affected structural and MEP elements with the same extractor and drops the result into the twin’s inbox; it is active only while synchronisation is switched on. A full export can be triggered from the ribbon at any time.</w:t>
-      </w:r>
-    </w:p>
-    <w:p>
-      <w:pPr>
-        <w:pStyle w:val="BodyText"/>
-      </w:pPr>
-      <w:r>
-        <w:rPr>
-          <w:b/>
-          <w:bCs/>
-        </w:rPr>
-        <w:t xml:space="preserve">Incremental update.</w:t>
-      </w:r>
-      <w:r>
-        <w:t xml:space="preserve"> </w:t>
-      </w:r>
-      <w:r>
-        <w:t xml:space="preserve">For each delta, the twin (i) diffs fingerprints into added, modified and deleted sets; (ii) removes the clashes that involve them; (iii) re-runs the narrow phase only for</w:t>
-      </w:r>
-      <w:r>
-        <w:t xml:space="preserve"> </w:t>
-      </w:r>
-      <w:r>
-        <w:rPr>
-          <w:i/>
-          <w:iCs/>
-        </w:rPr>
-        <w:t xml:space="preserve">changed structural × all MEP</w:t>
-      </w:r>
-      <w:r>
-        <w:t xml:space="preserve">, through the R-tree, and</w:t>
-      </w:r>
-      <w:r>
-        <w:t xml:space="preserve"> </w:t>
-      </w:r>
-      <w:r>
-        <w:rPr>
-          <w:i/>
-          <w:iCs/>
-        </w:rPr>
-        <w:t xml:space="preserve">all structural × changed MEP</w:t>
-      </w:r>
-      <w:r>
-        <w:t xml:space="preserve">; (iv) if any structural member changed, drops its cached contacts, recomputes contacts for the changed members only, and re-orients, re-propagates and re-scores the graph, which are inexpensive operations; and (v) re-assesses the affected clashes, or all clashes after a structural change, because support sets can move. The result is designed to be identical to a full recomputation of the same model state, and this property is tested (Section 5.5).</w:t>
-      </w:r>
-    </w:p>
-    <w:p>
-      <w:pPr>
-        <w:pStyle w:val="BodyText"/>
-      </w:pPr>
-      <w:r>
-        <w:rPr>
-          <w:b/>
-          <w:bCs/>
-        </w:rPr>
-        <w:t xml:space="preserve">Twin → Revit.</w:t>
-      </w:r>
-      <w:r>
-        <w:t xml:space="preserve"> </w:t>
-      </w:r>
-      <w:r>
-        <w:t xml:space="preserve">A</w:t>
+        <w:t xml:space="preserve">event serialises the added and modified elements of each committed transaction, with the ids of deleted ones, into the twin’s inbox. For each delta the twin diffs fingerprints, removes the affected clashes, and re-runs the narrow phase only for changed structural × all MEP and all structural × changed MEP elements. If a structural member changed, it recomputes that member’s contacts before re-orienting and re-propagating the graph, and it re-assesses all clashes, because support sets can move. The result is designed to be identical to a full recomputation, and this is tested (Section 5.5). A</w:t>
       </w:r>
       <w:r>
         <w:t xml:space="preserve"> </w:t>
@@ -8038,19 +6414,7 @@
         <w:t xml:space="preserve"> </w:t>
       </w:r>
       <w:r>
-        <w:t xml:space="preserve">command reads the latest results, colours each clashing structural member in the active view by its worst severity, and places a marker (a</w:t>
-      </w:r>
-      <w:r>
-        <w:t xml:space="preserve"> </w:t>
-      </w:r>
-      <w:r>
-        <w:rPr>
-          <w:rStyle w:val="VerbatimChar"/>
-        </w:rPr>
-        <w:t xml:space="preserve">DirectShape</w:t>
-      </w:r>
-      <w:r>
-        <w:t xml:space="preserve">) at every Critical and Major clash. The marker’s comments record the class,</w:t>
+        <w:t xml:space="preserve">command writes the results back: it colours each clashing structural member in the active view by its worst class and places a marker recording the class,</w:t>
       </w:r>
       <w:r>
         <w:t xml:space="preserve"> </w:t>
@@ -8061,7 +6425,10 @@
         </m:r>
       </m:oMath>
       <w:r>
-        <w:t xml:space="preserve">, LPCI and the element ids. In the classification of Kritzinger et al.</w:t>
+        <w:t xml:space="preserve"> </w:t>
+      </w:r>
+      <w:r>
+        <w:t xml:space="preserve">and LPCI at every Critical and Major clash. The coupling between the authoring model and the analysis is therefore automatic in both directions</w:t>
       </w:r>
       <w:r>
         <w:t xml:space="preserve"> </w:t>
@@ -8074,37 +6441,21 @@
           <w:rPr>
             <w:rStyle w:val="Hyperlink"/>
           </w:rPr>
-          <w:t xml:space="preserve">37</w:t>
+          <w:t xml:space="preserve">22</w:t>
         </w:r>
       </w:hyperlink>
       <w:r>
         <w:t xml:space="preserve">]</w:t>
       </w:r>
       <w:r>
-        <w:t xml:space="preserve">, the coupling between the authoring model and the analysis is therefore automatic in both directions. The coupling to the</w:t>
-      </w:r>
-      <w:r>
-        <w:t xml:space="preserve"> </w:t>
-      </w:r>
-      <w:r>
-        <w:rPr>
-          <w:i/>
-          <w:iCs/>
-        </w:rPr>
-        <w:t xml:space="preserve">physical</w:t>
-      </w:r>
-      <w:r>
-        <w:t xml:space="preserve"> </w:t>
-      </w:r>
-      <w:r>
-        <w:t xml:space="preserve">asset is discussed in Section 6.2.</w:t>
+        <w:t xml:space="preserve">.</w:t>
       </w:r>
     </w:p>
     <w:p>
       <w:pPr>
         <w:pStyle w:val="Heading1"/>
       </w:pPr>
-      <w:bookmarkStart w:id="30" w:name="_08ada0cdce9d72ae4431c329f6bf49e4ed34718"/>
+      <w:bookmarkStart w:id="28" w:name="_08ada0cdce9d72ae4431c329f6bf49e4ed34718"/>
       <w:r>
         <w:rPr>
           <w:rStyle w:val="SectionNumber"/>
@@ -8117,13 +6468,13 @@
       <w:r>
         <w:t xml:space="preserve">Implementation and evaluation design</w:t>
       </w:r>
-      <w:bookmarkEnd w:id="30"/>
+      <w:bookmarkEnd w:id="28"/>
     </w:p>
     <w:p>
       <w:pPr>
         <w:pStyle w:val="Heading2"/>
       </w:pPr>
-      <w:bookmarkStart w:id="31" w:name="_implementation"/>
+      <w:bookmarkStart w:id="29" w:name="_implementation"/>
       <w:r>
         <w:rPr>
           <w:rStyle w:val="SectionNumber"/>
@@ -8136,7 +6487,7 @@
       <w:r>
         <w:t xml:space="preserve">Implementation</w:t>
       </w:r>
-      <w:bookmarkEnd w:id="31"/>
+      <w:bookmarkEnd w:id="29"/>
     </w:p>
     <w:p>
       <w:pPr>
@@ -8156,7 +6507,7 @@
           <w:rPr>
             <w:rStyle w:val="Hyperlink"/>
           </w:rPr>
-          <w:t xml:space="preserve">47</w:t>
+          <w:t xml:space="preserve">25</w:t>
         </w:r>
       </w:hyperlink>
       <w:r>
@@ -8166,7 +6517,7 @@
         <w:t xml:space="preserve"> </w:t>
       </w:r>
       <w:r>
-        <w:t xml:space="preserve">extension for Revit 2027 (build 27.0.4, .NET 10), written for its IronPython 2.7 engine, with three ribbon commands (</w:t>
+        <w:t xml:space="preserve">extension for Revit 2027 (.NET 10, IronPython 2.7) with three ribbon commands (</w:t>
       </w:r>
       <w:r>
         <w:rPr>
@@ -8202,46 +6553,7 @@
         <w:t xml:space="preserve">Show Severity</w:t>
       </w:r>
       <w:r>
-        <w:t xml:space="preserve">) and a</w:t>
-      </w:r>
-      <w:r>
-        <w:t xml:space="preserve"> </w:t>
-      </w:r>
-      <w:r>
-        <w:rPr>
-          <w:rStyle w:val="VerbatimChar"/>
-        </w:rPr>
-        <w:t xml:space="preserve">doc-changed</w:t>
-      </w:r>
-      <w:r>
-        <w:t xml:space="preserve"> </w:t>
-      </w:r>
-      <w:r>
-        <w:t xml:space="preserve">hook. API usage was checked against a reference generated from the installed</w:t>
-      </w:r>
-      <w:r>
-        <w:t xml:space="preserve"> </w:t>
-      </w:r>
-      <w:r>
-        <w:rPr>
-          <w:rStyle w:val="VerbatimChar"/>
-        </w:rPr>
-        <w:t xml:space="preserve">RevitAPI.dll</w:t>
-      </w:r>
-      <w:r>
-        <w:t xml:space="preserve"> </w:t>
-      </w:r>
-      <w:r>
-        <w:t xml:space="preserve">and</w:t>
-      </w:r>
-      <w:r>
-        <w:t xml:space="preserve"> </w:t>
-      </w:r>
-      <w:r>
-        <w:rPr>
-          <w:rStyle w:val="VerbatimChar"/>
-        </w:rPr>
-        <w:t xml:space="preserve">RevitAPIUI.dll</w:t>
+        <w:t xml:space="preserve">) and the change hook; API use was checked against a reference generated from the installed API assemblies</w:t>
       </w:r>
       <w:r>
         <w:t xml:space="preserve"> </w:t>
@@ -8254,14 +6566,14 @@
           <w:rPr>
             <w:rStyle w:val="Hyperlink"/>
           </w:rPr>
-          <w:t xml:space="preserve">48</w:t>
+          <w:t xml:space="preserve">26</w:t>
         </w:r>
       </w:hyperlink>
       <w:r>
         <w:t xml:space="preserve">]</w:t>
       </w:r>
       <w:r>
-        <w:t xml:space="preserve">. The analysis service is a Python 3.11 package. It uses trimesh and Manifold for meshes and Booleans, python-fcl</w:t>
+        <w:t xml:space="preserve">. The analysis service is a Python 3.11 package that uses trimesh and Manifold, python-fcl</w:t>
       </w:r>
       <w:r>
         <w:t xml:space="preserve"> </w:t>
@@ -8274,40 +6586,14 @@
           <w:rPr>
             <w:rStyle w:val="Hyperlink"/>
           </w:rPr>
-          <w:t xml:space="preserve">20</w:t>
+          <w:t xml:space="preserve">16</w:t>
         </w:r>
       </w:hyperlink>
       <w:r>
         <w:t xml:space="preserve">]</w:t>
       </w:r>
       <w:r>
-        <w:t xml:space="preserve"> </w:t>
-      </w:r>
-      <w:r>
-        <w:t xml:space="preserve">for collision and distance, an R-tree</w:t>
-      </w:r>
-      <w:r>
-        <w:t xml:space="preserve"> </w:t>
-      </w:r>
-      <w:r>
-        <w:t xml:space="preserve">[</w:t>
-      </w:r>
-      <w:hyperlink w:anchor="_7dc52f09005060e74a2fefac7f40b3aaeceeb80">
-        <w:r>
-          <w:rPr>
-            <w:rStyle w:val="Hyperlink"/>
-          </w:rPr>
-          <w:t xml:space="preserve">19</w:t>
-        </w:r>
-      </w:hyperlink>
-      <w:r>
-        <w:t xml:space="preserve">]</w:t>
-      </w:r>
-      <w:r>
-        <w:t xml:space="preserve"> </w:t>
-      </w:r>
-      <w:r>
-        <w:t xml:space="preserve">for spatial indexing, NetworkX</w:t>
+        <w:t xml:space="preserve">, an R-tree, NetworkX</w:t>
       </w:r>
       <w:r>
         <w:t xml:space="preserve"> </w:t>
@@ -8320,7 +6606,7 @@
           <w:rPr>
             <w:rStyle w:val="Hyperlink"/>
           </w:rPr>
-          <w:t xml:space="preserve">46</w:t>
+          <w:t xml:space="preserve">24</w:t>
         </w:r>
       </w:hyperlink>
       <w:r>
@@ -8330,7 +6616,7 @@
         <w:t xml:space="preserve"> </w:t>
       </w:r>
       <w:r>
-        <w:t xml:space="preserve">for graphs and dominators, and SQLite for twin versions. All experiments were run on one Windows 11 workstation, with Revit and the analysis service on the same machine. Synthetic verification cases with known answers are part of an automated test suite: a one-bay frame with hand-checkable tributary loads, a pipe through a beam whose intersection volume is known analytically, a fully embedded conduit, and incremental-versus-full equivalence checks for the twin.</w:t>
+        <w:t xml:space="preserve">and SQLite, and all experiments ran on one Windows 11 workstation. An automated test suite contains synthetic cases with known answers (a one-bay frame with hand-checkable loads, a pipe through a beam with an analytical intersection volume, an embedded conduit) and incremental-versus-full equivalence checks.</w:t>
       </w:r>
     </w:p>
     <w:p>
@@ -8338,14 +6624,14 @@
         <w:pStyle w:val="BodyText"/>
       </w:pPr>
       <w:r>
-        <w:t xml:space="preserve">A generative AI coding agent, Claude Code with the Claude Opus 5.5 model (Anthropic), assisted with software development and data analysis. Under the authors’ direction it wrote the Revit extension, the analysis package, the experiment scripts and the scripts that generate the figures and tables, and it ran the experiments. The architecture diagram (Fig. 1) was rendered from a layout specification written with the same tool. Its output was verified independently of the agent in four ways: the automated test suite described above, agreement with Revit’s own solid-intersection filter (Section 5.1), exact load equilibrium in both models, and identity of incremental and full recomputation in the twin benchmark. Every number, table and plot in this paper is generated by the released scripts from the stored results, so all of them can be reproduced. The agent also searched the literature through the OpenAlex API, and every reference was checked against its DOI record before inclusion.</w:t>
+        <w:t xml:space="preserve">A generative AI coding agent, Claude Code with the Claude Opus 5.5 model (Anthropic), wrote the extension, the analysis package, the experiment scripts and the scripts that produce the figures, the tables and the architecture diagram, under the authors’ direction; it also ran the experiments and searched the literature through the OpenAlex API. Its output was verified independently of the agent: by the test suite, by agreement with Revit’s own solid-intersection filter, by exact load equilibrium in both models and by identity of incremental and full recomputation. Every number, table and plot is generated by the released scripts from the stored results, and every reference was checked against its DOI record.</w:t>
       </w:r>
     </w:p>
     <w:p>
       <w:pPr>
         <w:pStyle w:val="Heading2"/>
       </w:pPr>
-      <w:bookmarkStart w:id="32" w:name="_40c34dafa3a7c64bd55534d8fb8cdaed8344231"/>
+      <w:bookmarkStart w:id="30" w:name="_40c34dafa3a7c64bd55534d8fb8cdaed8344231"/>
       <w:r>
         <w:rPr>
           <w:rStyle w:val="SectionNumber"/>
@@ -8358,7 +6644,7 @@
       <w:r>
         <w:t xml:space="preserve">Case-study models</w:t>
       </w:r>
-      <w:bookmarkEnd w:id="32"/>
+      <w:bookmarkEnd w:id="30"/>
     </w:p>
     <w:p>
       <w:pPr>
@@ -8381,7 +6667,7 @@
         <w:t xml:space="preserve"> </w:t>
       </w:r>
       <w:r>
-        <w:t xml:space="preserve">is a multi-storey building with separate structural, architectural, HVAC, plumbing, electrical and site models. Its structure combines steel W-shape girders, open-web steel joists (K- and LH-series), concrete beams, columns, walls and slabs on spread footings.</w:t>
+        <w:t xml:space="preserve">combines steel W-shape girders, open-web steel joists, concrete beams, columns, walls and slabs on spread footings, with separate architectural, HVAC, plumbing, electrical and site models.</w:t>
       </w:r>
       <w:r>
         <w:t xml:space="preserve"> </w:t>
@@ -8397,10 +6683,10 @@
         <w:t xml:space="preserve"> </w:t>
       </w:r>
       <w:r>
-        <w:t xml:space="preserve">consists of an architectural-and-structural model and a building-services model. The structural model of each building was opened as host with its MEP models as links, so all elements were extracted in one coordinate system. Both models were opened detached and read-only, and no element was modified except in the scripted twin scenarios, which were never saved.</w:t>
-      </w:r>
-    </w:p>
-    <w:bookmarkStart w:id="33" w:name="_d57d71d8ac30036dde48f3a004516f3b597f61b"/>
+        <w:t xml:space="preserve">has a combined architectural and structural model and a building-services model. In each case the structural model was opened as host with the other models as links, detached and read-only, and nothing was saved.</w:t>
+      </w:r>
+    </w:p>
+    <w:bookmarkStart w:id="31" w:name="_d57d71d8ac30036dde48f3a004516f3b597f61b"/>
     <w:p>
       <w:pPr>
         <w:pStyle w:val="TableCaption"/>
@@ -8673,13 +6959,13 @@
         </w:tc>
       </w:tr>
     </w:tbl>
-    <w:bookmarkEnd w:id="33"/>
+    <w:bookmarkEnd w:id="31"/>
     <w:p>
       <w:pPr>
         <w:pStyle w:val="FirstParagraph"/>
       </w:pPr>
       <w:r>
-        <w:t xml:space="preserve">Snowdon Towers served as the</w:t>
+        <w:t xml:space="preserve">Snowdon Towers was the</w:t>
       </w:r>
       <w:r>
         <w:t xml:space="preserve"> </w:t>
@@ -8695,7 +6981,7 @@
         <w:t xml:space="preserve"> </w:t>
       </w:r>
       <w:r>
-        <w:t xml:space="preserve">case: errors found while analysing it led to the corrections described in Sections 5.1 and 5.2 (containment, connection set-backs, open-web members, component-wise Booleans). The method was then frozen and applied unchanged to Golden Nugget as a</w:t>
+        <w:t xml:space="preserve">case: errors found while analysing it led to the corrections reported with the detection and load-path results. The method was then frozen and applied to Golden Nugget as a</w:t>
       </w:r>
       <w:r>
         <w:t xml:space="preserve"> </w:t>
@@ -8711,7 +6997,7 @@
         <w:t xml:space="preserve"> </w:t>
       </w:r>
       <w:r>
-        <w:t xml:space="preserve">case. The held-out run exposed assumptions that did not generalise and one reproducibility defect. The following were therefore revised and re-applied to</w:t>
+        <w:t xml:space="preserve">case, which exposed assumptions that did not generalise and one reproducibility defect. The following were revised and re-applied to</w:t>
       </w:r>
       <w:r>
         <w:t xml:space="preserve"> </w:t>
@@ -8762,14 +7048,14 @@
         </m:sSub>
       </m:oMath>
       <w:r>
-        <w:t xml:space="preserve">; (ii) the beam–column and brace orientation rules; (iii) the reinforcement-zone rule, now restricted to concrete; and (iv) the handling of open components (convex hulls and a deterministic inside test instead of random sampling). Section 5.6 reports the frozen and revised results side by side, and all other results use the revised method. In the development case, items (i) and (ii) changed the classification of three clashes and items (iii) and (iv) changed none.</w:t>
+        <w:t xml:space="preserve">; (ii) the beam–column and brace orientation rules; (iii) the reinforcement-zone rule, now restricted to concrete; and (iv) the handling of open components. Section 5.6 compares the frozen and revised results; all other results use the revised method, which changed three classes in the development case.</w:t>
       </w:r>
     </w:p>
     <w:p>
       <w:pPr>
         <w:pStyle w:val="Heading2"/>
       </w:pPr>
-      <w:bookmarkStart w:id="34" w:name="_5f020aa0c6197c84931fcdc6869c02457456c12"/>
+      <w:bookmarkStart w:id="32" w:name="_5f020aa0c6197c84931fcdc6869c02457456c12"/>
       <w:r>
         <w:rPr>
           <w:rStyle w:val="SectionNumber"/>
@@ -8782,7 +7068,7 @@
       <w:r>
         <w:t xml:space="preserve">Evaluation design</w:t>
       </w:r>
-      <w:bookmarkEnd w:id="34"/>
+      <w:bookmarkEnd w:id="32"/>
     </w:p>
     <w:p>
       <w:pPr>
@@ -8803,7 +7089,7 @@
         <w:t xml:space="preserve"> </w:t>
       </w:r>
       <w:r>
-        <w:t xml:space="preserve">Pairs classified as physical clashes (hard or touch) were compared with the pairs returned by Revit’s</w:t>
+        <w:t xml:space="preserve">Physical clashes (hard and touch) were compared with the pairs returned by Revit’s</w:t>
       </w:r>
       <w:r>
         <w:t xml:space="preserve"> </w:t>
@@ -8815,10 +7101,7 @@
         <w:t xml:space="preserve">ElementIntersectsSolidFilter</w:t>
       </w:r>
       <w:r>
-        <w:t xml:space="preserve"> </w:t>
-      </w:r>
-      <w:r>
-        <w:t xml:space="preserve">for the same elements, giving true positives, false positives and false negatives. Every disagreement was inspected. Broad-phase scalability was measured by tiling a model</w:t>
+        <w:t xml:space="preserve">, and every disagreement was inspected. Broad-phase scalability was measured by tiling a model</w:t>
       </w:r>
       <w:r>
         <w:t xml:space="preserve"> </w:t>
@@ -8827,48 +7110,12 @@
         <m:r>
           <m:t>k</m:t>
         </m:r>
-        <m:r>
-          <m:rPr>
-            <m:sty m:val="p"/>
-          </m:rPr>
-          <m:t>=</m:t>
-        </m:r>
-        <m:r>
-          <m:t>1</m:t>
-        </m:r>
-        <m:r>
-          <m:rPr>
-            <m:sty m:val="p"/>
-          </m:rPr>
-          <m:t>,</m:t>
-        </m:r>
-        <m:r>
-          <m:t>2</m:t>
-        </m:r>
-        <m:r>
-          <m:rPr>
-            <m:sty m:val="p"/>
-          </m:rPr>
-          <m:t>,</m:t>
-        </m:r>
-        <m:r>
-          <m:t>4</m:t>
-        </m:r>
-        <m:r>
-          <m:rPr>
-            <m:sty m:val="p"/>
-          </m:rPr>
-          <m:t>,</m:t>
-        </m:r>
-        <m:r>
-          <m:t>8</m:t>
-        </m:r>
       </m:oMath>
       <w:r>
         <w:t xml:space="preserve"> </w:t>
       </w:r>
       <w:r>
-        <w:t xml:space="preserve">times and timing the brute-force and R-tree broad phases, whose candidate sets were asserted to be identical.</w:t>
+        <w:t xml:space="preserve">= 1, 2, 4 and 8 times.</w:t>
       </w:r>
     </w:p>
     <w:p>
@@ -8890,7 +7137,7 @@
         <w:t xml:space="preserve"> </w:t>
       </w:r>
       <w:r>
-        <w:t xml:space="preserve">Global equilibrium (load entering the ground versus the total load of supported members), the number of unsupported members and their causes, and the distribution of carried loads by member type were examined.</w:t>
+        <w:t xml:space="preserve">Global equilibrium, unsupported members and the distribution of carried loads were examined.</w:t>
       </w:r>
     </w:p>
     <w:p>
@@ -8912,7 +7159,7 @@
         <w:t xml:space="preserve"> </w:t>
       </w:r>
       <w:r>
-        <w:t xml:space="preserve">The proposed classification was compared with three alternatives: (i)</w:t>
+        <w:t xml:space="preserve">The proposed classes were compared with (i)</w:t>
       </w:r>
       <w:r>
         <w:t xml:space="preserve"> </w:t>
@@ -8939,7 +7186,7 @@
         <w:t xml:space="preserve"> </w:t>
       </w:r>
       <w:r>
-        <w:t xml:space="preserve">with every member assigned the middle consequence level (an ablation of the load path); (ii)</w:t>
+        <w:t xml:space="preserve">with every member at the middle consequence level (a load-path ablation); (ii)</w:t>
       </w:r>
       <w:r>
         <w:t xml:space="preserve"> </w:t>
@@ -8952,7 +7199,7 @@
         <w:t xml:space="preserve">geometry only</w:t>
       </w:r>
       <w:r>
-        <w:t xml:space="preserve">, a class from the smallest clash extent with thresholds of 10, 50 and 150 mm, reflecting penetration-depth triage in common clash software; and (iii)</w:t>
+        <w:t xml:space="preserve">, classes from the smallest clash extent with thresholds of 10, 50 and 150 mm, as in penetration-depth triage; and (iii)</w:t>
       </w:r>
       <w:r>
         <w:t xml:space="preserve"> </w:t>
@@ -8965,7 +7212,7 @@
         <w:t xml:space="preserve">category rules</w:t>
       </w:r>
       <w:r>
-        <w:t xml:space="preserve">, a priority by member type (column &gt; beam, wall, foundation &gt; slab) raised by one level for MEP elements of 300 mm or more. A one-at-a-time sensitivity analysis varied the impact and consequence thresholds (×0.5 to ×2), α, β, the live and superimposed dead loads, and the contact and end tolerances. It reports the Jaccard overlap of the Critical+Major set, the quadratic-weighted Cohen’s κ of the four classes, and Kendall’s τ of the top-50 scores with respect to the reference configuration.</w:t>
+        <w:t xml:space="preserve">, a priority by member type (column &gt; beam, wall, foundation &gt; slab), raised one level for MEP elements of 300 mm or more. A one-at-a-time sensitivity analysis varied the impact and consequence thresholds (×0.5 to ×2), α, β, the loads and the tolerances, reporting the Jaccard overlap of the Critical+Major set, the quadratic-weighted Cohen’s κ of the classes and Kendall’s τ of the top-50 scores.</w:t>
       </w:r>
     </w:p>
     <w:p>
@@ -8987,14 +7234,14 @@
         <w:t xml:space="preserve"> </w:t>
       </w:r>
       <w:r>
-        <w:t xml:space="preserve">A seeded stream of 120 design changes (20 each of MEP move, resize, add and delete, and beam move and delete) was applied one at a time through the twin. After every 20 events, the incremental state was compared with a full recomputation of the same model state, and the full recomputation was timed.</w:t>
+        <w:t xml:space="preserve">A seeded stream of 120 changes (20 each of MEP move, resize, add and delete, and beam move and delete) was applied through the twin; every 20 events, the incremental state was compared with, and timed against, a full recomputation.</w:t>
       </w:r>
     </w:p>
     <w:p>
       <w:pPr>
         <w:pStyle w:val="Heading1"/>
       </w:pPr>
-      <w:bookmarkStart w:id="35" w:name="_results"/>
+      <w:bookmarkStart w:id="33" w:name="_results"/>
       <w:r>
         <w:rPr>
           <w:rStyle w:val="SectionNumber"/>
@@ -9007,13 +7254,13 @@
       <w:r>
         <w:t xml:space="preserve">Results</w:t>
       </w:r>
-      <w:bookmarkEnd w:id="35"/>
+      <w:bookmarkEnd w:id="33"/>
     </w:p>
     <w:p>
       <w:pPr>
         <w:pStyle w:val="Heading2"/>
       </w:pPr>
-      <w:bookmarkStart w:id="36" w:name="_ddeb4f6bce894989886e7f4deba8db20a5eb724"/>
+      <w:bookmarkStart w:id="34" w:name="_ddeb4f6bce894989886e7f4deba8db20a5eb724"/>
       <w:r>
         <w:rPr>
           <w:rStyle w:val="SectionNumber"/>
@@ -9026,17 +7273,17 @@
       <w:r>
         <w:t xml:space="preserve">Clash detection (RQ1)</w:t>
       </w:r>
-      <w:bookmarkEnd w:id="36"/>
+      <w:bookmarkEnd w:id="34"/>
     </w:p>
     <w:p>
       <w:pPr>
         <w:pStyle w:val="FirstParagraph"/>
       </w:pPr>
       <w:r>
-        <w:t xml:space="preserve">In Snowdon Towers, the extractor exported 1,185 structural members (959 beams, 54 columns, 90 foundations, 58 structural walls and 24 slabs) and 9,129 MEP elements from three links (HVAC 2,118; electrical 852; plumbing 6,159). It found 687 hard clashes, 17 touches and 592 clearance clashes (Table 4). Of the hard clashes, 602 involved slabs (mostly pipes and conduits through floors), 43 beams, 37 walls and 5 foundations. Clearance clashes concentrated on beams (478), where ducts and pipes run just beneath the framing.</w:t>
-      </w:r>
-    </w:p>
-    <w:bookmarkStart w:id="37" w:name="_fc953255c3a869271e6665262b6e68bf71e1d4e"/>
+        <w:t xml:space="preserve">Snowdon Towers has 1,185 structural members (959 beams, 54 columns, 90 foundations, 58 walls and 24 slabs) and 9,129 MEP elements in three links (HVAC 2,118; electrical 852; plumbing 6,159). The framework found 687 hard clashes, 17 touches and 592 clearance clashes (Table 4). Of the hard clashes, 602 involved slabs, mostly pipes and conduits through floors, and clearance clashes concentrated on beams (478), where ducts and pipes run just beneath the framing.</w:t>
+      </w:r>
+    </w:p>
+    <w:bookmarkStart w:id="35" w:name="_fc953255c3a869271e6665262b6e68bf71e1d4e"/>
     <w:p>
       <w:pPr>
         <w:pStyle w:val="TableCaption"/>
@@ -9559,40 +7806,16 @@
         </w:tc>
       </w:tr>
     </w:tbl>
-    <w:bookmarkEnd w:id="37"/>
+    <w:bookmarkEnd w:id="35"/>
     <w:p>
       <w:pPr>
         <w:pStyle w:val="FirstParagraph"/>
       </w:pPr>
       <w:r>
-        <w:t xml:space="preserve">Agreement with Revit’s own solid-intersection filter was high: 696 of Revit’s 697 pairs were also found (recall 0.999), and 8 of the 704 physical clashes were not in Revit’s set (precision 0.989). All 8 are zero-volume face contacts (touches), which Revit’s filter excludes by definition, and the single remaining miss is a pipe whose polygonal tessellation stops short of a slab face. Two errors found during development explain why exact geometry handling matters. First, mesh–mesh collision tests only surface triangles, so 59 MEP elements lying</w:t>
-      </w:r>
-      <w:r>
-        <w:t xml:space="preserve"> </w:t>
-      </w:r>
-      <w:r>
-        <w:rPr>
-          <w:i/>
-          <w:iCs/>
-        </w:rPr>
-        <w:t xml:space="preserve">entirely inside</w:t>
-      </w:r>
-      <w:r>
-        <w:t xml:space="preserve"> </w:t>
-      </w:r>
-      <w:r>
-        <w:t xml:space="preserve">slabs or walls (embedded elbows, pipes inside walls) were invisible to them, which initially lowered recall to 0.914. The containment test recovered them. Second, the open-web joists (482 members) are modelled as touching bar solids and are not watertight as single meshes. A sampling fallback underestimated their intersection volumes by up to a factor of 2.6 and was not reproducible run-to-run, whereas the component-wise exact Boolean is both exact and deterministic. After these corrections, all 704 physical clashes are measured by an exact Boolean, one of them with a convex-hull stand-in for an open component.</w:t>
-      </w:r>
-    </w:p>
-    <w:p>
-      <w:pPr>
-        <w:pStyle w:val="BodyText"/>
-      </w:pPr>
-      <w:r>
-        <w:t xml:space="preserve">Run times are shown in Fig. 2. The R-tree reduced the 10.8 million structural–MEP pairs to 2,040 candidates in 0.09 s. When the model was tiled up to eight times (692 million pairs), the brute-force broad phase grew quadratically to 45 s, whereas the R-tree grew almost linearly to 0.84 s (Fig. 2a). The complete pipeline (detection 17 s, load-path graph 17 s, severity 5 s) took 39 s, against 544 s for Revit’s filter to produce its reference pairs for the same elements (Fig. 2b). That comparison does not generalise to every model (Section 5.6).</w:t>
-      </w:r>
-    </w:p>
-    <w:bookmarkStart w:id="41" w:name="_3b23a916554b579fd7a4d4043bdfad089c826c3"/>
+        <w:t xml:space="preserve">Revit’s filter returned 697 pairs, of which 696 were found (recall 0.999), and 8 of the 704 physical clashes were not in Revit’s set (precision 0.989). All 8 are zero-volume face contacts, which Revit’s filter excludes by definition, and the single miss is a pipe whose tessellation stops short of a slab face. During development, surface-only collision tests missed 59 MEP elements lying entirely inside slabs or walls (recall 0.914 before the containment test was added), and a sampling fallback underestimated intersection volumes in the non-watertight open-web joists by up to a factor of 2.6, whereas the component-wise Boolean is exact and deterministic. The R-tree reduced the 10.8 million structural–MEP pairs to 2,040 candidates in 0.09 s. With the model tiled eight times (692 million pairs), the brute-force broad phase grew quadratically to 45 s and the R-tree almost linearly to 0.84 s (Fig. 2a). The complete pipeline (detection 17 s, load-path graph 17 s, severity 5 s) took 39 s, against 544 s for Revit’s filter (Fig. 2b), although that advantage does not hold for every model (Section 5.6).</w:t>
+      </w:r>
+    </w:p>
+    <w:bookmarkStart w:id="39" w:name="_3b23a916554b579fd7a4d4043bdfad089c826c3"/>
     <w:p>
       <w:pPr>
         <w:pStyle w:val="CaptionedFigure"/>
@@ -9600,20 +7823,20 @@
       <w:r>
         <w:drawing>
           <wp:inline>
-            <wp:extent cx="5753100" cy="2671410"/>
+            <wp:extent cx="4314825" cy="2003557"/>
             <wp:effectExtent b="0" l="0" r="0" t="0"/>
-            <wp:docPr descr="Fig. 2. Detection efficiency. (a) Broad-phase time against the number of structural–MEP element pairs when Snowdon Towers is tiled k = 1, 2, 4, 8 times; candidate sets are identical. (b) End-to-end time of the proposed pipeline and of Revit’s ElementIntersectsSolidFilter." title="" id="39" name="Picture"/>
+            <wp:docPr descr="Fig. 2. Detection efficiency. (a) Broad-phase time against the number of structural–MEP element pairs when Snowdon Towers is tiled k = 1, 2, 4, 8 times; candidate sets are identical. (b) End-to-end time of the proposed pipeline and of Revit’s ElementIntersectsSolidFilter." title="" id="37" name="Picture"/>
             <a:graphic>
               <a:graphicData uri="http://schemas.openxmlformats.org/drawingml/2006/picture">
                 <pic:pic>
                   <pic:nvPicPr>
-                    <pic:cNvPr descr="figures/fig2_detection.png" id="40" name="Picture"/>
+                    <pic:cNvPr descr="figures/fig2_detection.png" id="38" name="Picture"/>
                     <pic:cNvPicPr>
                       <a:picLocks noChangeArrowheads="1" noChangeAspect="1"/>
                     </pic:cNvPicPr>
                   </pic:nvPicPr>
                   <pic:blipFill>
-                    <a:blip r:embed="rId38"/>
+                    <a:blip r:embed="rId36"/>
                     <a:stretch>
                       <a:fillRect/>
                     </a:stretch>
@@ -9621,7 +7844,7 @@
                   <pic:spPr bwMode="auto">
                     <a:xfrm>
                       <a:off x="0" y="0"/>
-                      <a:ext cx="5753100" cy="2671410"/>
+                      <a:ext cx="4314825" cy="2003557"/>
                     </a:xfrm>
                     <a:prstGeom prst="rect">
                       <a:avLst/>
@@ -9648,12 +7871,12 @@
         <w:t xml:space="preserve">Fig. 2. Detection efficiency. (a) Broad-phase time against the number of structural–MEP element pairs when Snowdon Towers is tiled k = 1, 2, 4, 8 times; candidate sets are identical. (b) End-to-end time of the proposed pipeline and of Revit’s ElementIntersectsSolidFilter.</w:t>
       </w:r>
     </w:p>
-    <w:bookmarkEnd w:id="41"/>
+    <w:bookmarkEnd w:id="39"/>
     <w:p>
       <w:pPr>
         <w:pStyle w:val="Heading2"/>
       </w:pPr>
-      <w:bookmarkStart w:id="42" w:name="_cbd4f74c4243c21c43ac90e7536e4244a069427"/>
+      <w:bookmarkStart w:id="40" w:name="_cbd4f74c4243c21c43ac90e7536e4244a069427"/>
       <w:r>
         <w:rPr>
           <w:rStyle w:val="SectionNumber"/>
@@ -9666,14 +7889,14 @@
       <w:r>
         <w:t xml:space="preserve">Load-path graph (RQ2)</w:t>
       </w:r>
-      <w:bookmarkEnd w:id="42"/>
+      <w:bookmarkEnd w:id="40"/>
     </w:p>
     <w:p>
       <w:pPr>
         <w:pStyle w:val="FirstParagraph"/>
       </w:pPr>
       <w:r>
-        <w:t xml:space="preserve">The graph of Snowdon Towers has 1,185 member nodes and 3,432 support edges, from 4,059 contact pairs. Only one directed cycle had to be broken. Fig. 3a shows the graph and Fig. 3b the distribution of carried loads. The reference bay load, the median load a member receives directly from a slab, is</w:t>
+        <w:t xml:space="preserve">The graph of Snowdon Towers has 1,185 member nodes and 3,432 support edges from 4,059 contact pairs, and only one directed cycle had to be broken (Fig. 3). The reference bay load is</w:t>
       </w:r>
       <w:r>
         <w:t xml:space="preserve"> </w:t>
@@ -9720,30 +7943,10 @@
         <w:t xml:space="preserve"> </w:t>
       </w:r>
       <w:r>
-        <w:t xml:space="preserve">kN. Beams, most of which are joists, cluster around it, whereas walls, columns and foundations carry one to two orders of magnitude more, up to 14.1 MN. The total factored load of the supported structure, 114.2 MN, enters the ground exactly (ratio 1.0000), which confirms that propagation conserves load.</w:t>
-      </w:r>
-    </w:p>
-    <w:p>
-      <w:pPr>
-        <w:pStyle w:val="BodyText"/>
-      </w:pPr>
-      <w:r>
-        <w:t xml:space="preserve">Three findings were instructive. (i) With mesh contact alone, 60 members (5.1 %) had no path to the ground. Most were W18x55 girders whose steel geometry is cut back at the connections, leaving a gap to the column larger than the contact tolerance, with no Revit join recorded. Adding member-end proximity reduced the unsupported set to 21, and the revised beam–column rule (Section 5.6) correctly placed two short roof-level columns on the beams they stand on. (ii) The remaining 18 members (1.5 %), 17 short steel beams and channels and one wall, have no modelled support. Flagging such members is a useful by-product of the framework. (iii) Before load was restricted to supports that reach the ground, 5 % of the load</w:t>
-      </w:r>
-      <w:r>
-        <w:t xml:space="preserve"> </w:t>
-      </w:r>
-      <w:r>
-        <w:t xml:space="preserve">“leaked”</w:t>
-      </w:r>
-      <w:r>
-        <w:t xml:space="preserve"> </w:t>
-      </w:r>
-      <w:r>
-        <w:t xml:space="preserve">into the unsupported cluster.</w:t>
-      </w:r>
-    </w:p>
-    <w:bookmarkStart w:id="46" w:name="_b63dc8bd6ef84bfb1acadaaf438c76d4f7a957a"/>
+        <w:t xml:space="preserve">kN. Beams, most of which are joists, cluster around it, whereas walls, columns and foundations carry one to two orders of magnitude more, up to 14.1 MN. The total factored load of 114.2 MN enters the ground exactly (ratio 1.0000). With mesh contact alone, 60 members (5.1 %) had no path to the ground, mostly W18x55 girders whose steel geometry is cut back at the connections; member-end proximity reduced this to 21, and the revised beam–column rule to 18 (1.5 %). These are 17 short steel beams and channels and one wall with no modelled support, which the framework flags as modelling gaps.</w:t>
+      </w:r>
+    </w:p>
+    <w:bookmarkStart w:id="44" w:name="_b63dc8bd6ef84bfb1acadaaf438c76d4f7a957a"/>
     <w:p>
       <w:pPr>
         <w:pStyle w:val="CaptionedFigure"/>
@@ -9751,20 +7954,20 @@
       <w:r>
         <w:drawing>
           <wp:inline>
-            <wp:extent cx="5753100" cy="2613713"/>
+            <wp:extent cx="4602480" cy="2090971"/>
             <wp:effectExtent b="0" l="0" r="0" t="0"/>
-            <wp:docPr descr="Fig. 3. Load-path graph of Snowdon Towers. (a) Members shaded by the factored load they carry (log scale; darker means more load); thin lines are support edges; open circles mark the 18 members with no path to the ground. (b) Carried load by member type; bars show the median and interquartile range; loads below 1 kN are shown at 1 kN." title="" id="44" name="Picture"/>
+            <wp:docPr descr="Fig. 3. Load-path graph of Snowdon Towers. (a) Members shaded by the factored load they carry (log scale; darker means more load); thin lines are support edges; open circles mark the 18 members with no path to the ground. (b) Carried load by member type; bars show the median and interquartile range; loads below 1 kN are shown at 1 kN." title="" id="42" name="Picture"/>
             <a:graphic>
               <a:graphicData uri="http://schemas.openxmlformats.org/drawingml/2006/picture">
                 <pic:pic>
                   <pic:nvPicPr>
-                    <pic:cNvPr descr="figures/fig3_loadpath.png" id="45" name="Picture"/>
+                    <pic:cNvPr descr="figures/fig3_loadpath.png" id="43" name="Picture"/>
                     <pic:cNvPicPr>
                       <a:picLocks noChangeArrowheads="1" noChangeAspect="1"/>
                     </pic:cNvPicPr>
                   </pic:nvPicPr>
                   <pic:blipFill>
-                    <a:blip r:embed="rId43"/>
+                    <a:blip r:embed="rId41"/>
                     <a:stretch>
                       <a:fillRect/>
                     </a:stretch>
@@ -9772,7 +7975,7 @@
                   <pic:spPr bwMode="auto">
                     <a:xfrm>
                       <a:off x="0" y="0"/>
-                      <a:ext cx="5753100" cy="2613713"/>
+                      <a:ext cx="4602480" cy="2090971"/>
                     </a:xfrm>
                     <a:prstGeom prst="rect">
                       <a:avLst/>
@@ -9799,12 +8002,12 @@
         <w:t xml:space="preserve">Fig. 3. Load-path graph of Snowdon Towers. (a) Members shaded by the factored load they carry (log scale; darker means more load); thin lines are support edges; open circles mark the 18 members with no path to the ground. (b) Carried load by member type; bars show the median and interquartile range; loads below 1 kN are shown at 1 kN.</w:t>
       </w:r>
     </w:p>
-    <w:bookmarkEnd w:id="46"/>
+    <w:bookmarkEnd w:id="44"/>
     <w:p>
       <w:pPr>
         <w:pStyle w:val="Heading2"/>
       </w:pPr>
-      <w:bookmarkStart w:id="47" w:name="_4682edbedd9394d1695d36c979db2de8abbcfbe"/>
+      <w:bookmarkStart w:id="45" w:name="_4682edbedd9394d1695d36c979db2de8abbcfbe"/>
       <w:r>
         <w:rPr>
           <w:rStyle w:val="SectionNumber"/>
@@ -9817,73 +8020,17 @@
       <w:r>
         <w:t xml:space="preserve">Severity classification (RQ3)</w:t>
       </w:r>
-      <w:bookmarkEnd w:id="47"/>
+      <w:bookmarkEnd w:id="45"/>
     </w:p>
     <w:p>
       <w:pPr>
         <w:pStyle w:val="FirstParagraph"/>
       </w:pPr>
       <w:r>
-        <w:t xml:space="preserve">Fig. 4 and Table 5 compare the four classifications of the 687 hard clashes in Snowdon Towers. The proposed method rated 1 clash Critical, 11 Major, 96 Minor and 579 Negligible. Geometry-only triage rated 43 Critical and 344 Major, so 387 clashes (56 %) would need priority attention. Category rules rated 4 Critical and 83 Major. Agreement with the proposed classes is close to chance for geometry-only triage (quadratic-weighted κ = 0.03) and low for category rules (κ = 0.15). The cross-tabulation (Fig. 5) shows that the methods disagree in</w:t>
-      </w:r>
-      <w:r>
-        <w:t xml:space="preserve"> </w:t>
-      </w:r>
-      <w:r>
-        <w:rPr>
-          <w:i/>
-          <w:iCs/>
-        </w:rPr>
-        <w:t xml:space="preserve">both</w:t>
-      </w:r>
-      <w:r>
-        <w:t xml:space="preserve"> </w:t>
-      </w:r>
-      <w:r>
-        <w:t xml:space="preserve">directions:</w:t>
-      </w:r>
-    </w:p>
-    <w:p>
-      <w:pPr>
-        <w:pStyle w:val="Compact"/>
-        <w:numPr>
-          <w:ilvl w:val="0"/>
-          <w:numId w:val="1005"/>
-        </w:numPr>
-      </w:pPr>
-      <w:r>
-        <w:t xml:space="preserve">Of the 387 clashes that geometry-only triage would prioritise, 349 are slab penetrations. These are predominantly vertical pipes passing through the floor plate, 426 of the slab clashes pass through the full thickness, and they would normally be resolved with a sleeve. The proposed method rated 320 of them Negligible and 62 Minor, because the opening is small relative to the column-strip width and the punching perimeter, and because the local panel load is small.</w:t>
-      </w:r>
-    </w:p>
-    <w:p>
-      <w:pPr>
-        <w:pStyle w:val="Compact"/>
-        <w:numPr>
-          <w:ilvl w:val="0"/>
-          <w:numId w:val="1005"/>
-        </w:numPr>
-      </w:pPr>
-      <w:r>
-        <w:t xml:space="preserve">Conversely, 7 of the 12 clashes that the proposed method rated Critical or Major were only</w:t>
-      </w:r>
-      <w:r>
-        <w:t xml:space="preserve"> </w:t>
-      </w:r>
-      <w:r>
-        <w:rPr>
-          <w:i/>
-          <w:iCs/>
-        </w:rPr>
-        <w:t xml:space="preserve">Minor</w:t>
-      </w:r>
-      <w:r>
-        <w:t xml:space="preserve"> </w:t>
-      </w:r>
-      <w:r>
-        <w:t xml:space="preserve">for geometry-only triage. Examples are a 203 mm duct clipping the bottom flange of a W-shape girder (Fig. 6b), where the penetration depth is small but the flange carries most of the flexural capacity, and mechanical units cutting the chords of open-web joists (Fig. 6c).</w:t>
-      </w:r>
-    </w:p>
-    <w:bookmarkStart w:id="48" w:name="_9b1e70ae00dcb6656875058397f94d1e3b8642a"/>
+        <w:t xml:space="preserve">Of the 687 hard clashes in Snowdon Towers, the proposed method rated 1 Critical, 11 Major, 96 Minor and 579 Negligible (Fig. 4 and Table 5). Geometry-only triage rated 43 Critical and 344 Major, so 387 clashes (56 %) would need priority attention, and category rules rated 4 Critical and 83 Major. Agreement with the proposed classes is close to chance for geometry-only triage (quadratic-weighted κ = 0.03) and low for category rules (κ = 0.15), and the methods disagree in both directions (Fig. 5). Of the 387 clashes that geometry-only triage would prioritise, 349 are slab penetrations, mostly vertical pipes through the floor plate that would normally be sleeved; the proposed method rated 320 of the 387 Negligible and 62 Minor, because the openings are small relative to the column strip and the punching perimeter and the local panel load is small. Conversely, 7 of the 12 clashes that the proposed method rated Critical or Major were only Minor for geometry-only triage, such as a 203 mm duct clipping the bottom flange of a W-shape girder (Fig. 6b) and mechanical units cutting the chords of open-web joists (Fig. 6c).</w:t>
+      </w:r>
+    </w:p>
+    <w:bookmarkStart w:id="46" w:name="_9b1e70ae00dcb6656875058397f94d1e3b8642a"/>
     <w:p>
       <w:pPr>
         <w:pStyle w:val="TableCaption"/>
@@ -11235,13 +9382,13 @@
         </w:tc>
       </w:tr>
     </w:tbl>
-    <w:bookmarkEnd w:id="48"/>
+    <w:bookmarkEnd w:id="46"/>
     <w:p>
       <w:pPr>
         <w:pStyle w:val="FirstParagraph"/>
       </w:pPr>
       <w:r>
-        <w:t xml:space="preserve">The single Critical clash is a 273 mm pipe running along the inside of a foundation that carries about 5 MN, or 100 bay-equivalents (Fig. 6a). Its local impact alone (</w:t>
+        <w:t xml:space="preserve">The single Critical clash is a 273 mm pipe running inside a foundation that carries about 5 MN, or 100 bay-equivalents (Fig. 6a); its local impact alone (</w:t>
       </w:r>
       <m:oMath>
         <m:r>
@@ -11258,20 +9405,10 @@
         </m:r>
       </m:oMath>
       <w:r>
-        <w:t xml:space="preserve">) would make it Major. The load-path ablation (</w:t>
-      </w:r>
-      <w:r>
-        <w:rPr>
-          <w:i/>
-          <w:iCs/>
-        </w:rPr>
-        <w:t xml:space="preserve">local impact only</w:t>
-      </w:r>
-      <w:r>
-        <w:t xml:space="preserve">) produced 11 Critical or Major clashes. Adding the consequence level downgraded two of them, chord cuts in open-web joists carrying about one bay, and upgraded three: small pipes through heavily loaded walls (16–35 bays) and a pipe embedded in a slab directly beneath a wall that has no other support (orphaned load 1.8 MN). This is the intended effect of separating local damage from global consequence.</w:t>
-      </w:r>
-    </w:p>
-    <w:bookmarkStart w:id="52" w:name="_baace8379330e9c0ebd1c7376eeeb54130a3f9d"/>
+        <w:t xml:space="preserve">) would make it Major. The load-path ablation produced 11 Critical or Major clashes. The consequence level downgraded two of them (chord cuts in joists carrying about one bay) and upgraded three: small pipes through heavily loaded walls (16–35 bays) and a pipe embedded in a slab directly beneath a wall that has no other support (orphaned load 1.8 MN).</w:t>
+      </w:r>
+    </w:p>
+    <w:bookmarkStart w:id="50" w:name="_baace8379330e9c0ebd1c7376eeeb54130a3f9d"/>
     <w:p>
       <w:pPr>
         <w:pStyle w:val="CaptionedFigure"/>
@@ -11279,20 +9416,20 @@
       <w:r>
         <w:drawing>
           <wp:inline>
-            <wp:extent cx="5753100" cy="1860663"/>
+            <wp:extent cx="4602480" cy="1488530"/>
             <wp:effectExtent b="0" l="0" r="0" t="0"/>
-            <wp:docPr descr="Fig. 4. Distribution of severity classes of the hard clashes under the four classification methods. “C+M” is the number of Critical and Major clashes." title="" id="50" name="Picture"/>
+            <wp:docPr descr="Fig. 4. Distribution of severity classes of the hard clashes under the four classification methods. “C+M” is the number of Critical and Major clashes." title="" id="48" name="Picture"/>
             <a:graphic>
               <a:graphicData uri="http://schemas.openxmlformats.org/drawingml/2006/picture">
                 <pic:pic>
                   <pic:nvPicPr>
-                    <pic:cNvPr descr="figures/fig4_severity.png" id="51" name="Picture"/>
+                    <pic:cNvPr descr="figures/fig4_severity.png" id="49" name="Picture"/>
                     <pic:cNvPicPr>
                       <a:picLocks noChangeArrowheads="1" noChangeAspect="1"/>
                     </pic:cNvPicPr>
                   </pic:nvPicPr>
                   <pic:blipFill>
-                    <a:blip r:embed="rId49"/>
+                    <a:blip r:embed="rId47"/>
                     <a:stretch>
                       <a:fillRect/>
                     </a:stretch>
@@ -11300,7 +9437,7 @@
                   <pic:spPr bwMode="auto">
                     <a:xfrm>
                       <a:off x="0" y="0"/>
-                      <a:ext cx="5753100" cy="1860663"/>
+                      <a:ext cx="4602480" cy="1488530"/>
                     </a:xfrm>
                     <a:prstGeom prst="rect">
                       <a:avLst/>
@@ -11339,8 +9476,8 @@
         <w:t xml:space="preserve">is the number of Critical and Major clashes.</w:t>
       </w:r>
     </w:p>
-    <w:bookmarkEnd w:id="52"/>
-    <w:bookmarkStart w:id="56" w:name="_2cd318ba12f609ba1a2c6aa5101e28a4a8a48db"/>
+    <w:bookmarkEnd w:id="50"/>
+    <w:bookmarkStart w:id="54" w:name="_2cd318ba12f609ba1a2c6aa5101e28a4a8a48db"/>
     <w:p>
       <w:pPr>
         <w:pStyle w:val="CaptionedFigure"/>
@@ -11348,20 +9485,20 @@
       <w:r>
         <w:drawing>
           <wp:inline>
-            <wp:extent cx="4602480" cy="1851469"/>
+            <wp:extent cx="4027169" cy="1620035"/>
             <wp:effectExtent b="0" l="0" r="0" t="0"/>
-            <wp:docPr descr="Fig. 5. Cross-tabulation of geometry-only and proposed classes for the hard clashes." title="" id="54" name="Picture"/>
+            <wp:docPr descr="Fig. 5. Cross-tabulation of geometry-only and proposed classes for the hard clashes." title="" id="52" name="Picture"/>
             <a:graphic>
               <a:graphicData uri="http://schemas.openxmlformats.org/drawingml/2006/picture">
                 <pic:pic>
                   <pic:nvPicPr>
-                    <pic:cNvPr descr="figures/fig5_crosstab.png" id="55" name="Picture"/>
+                    <pic:cNvPr descr="figures/fig5_crosstab.png" id="53" name="Picture"/>
                     <pic:cNvPicPr>
                       <a:picLocks noChangeArrowheads="1" noChangeAspect="1"/>
                     </pic:cNvPicPr>
                   </pic:nvPicPr>
                   <pic:blipFill>
-                    <a:blip r:embed="rId53"/>
+                    <a:blip r:embed="rId51"/>
                     <a:stretch>
                       <a:fillRect/>
                     </a:stretch>
@@ -11369,7 +9506,7 @@
                   <pic:spPr bwMode="auto">
                     <a:xfrm>
                       <a:off x="0" y="0"/>
-                      <a:ext cx="4602480" cy="1851469"/>
+                      <a:ext cx="4027169" cy="1620035"/>
                     </a:xfrm>
                     <a:prstGeom prst="rect">
                       <a:avLst/>
@@ -11396,8 +9533,8 @@
         <w:t xml:space="preserve">Fig. 5. Cross-tabulation of geometry-only and proposed classes for the hard clashes.</w:t>
       </w:r>
     </w:p>
-    <w:bookmarkEnd w:id="56"/>
-    <w:bookmarkStart w:id="60" w:name="_293ccf73bda88ef4a8aefe1e6467cde8db0864d"/>
+    <w:bookmarkEnd w:id="54"/>
+    <w:bookmarkStart w:id="58" w:name="_293ccf73bda88ef4a8aefe1e6467cde8db0864d"/>
     <w:p>
       <w:pPr>
         <w:pStyle w:val="CaptionedFigure"/>
@@ -11405,20 +9542,20 @@
       <w:r>
         <w:drawing>
           <wp:inline>
-            <wp:extent cx="5753100" cy="3615811"/>
+            <wp:extent cx="4314825" cy="2711858"/>
             <wp:effectExtent b="0" l="0" r="0" t="0"/>
-            <wp:docPr descr="Fig. 6. Examples from Snowdon Towers (isometric view and view along the structural member). (a) A pipe running inside a heavily loaded foundation. (b) A duct clipping the bottom flange of a steel girder. (c) A mechanical unit cutting the chord zone of an open-web joist. (d) A large elbow in a slab on grade, Critical for geometry-only triage but structurally negligible." title="" id="58" name="Picture"/>
+            <wp:docPr descr="Fig. 6. Examples from Snowdon Towers (isometric view and view along the structural member). (a) A pipe running inside a heavily loaded foundation. (b) A duct clipping the bottom flange of a steel girder. (c) A mechanical unit cutting the chord zone of an open-web joist. (d) A large elbow in a slab on grade, Critical for geometry-only triage but structurally negligible." title="" id="56" name="Picture"/>
             <a:graphic>
               <a:graphicData uri="http://schemas.openxmlformats.org/drawingml/2006/picture">
                 <pic:pic>
                   <pic:nvPicPr>
-                    <pic:cNvPr descr="figures/fig6_examples.png" id="59" name="Picture"/>
+                    <pic:cNvPr descr="figures/fig6_examples.png" id="57" name="Picture"/>
                     <pic:cNvPicPr>
                       <a:picLocks noChangeArrowheads="1" noChangeAspect="1"/>
                     </pic:cNvPicPr>
                   </pic:nvPicPr>
                   <pic:blipFill>
-                    <a:blip r:embed="rId57"/>
+                    <a:blip r:embed="rId55"/>
                     <a:stretch>
                       <a:fillRect/>
                     </a:stretch>
@@ -11426,7 +9563,7 @@
                   <pic:spPr bwMode="auto">
                     <a:xfrm>
                       <a:off x="0" y="0"/>
-                      <a:ext cx="5753100" cy="3615811"/>
+                      <a:ext cx="4314825" cy="2711858"/>
                     </a:xfrm>
                     <a:prstGeom prst="rect">
                       <a:avLst/>
@@ -11453,12 +9590,12 @@
         <w:t xml:space="preserve">Fig. 6. Examples from Snowdon Towers (isometric view and view along the structural member). (a) A pipe running inside a heavily loaded foundation. (b) A duct clipping the bottom flange of a steel girder. (c) A mechanical unit cutting the chord zone of an open-web joist. (d) A large elbow in a slab on grade, Critical for geometry-only triage but structurally negligible.</w:t>
       </w:r>
     </w:p>
-    <w:bookmarkEnd w:id="60"/>
+    <w:bookmarkEnd w:id="58"/>
     <w:p>
       <w:pPr>
         <w:pStyle w:val="Heading2"/>
       </w:pPr>
-      <w:bookmarkStart w:id="61" w:name="_c5aeddccea850b9a643e46238d68113be8a37e2"/>
+      <w:bookmarkStart w:id="59" w:name="_c5aeddccea850b9a643e46238d68113be8a37e2"/>
       <w:r>
         <w:rPr>
           <w:rStyle w:val="SectionNumber"/>
@@ -11471,14 +9608,14 @@
       <w:r>
         <w:t xml:space="preserve">Sensitivity (RQ3)</w:t>
       </w:r>
-      <w:bookmarkEnd w:id="61"/>
+      <w:bookmarkEnd w:id="59"/>
     </w:p>
     <w:p>
       <w:pPr>
         <w:pStyle w:val="FirstParagraph"/>
       </w:pPr>
       <w:r>
-        <w:t xml:space="preserve">Fig. 7 summarises the one-at-a-time sensitivity analysis for both models. In Snowdon Towers the classification is insensitive to the consequence thresholds (κ</w:t>
+        <w:t xml:space="preserve">In Snowdon Towers the classification is insensitive to the consequence thresholds (κ</w:t>
       </w:r>
       <w:r>
         <w:rPr>
@@ -11490,7 +9627,7 @@
         <w:t xml:space="preserve"> </w:t>
       </w:r>
       <w:r>
-        <w:t xml:space="preserve">≥ 0.97 for scaling between 0.5 and 2), to the live and superimposed dead loads (κ</w:t>
+        <w:t xml:space="preserve">≥ 0.97 for scaling between 0.5 and 2), to the loads (κ</w:t>
       </w:r>
       <w:r>
         <w:rPr>
@@ -11502,7 +9639,7 @@
         <w:t xml:space="preserve"> </w:t>
       </w:r>
       <w:r>
-        <w:t xml:space="preserve">≥ 0.99), and to the contact and end tolerances (κ</w:t>
+        <w:t xml:space="preserve">≥ 0.99) and to the tolerances (κ</w:t>
       </w:r>
       <w:r>
         <w:rPr>
@@ -11514,7 +9651,7 @@
         <w:t xml:space="preserve"> </w:t>
       </w:r>
       <w:r>
-        <w:t xml:space="preserve">= 1.00). The orphan weight α and the score weight β do not change any class in either model, by construction, but they reorder the ranking within classes (Kendall’s τ of the top 50 between 0.73 and 0.98). In both models the impact thresholds matter most. Scaling them by 0.67 increases the Critical+Major set from 12 to 19 in Snowdon Towers and from 15 to 30 in Golden Nugget, and scaling by 1.5 reduces it to 6 and 2 respectively (Jaccard 0.13–0.67, κ</w:t>
+        <w:t xml:space="preserve">= 1.00) (Fig. 7). The weights α and β change no class, by construction, but reorder the ranking within classes (Kendall’s τ of the top 50 between 0.73 and 0.98). In both models the impact thresholds matter most: scaling them by 0.67 raises the Critical+Major set from 12 to 19 in Snowdon Towers and from 15 to 30 in Golden Nugget, and scaling by 1.5 reduces it to 6 and 2 (Jaccard 0.13–0.67, κ</w:t>
       </w:r>
       <w:r>
         <w:rPr>
@@ -11526,7 +9663,7 @@
         <w:t xml:space="preserve"> </w:t>
       </w:r>
       <w:r>
-        <w:t xml:space="preserve">0.76–0.94). Golden Nugget is also sensitive to two parameters that do not matter in Snowdon Towers. Halving the consequence thresholds raises its Critical+Major set to 28 (κ</w:t>
+        <w:t xml:space="preserve">0.76–0.94). Golden Nugget is also sensitive to halving the consequence thresholds (28 Critical+Major, κ</w:t>
       </w:r>
       <w:r>
         <w:rPr>
@@ -11538,7 +9675,7 @@
         <w:t xml:space="preserve"> </w:t>
       </w:r>
       <w:r>
-        <w:t xml:space="preserve">0.62), because many of its walls carry one to three bay-equivalents, close to the C1/C2 boundary. Doubling the contact tolerance to 100 mm also gives 28 (κ</w:t>
+        <w:t xml:space="preserve">0.62), because many of its walls carry one to three bay-equivalents, and to doubling the contact tolerance to 100 mm (28, κ</w:t>
       </w:r>
       <w:r>
         <w:rPr>
@@ -11550,10 +9687,10 @@
         <w:t xml:space="preserve"> </w:t>
       </w:r>
       <w:r>
-        <w:t xml:space="preserve">0.63), because more timber joints then count as supports and the unsupported set shrinks from 53 to 38. The impact thresholds, the consequence thresholds and, for timber framing, the contact tolerance are therefore the parameters that most need calibration against expert judgement (Section 6.2).</w:t>
-      </w:r>
-    </w:p>
-    <w:bookmarkStart w:id="65" w:name="_56127c34d9a1d9edcc283b9f66f6bc2407be489"/>
+        <w:t xml:space="preserve">0.63), because more timber joints then count as supports. These parameters most need calibration against expert judgement.</w:t>
+      </w:r>
+    </w:p>
+    <w:bookmarkStart w:id="63" w:name="_56127c34d9a1d9edcc283b9f66f6bc2407be489"/>
     <w:p>
       <w:pPr>
         <w:pStyle w:val="CaptionedFigure"/>
@@ -11561,20 +9698,20 @@
       <w:r>
         <w:drawing>
           <wp:inline>
-            <wp:extent cx="5753100" cy="2379248"/>
+            <wp:extent cx="4602480" cy="1903398"/>
             <wp:effectExtent b="0" l="0" r="0" t="0"/>
-            <wp:docPr descr="Fig. 7. One-at-a-time sensitivity of the severity classification (circles: Snowdon Towers; squares: Golden Nugget). (a) Jaccard overlap of the Critical+Major set, (b) quadratic-weighted κ of the four classes, and (c) Kendall’s τ of the top-50 scores, each relative to the reference configuration." title="" id="63" name="Picture"/>
+            <wp:docPr descr="Fig. 7. One-at-a-time sensitivity of the severity classification (circles: Snowdon Towers; squares: Golden Nugget). (a) Jaccard overlap of the Critical+Major set, (b) quadratic-weighted κ of the four classes, and (c) Kendall’s τ of the top-50 scores, each relative to the reference configuration." title="" id="61" name="Picture"/>
             <a:graphic>
               <a:graphicData uri="http://schemas.openxmlformats.org/drawingml/2006/picture">
                 <pic:pic>
                   <pic:nvPicPr>
-                    <pic:cNvPr descr="figures/fig7_sensitivity.png" id="64" name="Picture"/>
+                    <pic:cNvPr descr="figures/fig7_sensitivity.png" id="62" name="Picture"/>
                     <pic:cNvPicPr>
                       <a:picLocks noChangeArrowheads="1" noChangeAspect="1"/>
                     </pic:cNvPicPr>
                   </pic:nvPicPr>
                   <pic:blipFill>
-                    <a:blip r:embed="rId62"/>
+                    <a:blip r:embed="rId60"/>
                     <a:stretch>
                       <a:fillRect/>
                     </a:stretch>
@@ -11582,7 +9719,7 @@
                   <pic:spPr bwMode="auto">
                     <a:xfrm>
                       <a:off x="0" y="0"/>
-                      <a:ext cx="5753100" cy="2379248"/>
+                      <a:ext cx="4602480" cy="1903398"/>
                     </a:xfrm>
                     <a:prstGeom prst="rect">
                       <a:avLst/>
@@ -11609,12 +9746,12 @@
         <w:t xml:space="preserve">Fig. 7. One-at-a-time sensitivity of the severity classification (circles: Snowdon Towers; squares: Golden Nugget). (a) Jaccard overlap of the Critical+Major set, (b) quadratic-weighted κ of the four classes, and (c) Kendall’s τ of the top-50 scores, each relative to the reference configuration.</w:t>
       </w:r>
     </w:p>
-    <w:bookmarkEnd w:id="65"/>
+    <w:bookmarkEnd w:id="63"/>
     <w:p>
       <w:pPr>
         <w:pStyle w:val="Heading2"/>
       </w:pPr>
-      <w:bookmarkStart w:id="66" w:name="_690ac15bab9f6e35ba0e97c6169e678dcabd9e8"/>
+      <w:bookmarkStart w:id="64" w:name="_690ac15bab9f6e35ba0e97c6169e678dcabd9e8"/>
       <w:r>
         <w:rPr>
           <w:rStyle w:val="SectionNumber"/>
@@ -11627,30 +9764,14 @@
       <w:r>
         <w:t xml:space="preserve">Digital-twin performance (RQ4)</w:t>
       </w:r>
-      <w:bookmarkEnd w:id="66"/>
+      <w:bookmarkEnd w:id="64"/>
     </w:p>
     <w:p>
       <w:pPr>
         <w:pStyle w:val="FirstParagraph"/>
       </w:pPr>
       <w:r>
-        <w:t xml:space="preserve">The initial full synchronisation of Snowdon Towers took 38 s. Over the stream of 120 design changes, the incremental update latency (Fig. 8) had a median of 62 ms for MEP changes (95th percentile 143 ms) and 5.6 s for structural changes (95th percentile 6.4 s). A full recomputation of the same states took 23–27 s (mean 24 s), so MEP changes were processed about 400 times faster. MEP changes require only a few narrow-phase tests, with a median of one candidate pair per event. Structural changes are dominated by re-propagating loads through the graph (median 2.4 s) and by re-assessing every clash (3.2 s), which is done conservatively because a change in support can alter slab and consequence contexts anywhere downstream. At every one of the six checkpoints, the incremental state was</w:t>
-      </w:r>
-      <w:r>
-        <w:t xml:space="preserve"> </w:t>
-      </w:r>
-      <w:r>
-        <w:rPr>
-          <w:b/>
-          <w:bCs/>
-        </w:rPr>
-        <w:t xml:space="preserve">identical</w:t>
-      </w:r>
-      <w:r>
-        <w:t xml:space="preserve"> </w:t>
-      </w:r>
-      <w:r>
-        <w:t xml:space="preserve">to the full recomputation: the same clash pairs, kinds, classes and</w:t>
+        <w:t xml:space="preserve">The initial synchronisation of Snowdon Towers took 38 s. Over the 120 design changes, incremental updates took a median of 62 ms for MEP changes (95th percentile 143 ms) and 5.6 s for structural changes (95th percentile 6.4 s), against 23–27 s for a full recomputation (Fig. 8), so MEP changes were processed about 400 times faster. Structural updates are dominated by re-propagating loads (median 2.4 s) and by conservatively re-assessing every clash (3.2 s). At all six checkpoints the incremental state was identical to the full recomputation, with the same clash pairs, kinds, classes and</w:t>
       </w:r>
       <w:r>
         <w:t xml:space="preserve"> </w:t>
@@ -11664,10 +9785,10 @@
         <w:t xml:space="preserve"> </w:t>
       </w:r>
       <w:r>
-        <w:t xml:space="preserve">to six decimals. The twin also behaved sensibly: deleting MEP elements resolved 11 clashes, adding duplicated runs created 21, and lowering beams by 150 mm created 16 new clashes and resolved 4. Supplementary Video 1 shows the complete loop in Revit for one structural change. Lowering a W18x86 beam by 150 mm created three hard clashes on it (Critical, Major and Minor), and they appeared in the severity view 6.9 s after the edit: 3.1 s in Revit, which regenerates the beam and the joists attached to it and exports the change, and 3.4 s in the twin service. Restoring the beam returned the model to its 1,296 clashes. In Golden Nugget the corresponding medians were 37 ms and 2.5 s, again with identical results at every checkpoint (Section 5.6).</w:t>
-      </w:r>
-    </w:p>
-    <w:bookmarkStart w:id="70" w:name="_00e8d5c8babd08c9d0cfb8321989021e974aea9"/>
+        <w:t xml:space="preserve">to six decimals. Supplementary Video 1 shows the loop in Revit for one change: lowering a W18x86 beam by 150 mm created three hard clashes on it (Critical, Major and Minor), which appeared in the severity view 6.9 s after the edit (3.1 s in Revit and 3.4 s in the twin service), and restoring the beam returned the model to its 1,296 clashes.</w:t>
+      </w:r>
+    </w:p>
+    <w:bookmarkStart w:id="68" w:name="_00e8d5c8babd08c9d0cfb8321989021e974aea9"/>
     <w:p>
       <w:pPr>
         <w:pStyle w:val="CaptionedFigure"/>
@@ -11675,20 +9796,20 @@
       <w:r>
         <w:drawing>
           <wp:inline>
-            <wp:extent cx="4314825" cy="2257673"/>
+            <wp:extent cx="3739515" cy="1956650"/>
             <wp:effectExtent b="0" l="0" r="0" t="0"/>
-            <wp:docPr descr="Fig. 8. Incremental update latency of the digital twin for 120 design changes per model; horizontal bars are medians, the dashed lines are the mean times of a full recomputation." title="" id="68" name="Picture"/>
+            <wp:docPr descr="Fig. 8. Incremental update latency of the digital twin for 120 design changes per model; horizontal bars are medians, the dashed lines are the mean times of a full recomputation." title="" id="66" name="Picture"/>
             <a:graphic>
               <a:graphicData uri="http://schemas.openxmlformats.org/drawingml/2006/picture">
                 <pic:pic>
                   <pic:nvPicPr>
-                    <pic:cNvPr descr="figures/fig8_twin_latency.png" id="69" name="Picture"/>
+                    <pic:cNvPr descr="figures/fig8_twin_latency.png" id="67" name="Picture"/>
                     <pic:cNvPicPr>
                       <a:picLocks noChangeArrowheads="1" noChangeAspect="1"/>
                     </pic:cNvPicPr>
                   </pic:nvPicPr>
                   <pic:blipFill>
-                    <a:blip r:embed="rId67"/>
+                    <a:blip r:embed="rId65"/>
                     <a:stretch>
                       <a:fillRect/>
                     </a:stretch>
@@ -11696,7 +9817,7 @@
                   <pic:spPr bwMode="auto">
                     <a:xfrm>
                       <a:off x="0" y="0"/>
-                      <a:ext cx="4314825" cy="2257673"/>
+                      <a:ext cx="3739515" cy="1956650"/>
                     </a:xfrm>
                     <a:prstGeom prst="rect">
                       <a:avLst/>
@@ -11723,12 +9844,12 @@
         <w:t xml:space="preserve">Fig. 8. Incremental update latency of the digital twin for 120 design changes per model; horizontal bars are medians, the dashed lines are the mean times of a full recomputation.</w:t>
       </w:r>
     </w:p>
-    <w:bookmarkEnd w:id="70"/>
+    <w:bookmarkEnd w:id="68"/>
     <w:p>
       <w:pPr>
         <w:pStyle w:val="Heading2"/>
       </w:pPr>
-      <w:bookmarkStart w:id="71" w:name="_61bf0fe5c41a6277d2345f59d77154a57d59e34"/>
+      <w:bookmarkStart w:id="69" w:name="_61bf0fe5c41a6277d2345f59d77154a57d59e34"/>
       <w:r>
         <w:rPr>
           <w:rStyle w:val="SectionNumber"/>
@@ -11741,14 +9862,14 @@
       <w:r>
         <w:t xml:space="preserve">Held-out case: Golden Nugget</w:t>
       </w:r>
-      <w:bookmarkEnd w:id="71"/>
+      <w:bookmarkEnd w:id="69"/>
     </w:p>
     <w:p>
       <w:pPr>
         <w:pStyle w:val="FirstParagraph"/>
       </w:pPr>
       <w:r>
-        <w:t xml:space="preserve">Golden Nugget is structurally unlike Snowdon Towers. Concrete walls, slabs and foundations carry a timber skeleton frame (posts with tenon joints, transoms, purlins and braces) together with steel HEB beams and columns. Its 637 structural members comprise 277 beams, 59 braces, 139 columns, 102 walls, 45 slabs and 15 foundations, and its building-services model contributes 5,283 of the 5,297 MEP elements (Table 3). The export of the building-services model was interrupted once and resumed: the resumable export keeps every complete record, so no element was exported twice.</w:t>
+        <w:t xml:space="preserve">Golden Nugget is structurally unlike Snowdon Towers: concrete walls, slabs and foundations carry a timber skeleton frame (posts with tenon joints, transoms, purlins and braces) together with steel HEB beams and columns. Its 637 structural members comprise 277 beams, 59 braces, 139 columns, 102 walls, 45 slabs and 15 foundations, with 5,297 MEP elements (Table 3).</w:t>
       </w:r>
     </w:p>
     <w:p>
@@ -11766,7 +9887,7 @@
         <w:t xml:space="preserve"> </w:t>
       </w:r>
       <w:r>
-        <w:t xml:space="preserve">The framework found 338 hard clashes, 31 touches and 715 clearance clashes. The clearance clashes are mostly on slabs (522) and walls (123). Against Revit’s 357 reference pairs it achieved precision 0.962, recall 0.994 and F1 0.978 (Table 4). Of the 14 pairs not in Revit’s set, 10 are touches and 4 are small overlaps (1.6–22.5 cm³). The 2 pairs Revit reports but the framework does not are measured 11 and 20 mm apart by the framework, a discrepancy whose cause could not be resolved from the exported geometry. Detection took 46 s, longer than the 32 s Revit needed for its reference pairs: unlike Snowdon Towers, this model contains detailed equipment families whose dozens of components must be intersected one by one.</w:t>
+        <w:t xml:space="preserve">The framework found 338 hard clashes, 31 touches and 715 clearance clashes and, against Revit’s 357 reference pairs, achieved precision 0.962, recall 0.994 and F1 0.978 (Table 4). Of the 14 pairs not in Revit’s set, 10 are touches and 4 are small overlaps (1.6–22.5 cm³); the 2 pairs Revit reports but the framework does not are measured 11 and 20 mm apart, a discrepancy that could not be resolved from the exported geometry. Detection took 46 s, longer than the 32 s Revit needed, because detailed equipment families must be intersected component by component. The run also exposed a reproducibility defect: open components fell back to point sampling with unseeded random rays, so the twin’s incremental state differed from a full recomputation in 14 of 1,079 clash values. Convex-hull stand-ins and the fixed-direction parity test made all results reproducible.</w:t>
       </w:r>
     </w:p>
     <w:p>
@@ -11778,72 +9899,30 @@
           <w:b/>
           <w:bCs/>
         </w:rPr>
-        <w:t xml:space="preserve">Determinism.</w:t>
-      </w:r>
-      <w:r>
-        <w:t xml:space="preserve"> </w:t>
-      </w:r>
-      <w:r>
-        <w:t xml:space="preserve">The held-out run also exposed a reproducibility problem invisible in the development case. Equipment families with open components (for example an air-handling unit with 58 components and fan-coil units with 67) fell back to point sampling, and trimesh resolves inside/outside on open meshes with unseeded random rays. As a result, the twin’s incremental state differed from a full recomputation in 14 of 1,079 clash values. Replacing sampling by convex-hull stand-ins for open components and a fixed-direction parity test (Section 3.3) made all results reproducible. It turned two touches into hard clashes and left detection agreement unchanged; 365 of the 369 physical clashes are now measured by an exact Boolean, 39 of them with hull stand-ins.</w:t>
+        <w:t xml:space="preserve">What the frozen method got wrong</w:t>
+      </w:r>
+      <w:r>
+        <w:t xml:space="preserve"> </w:t>
+      </w:r>
+      <w:r>
+        <w:t xml:space="preserve">(Table 6). (1) The reference bay load, then defined as the median beam load, collapsed to 0.3 kN, because in this flat-slab building the floors bear directly on walls and columns and the framing members receive little floor load. Nearly every member therefore fell into the global consequence level, and 65 hard clashes (19 %) were rated Critical or Major, almost twice the 35 of the local-impact ablation. (2) Ninety members (14 %) had no path to the ground. Most were timber posts whose tenons sink about 100 mm into the sill beams they stand on, so the rule</w:t>
+      </w:r>
+      <w:r>
+        <w:t xml:space="preserve"> </w:t>
+      </w:r>
+      <w:r>
+        <w:t xml:space="preserve">“a beam whose end reaches a column bears on it”</w:t>
+      </w:r>
+      <w:r>
+        <w:t xml:space="preserve"> </w:t>
+      </w:r>
+      <w:r>
+        <w:t xml:space="preserve">reversed the support, and long diagonal braces were treated as supports.</w:t>
       </w:r>
     </w:p>
     <w:p>
       <w:pPr>
         <w:pStyle w:val="BodyText"/>
-      </w:pPr>
-      <w:r>
-        <w:rPr>
-          <w:b/>
-          <w:bCs/>
-        </w:rPr>
-        <w:t xml:space="preserve">What the frozen method got wrong.</w:t>
-      </w:r>
-      <w:r>
-        <w:t xml:space="preserve"> </w:t>
-      </w:r>
-      <w:r>
-        <w:t xml:space="preserve">With the method exactly as developed on Snowdon Towers, the load path conserved load exactly, but it exposed two assumptions that do not hold for this building (Table 6).</w:t>
-      </w:r>
-    </w:p>
-    <w:p>
-      <w:pPr>
-        <w:pStyle w:val="Compact"/>
-        <w:numPr>
-          <w:ilvl w:val="0"/>
-          <w:numId w:val="1006"/>
-        </w:numPr>
-      </w:pPr>
-      <w:r>
-        <w:t xml:space="preserve">The reference bay load, then defined as the median beam load, collapsed to 0.3 kN. In this flat-slab building the floors bear directly on walls and columns, and the 277 framing members are mostly timber skeleton and secondary steel members that receive little floor load. Nearly every member therefore fell into the global consequence level, and 65 hard clashes (19 %) were rated Critical or Major, almost twice the 35 of the local-impact ablation.</w:t>
-      </w:r>
-    </w:p>
-    <w:p>
-      <w:pPr>
-        <w:pStyle w:val="Compact"/>
-        <w:numPr>
-          <w:ilvl w:val="0"/>
-          <w:numId w:val="1006"/>
-        </w:numPr>
-      </w:pPr>
-      <w:r>
-        <w:t xml:space="preserve">Ninety members (14 %) had no path to the ground. Most were timber posts whose tenons sink about 100 mm into the sill beams they stand on, so the rule</w:t>
-      </w:r>
-      <w:r>
-        <w:t xml:space="preserve"> </w:t>
-      </w:r>
-      <w:r>
-        <w:t xml:space="preserve">“a beam whose end reaches a column bears on it”</w:t>
-      </w:r>
-      <w:r>
-        <w:t xml:space="preserve"> </w:t>
-      </w:r>
-      <w:r>
-        <w:t xml:space="preserve">fired first and reversed the support, and diagonal braces spanning several metres in height were treated as supports.</w:t>
-      </w:r>
-    </w:p>
-    <w:p>
-      <w:pPr>
-        <w:pStyle w:val="FirstParagraph"/>
       </w:pPr>
       <w:r>
         <w:rPr>
@@ -11851,12 +9930,6 @@
           <w:bCs/>
         </w:rPr>
         <w:t xml:space="preserve">Revision, applied to both models.</w:t>
-      </w:r>
-      <w:r>
-        <w:t xml:space="preserve"> </w:t>
-      </w:r>
-      <w:r>
-        <w:t xml:space="preserve">The reference bay load was redefined as the median load a member receives directly from a slab. This definition is independent of whether floors bear on joists, beams, walls or columns, and gives</w:t>
       </w:r>
       <w:r>
         <w:t xml:space="preserve"> </w:t>
@@ -11894,10 +9967,10 @@
         <w:t xml:space="preserve"> </w:t>
       </w:r>
       <w:r>
-        <w:t xml:space="preserve">= 45.7 kN here and 51.0 kN (previously 54.4 kN) in Snowdon Towers. The beam–column rule now asks whether the vertical member continues below the beam, and braces are treated as lateral members that never support gravity load (Table 1). The unsupported set fell to 53 members (8.3 %): 28 timber beams (14 transoms, 13 hsbcad beams and 1 purlin), 18 slabs, 6 walls and 1 column, whose supports the rules still cannot infer from the modelled geometry. Nineteen edges were removed from two small cycles around a 50 mm steel column stub flush with the surrounding beams and slab. In Snowdon Towers the revision changed the unsupported set from 21 to 18 members and the class of three of the 687 hard clashes. Load was conserved exactly in both models (27.4 MN in Golden Nugget).</w:t>
-      </w:r>
-    </w:p>
-    <w:bookmarkStart w:id="72" w:name="_cb42f203c4c6eea230d5321730b7057be802829"/>
+        <w:t xml:space="preserve">was redefined as the median load a member receives directly from a slab, which does not depend on how the floors are supported: 45.7 kN here and 51.0 kN (previously 54.4 kN) in Snowdon Towers. The beam–column rule now asks whether the vertical member continues below the beam, and braces never support gravity load (Table 1). The unsupported set fell to 53 members (8.3 %): 28 timber beams, 18 slabs, 6 walls and 1 column, whose supports the rules cannot infer from the modelled joinery. In Snowdon Towers the revision changed the unsupported set from 21 to 18 members and the class of three of the 687 hard clashes. Load was conserved exactly in both models (27.4 MN in Golden Nugget).</w:t>
+      </w:r>
+    </w:p>
+    <w:bookmarkStart w:id="70" w:name="_cb42f203c4c6eea230d5321730b7057be802829"/>
     <w:p>
       <w:pPr>
         <w:pStyle w:val="TableCaption"/>
@@ -12241,7 +10314,7 @@
         </w:tc>
       </w:tr>
     </w:tbl>
-    <w:bookmarkEnd w:id="72"/>
+    <w:bookmarkEnd w:id="70"/>
     <w:p>
       <w:pPr>
         <w:pStyle w:val="FirstParagraph"/>
@@ -12257,7 +10330,7 @@
         <w:t xml:space="preserve"> </w:t>
       </w:r>
       <w:r>
-        <w:t xml:space="preserve">With the revised method, 15 of the 338 hard clashes (4.4 %) were rated Major, 126 Minor and 197 Negligible, with none Critical (Table 5). Geometry-only triage would prioritise 111 clashes (33 %) and category rules 263 (78 %), mostly because this model has many more column and wall clashes. Agreement with the proposed classes was again low (κ</w:t>
+        <w:t xml:space="preserve">With the revised method, 15 of the 338 hard clashes (4.4 %) were rated Major, 126 Minor and 197 Negligible, with none Critical (Table 5). Geometry-only triage would prioritise 111 clashes (33 %) and category rules 263 (78 %), with κ</w:t>
       </w:r>
       <w:r>
         <w:rPr>
@@ -12269,7 +10342,7 @@
         <w:t xml:space="preserve"> </w:t>
       </w:r>
       <w:r>
-        <w:t xml:space="preserve">= 0.07 and 0.06). The load path changed the outcome more here than in Snowdon Towers: it downgraded 23 of the 35 Critical or Major clashes of the local-impact ablation and upgraded 3. All of the downgraded clashes lie in lightly loaded members, each carrying less than three bay-equivalents: 9 walls, 6 timber purlins, 5 slab panels and 3 braces. Timber members are assessed with the same rectangular-section mechanics as concrete, but without the reinforcement-zone rule, which the first held-out run had applied to them wrongly. The highest-ranked clashes are a 660 mm duct passing through a slab (</w:t>
+        <w:t xml:space="preserve">= 0.07 and 0.06. The load path mattered more than in Snowdon Towers: it downgraded 23 of the 35 Critical or Major clashes of the local-impact ablation, all in lightly loaded members (9 walls, 6 timber purlins, 5 slab panels and 3 braces), and upgraded 3. The highest-ranked clashes are a 660 mm duct through a slab (</w:t>
       </w:r>
       <m:oMath>
         <m:r>
@@ -12297,7 +10370,7 @@
         <w:t xml:space="preserve"> </w:t>
       </w:r>
       <w:r>
-        <w:t xml:space="preserve">= 0.42–0.48), and a pipe fitting at the support of a timber purlin (shear,</w:t>
+        <w:t xml:space="preserve">= 0.42–0.48) and a pipe fitting at the support of a timber purlin (shear,</w:t>
       </w:r>
       <w:r>
         <w:t xml:space="preserve"> </w:t>
@@ -12317,7 +10390,7 @@
         </m:r>
       </m:oMath>
       <w:r>
-        <w:t xml:space="preserve">). The wall and brace downgrades rest on gravity load only. If these members also resist lateral load, which the framework does not assess, they may deserve more attention (Section 6.2).</w:t>
+        <w:t xml:space="preserve">). The wall and brace downgrades rest on gravity load only (Section 6.2).</w:t>
       </w:r>
     </w:p>
     <w:p>
@@ -12335,14 +10408,14 @@
         <w:t xml:space="preserve"> </w:t>
       </w:r>
       <w:r>
-        <w:t xml:space="preserve">In the twin benchmark the incremental state was again identical to the full recomputation at all six checkpoints. MEP changes took a median of 37 ms (95th percentile 77 ms) and structural changes 2.5 s (95th percentile 3.5 s), against 23–29 s for a full recomputation (Fig. 8). Structural updates are faster than in Snowdon Towers because the graph is smaller and the severity re-assessment (0.6 s) covers fewer clashes. The initial synchronisation took 60 s, because it also builds the meshes and collision structures of all elements.</w:t>
+        <w:t xml:space="preserve">The incremental state was again identical to the full recomputation at all six checkpoints. MEP changes took a median of 37 ms (95th percentile 77 ms) and structural changes 2.5 s (95th percentile 3.5 s), against 23–29 s for a full recomputation; the initial synchronisation took 60 s.</w:t>
       </w:r>
     </w:p>
     <w:p>
       <w:pPr>
         <w:pStyle w:val="Heading1"/>
       </w:pPr>
-      <w:bookmarkStart w:id="73" w:name="_discussion"/>
+      <w:bookmarkStart w:id="71" w:name="_discussion"/>
       <w:r>
         <w:rPr>
           <w:rStyle w:val="SectionNumber"/>
@@ -12355,13 +10428,13 @@
       <w:r>
         <w:t xml:space="preserve">Discussion</w:t>
       </w:r>
-      <w:bookmarkEnd w:id="73"/>
+      <w:bookmarkEnd w:id="71"/>
     </w:p>
     <w:p>
       <w:pPr>
         <w:pStyle w:val="Heading2"/>
       </w:pPr>
-      <w:bookmarkStart w:id="74" w:name="_9f22319be016bce1baaf898373a6554520269df"/>
+      <w:bookmarkStart w:id="72" w:name="_9f22319be016bce1baaf898373a6554520269df"/>
       <w:r>
         <w:rPr>
           <w:rStyle w:val="SectionNumber"/>
@@ -12374,35 +10447,14 @@
       <w:r>
         <w:t xml:space="preserve">Implications for coordination practice</w:t>
       </w:r>
-      <w:bookmarkEnd w:id="74"/>
+      <w:bookmarkEnd w:id="72"/>
     </w:p>
     <w:p>
       <w:pPr>
         <w:pStyle w:val="FirstParagraph"/>
       </w:pPr>
       <w:r>
-        <w:t xml:space="preserve">Across the two buildings, geometry-only triage would ask coordinators to prioritise 498 of 1,025 hard clashes (49 %) and category rules 350 (34 %). The proposed method prioritises 27 (2.6 %). The reduction is not a matter of setting thresholds more leniently. The disagreements run in both directions: most clashes that geometry flags are routine sleeved penetrations of slabs and walls, whereas several clashes it ranks Minor remove capacity where it matters, such as a duct clipping a girder flange or a mechanical unit cutting a joist chord. Each class is also explainable in engineering terms. It traces back to the governing action, the fraction of capacity removed, the demand at that location, the load that depends on the member, the load without an alternative path, and code-based flags such as</w:t>
-      </w:r>
-      <w:r>
-        <w:t xml:space="preserve"> </w:t>
-      </w:r>
-      <w:r>
-        <w:t xml:space="preserve">“within 4h of column”</w:t>
-      </w:r>
-      <w:r>
-        <w:t xml:space="preserve"> </w:t>
-      </w:r>
-      <w:r>
-        <w:t xml:space="preserve">or</w:t>
-      </w:r>
-      <w:r>
-        <w:t xml:space="preserve"> </w:t>
-      </w:r>
-      <w:r>
-        <w:t xml:space="preserve">“opening &gt; h/3”</w:t>
-      </w:r>
-      <w:r>
-        <w:t xml:space="preserve">. That gives an engineer something to check rather than a score to trust. This complements relevance classifiers learned from past coordination decisions</w:t>
+        <w:t xml:space="preserve">Across the two buildings, geometry-only triage would prioritise 498 of 1,025 hard clashes (49 %) and category rules 350 (34 %), whereas the proposed method prioritises 27 (2.6 %). The disagreements run in both directions: most clashes that geometry flags are routine sleeved penetrations of slabs and walls, while several that it ranks Minor remove capacity where it matters, such as a duct clipping a girder flange or a mechanical unit cutting a joist chord. Each class can be traced to the governing action, the capacity removed, the demand at that location and the load that depends on the member, which gives an engineer something to check rather than a score to trust. These quantities could also serve as structural features for relevance classifiers learned from past coordination decisions</w:t>
       </w:r>
       <w:r>
         <w:t xml:space="preserve"> </w:t>
@@ -12444,7 +10496,7 @@
         <w:t xml:space="preserve">]</w:t>
       </w:r>
       <w:r>
-        <w:t xml:space="preserve">: the local impact and consequence computed here could serve as structural features for such models, which at present see only element attributes.</w:t>
+        <w:t xml:space="preserve">.</w:t>
       </w:r>
     </w:p>
     <w:p>
@@ -12452,7 +10504,7 @@
         <w:pStyle w:val="BodyText"/>
       </w:pPr>
       <w:r>
-        <w:t xml:space="preserve">The held-out case carries a broader lesson. Rules that look neutral can embed assumptions about the structural system: a</w:t>
+        <w:t xml:space="preserve">The held-out case carries a broader lesson: rules that look neutral can embed assumptions about the structural system. A</w:t>
       </w:r>
       <w:r>
         <w:t xml:space="preserve"> </w:t>
@@ -12464,7 +10516,7 @@
         <w:t xml:space="preserve"> </w:t>
       </w:r>
       <w:r>
-        <w:t xml:space="preserve">measured by beams presumes a beam-and-slab building, and</w:t>
+        <w:t xml:space="preserve">measured by beams presumes beam-and-slab construction, and</w:t>
       </w:r>
       <w:r>
         <w:t xml:space="preserve"> </w:t>
@@ -12476,7 +10528,7 @@
         <w:t xml:space="preserve"> </w:t>
       </w:r>
       <w:r>
-        <w:t xml:space="preserve">presumes steel or concrete framing rather than timber joinery with tenons. Both assumptions held in the development case and failed silently in the held-out one, and the failure surfaced only because the consequence distribution looked implausible. Automated structural reasoning on BIM data should therefore be tested across structural systems, not only across buildings, and its reference quantities should be defined by structural function (the load a member receives from the floor) rather than by element type.</w:t>
+        <w:t xml:space="preserve">presumes steel or concrete framing rather than timber joinery. Both held in the development case and failed silently in the held-out one, so automated structural reasoning on BIM data should be tested across structural systems, with reference quantities defined by structural function rather than by element type.</w:t>
       </w:r>
     </w:p>
     <w:p>
@@ -12484,7 +10536,7 @@
         <w:pStyle w:val="BodyText"/>
       </w:pPr>
       <w:r>
-        <w:t xml:space="preserve">For practice, incremental updates in tens of milliseconds for MEP edits and a few seconds for structural edits make it feasible to check clashes</w:t>
+        <w:t xml:space="preserve">For practice, updates in tens of milliseconds for MEP edits and a few seconds for structural edits allow clashes to be checked</w:t>
       </w:r>
       <w:r>
         <w:t xml:space="preserve"> </w:t>
@@ -12500,7 +10552,7 @@
         <w:t xml:space="preserve"> </w:t>
       </w:r>
       <w:r>
-        <w:t xml:space="preserve">modelling rather than in periodic coordination rounds. Together with the write-back of severity into the authoring view, this moves coordination towards the closed control loop that Sacks et al. describe for construction digital twins</w:t>
+        <w:t xml:space="preserve">modelling rather than in periodic coordination rounds, moving coordination toward the closed control loop described for construction digital twins</w:t>
       </w:r>
       <w:r>
         <w:t xml:space="preserve"> </w:t>
@@ -12513,21 +10565,21 @@
           <w:rPr>
             <w:rStyle w:val="Hyperlink"/>
           </w:rPr>
-          <w:t xml:space="preserve">11</w:t>
+          <w:t xml:space="preserve">10</w:t>
         </w:r>
       </w:hyperlink>
       <w:r>
         <w:t xml:space="preserve">]</w:t>
       </w:r>
       <w:r>
-        <w:t xml:space="preserve">. A by-product is a model-quality check: members without a load path (1.5 % and 8.3 % of the structural members here) point to missing supports or modelling conventions that would also trouble downstream structural analysis.</w:t>
+        <w:t xml:space="preserve">.</w:t>
       </w:r>
     </w:p>
     <w:p>
       <w:pPr>
         <w:pStyle w:val="Heading2"/>
       </w:pPr>
-      <w:bookmarkStart w:id="75" w:name="_69245639c5900261256dc97194d4fc1c1834599"/>
+      <w:bookmarkStart w:id="73" w:name="_69245639c5900261256dc97194d4fc1c1834599"/>
       <w:r>
         <w:rPr>
           <w:rStyle w:val="SectionNumber"/>
@@ -12540,7 +10592,7 @@
       <w:r>
         <w:t xml:space="preserve">Validity and limitations</w:t>
       </w:r>
-      <w:bookmarkEnd w:id="75"/>
+      <w:bookmarkEnd w:id="73"/>
     </w:p>
     <w:p>
       <w:pPr>
@@ -12557,36 +10609,7 @@
         <w:t xml:space="preserve"> </w:t>
       </w:r>
       <w:r>
-        <w:t xml:space="preserve">The proposed classes rest on simplified section mechanics and code provisions, and the case studies show</w:t>
-      </w:r>
-      <w:r>
-        <w:t xml:space="preserve"> </w:t>
-      </w:r>
-      <w:r>
-        <w:rPr>
-          <w:i/>
-          <w:iCs/>
-        </w:rPr>
-        <w:t xml:space="preserve">how</w:t>
-      </w:r>
-      <w:r>
-        <w:t xml:space="preserve"> </w:t>
-      </w:r>
-      <w:r>
-        <w:t xml:space="preserve">they differ from geometry- and category-based triage, not that they are</w:t>
-      </w:r>
-      <w:r>
-        <w:t xml:space="preserve"> </w:t>
-      </w:r>
-      <w:r>
-        <w:rPr>
-          <w:i/>
-          <w:iCs/>
-        </w:rPr>
-        <w:t xml:space="preserve">correct</w:t>
-      </w:r>
-      <w:r>
-        <w:t xml:space="preserve">. The sensitivity analysis identifies the impact thresholds as the parameters that matter most. They should be calibrated against expert ratings, and a blinded rating instrument with an analysis script is released for this purpose (Section 6.3). Until such a study is completed, the classes should be read as a transparent, reproducible prioritisation aid, not a substitute for an engineer’s check.</w:t>
+        <w:t xml:space="preserve">The classes rest on simplified mechanics and code provisions; the case studies show how they differ from geometry- and category-based triage, not that they are correct. The impact thresholds matter most and should be calibrated against expert ratings, for which a blinded rating instrument is released with the code. Until then, the classes are a transparent prioritisation aid, not a substitute for an engineer’s check.</w:t>
       </w:r>
     </w:p>
     <w:p>
@@ -12604,7 +10627,7 @@
         <w:t xml:space="preserve"> </w:t>
       </w:r>
       <w:r>
-        <w:t xml:space="preserve">Demand shapes assume simply-supported members under uniform load, so continuity, concentrated loads and load redistribution are ignored. Capacities are expressed as fractions of the gross section, because reinforcement and connection details are rarely present in coordination models. Only gravity loads are considered, so the lateral role of walls and braces is not captured. This matters most for wall and brace penetrations: in the held-out case, 12 of the 23 Critical or Major clashes the load path downgraded were in walls or braces carrying little gravity load, and such members can be critical for lateral stability regardless. The wall boundary-zone flag is retained so that such clashes remain visible. These simplifications keep the analysis fast enough for a twin and independent of analysis models. A finite-element check of the highest-ranked clashes is a natural next step.</w:t>
+        <w:t xml:space="preserve">Demand shapes assume simply supported members under uniform load, capacities are fractions of the gross section because reinforcement and connection details are rarely modelled, and only gravity loads are considered. The lateral role of walls and braces is therefore not captured. This matters because, in the held-out case, 12 of the 23 Critical or Major clashes the load path downgraded were in walls or braces; the wall boundary-zone flag keeps such clashes visible. A finite-element check of the highest-ranked clashes is a natural next step.</w:t>
       </w:r>
     </w:p>
     <w:p>
@@ -12622,7 +10645,7 @@
         <w:t xml:space="preserve"> </w:t>
       </w:r>
       <w:r>
-        <w:t xml:space="preserve">Support relations are inferred from geometry, joins and member ends with fixed tolerances, and orientation rules encode typical gravity hierarchies. Members that are not connected to the ground are reported rather than guessed. In the development case they revealed genuine modelling gaps. In the held-out case 8.3 % of the members remained unsupported, mostly timber beams and slabs whose supports the rules cannot infer from the modelled joinery. For those members the consequence is underestimated, because their dependent load is limited to their own weight. The held-out case also showed that orientation rules carry assumptions about the structural system, so further systems (precast, cross-laminated timber, long-span trusses) may need additional rules. Whole-storey slabs require the local-panel approximation.</w:t>
+        <w:t xml:space="preserve">Supports are inferred from geometry, joins and member ends with fixed tolerances, and unsupported members are reported rather than guessed. For the 8.3 % of members left unsupported in the held-out case, mostly timber beams and slabs, the consequence is underestimated, and further structural systems (precast, cross-laminated timber, long-span trusses) may need additional orientation rules.</w:t>
       </w:r>
     </w:p>
     <w:p>
@@ -12634,103 +10657,20 @@
           <w:b/>
           <w:bCs/>
         </w:rPr>
-        <w:t xml:space="preserve">Detection is compared with Revit, not with ground truth.</w:t>
-      </w:r>
-      <w:r>
-        <w:t xml:space="preserve"> </w:t>
-      </w:r>
-      <w:r>
-        <w:t xml:space="preserve">Revit’s solid filter is an exact but independent implementation, and it excludes face contact, which is why touches account for the remaining false positives. Polygonal tessellation of curved MEP surfaces can create or remove sub-millimetre contacts.</w:t>
-      </w:r>
-    </w:p>
-    <w:p>
-      <w:pPr>
-        <w:pStyle w:val="BodyText"/>
-      </w:pPr>
-      <w:r>
-        <w:rPr>
-          <w:b/>
-          <w:bCs/>
-        </w:rPr>
-        <w:t xml:space="preserve">The twin couples the authoring model, not the physical asset.</w:t>
-      </w:r>
-      <w:r>
-        <w:t xml:space="preserve"> </w:t>
-      </w:r>
-      <w:r>
-        <w:t xml:space="preserve">In Kritzinger et al.’s terms</w:t>
-      </w:r>
-      <w:r>
-        <w:t xml:space="preserve"> </w:t>
-      </w:r>
-      <w:r>
-        <w:t xml:space="preserve">[</w:t>
-      </w:r>
-      <w:hyperlink w:anchor="_9a2b4e75efdb3e2848fae6b0050102afc345cd1">
-        <w:r>
-          <w:rPr>
-            <w:rStyle w:val="Hyperlink"/>
-          </w:rPr>
-          <w:t xml:space="preserve">37</w:t>
-        </w:r>
-      </w:hyperlink>
-      <w:r>
-        <w:t xml:space="preserve">]</w:t>
-      </w:r>
-      <w:r>
-        <w:t xml:space="preserve">, data flows automatically in both directions between the authoring model and the analysis. The physical building, however, is represented only through its model. The delta interface is agnostic to the source of a change, so as-built deviations from scan-to-BIM or construction-status updates could be ingested in the same way, but this was not tested here.</w:t>
-      </w:r>
-    </w:p>
-    <w:p>
-      <w:pPr>
-        <w:pStyle w:val="BodyText"/>
-      </w:pPr>
-      <w:r>
-        <w:rPr>
-          <w:b/>
-          <w:bCs/>
-        </w:rPr>
-        <w:t xml:space="preserve">Generalisability.</w:t>
-      </w:r>
-      <w:r>
-        <w:t xml:space="preserve"> </w:t>
-      </w:r>
-      <w:r>
-        <w:t xml:space="preserve">Two sample models of one authoring platform were analysed. They differ in structural system (a steel and joist frame with concrete cores; a concrete and timber hybrid), size and modelling conventions. The second was held out, but it was also used to revise two rules, so it can no longer serve as an unbiased test of the revised method. Further projects, especially real coordination datasets with documented decisions, are needed.</w:t>
-      </w:r>
-    </w:p>
-    <w:p>
-      <w:pPr>
-        <w:pStyle w:val="Heading2"/>
-      </w:pPr>
-      <w:bookmarkStart w:id="76" w:name="_32691ce30b0dd97ec3690ce7d97c5c9a26aa3b1"/>
-      <w:r>
-        <w:rPr>
-          <w:rStyle w:val="SectionNumber"/>
-        </w:rPr>
-        <w:t xml:space="preserve">6.3</w:t>
-      </w:r>
-      <w:r>
-        <w:tab/>
-      </w:r>
-      <w:r>
-        <w:t xml:space="preserve">Future work</w:t>
-      </w:r>
-      <w:bookmarkEnd w:id="76"/>
-    </w:p>
-    <w:p>
-      <w:pPr>
-        <w:pStyle w:val="FirstParagraph"/>
-      </w:pPr>
-      <w:r>
-        <w:t xml:space="preserve">Calibrating and validating the severity model with expert ratings, using the released blinded instrument; FE-based verification of the top-ranked clashes; lateral load paths; ingesting physical-state data (scans, sensors, construction progress) through the same delta interface; and linking severity to resolution, for example by proposing the cheapest reroute that removes a Critical clash, are the most direct extensions.</w:t>
+        <w:t xml:space="preserve">Reference, scope and generalisability.</w:t>
+      </w:r>
+      <w:r>
+        <w:t xml:space="preserve"> </w:t>
+      </w:r>
+      <w:r>
+        <w:t xml:space="preserve">Detection is compared with Revit’s solid filter, an exact but independent implementation, not with ground truth. The twin couples the authoring model, not the physical building. Two sample models of one authoring platform were analysed, and the held-out one was also used to revise two rules, so it is no longer an unbiased test; real coordination datasets with documented decisions are needed.</w:t>
       </w:r>
     </w:p>
     <w:p>
       <w:pPr>
         <w:pStyle w:val="Heading1"/>
       </w:pPr>
-      <w:bookmarkStart w:id="77" w:name="_conclusions"/>
+      <w:bookmarkStart w:id="74" w:name="_conclusions"/>
       <w:r>
         <w:rPr>
           <w:rStyle w:val="SectionNumber"/>
@@ -12743,14 +10683,14 @@
       <w:r>
         <w:t xml:space="preserve">Conclusions</w:t>
       </w:r>
-      <w:bookmarkEnd w:id="77"/>
+      <w:bookmarkEnd w:id="74"/>
     </w:p>
     <w:p>
       <w:pPr>
         <w:pStyle w:val="FirstParagraph"/>
       </w:pPr>
       <w:r>
-        <w:t xml:space="preserve">This study presented a digital twin-enabled framework that detects structural clashes in federated Revit models and grades them by what they do to the structure. It was implemented with Python and the Revit API and evaluated on two Revit 2027 sample buildings of different structural systems. The main findings are:</w:t>
+        <w:t xml:space="preserve">This study presented a digital twin-enabled framework that detects structural clashes in federated Revit models and grades them by what they do to the structure, evaluated on two Revit 2027 sample buildings of different structural systems. The main findings are:</w:t>
       </w:r>
     </w:p>
     <w:p>
@@ -12758,11 +10698,11 @@
         <w:pStyle w:val="Compact"/>
         <w:numPr>
           <w:ilvl w:val="0"/>
-          <w:numId w:val="1007"/>
+          <w:numId w:val="1005"/>
         </w:numPr>
       </w:pPr>
       <w:r>
-        <w:t xml:space="preserve">Exact-mesh clash detection from Revit API data agreed closely with Revit’s own solid-intersection filter (F1 = 0.994 and 0.978), provided that full containment and multi-solid families are handled explicitly. With an R-tree it scaled almost linearly to 82,000 elements.</w:t>
+        <w:t xml:space="preserve">Exact-mesh clash detection from Revit API data agreed closely with Revit’s own solid-intersection filter (F1 = 0.994 and 0.978) once full containment and multi-solid families are handled, and with an R-tree it scaled almost linearly to 82,000 elements.</w:t>
       </w:r>
     </w:p>
     <w:p>
@@ -12770,11 +10710,11 @@
         <w:pStyle w:val="Compact"/>
         <w:numPr>
           <w:ilvl w:val="0"/>
-          <w:numId w:val="1007"/>
+          <w:numId w:val="1005"/>
         </w:numPr>
       </w:pPr>
       <w:r>
-        <w:t xml:space="preserve">A gravity load-path graph can be built automatically from BIM geometry, Revit joins and member-end proximity, and it conserves load exactly. It flags members without a modelled support (1.5 % and 8.3 %), which is itself useful model-quality information.</w:t>
+        <w:t xml:space="preserve">A gravity load-path graph can be built automatically from BIM geometry, Revit joins and member ends, and it conserves load exactly. It also flags members without a modelled support (1.5 % and 8.3 %).</w:t>
       </w:r>
     </w:p>
     <w:p>
@@ -12782,11 +10722,11 @@
         <w:pStyle w:val="Compact"/>
         <w:numPr>
           <w:ilvl w:val="0"/>
-          <w:numId w:val="1007"/>
+          <w:numId w:val="1005"/>
         </w:numPr>
       </w:pPr>
       <w:r>
-        <w:t xml:space="preserve">Combining a code-informed local capacity-loss index with load-path consequence prioritised 27 of 1,025 hard clashes (2.6 %), compared with 49 % for geometry-only triage. The two methods disagreed in both directions, which shows that penetration depth alone is a poor proxy for structural severity.</w:t>
+        <w:t xml:space="preserve">Load path-aware grading prioritised 27 of 1,025 hard clashes (2.6 %), against 49 % for geometry-only triage, and the two disagreed in both directions, so penetration depth is a poor proxy for structural severity.</w:t>
       </w:r>
     </w:p>
     <w:p>
@@ -12794,11 +10734,11 @@
         <w:pStyle w:val="Compact"/>
         <w:numPr>
           <w:ilvl w:val="0"/>
-          <w:numId w:val="1007"/>
+          <w:numId w:val="1005"/>
         </w:numPr>
       </w:pPr>
       <w:r>
-        <w:t xml:space="preserve">In the development case the classes were robust to loads, tolerances and consequence thresholds, but sensitive to the local-impact thresholds. In the held-out case the consequence thresholds and the contact tolerance also mattered. These judgement-based parameters therefore need calibration against expert judgement.</w:t>
+        <w:t xml:space="preserve">The classes were robust to loads and tolerances in the development case but sensitive to the impact thresholds, and in the held-out case also to the consequence thresholds and the contact tolerance, which therefore need calibration against expert judgement.</w:t>
       </w:r>
     </w:p>
     <w:p>
@@ -12806,11 +10746,11 @@
         <w:pStyle w:val="Compact"/>
         <w:numPr>
           <w:ilvl w:val="0"/>
-          <w:numId w:val="1007"/>
+          <w:numId w:val="1005"/>
         </w:numPr>
       </w:pPr>
       <w:r>
-        <w:t xml:space="preserve">A held-out building exposed rules that embedded assumptions about the structural system, and a reproducibility defect. The rules were revised to depend on structural function rather than element type and the defect was removed; the revision changed three of 687 classes in the development case.</w:t>
+        <w:t xml:space="preserve">The held-out building exposed rules that assumed a structural system; redefining them by structural function corrected them and changed three of 687 classes in the development case.</w:t>
       </w:r>
     </w:p>
     <w:p>
@@ -12818,11 +10758,11 @@
         <w:pStyle w:val="Compact"/>
         <w:numPr>
           <w:ilvl w:val="0"/>
-          <w:numId w:val="1007"/>
+          <w:numId w:val="1005"/>
         </w:numPr>
       </w:pPr>
       <w:r>
-        <w:t xml:space="preserve">As a digital twin, the analysis updated incrementally in tens of milliseconds for MEP changes and a few seconds for structural changes, with results identical to full recomputation, and wrote its assessment back into Revit.</w:t>
+        <w:t xml:space="preserve">As a digital twin, the analysis updated in tens of milliseconds for MEP changes and a few seconds for structural changes, with results identical to full recomputation, and wrote its assessment back into Revit.</w:t>
       </w:r>
     </w:p>
     <w:p>
@@ -12830,18 +10770,18 @@
         <w:pStyle w:val="FirstParagraph"/>
       </w:pPr>
       <w:r>
-        <w:t xml:space="preserve">The most important next step is a validation of the severity classes against blinded expert ratings, for which an instrument and analysis scripts are released with the code. Lateral load paths and the ingestion of as-built and sensor data through the same change interface would extend the framework from design coordination towards a twin of the physical structure.</w:t>
+        <w:t xml:space="preserve">The most important next step is to validate the severity classes against blinded expert ratings, for which an instrument and analysis scripts are released with the code. Other direct extensions are finite-element verification of the top-ranked clashes, lateral load paths, physical-state data (scans, sensors, construction progress) through the same change interface, and proposing the cheapest reroute that removes a Critical clash.</w:t>
       </w:r>
     </w:p>
     <w:p>
       <w:pPr>
         <w:pStyle w:val="Heading1"/>
       </w:pPr>
-      <w:bookmarkStart w:id="78" w:name="_declarations"/>
+      <w:bookmarkStart w:id="75" w:name="_declarations"/>
       <w:r>
         <w:t xml:space="preserve">Declarations</w:t>
       </w:r>
-      <w:bookmarkEnd w:id="78"/>
+      <w:bookmarkEnd w:id="75"/>
     </w:p>
     <w:p>
       <w:pPr>
@@ -12959,7 +10899,7 @@
       <w:r>
         <w:t xml:space="preserve"> </w:t>
       </w:r>
-      <w:hyperlink r:id="rId79">
+      <w:hyperlink r:id="rId76">
         <w:r>
           <w:rPr>
             <w:rStyle w:val="Hyperlink"/>
@@ -12993,14 +10933,14 @@
       <w:pPr>
         <w:pStyle w:val="Heading1"/>
       </w:pPr>
-      <w:bookmarkStart w:id="80" w:name="_references"/>
+      <w:bookmarkStart w:id="77" w:name="_references"/>
       <w:r>
         <w:t xml:space="preserve">References</w:t>
       </w:r>
-      <w:bookmarkEnd w:id="80"/>
-    </w:p>
-    <w:bookmarkStart w:id="171" w:name="_refs"/>
-    <w:bookmarkStart w:id="82" w:name="_0d11f79aa28cd9deb2c05ea92254aebbdb6c879"/>
+      <w:bookmarkEnd w:id="77"/>
+    </w:p>
+    <w:bookmarkStart w:id="124" w:name="_refs"/>
+    <w:bookmarkStart w:id="79" w:name="_0d11f79aa28cd9deb2c05ea92254aebbdb6c879"/>
     <w:p>
       <w:pPr>
         <w:pStyle w:val="Bibliography"/>
@@ -13017,7 +10957,7 @@
       <w:r>
         <w:t xml:space="preserve">R. Chahrour, M.A. Hafeez, A.M. Ahmad, H.I. Sulieman, H. Dawood, S. Rodriguez-Trejo, M. Kassem, K.K. Naji, N. Dawood, Cost-benefit analysis of BIM-enabled design clash detection and resolution, Construction Management and Economics 39 (2020) 55–72. https://doi.org/</w:t>
       </w:r>
-      <w:hyperlink r:id="rId81">
+      <w:hyperlink r:id="rId78">
         <w:r>
           <w:rPr>
             <w:rStyle w:val="Hyperlink"/>
@@ -13029,8 +10969,8 @@
         <w:t xml:space="preserve">.</w:t>
       </w:r>
     </w:p>
-    <w:bookmarkEnd w:id="82"/>
-    <w:bookmarkStart w:id="84" w:name="_c12c19ede63a21dbfc9d3d5050f82292c584198"/>
+    <w:bookmarkEnd w:id="79"/>
+    <w:bookmarkStart w:id="81" w:name="_c12c19ede63a21dbfc9d3d5050f82292c584198"/>
     <w:p>
       <w:pPr>
         <w:pStyle w:val="Bibliography"/>
@@ -13047,7 +10987,7 @@
       <w:r>
         <w:t xml:space="preserve">A. Akponeware, Z. Adamu, Clash detection or clash avoidance? An investigation into coordination problems in 3D BIM, Buildings 7 (2017) 75. https://doi.org/</w:t>
       </w:r>
-      <w:hyperlink r:id="rId83">
+      <w:hyperlink r:id="rId80">
         <w:r>
           <w:rPr>
             <w:rStyle w:val="Hyperlink"/>
@@ -13059,8 +10999,8 @@
         <w:t xml:space="preserve">.</w:t>
       </w:r>
     </w:p>
-    <w:bookmarkEnd w:id="84"/>
-    <w:bookmarkStart w:id="86" w:name="_bcb3e6187df855698f5478690210076e621ae4f"/>
+    <w:bookmarkEnd w:id="81"/>
+    <w:bookmarkStart w:id="83" w:name="_bcb3e6187df855698f5478690210076e621ae4f"/>
     <w:p>
       <w:pPr>
         <w:pStyle w:val="Bibliography"/>
@@ -13077,7 +11017,7 @@
       <w:r>
         <w:t xml:space="preserve">Y. Hu, D. Castro-Lacouture, Clash relevance prediction based on machine learning, Journal of Computing in Civil Engineering 33 (2019). https://doi.org/</w:t>
       </w:r>
-      <w:hyperlink r:id="rId85">
+      <w:hyperlink r:id="rId82">
         <w:r>
           <w:rPr>
             <w:rStyle w:val="Hyperlink"/>
@@ -13089,8 +11029,8 @@
         <w:t xml:space="preserve">.</w:t>
       </w:r>
     </w:p>
-    <w:bookmarkEnd w:id="86"/>
-    <w:bookmarkStart w:id="88" w:name="_9657f735728280ff8f3f6836cdef366d962b57b"/>
+    <w:bookmarkEnd w:id="83"/>
+    <w:bookmarkStart w:id="85" w:name="_9657f735728280ff8f3f6836cdef366d962b57b"/>
     <w:p>
       <w:pPr>
         <w:pStyle w:val="Bibliography"/>
@@ -13107,7 +11047,7 @@
       <w:r>
         <w:t xml:space="preserve">W.Y. Lin, Y.-H. Huang, Filtering of irrelevant clashes detected by BIM software using a hybrid method of rule-based reasoning and supervised machine learning, Applied Sciences 9 (2019) 5324. https://doi.org/</w:t>
       </w:r>
-      <w:hyperlink r:id="rId87">
+      <w:hyperlink r:id="rId84">
         <w:r>
           <w:rPr>
             <w:rStyle w:val="Hyperlink"/>
@@ -13119,8 +11059,8 @@
         <w:t xml:space="preserve">.</w:t>
       </w:r>
     </w:p>
-    <w:bookmarkEnd w:id="88"/>
-    <w:bookmarkStart w:id="90" w:name="_74920588d189e587f41aa48e3e3d0d9ee5bafa1"/>
+    <w:bookmarkEnd w:id="85"/>
+    <w:bookmarkStart w:id="87" w:name="_74920588d189e587f41aa48e3e3d0d9ee5bafa1"/>
     <w:p>
       <w:pPr>
         <w:pStyle w:val="Bibliography"/>
@@ -13137,7 +11077,7 @@
       <w:r>
         <w:t xml:space="preserve">A.S. Borkowski, A. Kubrat, A conceptual AI-based framework for clash triage in building information modeling (BIM): Towards automated prioritization in complex construction projects, Buildings 16 (2026) 690. https://doi.org/</w:t>
       </w:r>
-      <w:hyperlink r:id="rId89">
+      <w:hyperlink r:id="rId86">
         <w:r>
           <w:rPr>
             <w:rStyle w:val="Hyperlink"/>
@@ -13149,8 +11089,8 @@
         <w:t xml:space="preserve">.</w:t>
       </w:r>
     </w:p>
-    <w:bookmarkEnd w:id="90"/>
-    <w:bookmarkStart w:id="92" w:name="_93968d1863045126ca7246346c9d38d50c77a45"/>
+    <w:bookmarkEnd w:id="87"/>
+    <w:bookmarkStart w:id="89" w:name="_93968d1863045126ca7246346c9d38d50c77a45"/>
     <w:p>
       <w:pPr>
         <w:pStyle w:val="Bibliography"/>
@@ -13167,7 +11107,7 @@
       <w:r>
         <w:t xml:space="preserve">H.J. Koo, B.C. Guerra, S. Saka, F. Leite, Streamlining BIM coordination and clash resolution through risk and relevance analysis, Journal of Construction Engineering and Management 152 (2026). https://doi.org/</w:t>
       </w:r>
-      <w:hyperlink r:id="rId91">
+      <w:hyperlink r:id="rId88">
         <w:r>
           <w:rPr>
             <w:rStyle w:val="Hyperlink"/>
@@ -13179,8 +11119,8 @@
         <w:t xml:space="preserve">.</w:t>
       </w:r>
     </w:p>
-    <w:bookmarkEnd w:id="92"/>
-    <w:bookmarkStart w:id="94" w:name="_7304767673e69689413816cb84859bd2be474a3"/>
+    <w:bookmarkEnd w:id="89"/>
+    <w:bookmarkStart w:id="91" w:name="_7304767673e69689413816cb84859bd2be474a3"/>
     <w:p>
       <w:pPr>
         <w:pStyle w:val="Bibliography"/>
@@ -13197,7 +11137,7 @@
       <w:r>
         <w:t xml:space="preserve">R. Ailem, C. Boton, Automating clash relevance filtering in BIM-based multidisciplinary coordination using machine learning, Automation in Construction 181 (2026) 106644. https://doi.org/</w:t>
       </w:r>
-      <w:hyperlink r:id="rId93">
+      <w:hyperlink r:id="rId90">
         <w:r>
           <w:rPr>
             <w:rStyle w:val="Hyperlink"/>
@@ -13209,8 +11149,8 @@
         <w:t xml:space="preserve">.</w:t>
       </w:r>
     </w:p>
-    <w:bookmarkEnd w:id="94"/>
-    <w:bookmarkStart w:id="96" w:name="_6f6548ae06c2811483e3ad89ba771a65205faca"/>
+    <w:bookmarkEnd w:id="91"/>
+    <w:bookmarkStart w:id="93" w:name="_6f6548ae06c2811483e3ad89ba771a65205faca"/>
     <w:p>
       <w:pPr>
         <w:pStyle w:val="Bibliography"/>
@@ -13227,7 +11167,7 @@
       <w:r>
         <w:t xml:space="preserve">I. Bitaraf, A. Salimpour, P. Elmi, A.A. Shirzadi Javid, Improved building information modeling based method for prioritizing clash detection in the building construction design phase, Buildings 14 (2024) 3611. https://doi.org/</w:t>
       </w:r>
-      <w:hyperlink r:id="rId95">
+      <w:hyperlink r:id="rId92">
         <w:r>
           <w:rPr>
             <w:rStyle w:val="Hyperlink"/>
@@ -13239,8 +11179,8 @@
         <w:t xml:space="preserve">.</w:t>
       </w:r>
     </w:p>
-    <w:bookmarkEnd w:id="96"/>
-    <w:bookmarkStart w:id="98" w:name="_b61b59c0e22eb05bf94c6fb7f6a7ff583356419"/>
+    <w:bookmarkEnd w:id="93"/>
+    <w:bookmarkStart w:id="95" w:name="_a27a66ad21d549ee4ca693bf7f3758b6884c49a"/>
     <w:p>
       <w:pPr>
         <w:pStyle w:val="Bibliography"/>
@@ -13255,39 +11195,9 @@
         <w:t xml:space="preserve">	</w:t>
       </w:r>
       <w:r>
-        <w:t xml:space="preserve">M. Grieves, J. Vickers, Digital twin: Mitigating unpredictable, undesirable emergent behavior in complex systems, in: Transdisciplinary Perspectives on Complex Systems, Springer International Publishing, 2016: pp. 85–113. https://doi.org/</w:t>
-      </w:r>
-      <w:hyperlink r:id="rId97">
-        <w:r>
-          <w:rPr>
-            <w:rStyle w:val="Hyperlink"/>
-          </w:rPr>
-          <w:t xml:space="preserve">10.1007/978-3-319-38756-7_4</w:t>
-        </w:r>
-      </w:hyperlink>
-      <w:r>
-        <w:t xml:space="preserve">.</w:t>
-      </w:r>
-    </w:p>
-    <w:bookmarkEnd w:id="98"/>
-    <w:bookmarkStart w:id="100" w:name="_a27a66ad21d549ee4ca693bf7f3758b6884c49a"/>
-    <w:p>
-      <w:pPr>
-        <w:pStyle w:val="Bibliography"/>
-      </w:pPr>
-      <w:r>
-        <w:t xml:space="preserve">[10]</w:t>
-      </w:r>
-      <w:r>
-        <w:t xml:space="preserve"> </w:t>
-      </w:r>
-      <w:r>
-        <w:t xml:space="preserve">	</w:t>
-      </w:r>
-      <w:r>
         <w:t xml:space="preserve">C. Boje, A. Guerriero, S. Kubicki, Y. Rezgui, Towards a semantic construction digital twin: Directions for future research, Automation in Construction 114 (2020) 103179. https://doi.org/</w:t>
       </w:r>
-      <w:hyperlink r:id="rId99">
+      <w:hyperlink r:id="rId94">
         <w:r>
           <w:rPr>
             <w:rStyle w:val="Hyperlink"/>
@@ -13299,14 +11209,14 @@
         <w:t xml:space="preserve">.</w:t>
       </w:r>
     </w:p>
-    <w:bookmarkEnd w:id="100"/>
-    <w:bookmarkStart w:id="102" w:name="_6c9cbe90a92aeeb1fb8ebdb61b9b42d82673916"/>
+    <w:bookmarkEnd w:id="95"/>
+    <w:bookmarkStart w:id="97" w:name="_6c9cbe90a92aeeb1fb8ebdb61b9b42d82673916"/>
     <w:p>
       <w:pPr>
         <w:pStyle w:val="Bibliography"/>
       </w:pPr>
       <w:r>
-        <w:t xml:space="preserve">[11]</w:t>
+        <w:t xml:space="preserve">[10]</w:t>
       </w:r>
       <w:r>
         <w:t xml:space="preserve"> </w:t>
@@ -13317,7 +11227,7 @@
       <w:r>
         <w:t xml:space="preserve">R. Sacks, I. Brilakis, E. Pikas, H.S. Xie, M. Girolami, Construction with digital twin information systems, Data-Centric Engineering 1 (2020). https://doi.org/</w:t>
       </w:r>
-      <w:hyperlink r:id="rId101">
+      <w:hyperlink r:id="rId96">
         <w:r>
           <w:rPr>
             <w:rStyle w:val="Hyperlink"/>
@@ -13329,13 +11239,41 @@
         <w:t xml:space="preserve">.</w:t>
       </w:r>
     </w:p>
-    <w:bookmarkEnd w:id="102"/>
-    <w:bookmarkStart w:id="104" w:name="_db7277fee13d159fa035ff0aec09dc9d2e3fc17"/>
+    <w:bookmarkEnd w:id="97"/>
+    <w:bookmarkStart w:id="98" w:name="_06e5951872820aa0f41fe13dcb89ffb864de2dd"/>
     <w:p>
       <w:pPr>
         <w:pStyle w:val="Bibliography"/>
       </w:pPr>
       <w:r>
+        <w:t xml:space="preserve">[11]</w:t>
+      </w:r>
+      <w:r>
+        <w:t xml:space="preserve"> </w:t>
+      </w:r>
+      <w:r>
+        <w:t xml:space="preserve">	</w:t>
+      </w:r>
+      <w:r>
+        <w:t xml:space="preserve">U.S. Department of Defense, Design of buildings to resist progressive collapse (</w:t>
+      </w:r>
+      <w:r>
+        <w:t xml:space="preserve">UFC</w:t>
+      </w:r>
+      <w:r>
+        <w:t xml:space="preserve"> </w:t>
+      </w:r>
+      <w:r>
+        <w:t xml:space="preserve">4-023-03, with change 3), Unified Facilities Criteria, Washington, DC, 2016.</w:t>
+      </w:r>
+    </w:p>
+    <w:bookmarkEnd w:id="98"/>
+    <w:bookmarkStart w:id="100" w:name="_725b849b7058aa2c6daa0a62e58df19f4b6ffb1"/>
+    <w:p>
+      <w:pPr>
+        <w:pStyle w:val="Bibliography"/>
+      </w:pPr>
+      <w:r>
         <w:t xml:space="preserve">[12]</w:t>
       </w:r>
       <w:r>
@@ -13345,67 +11283,9 @@
         <w:t xml:space="preserve">	</w:t>
       </w:r>
       <w:r>
-        <w:t xml:space="preserve">D.-G.J. Opoku, S. Perera, R. Osei-Kyei, M. Rashidi, Digital twin application in the construction industry: A literature review, Journal of Building Engineering 40 (2021) 102726. https://doi.org/</w:t>
-      </w:r>
-      <w:hyperlink r:id="rId103">
-        <w:r>
-          <w:rPr>
-            <w:rStyle w:val="Hyperlink"/>
-          </w:rPr>
-          <w:t xml:space="preserve">10.1016/j.jobe.2021.102726</w:t>
-        </w:r>
-      </w:hyperlink>
-      <w:r>
-        <w:t xml:space="preserve">.</w:t>
-      </w:r>
-    </w:p>
-    <w:bookmarkEnd w:id="104"/>
-    <w:bookmarkStart w:id="105" w:name="_06e5951872820aa0f41fe13dcb89ffb864de2dd"/>
-    <w:p>
-      <w:pPr>
-        <w:pStyle w:val="Bibliography"/>
-      </w:pPr>
-      <w:r>
-        <w:t xml:space="preserve">[13]</w:t>
-      </w:r>
-      <w:r>
-        <w:t xml:space="preserve"> </w:t>
-      </w:r>
-      <w:r>
-        <w:t xml:space="preserve">	</w:t>
-      </w:r>
-      <w:r>
-        <w:t xml:space="preserve">U.S. Department of Defense, Design of buildings to resist progressive collapse (</w:t>
-      </w:r>
-      <w:r>
-        <w:t xml:space="preserve">UFC</w:t>
-      </w:r>
-      <w:r>
-        <w:t xml:space="preserve"> </w:t>
-      </w:r>
-      <w:r>
-        <w:t xml:space="preserve">4-023-03, with change 3), Unified Facilities Criteria, Washington, DC, 2016.</w:t>
-      </w:r>
-    </w:p>
-    <w:bookmarkEnd w:id="105"/>
-    <w:bookmarkStart w:id="107" w:name="_725b849b7058aa2c6daa0a62e58df19f4b6ffb1"/>
-    <w:p>
-      <w:pPr>
-        <w:pStyle w:val="Bibliography"/>
-      </w:pPr>
-      <w:r>
-        <w:t xml:space="preserve">[14]</w:t>
-      </w:r>
-      <w:r>
-        <w:t xml:space="preserve"> </w:t>
-      </w:r>
-      <w:r>
-        <w:t xml:space="preserve">	</w:t>
-      </w:r>
-      <w:r>
         <w:t xml:space="preserve">U. Starossek, M. Haberland, Disproportionate collapse: Terminology and procedures, Journal of Performance of Constructed Facilities 24 (2010) 519–528. https://doi.org/</w:t>
       </w:r>
-      <w:hyperlink r:id="rId106">
+      <w:hyperlink r:id="rId99">
         <w:r>
           <w:rPr>
             <w:rStyle w:val="Hyperlink"/>
@@ -13417,13 +11297,69 @@
         <w:t xml:space="preserve">.</w:t>
       </w:r>
     </w:p>
-    <w:bookmarkEnd w:id="107"/>
-    <w:bookmarkStart w:id="108" w:name="_a0a45fa49c0c13b82b94c6955ca0eec66f6d1df"/>
+    <w:bookmarkEnd w:id="100"/>
+    <w:bookmarkStart w:id="101" w:name="_a0a45fa49c0c13b82b94c6955ca0eec66f6d1df"/>
     <w:p>
       <w:pPr>
         <w:pStyle w:val="Bibliography"/>
       </w:pPr>
       <w:r>
+        <w:t xml:space="preserve">[13]</w:t>
+      </w:r>
+      <w:r>
+        <w:t xml:space="preserve"> </w:t>
+      </w:r>
+      <w:r>
+        <w:t xml:space="preserve">	</w:t>
+      </w:r>
+      <w:r>
+        <w:t xml:space="preserve">ACI Committee 318, Building code requirements for structural concrete (</w:t>
+      </w:r>
+      <w:r>
+        <w:t xml:space="preserve">ACI</w:t>
+      </w:r>
+      <w:r>
+        <w:t xml:space="preserve"> </w:t>
+      </w:r>
+      <w:r>
+        <w:t xml:space="preserve">318-19) and commentary (</w:t>
+      </w:r>
+      <w:r>
+        <w:t xml:space="preserve">ACI</w:t>
+      </w:r>
+      <w:r>
+        <w:t xml:space="preserve"> </w:t>
+      </w:r>
+      <w:r>
+        <w:t xml:space="preserve">318R-19), American Concrete Institute, Farmington Hills, MI, 2019.</w:t>
+      </w:r>
+    </w:p>
+    <w:bookmarkEnd w:id="101"/>
+    <w:bookmarkStart w:id="102" w:name="_3fd180c218df11ad837b279d4feeebf3c04c7a8"/>
+    <w:p>
+      <w:pPr>
+        <w:pStyle w:val="Bibliography"/>
+      </w:pPr>
+      <w:r>
+        <w:t xml:space="preserve">[14]</w:t>
+      </w:r>
+      <w:r>
+        <w:t xml:space="preserve"> </w:t>
+      </w:r>
+      <w:r>
+        <w:t xml:space="preserve">	</w:t>
+      </w:r>
+      <w:r>
+        <w:t xml:space="preserve">D. Darwin, Steel and composite beams with web openings, American Institute of Steel Construction, Chicago, IL, 1990.</w:t>
+      </w:r>
+    </w:p>
+    <w:bookmarkEnd w:id="102"/>
+    <w:bookmarkStart w:id="104" w:name="_7dc52f09005060e74a2fefac7f40b3aaeceeb80"/>
+    <w:p>
+      <w:pPr>
+        <w:pStyle w:val="Bibliography"/>
+      </w:pPr>
+      <w:r>
         <w:t xml:space="preserve">[15]</w:t>
       </w:r>
       <w:r>
@@ -13433,125 +11369,9 @@
         <w:t xml:space="preserve">	</w:t>
       </w:r>
       <w:r>
-        <w:t xml:space="preserve">ACI Committee 318, Building code requirements for structural concrete (</w:t>
-      </w:r>
-      <w:r>
-        <w:t xml:space="preserve">ACI</w:t>
-      </w:r>
-      <w:r>
-        <w:t xml:space="preserve"> </w:t>
-      </w:r>
-      <w:r>
-        <w:t xml:space="preserve">318-19) and commentary (</w:t>
-      </w:r>
-      <w:r>
-        <w:t xml:space="preserve">ACI</w:t>
-      </w:r>
-      <w:r>
-        <w:t xml:space="preserve"> </w:t>
-      </w:r>
-      <w:r>
-        <w:t xml:space="preserve">318R-19), American Concrete Institute, Farmington Hills, MI, 2019.</w:t>
-      </w:r>
-    </w:p>
-    <w:bookmarkEnd w:id="108"/>
-    <w:bookmarkStart w:id="109" w:name="_3fd180c218df11ad837b279d4feeebf3c04c7a8"/>
-    <w:p>
-      <w:pPr>
-        <w:pStyle w:val="Bibliography"/>
-      </w:pPr>
-      <w:r>
-        <w:t xml:space="preserve">[16]</w:t>
-      </w:r>
-      <w:r>
-        <w:t xml:space="preserve"> </w:t>
-      </w:r>
-      <w:r>
-        <w:t xml:space="preserve">	</w:t>
-      </w:r>
-      <w:r>
-        <w:t xml:space="preserve">D. Darwin, Steel and composite beams with web openings, American Institute of Steel Construction, Chicago, IL, 1990.</w:t>
-      </w:r>
-    </w:p>
-    <w:bookmarkEnd w:id="109"/>
-    <w:bookmarkStart w:id="111" w:name="_6f7453fd003f8b93d9addb079fe04ce66175b99"/>
-    <w:p>
-      <w:pPr>
-        <w:pStyle w:val="Bibliography"/>
-      </w:pPr>
-      <w:r>
-        <w:t xml:space="preserve">[17]</w:t>
-      </w:r>
-      <w:r>
-        <w:t xml:space="preserve"> </w:t>
-      </w:r>
-      <w:r>
-        <w:t xml:space="preserve">	</w:t>
-      </w:r>
-      <w:r>
-        <w:t xml:space="preserve">G. van den Bergen, Efficient collision detection of complex deformable models using AABB trees, Journal of Graphics Tools 2 (1997) 1–13. https://doi.org/</w:t>
-      </w:r>
-      <w:hyperlink r:id="rId110">
-        <w:r>
-          <w:rPr>
-            <w:rStyle w:val="Hyperlink"/>
-          </w:rPr>
-          <w:t xml:space="preserve">10.1080/10867651.1997.10487480</w:t>
-        </w:r>
-      </w:hyperlink>
-      <w:r>
-        <w:t xml:space="preserve">.</w:t>
-      </w:r>
-    </w:p>
-    <w:bookmarkEnd w:id="111"/>
-    <w:bookmarkStart w:id="113" w:name="_91a4e0922361908098529de344b711dbc647e8d"/>
-    <w:p>
-      <w:pPr>
-        <w:pStyle w:val="Bibliography"/>
-      </w:pPr>
-      <w:r>
-        <w:t xml:space="preserve">[18]</w:t>
-      </w:r>
-      <w:r>
-        <w:t xml:space="preserve"> </w:t>
-      </w:r>
-      <w:r>
-        <w:t xml:space="preserve">	</w:t>
-      </w:r>
-      <w:r>
-        <w:t xml:space="preserve">S. Gottschalk, M.C. Lin, D. Manocha, OBBTree: A hierarchical structure for rapid interference detection, in: Proceedings of the 23rd Annual Conference on Computer Graphics and Interactive Techniques, ACM, 1996: pp. 171–180. https://doi.org/</w:t>
-      </w:r>
-      <w:hyperlink r:id="rId112">
-        <w:r>
-          <w:rPr>
-            <w:rStyle w:val="Hyperlink"/>
-          </w:rPr>
-          <w:t xml:space="preserve">10.1145/237170.237244</w:t>
-        </w:r>
-      </w:hyperlink>
-      <w:r>
-        <w:t xml:space="preserve">.</w:t>
-      </w:r>
-    </w:p>
-    <w:bookmarkEnd w:id="113"/>
-    <w:bookmarkStart w:id="115" w:name="_7dc52f09005060e74a2fefac7f40b3aaeceeb80"/>
-    <w:p>
-      <w:pPr>
-        <w:pStyle w:val="Bibliography"/>
-      </w:pPr>
-      <w:r>
-        <w:t xml:space="preserve">[19]</w:t>
-      </w:r>
-      <w:r>
-        <w:t xml:space="preserve"> </w:t>
-      </w:r>
-      <w:r>
-        <w:t xml:space="preserve">	</w:t>
-      </w:r>
-      <w:r>
         <w:t xml:space="preserve">A. Guttman, R-trees: A dynamic index structure for spatial searching, ACM SIGMOD Record 14 (1984) 47–57. https://doi.org/</w:t>
       </w:r>
-      <w:hyperlink r:id="rId114">
+      <w:hyperlink r:id="rId103">
         <w:r>
           <w:rPr>
             <w:rStyle w:val="Hyperlink"/>
@@ -13563,14 +11383,14 @@
         <w:t xml:space="preserve">.</w:t>
       </w:r>
     </w:p>
-    <w:bookmarkEnd w:id="115"/>
-    <w:bookmarkStart w:id="117" w:name="_fb3fd29184e1f6192b542d21235915d50f8fba1"/>
+    <w:bookmarkEnd w:id="104"/>
+    <w:bookmarkStart w:id="106" w:name="_fb3fd29184e1f6192b542d21235915d50f8fba1"/>
     <w:p>
       <w:pPr>
         <w:pStyle w:val="Bibliography"/>
       </w:pPr>
       <w:r>
-        <w:t xml:space="preserve">[20]</w:t>
+        <w:t xml:space="preserve">[16]</w:t>
       </w:r>
       <w:r>
         <w:t xml:space="preserve"> </w:t>
@@ -13581,7 +11401,7 @@
       <w:r>
         <w:t xml:space="preserve">J. Pan, S. Chitta, D. Manocha, FCL: A general purpose library for collision and proximity queries, in: 2012 IEEE International Conference on Robotics and Automation, IEEE, 2012: pp. 3859–3866. https://doi.org/</w:t>
       </w:r>
-      <w:hyperlink r:id="rId116">
+      <w:hyperlink r:id="rId105">
         <w:r>
           <w:rPr>
             <w:rStyle w:val="Hyperlink"/>
@@ -13593,14 +11413,14 @@
         <w:t xml:space="preserve">.</w:t>
       </w:r>
     </w:p>
-    <w:bookmarkEnd w:id="117"/>
-    <w:bookmarkStart w:id="119" w:name="_7a16f1d8cb96f9d52ac115dc59ed134d29f1ea5"/>
+    <w:bookmarkEnd w:id="106"/>
+    <w:bookmarkStart w:id="108" w:name="_7a16f1d8cb96f9d52ac115dc59ed134d29f1ea5"/>
     <w:p>
       <w:pPr>
         <w:pStyle w:val="Bibliography"/>
       </w:pPr>
       <w:r>
-        <w:t xml:space="preserve">[21]</w:t>
+        <w:t xml:space="preserve">[17]</w:t>
       </w:r>
       <w:r>
         <w:t xml:space="preserve"> </w:t>
@@ -13611,7 +11431,7 @@
       <w:r>
         <w:t xml:space="preserve">Y. Hu, D. Castro-Lacouture, C.M. Eastman, Holistic clash detection improvement using a component dependent network in BIM projects, Automation in Construction 105 (2019) 102832. https://doi.org/</w:t>
       </w:r>
-      <w:hyperlink r:id="rId118">
+      <w:hyperlink r:id="rId107">
         <w:r>
           <w:rPr>
             <w:rStyle w:val="Hyperlink"/>
@@ -13623,14 +11443,14 @@
         <w:t xml:space="preserve">.</w:t>
       </w:r>
     </w:p>
-    <w:bookmarkEnd w:id="119"/>
-    <w:bookmarkStart w:id="121" w:name="_0c08510da1b4a7fb68b237786ec859f43ee607e"/>
+    <w:bookmarkEnd w:id="108"/>
+    <w:bookmarkStart w:id="110" w:name="_611a09f4bca5c45893d42075e9adc7f0eff85ce"/>
     <w:p>
       <w:pPr>
         <w:pStyle w:val="Bibliography"/>
       </w:pPr>
       <w:r>
-        <w:t xml:space="preserve">[22]</w:t>
+        <w:t xml:space="preserve">[18]</w:t>
       </w:r>
       <w:r>
         <w:t xml:space="preserve"> </w:t>
@@ -13639,189 +11459,9 @@
         <w:t xml:space="preserve">	</w:t>
       </w:r>
       <w:r>
-        <w:t xml:space="preserve">Y. Hu, D. Castro-Lacouture, C.M. Eastman, S.B. Navathe, Automatic clash correction sequence optimization using a clash dependency network, Automation in Construction 115 (2020) 103205. https://doi.org/</w:t>
-      </w:r>
-      <w:hyperlink r:id="rId120">
-        <w:r>
-          <w:rPr>
-            <w:rStyle w:val="Hyperlink"/>
-          </w:rPr>
-          <w:t xml:space="preserve">10.1016/j.autcon.2020.103205</w:t>
-        </w:r>
-      </w:hyperlink>
-      <w:r>
-        <w:t xml:space="preserve">.</w:t>
-      </w:r>
-    </w:p>
-    <w:bookmarkEnd w:id="121"/>
-    <w:bookmarkStart w:id="123" w:name="_712af675f75afd3eacaa3adaa45096695e540f3"/>
-    <w:p>
-      <w:pPr>
-        <w:pStyle w:val="Bibliography"/>
-      </w:pPr>
-      <w:r>
-        <w:t xml:space="preserve">[23]</w:t>
-      </w:r>
-      <w:r>
-        <w:t xml:space="preserve"> </w:t>
-      </w:r>
-      <w:r>
-        <w:t xml:space="preserve">	</w:t>
-      </w:r>
-      <w:r>
-        <w:t xml:space="preserve">Y. Hu, D. Castro-Lacouture, C.M. Eastman, S.B. Navathe, Component change list prediction for BIM-based clash resolution from a graph perspective, Journal of Construction Engineering and Management 147 (2021). https://doi.org/</w:t>
-      </w:r>
-      <w:hyperlink r:id="rId122">
-        <w:r>
-          <w:rPr>
-            <w:rStyle w:val="Hyperlink"/>
-          </w:rPr>
-          <w:t xml:space="preserve">10.1061/(asce)co.1943-7862.0002092</w:t>
-        </w:r>
-      </w:hyperlink>
-      <w:r>
-        <w:t xml:space="preserve">.</w:t>
-      </w:r>
-    </w:p>
-    <w:bookmarkEnd w:id="123"/>
-    <w:bookmarkStart w:id="125" w:name="_f4829dfa5fbc30afc9e04eeeeb81fe869be8015"/>
-    <w:p>
-      <w:pPr>
-        <w:pStyle w:val="Bibliography"/>
-      </w:pPr>
-      <w:r>
-        <w:t xml:space="preserve">[24]</w:t>
-      </w:r>
-      <w:r>
-        <w:t xml:space="preserve"> </w:t>
-      </w:r>
-      <w:r>
-        <w:t xml:space="preserve">	</w:t>
-      </w:r>
-      <w:r>
-        <w:t xml:space="preserve">H.-C. Hsu, S. Chang, C.-C. Chen, I.-C. Wu, Knowledge-based system for resolving design clashes in building information models, Automation in Construction 110 (2020) 103001. https://doi.org/</w:t>
-      </w:r>
-      <w:hyperlink r:id="rId124">
-        <w:r>
-          <w:rPr>
-            <w:rStyle w:val="Hyperlink"/>
-          </w:rPr>
-          <w:t xml:space="preserve">10.1016/j.autcon.2019.103001</w:t>
-        </w:r>
-      </w:hyperlink>
-      <w:r>
-        <w:t xml:space="preserve">.</w:t>
-      </w:r>
-    </w:p>
-    <w:bookmarkEnd w:id="125"/>
-    <w:bookmarkStart w:id="127" w:name="_38f5697bb4214dca847b577fb9266183e4d9d29"/>
-    <w:p>
-      <w:pPr>
-        <w:pStyle w:val="Bibliography"/>
-      </w:pPr>
-      <w:r>
-        <w:t xml:space="preserve">[25]</w:t>
-      </w:r>
-      <w:r>
-        <w:t xml:space="preserve"> </w:t>
-      </w:r>
-      <w:r>
-        <w:t xml:space="preserve">	</w:t>
-      </w:r>
-      <w:r>
-        <w:t xml:space="preserve">L. Wang, F. Leite, Formalized knowledge representation for spatial conflict coordination of mechanical, electrical and plumbing (MEP) systems in new building projects, Automation in Construction 64 (2016) 20–26. https://doi.org/</w:t>
-      </w:r>
-      <w:hyperlink r:id="rId126">
-        <w:r>
-          <w:rPr>
-            <w:rStyle w:val="Hyperlink"/>
-          </w:rPr>
-          <w:t xml:space="preserve">10.1016/j.autcon.2015.12.020</w:t>
-        </w:r>
-      </w:hyperlink>
-      <w:r>
-        <w:t xml:space="preserve">.</w:t>
-      </w:r>
-    </w:p>
-    <w:bookmarkEnd w:id="127"/>
-    <w:bookmarkStart w:id="129" w:name="_77a3a196c664c52754048042d3339f192c84a98"/>
-    <w:p>
-      <w:pPr>
-        <w:pStyle w:val="Bibliography"/>
-      </w:pPr>
-      <w:r>
-        <w:t xml:space="preserve">[26]</w:t>
-      </w:r>
-      <w:r>
-        <w:t xml:space="preserve"> </w:t>
-      </w:r>
-      <w:r>
-        <w:t xml:space="preserve">	</w:t>
-      </w:r>
-      <w:r>
-        <w:t xml:space="preserve">J. Liu, P. Liu, L. Feng, W. Wu, D. Li, Y.F. Chen, Automated clash resolution for reinforcement steel design in concrete frames via q-learning and building information modeling, Automation in Construction 112 (2020) 103062. https://doi.org/</w:t>
-      </w:r>
-      <w:hyperlink r:id="rId128">
-        <w:r>
-          <w:rPr>
-            <w:rStyle w:val="Hyperlink"/>
-          </w:rPr>
-          <w:t xml:space="preserve">10.1016/j.autcon.2019.103062</w:t>
-        </w:r>
-      </w:hyperlink>
-      <w:r>
-        <w:t xml:space="preserve">.</w:t>
-      </w:r>
-    </w:p>
-    <w:bookmarkEnd w:id="129"/>
-    <w:bookmarkStart w:id="131" w:name="_5b0a728e25e60610c03071a406bf0dbcf572b34"/>
-    <w:p>
-      <w:pPr>
-        <w:pStyle w:val="Bibliography"/>
-      </w:pPr>
-      <w:r>
-        <w:t xml:space="preserve">[27]</w:t>
-      </w:r>
-      <w:r>
-        <w:t xml:space="preserve"> </w:t>
-      </w:r>
-      <w:r>
-        <w:t xml:space="preserve">	</w:t>
-      </w:r>
-      <w:r>
-        <w:t xml:space="preserve">W. Xu, P. Chen, H.-L. Chi, S. Wang, S. Zhou, Digital-physical integration for MEP-structural clash coordination using path planning and AR navigation, Automation in Construction 179 (2025) 106501. https://doi.org/</w:t>
-      </w:r>
-      <w:hyperlink r:id="rId130">
-        <w:r>
-          <w:rPr>
-            <w:rStyle w:val="Hyperlink"/>
-          </w:rPr>
-          <w:t xml:space="preserve">10.1016/j.autcon.2025.106501</w:t>
-        </w:r>
-      </w:hyperlink>
-      <w:r>
-        <w:t xml:space="preserve">.</w:t>
-      </w:r>
-    </w:p>
-    <w:bookmarkEnd w:id="131"/>
-    <w:bookmarkStart w:id="133" w:name="_611a09f4bca5c45893d42075e9adc7f0eff85ce"/>
-    <w:p>
-      <w:pPr>
-        <w:pStyle w:val="Bibliography"/>
-      </w:pPr>
-      <w:r>
-        <w:t xml:space="preserve">[28]</w:t>
-      </w:r>
-      <w:r>
-        <w:t xml:space="preserve"> </w:t>
-      </w:r>
-      <w:r>
-        <w:t xml:space="preserve">	</w:t>
-      </w:r>
-      <w:r>
         <w:t xml:space="preserve">C. Eastman, J. Lee, Y. Jeong, J. Lee, Automatic rule-based checking of building designs, Automation in Construction 18 (2009) 1011–1033. https://doi.org/</w:t>
       </w:r>
-      <w:hyperlink r:id="rId132">
+      <w:hyperlink r:id="rId109">
         <w:r>
           <w:rPr>
             <w:rStyle w:val="Hyperlink"/>
@@ -13833,14 +11473,14 @@
         <w:t xml:space="preserve">.</w:t>
       </w:r>
     </w:p>
-    <w:bookmarkEnd w:id="133"/>
-    <w:bookmarkStart w:id="135" w:name="_0a3848646ff61d9bc82751375ce6c01a7c58e7d"/>
+    <w:bookmarkEnd w:id="110"/>
+    <w:bookmarkStart w:id="112" w:name="_0a3848646ff61d9bc82751375ce6c01a7c58e7d"/>
     <w:p>
       <w:pPr>
         <w:pStyle w:val="Bibliography"/>
       </w:pPr>
       <w:r>
-        <w:t xml:space="preserve">[29]</w:t>
+        <w:t xml:space="preserve">[19]</w:t>
       </w:r>
       <w:r>
         <w:t xml:space="preserve"> </w:t>
@@ -13851,7 +11491,7 @@
       <w:r>
         <w:t xml:space="preserve">W. Solihin, C. Eastman, Classification of rules for automated BIM rule checking development, Automation in Construction 53 (2015) 69–82. https://doi.org/</w:t>
       </w:r>
-      <w:hyperlink r:id="rId134">
+      <w:hyperlink r:id="rId111">
         <w:r>
           <w:rPr>
             <w:rStyle w:val="Hyperlink"/>
@@ -13863,14 +11503,14 @@
         <w:t xml:space="preserve">.</w:t>
       </w:r>
     </w:p>
-    <w:bookmarkEnd w:id="135"/>
-    <w:bookmarkStart w:id="137" w:name="_1407f02d5b15cdce71917e5f1556e4b205a7861"/>
+    <w:bookmarkEnd w:id="112"/>
+    <w:bookmarkStart w:id="114" w:name="_32f7d1420d0bdfaa9e57092a859aa66a5983a25"/>
     <w:p>
       <w:pPr>
         <w:pStyle w:val="Bibliography"/>
       </w:pPr>
       <w:r>
-        <w:t xml:space="preserve">[30]</w:t>
+        <w:t xml:space="preserve">[20]</w:t>
       </w:r>
       <w:r>
         <w:t xml:space="preserve"> </w:t>
@@ -13879,129 +11519,9 @@
         <w:t xml:space="preserve">	</w:t>
       </w:r>
       <w:r>
-        <w:t xml:space="preserve">S. Zhang, J. Teizer, J.-K. Lee, C.M. Eastman, M. Venugopal, Building information modeling (BIM) and safety: Automatic safety checking of construction models and schedules, Automation in Construction 29 (2013) 183–195. https://doi.org/</w:t>
-      </w:r>
-      <w:hyperlink r:id="rId136">
-        <w:r>
-          <w:rPr>
-            <w:rStyle w:val="Hyperlink"/>
-          </w:rPr>
-          <w:t xml:space="preserve">10.1016/j.autcon.2012.05.006</w:t>
-        </w:r>
-      </w:hyperlink>
-      <w:r>
-        <w:t xml:space="preserve">.</w:t>
-      </w:r>
-    </w:p>
-    <w:bookmarkEnd w:id="137"/>
-    <w:bookmarkStart w:id="139" w:name="_0572d69e049795dbe6c7c10f5606237c5840d33"/>
-    <w:p>
-      <w:pPr>
-        <w:pStyle w:val="Bibliography"/>
-      </w:pPr>
-      <w:r>
-        <w:t xml:space="preserve">[31]</w:t>
-      </w:r>
-      <w:r>
-        <w:t xml:space="preserve"> </w:t>
-      </w:r>
-      <w:r>
-        <w:t xml:space="preserve">	</w:t>
-      </w:r>
-      <w:r>
-        <w:t xml:space="preserve">X. Xie, J. Zhou, X. Fu, R. Zhang, H. Zhu, Q. Bao, Automated rule checking for MEP systems based on BIM and KBMS, Buildings 12 (2022) 934. https://doi.org/</w:t>
-      </w:r>
-      <w:hyperlink r:id="rId138">
-        <w:r>
-          <w:rPr>
-            <w:rStyle w:val="Hyperlink"/>
-          </w:rPr>
-          <w:t xml:space="preserve">10.3390/buildings12070934</w:t>
-        </w:r>
-      </w:hyperlink>
-      <w:r>
-        <w:t xml:space="preserve">.</w:t>
-      </w:r>
-    </w:p>
-    <w:bookmarkEnd w:id="139"/>
-    <w:bookmarkStart w:id="141" w:name="_e86ca6173ebb969c40287bb27edd2d4cf4ef0d4"/>
-    <w:p>
-      <w:pPr>
-        <w:pStyle w:val="Bibliography"/>
-      </w:pPr>
-      <w:r>
-        <w:t xml:space="preserve">[32]</w:t>
-      </w:r>
-      <w:r>
-        <w:t xml:space="preserve"> </w:t>
-      </w:r>
-      <w:r>
-        <w:t xml:space="preserve">	</w:t>
-      </w:r>
-      <w:r>
-        <w:t xml:space="preserve">I.J. Ramaji, A.M. Memari, Interpretation of structural analytical models from the coordination view in building information models, Automation in Construction 90 (2018) 117–133. https://doi.org/</w:t>
-      </w:r>
-      <w:hyperlink r:id="rId140">
-        <w:r>
-          <w:rPr>
-            <w:rStyle w:val="Hyperlink"/>
-          </w:rPr>
-          <w:t xml:space="preserve">10.1016/j.autcon.2018.02.025</w:t>
-        </w:r>
-      </w:hyperlink>
-      <w:r>
-        <w:t xml:space="preserve">.</w:t>
-      </w:r>
-    </w:p>
-    <w:bookmarkEnd w:id="141"/>
-    <w:bookmarkStart w:id="143" w:name="_f1cc6bcf7ef0eacb4a2ed68fa54adba1162fdf5"/>
-    <w:p>
-      <w:pPr>
-        <w:pStyle w:val="Bibliography"/>
-      </w:pPr>
-      <w:r>
-        <w:t xml:space="preserve">[33]</w:t>
-      </w:r>
-      <w:r>
-        <w:t xml:space="preserve"> </w:t>
-      </w:r>
-      <w:r>
-        <w:t xml:space="preserve">	</w:t>
-      </w:r>
-      <w:r>
-        <w:t xml:space="preserve">R.M. Lawson, F. Hanus, D. Sonck, Large web openings in steel and composite beams, Steel Construction 10 (2017) 168–175. https://doi.org/</w:t>
-      </w:r>
-      <w:hyperlink r:id="rId142">
-        <w:r>
-          <w:rPr>
-            <w:rStyle w:val="Hyperlink"/>
-          </w:rPr>
-          <w:t xml:space="preserve">10.1002/stco.201710020</w:t>
-        </w:r>
-      </w:hyperlink>
-      <w:r>
-        <w:t xml:space="preserve">.</w:t>
-      </w:r>
-    </w:p>
-    <w:bookmarkEnd w:id="143"/>
-    <w:bookmarkStart w:id="145" w:name="_32f7d1420d0bdfaa9e57092a859aa66a5983a25"/>
-    <w:p>
-      <w:pPr>
-        <w:pStyle w:val="Bibliography"/>
-      </w:pPr>
-      <w:r>
-        <w:t xml:space="preserve">[34]</w:t>
-      </w:r>
-      <w:r>
-        <w:t xml:space="preserve"> </w:t>
-      </w:r>
-      <w:r>
-        <w:t xml:space="preserve">	</w:t>
-      </w:r>
-      <w:r>
         <w:t xml:space="preserve">A. Ahmed, M.M. Fayyadh, S. Naganathan, K. Nasharuddin, Reinforced concrete beams with web openings: A state of the art review, Materials &amp; Design 40 (2012) 90–102. https://doi.org/</w:t>
       </w:r>
-      <w:hyperlink r:id="rId144">
+      <w:hyperlink r:id="rId113">
         <w:r>
           <w:rPr>
             <w:rStyle w:val="Hyperlink"/>
@@ -14013,14 +11533,14 @@
         <w:t xml:space="preserve">.</w:t>
       </w:r>
     </w:p>
-    <w:bookmarkEnd w:id="145"/>
-    <w:bookmarkStart w:id="147" w:name="_5950e4ecb7a1b2c1a84e9478ea894afe811d9e3"/>
+    <w:bookmarkEnd w:id="114"/>
+    <w:bookmarkStart w:id="116" w:name="_9bd1f2867fe2c3e412274958f7ebd87d2dfe882"/>
     <w:p>
       <w:pPr>
         <w:pStyle w:val="Bibliography"/>
       </w:pPr>
       <w:r>
-        <w:t xml:space="preserve">[35]</w:t>
+        <w:t xml:space="preserve">[21]</w:t>
       </w:r>
       <w:r>
         <w:t xml:space="preserve"> </w:t>
@@ -14029,28 +11549,28 @@
         <w:t xml:space="preserve">	</w:t>
       </w:r>
       <w:r>
-        <w:t xml:space="preserve">A.A. Elansary, A.A. Abdel Aty, H.A. Abdalla, M. Zawam, Shear behavior of reinforced concrete beams with web opening near supports, Structures 37 (2022) 1033–1041. https://doi.org/</w:t>
-      </w:r>
-      <w:hyperlink r:id="rId146">
+        <w:t xml:space="preserve">T. Lengauer, R.E. Tarjan, A fast algorithm for finding dominators in a flowgraph, ACM Transactions on Programming Languages and Systems 1 (1979) 121–141. https://doi.org/</w:t>
+      </w:r>
+      <w:hyperlink r:id="rId115">
         <w:r>
           <w:rPr>
             <w:rStyle w:val="Hyperlink"/>
           </w:rPr>
-          <w:t xml:space="preserve">10.1016/j.istruc.2022.01.040</w:t>
+          <w:t xml:space="preserve">10.1145/357062.357071</w:t>
         </w:r>
       </w:hyperlink>
       <w:r>
         <w:t xml:space="preserve">.</w:t>
       </w:r>
     </w:p>
-    <w:bookmarkEnd w:id="147"/>
-    <w:bookmarkStart w:id="149" w:name="_b5f6d5b867fc628d291fcaaf5a49911d6636f5c"/>
+    <w:bookmarkEnd w:id="116"/>
+    <w:bookmarkStart w:id="118" w:name="_9a2b4e75efdb3e2848fae6b0050102afc345cd1"/>
     <w:p>
       <w:pPr>
         <w:pStyle w:val="Bibliography"/>
       </w:pPr>
       <w:r>
-        <w:t xml:space="preserve">[36]</w:t>
+        <w:t xml:space="preserve">[22]</w:t>
       </w:r>
       <w:r>
         <w:t xml:space="preserve"> </w:t>
@@ -14059,39 +11579,9 @@
         <w:t xml:space="preserve">	</w:t>
       </w:r>
       <w:r>
-        <w:t xml:space="preserve">D. Mostofinejad, N. Jafarian, A. Naderi, A. Mostofinejad, M. Salehi, Effects of openings on the punching shear strength of reinforced concrete slabs, Structures 25 (2020) 760–773. https://doi.org/</w:t>
-      </w:r>
-      <w:hyperlink r:id="rId148">
-        <w:r>
-          <w:rPr>
-            <w:rStyle w:val="Hyperlink"/>
-          </w:rPr>
-          <w:t xml:space="preserve">10.1016/j.istruc.2020.03.061</w:t>
-        </w:r>
-      </w:hyperlink>
-      <w:r>
-        <w:t xml:space="preserve">.</w:t>
-      </w:r>
-    </w:p>
-    <w:bookmarkEnd w:id="149"/>
-    <w:bookmarkStart w:id="151" w:name="_9a2b4e75efdb3e2848fae6b0050102afc345cd1"/>
-    <w:p>
-      <w:pPr>
-        <w:pStyle w:val="Bibliography"/>
-      </w:pPr>
-      <w:r>
-        <w:t xml:space="preserve">[37]</w:t>
-      </w:r>
-      <w:r>
-        <w:t xml:space="preserve"> </w:t>
-      </w:r>
-      <w:r>
-        <w:t xml:space="preserve">	</w:t>
-      </w:r>
-      <w:r>
         <w:t xml:space="preserve">W. Kritzinger, M. Karner, G. Traar, J. Henjes, W. Sihn, Digital twin in manufacturing: A categorical literature review and classification, IFAC-PapersOnLine 51 (2018) 1016–1022. https://doi.org/</w:t>
       </w:r>
-      <w:hyperlink r:id="rId150">
+      <w:hyperlink r:id="rId117">
         <w:r>
           <w:rPr>
             <w:rStyle w:val="Hyperlink"/>
@@ -14103,14 +11593,14 @@
         <w:t xml:space="preserve">.</w:t>
       </w:r>
     </w:p>
-    <w:bookmarkEnd w:id="151"/>
-    <w:bookmarkStart w:id="153" w:name="_d5e75d5449c3f4e73c114dff1df12e8fd797ede"/>
+    <w:bookmarkEnd w:id="118"/>
+    <w:bookmarkStart w:id="120" w:name="_dc5878af5290816ea0fa94a2c9eba35c6f6822e"/>
     <w:p>
       <w:pPr>
         <w:pStyle w:val="Bibliography"/>
       </w:pPr>
       <w:r>
-        <w:t xml:space="preserve">[38]</w:t>
+        <w:t xml:space="preserve">[23]</w:t>
       </w:r>
       <w:r>
         <w:t xml:space="preserve"> </w:t>
@@ -14119,216 +11609,6 @@
         <w:t xml:space="preserve">	</w:t>
       </w:r>
       <w:r>
-        <w:t xml:space="preserve">C. Semeraro, M. Lezoche, H. Panetto, M. Dassisti, Digital twin paradigm: A systematic literature review, Computers in Industry 130 (2021) 103469. https://doi.org/</w:t>
-      </w:r>
-      <w:hyperlink r:id="rId152">
-        <w:r>
-          <w:rPr>
-            <w:rStyle w:val="Hyperlink"/>
-          </w:rPr>
-          <w:t xml:space="preserve">10.1016/j.compind.2021.103469</w:t>
-        </w:r>
-      </w:hyperlink>
-      <w:r>
-        <w:t xml:space="preserve">.</w:t>
-      </w:r>
-    </w:p>
-    <w:bookmarkEnd w:id="153"/>
-    <w:bookmarkStart w:id="155" w:name="_abbc38ac66a59802d6e912036d924b5954a3e45"/>
-    <w:p>
-      <w:pPr>
-        <w:pStyle w:val="Bibliography"/>
-      </w:pPr>
-      <w:r>
-        <w:t xml:space="preserve">[39]</w:t>
-      </w:r>
-      <w:r>
-        <w:t xml:space="preserve"> </w:t>
-      </w:r>
-      <w:r>
-        <w:t xml:space="preserve">	</w:t>
-      </w:r>
-      <w:r>
-        <w:t xml:space="preserve">M. Deng, C.C. Menassa, V.R. Kamat, From BIM to digital twins: A systematic review of the evolution of intelligent building representations in the AEC-FM industry, Journal of Information Technology in Construction 26 (2021) 58–83. https://doi.org/</w:t>
-      </w:r>
-      <w:hyperlink r:id="rId154">
-        <w:r>
-          <w:rPr>
-            <w:rStyle w:val="Hyperlink"/>
-          </w:rPr>
-          <w:t xml:space="preserve">10.36680/j.itcon.2021.005</w:t>
-        </w:r>
-      </w:hyperlink>
-      <w:r>
-        <w:t xml:space="preserve">.</w:t>
-      </w:r>
-    </w:p>
-    <w:bookmarkEnd w:id="155"/>
-    <w:bookmarkStart w:id="157" w:name="_6f370486d9356f395f412e6c0766b6eac0b8a51"/>
-    <w:p>
-      <w:pPr>
-        <w:pStyle w:val="Bibliography"/>
-      </w:pPr>
-      <w:r>
-        <w:t xml:space="preserve">[40]</w:t>
-      </w:r>
-      <w:r>
-        <w:t xml:space="preserve"> </w:t>
-      </w:r>
-      <w:r>
-        <w:t xml:space="preserve">	</w:t>
-      </w:r>
-      <w:r>
-        <w:t xml:space="preserve">X. Hu, G. Olgun, R.H. Assaad, An intelligent BIM-enabled digital twin framework for real-time structural health monitoring using wireless IoT sensing, digital signal processing, and structural analysis, Expert Systems with Applications 252 (2024) 124204. https://doi.org/</w:t>
-      </w:r>
-      <w:hyperlink r:id="rId156">
-        <w:r>
-          <w:rPr>
-            <w:rStyle w:val="Hyperlink"/>
-          </w:rPr>
-          <w:t xml:space="preserve">10.1016/j.eswa.2024.124204</w:t>
-        </w:r>
-      </w:hyperlink>
-      <w:r>
-        <w:t xml:space="preserve">.</w:t>
-      </w:r>
-    </w:p>
-    <w:bookmarkEnd w:id="157"/>
-    <w:bookmarkStart w:id="159" w:name="_d843663862e5b91e3850c54b9879712e9b7bbbc"/>
-    <w:p>
-      <w:pPr>
-        <w:pStyle w:val="Bibliography"/>
-      </w:pPr>
-      <w:r>
-        <w:t xml:space="preserve">[41]</w:t>
-      </w:r>
-      <w:r>
-        <w:t xml:space="preserve"> </w:t>
-      </w:r>
-      <w:r>
-        <w:t xml:space="preserve">	</w:t>
-      </w:r>
-      <w:r>
-        <w:t xml:space="preserve">U. Starossek, M. Haberland, Approaches to measures of structural robustness, Structure and Infrastructure Engineering 7 (2011) 625–631. https://doi.org/</w:t>
-      </w:r>
-      <w:hyperlink r:id="rId158">
-        <w:r>
-          <w:rPr>
-            <w:rStyle w:val="Hyperlink"/>
-          </w:rPr>
-          <w:t xml:space="preserve">10.1080/15732479.2010.501562</w:t>
-        </w:r>
-      </w:hyperlink>
-      <w:r>
-        <w:t xml:space="preserve">.</w:t>
-      </w:r>
-    </w:p>
-    <w:bookmarkEnd w:id="159"/>
-    <w:bookmarkStart w:id="161" w:name="_694f0822feed6f8bad320dddc38e11d3c76b411"/>
-    <w:p>
-      <w:pPr>
-        <w:pStyle w:val="Bibliography"/>
-      </w:pPr>
-      <w:r>
-        <w:t xml:space="preserve">[42]</w:t>
-      </w:r>
-      <w:r>
-        <w:t xml:space="preserve"> </w:t>
-      </w:r>
-      <w:r>
-        <w:t xml:space="preserve">	</w:t>
-      </w:r>
-      <w:r>
-        <w:t xml:space="preserve">A. McKay, K. Marchand, M. Diaz, Alternate path method in progressive collapse analysis: Variation of dynamic and nonlinear load increase factors, Practice Periodical on Structural Design and Construction 17 (2012) 152–160. https://doi.org/</w:t>
-      </w:r>
-      <w:hyperlink r:id="rId160">
-        <w:r>
-          <w:rPr>
-            <w:rStyle w:val="Hyperlink"/>
-          </w:rPr>
-          <w:t xml:space="preserve">10.1061/(asce)sc.1943-5576.0000126</w:t>
-        </w:r>
-      </w:hyperlink>
-      <w:r>
-        <w:t xml:space="preserve">.</w:t>
-      </w:r>
-    </w:p>
-    <w:bookmarkEnd w:id="161"/>
-    <w:bookmarkStart w:id="163" w:name="_aa98298a247e4168ddc76cfa50bb534a2deb625"/>
-    <w:p>
-      <w:pPr>
-        <w:pStyle w:val="Bibliography"/>
-      </w:pPr>
-      <w:r>
-        <w:t xml:space="preserve">[43]</w:t>
-      </w:r>
-      <w:r>
-        <w:t xml:space="preserve"> </w:t>
-      </w:r>
-      <w:r>
-        <w:t xml:space="preserve">	</w:t>
-      </w:r>
-      <w:r>
-        <w:t xml:space="preserve">S. Zhao, N. Wu, Q. Wang, Deep residual u-net with input of static structural responses for efficient u* load transfer path analysis, Advanced Engineering Informatics 46 (2020) 101184. https://doi.org/</w:t>
-      </w:r>
-      <w:hyperlink r:id="rId162">
-        <w:r>
-          <w:rPr>
-            <w:rStyle w:val="Hyperlink"/>
-          </w:rPr>
-          <w:t xml:space="preserve">10.1016/j.aei.2020.101184</w:t>
-        </w:r>
-      </w:hyperlink>
-      <w:r>
-        <w:t xml:space="preserve">.</w:t>
-      </w:r>
-    </w:p>
-    <w:bookmarkEnd w:id="163"/>
-    <w:bookmarkStart w:id="165" w:name="_9bd1f2867fe2c3e412274958f7ebd87d2dfe882"/>
-    <w:p>
-      <w:pPr>
-        <w:pStyle w:val="Bibliography"/>
-      </w:pPr>
-      <w:r>
-        <w:t xml:space="preserve">[44]</w:t>
-      </w:r>
-      <w:r>
-        <w:t xml:space="preserve"> </w:t>
-      </w:r>
-      <w:r>
-        <w:t xml:space="preserve">	</w:t>
-      </w:r>
-      <w:r>
-        <w:t xml:space="preserve">T. Lengauer, R.E. Tarjan, A fast algorithm for finding dominators in a flowgraph, ACM Transactions on Programming Languages and Systems 1 (1979) 121–141. https://doi.org/</w:t>
-      </w:r>
-      <w:hyperlink r:id="rId164">
-        <w:r>
-          <w:rPr>
-            <w:rStyle w:val="Hyperlink"/>
-          </w:rPr>
-          <w:t xml:space="preserve">10.1145/357062.357071</w:t>
-        </w:r>
-      </w:hyperlink>
-      <w:r>
-        <w:t xml:space="preserve">.</w:t>
-      </w:r>
-    </w:p>
-    <w:bookmarkEnd w:id="165"/>
-    <w:bookmarkStart w:id="167" w:name="_dc5878af5290816ea0fa94a2c9eba35c6f6822e"/>
-    <w:p>
-      <w:pPr>
-        <w:pStyle w:val="Bibliography"/>
-      </w:pPr>
-      <w:r>
-        <w:t xml:space="preserve">[45]</w:t>
-      </w:r>
-      <w:r>
-        <w:t xml:space="preserve"> </w:t>
-      </w:r>
-      <w:r>
-        <w:t xml:space="preserve">	</w:t>
-      </w:r>
-      <w:r>
         <w:t xml:space="preserve">American Society of Civil Engineers, Minimum design loads and associated criteria for buildings and other structures (</w:t>
       </w:r>
       <w:r>
@@ -14340,7 +11620,7 @@
       <w:r>
         <w:t xml:space="preserve">7-22), American Society of Civil Engineers, Reston, VA, 2022. https://doi.org/</w:t>
       </w:r>
-      <w:hyperlink r:id="rId166">
+      <w:hyperlink r:id="rId119">
         <w:r>
           <w:rPr>
             <w:rStyle w:val="Hyperlink"/>
@@ -14352,14 +11632,14 @@
         <w:t xml:space="preserve">.</w:t>
       </w:r>
     </w:p>
-    <w:bookmarkEnd w:id="167"/>
-    <w:bookmarkStart w:id="168" w:name="_48204575c0e490be04040be2e399e2ed1a2a995"/>
+    <w:bookmarkEnd w:id="120"/>
+    <w:bookmarkStart w:id="121" w:name="_48204575c0e490be04040be2e399e2ed1a2a995"/>
     <w:p>
       <w:pPr>
         <w:pStyle w:val="Bibliography"/>
       </w:pPr>
       <w:r>
-        <w:t xml:space="preserve">[46]</w:t>
+        <w:t xml:space="preserve">[24]</w:t>
       </w:r>
       <w:r>
         <w:t xml:space="preserve"> </w:t>
@@ -14380,14 +11660,14 @@
         <w:t xml:space="preserve">, in: Proceedings of the 7th Python in Science Conference (SciPy 2008), 2008: pp. 11–15.</w:t>
       </w:r>
     </w:p>
-    <w:bookmarkEnd w:id="168"/>
-    <w:bookmarkStart w:id="169" w:name="_f468efb278e18e644ce546146eee60da7ca9087"/>
+    <w:bookmarkEnd w:id="121"/>
+    <w:bookmarkStart w:id="122" w:name="_f468efb278e18e644ce546146eee60da7ca9087"/>
     <w:p>
       <w:pPr>
         <w:pStyle w:val="Bibliography"/>
       </w:pPr>
       <w:r>
-        <w:t xml:space="preserve">[47]</w:t>
+        <w:t xml:space="preserve">[25]</w:t>
       </w:r>
       <w:r>
         <w:t xml:space="preserve"> </w:t>
@@ -14417,14 +11697,14 @@
         <w:t xml:space="preserve">) environment for autodesk revit, (2026).</w:t>
       </w:r>
     </w:p>
-    <w:bookmarkEnd w:id="169"/>
-    <w:bookmarkStart w:id="170" w:name="_11abfe69a8c7cb566f978a5aabb0fe1e9f62b53"/>
+    <w:bookmarkEnd w:id="122"/>
+    <w:bookmarkStart w:id="123" w:name="_11abfe69a8c7cb566f978a5aabb0fe1e9f62b53"/>
     <w:p>
       <w:pPr>
         <w:pStyle w:val="Bibliography"/>
       </w:pPr>
       <w:r>
-        <w:t xml:space="preserve">[48]</w:t>
+        <w:t xml:space="preserve">[26]</w:t>
       </w:r>
       <w:r>
         <w:t xml:space="preserve"> </w:t>
@@ -14463,8 +11743,8 @@
         <w:t xml:space="preserve">), (2026).</w:t>
       </w:r>
     </w:p>
-    <w:bookmarkEnd w:id="170"/>
-    <w:bookmarkEnd w:id="171"/>
+    <w:bookmarkEnd w:id="123"/>
+    <w:bookmarkEnd w:id="124"/>
     <w:sectPr>
       <w:footerReference w:type="default" r:id="rId9"/>
       <w:footnotePr>
@@ -14826,39 +12106,6 @@
     <w:abstractNumId w:val="991"/>
   </w:num>
   <w:num w:numId="1005">
-    <w:abstractNumId w:val="991"/>
-  </w:num>
-  <w:num w:numId="1006">
-    <w:abstractNumId w:val="99411"/>
-    <w:lvlOverride w:ilvl="0">
-      <w:startOverride w:val="1"/>
-    </w:lvlOverride>
-    <w:lvlOverride w:ilvl="1">
-      <w:startOverride w:val="1"/>
-    </w:lvlOverride>
-    <w:lvlOverride w:ilvl="2">
-      <w:startOverride w:val="1"/>
-    </w:lvlOverride>
-    <w:lvlOverride w:ilvl="3">
-      <w:startOverride w:val="1"/>
-    </w:lvlOverride>
-    <w:lvlOverride w:ilvl="4">
-      <w:startOverride w:val="1"/>
-    </w:lvlOverride>
-    <w:lvlOverride w:ilvl="5">
-      <w:startOverride w:val="1"/>
-    </w:lvlOverride>
-    <w:lvlOverride w:ilvl="6">
-      <w:startOverride w:val="1"/>
-    </w:lvlOverride>
-    <w:lvlOverride w:ilvl="7">
-      <w:startOverride w:val="1"/>
-    </w:lvlOverride>
-    <w:lvlOverride w:ilvl="8">
-      <w:startOverride w:val="1"/>
-    </w:lvlOverride>
-  </w:num>
-  <w:num w:numId="1007">
     <w:abstractNumId w:val="99411"/>
     <w:lvlOverride w:ilvl="0">
       <w:startOverride w:val="1"/>
